--- a/mon/toan/khbd/lop11/KHBD_TOAN11_BaiTapCuoiChuong1_T10.docx
+++ b/mon/toan/khbd/lop11/KHBD_TOAN11_BaiTapCuoiChuong1_T10.docx
@@ -30,7 +30,7 @@
                 <w:i/>
                 <w:sz w:val="26"/>
               </w:rPr>
-              <w:t>Ngày …… tháng …… năm 2026</w:t>
+              <w:t>Ngày …… tháng …… năm ……</w:t>
             </w:r>
           </w:p>
         </w:tc>
@@ -50,7 +50,7 @@
                 <w:i/>
                 <w:sz w:val="26"/>
               </w:rPr>
-              <w:t>Họ và tên giáo viên: TRƯƠNG TỬ TRANG</w:t>
+              <w:t>Họ và tên giáo viên: ……………………………</w:t>
             </w:r>
           </w:p>
           <w:p>
@@ -8028,14 +8028,13 @@
     </w:p>
     <w:p>
       <w:pPr>
-        <w:spacing w:before="40" w:after="80" w:line="264" w:lineRule="auto"/>
         <w:jc w:val="center"/>
       </w:pPr>
       <w:r>
         <w:drawing>
           <wp:inline xmlns:a="http://schemas.openxmlformats.org/drawingml/2006/main" xmlns:pic="http://schemas.openxmlformats.org/drawingml/2006/picture">
-            <wp:extent cx="6300000" cy="3519416"/>
-            <wp:docPr id="5" name="Picture 5"/>
+            <wp:extent cx="5940000" cy="3335425"/>
+            <wp:docPr id="10" name="Picture 10"/>
             <wp:cNvGraphicFramePr>
               <a:graphicFrameLocks noChangeAspect="1"/>
             </wp:cNvGraphicFramePr>
@@ -8043,11 +8042,11 @@
               <a:graphicData uri="http://schemas.openxmlformats.org/drawingml/2006/picture">
                 <pic:pic>
                   <pic:nvPicPr>
-                    <pic:cNvPr id="0" name="mindmap.png"/>
+                    <pic:cNvPr id="0" name="image.png"/>
                     <pic:cNvPicPr/>
                   </pic:nvPicPr>
                   <pic:blipFill>
-                    <a:blip r:embed="rId15"/>
+                    <a:blip r:embed="rId19"/>
                     <a:stretch>
                       <a:fillRect/>
                     </a:stretch>
@@ -8055,7 +8054,7 @@
                   <pic:spPr>
                     <a:xfrm>
                       <a:off x="0" y="0"/>
-                      <a:ext cx="6300000" cy="3519416"/>
+                      <a:ext cx="5940000" cy="3335425"/>
                     </a:xfrm>
                     <a:prstGeom prst="rect"/>
                   </pic:spPr>
@@ -8064,6 +8063,18 @@
             </a:graphic>
           </wp:inline>
         </w:drawing>
+      </w:r>
+    </w:p>
+    <w:p>
+      <w:pPr>
+        <w:jc w:val="center"/>
+      </w:pPr>
+      <w:r>
+        <w:rPr>
+          <w:i/>
+          <w:sz w:val="20"/>
+        </w:rPr>
+        <w:t>Sơ đồ tư duy – Bài tập cuối chương I – Hàm số lượng giác và PT lượng giác (TTT biên soạn theo SGK)</w:t>
       </w:r>
     </w:p>
     <w:p>
@@ -9626,7 +9637,7 @@
           <w:rFonts w:ascii="Times New Roman" w:hAnsi="Times New Roman" w:eastAsia="Times New Roman"/>
           <w:sz w:val="26"/>
         </w:rPr>
-        <w:t xml:space="preserve"> Một guồng nước tưới cà phê ở xã Vĩnh Thạnh quay đều, mỗi vòng hết 30 giây. Độ cao (so với mặt nước) của một gầu nước sau </w:t>
+        <w:t xml:space="preserve"> Một guồng nước tưới cà phê ở xã địa phương quay đều, mỗi vòng hết 30 giây. Độ cao (so với mặt nước) của một gầu nước sau </w:t>
       </w:r>
       <m:oMath>
         <m:r>
@@ -15671,194 +15682,11 @@
         </w:tc>
       </w:tr>
     </w:tbl>
-    <w:p>
-      <w:pPr>
-        <w:spacing w:before="0" w:after="120" w:line="264" w:lineRule="auto"/>
-        <w:jc w:val="both"/>
-      </w:pPr>
-    </w:p>
-    <w:tbl>
-      <w:tblPr>
-        <w:tblW w:type="auto" w:w="0"/>
-        <w:jc w:val="center"/>
-        <w:tblLayout w:type="fixed"/>
-        <w:tblLook w:firstColumn="1" w:firstRow="1" w:lastColumn="0" w:lastRow="0" w:noHBand="0" w:noVBand="1" w:val="04A0"/>
-      </w:tblPr>
-      <w:tblGrid>
-        <w:gridCol w:w="5103"/>
-        <w:gridCol w:w="5103"/>
-      </w:tblGrid>
-      <w:tr>
-        <w:tc>
-          <w:tcPr>
-            <w:tcW w:type="dxa" w:w="5102"/>
-            <w:vAlign w:val="center"/>
-          </w:tcPr>
-          <w:p>
-            <w:pPr>
-              <w:keepNext/>
-              <w:spacing w:before="0" w:after="20" w:line="264" w:lineRule="auto"/>
-              <w:jc w:val="center"/>
-            </w:pPr>
-            <w:r>
-              <w:rPr>
-                <w:rFonts w:ascii="Times New Roman" w:hAnsi="Times New Roman" w:eastAsia="Times New Roman"/>
-                <w:b/>
-                <w:sz w:val="26"/>
-              </w:rPr>
-              <w:t>TỔ PHÓ CHUYÊN MÔN</w:t>
-            </w:r>
-          </w:p>
-          <w:p>
-            <w:pPr>
-              <w:keepNext/>
-              <w:spacing w:before="0" w:after="20" w:line="264" w:lineRule="auto"/>
-              <w:jc w:val="center"/>
-            </w:pPr>
-          </w:p>
-          <w:p>
-            <w:pPr>
-              <w:keepNext/>
-              <w:spacing w:before="0" w:after="20" w:line="264" w:lineRule="auto"/>
-              <w:jc w:val="center"/>
-            </w:pPr>
-          </w:p>
-          <w:p>
-            <w:pPr>
-              <w:keepNext/>
-              <w:spacing w:before="0" w:after="20" w:line="264" w:lineRule="auto"/>
-              <w:jc w:val="center"/>
-            </w:pPr>
-          </w:p>
-          <w:p>
-            <w:pPr>
-              <w:keepNext/>
-              <w:spacing w:before="0" w:after="20" w:line="264" w:lineRule="auto"/>
-              <w:jc w:val="center"/>
-            </w:pPr>
-            <w:r>
-              <w:rPr>
-                <w:rFonts w:ascii="Times New Roman" w:hAnsi="Times New Roman" w:eastAsia="Times New Roman"/>
-                <w:b/>
-                <w:sz w:val="26"/>
-              </w:rPr>
-              <w:t>Hứa Văn Mỹ Vương</w:t>
-            </w:r>
-          </w:p>
-        </w:tc>
-        <w:tc>
-          <w:tcPr>
-            <w:tcW w:type="dxa" w:w="5102"/>
-            <w:vAlign w:val="center"/>
-          </w:tcPr>
-          <w:p>
-            <w:pPr>
-              <w:keepNext/>
-              <w:spacing w:before="0" w:after="20" w:line="264" w:lineRule="auto"/>
-              <w:jc w:val="center"/>
-            </w:pPr>
-            <w:r>
-              <w:rPr>
-                <w:rFonts w:ascii="Times New Roman" w:hAnsi="Times New Roman" w:eastAsia="Times New Roman"/>
-                <w:b/>
-                <w:sz w:val="26"/>
-              </w:rPr>
-              <w:t>Người soạn</w:t>
-            </w:r>
-          </w:p>
-          <w:p>
-            <w:pPr>
-              <w:keepNext/>
-              <w:spacing w:before="0" w:after="20" w:line="264" w:lineRule="auto"/>
-              <w:jc w:val="center"/>
-            </w:pPr>
-          </w:p>
-          <w:p>
-            <w:pPr>
-              <w:keepNext/>
-              <w:spacing w:before="0" w:after="20" w:line="264" w:lineRule="auto"/>
-              <w:jc w:val="center"/>
-            </w:pPr>
-          </w:p>
-          <w:p>
-            <w:pPr>
-              <w:keepNext/>
-              <w:spacing w:before="0" w:after="20" w:line="264" w:lineRule="auto"/>
-              <w:jc w:val="center"/>
-            </w:pPr>
-          </w:p>
-          <w:p>
-            <w:pPr>
-              <w:keepNext/>
-              <w:spacing w:before="0" w:after="20" w:line="264" w:lineRule="auto"/>
-              <w:jc w:val="center"/>
-            </w:pPr>
-            <w:r>
-              <w:rPr>
-                <w:rFonts w:ascii="Times New Roman" w:hAnsi="Times New Roman" w:eastAsia="Times New Roman"/>
-                <w:b/>
-                <w:sz w:val="26"/>
-              </w:rPr>
-              <w:t>Trương Tử Trang</w:t>
-            </w:r>
-          </w:p>
-        </w:tc>
-      </w:tr>
-    </w:tbl>
-    <w:p>
-      <w:pPr>
-        <w:keepNext/>
-        <w:spacing w:before="120" w:after="0" w:line="264" w:lineRule="auto"/>
-        <w:jc w:val="center"/>
-      </w:pPr>
-      <w:r>
-        <w:rPr>
-          <w:rFonts w:ascii="Times New Roman" w:hAnsi="Times New Roman" w:eastAsia="Times New Roman"/>
-          <w:b/>
-          <w:sz w:val="26"/>
-        </w:rPr>
-        <w:t>KIỂM TRA CỦA LÃNH ĐẠO</w:t>
-      </w:r>
-    </w:p>
-    <w:p>
-      <w:pPr>
-        <w:keepNext/>
-        <w:spacing w:before="0" w:after="60" w:line="264" w:lineRule="auto"/>
-        <w:jc w:val="center"/>
-      </w:pPr>
-      <w:r>
-        <w:rPr>
-          <w:rFonts w:ascii="Times New Roman" w:hAnsi="Times New Roman" w:eastAsia="Times New Roman"/>
-          <w:b/>
-          <w:sz w:val="26"/>
-        </w:rPr>
-        <w:t>PHÓ HIỆU TRƯỞNG</w:t>
-      </w:r>
-    </w:p>
-    <w:p>
-      <w:pPr>
-        <w:keepNext/>
-        <w:spacing w:before="0" w:after="800" w:line="264" w:lineRule="auto"/>
-        <w:jc w:val="center"/>
-      </w:pPr>
-    </w:p>
-    <w:p>
-      <w:pPr>
-        <w:spacing w:before="0" w:after="60" w:line="264" w:lineRule="auto"/>
-        <w:jc w:val="center"/>
-      </w:pPr>
-      <w:r>
-        <w:rPr>
-          <w:rFonts w:ascii="Times New Roman" w:hAnsi="Times New Roman" w:eastAsia="Times New Roman"/>
-          <w:b/>
-          <w:sz w:val="26"/>
-        </w:rPr>
-        <w:t>Bùi Xuân Thanh</w:t>
-      </w:r>
-    </w:p>
     <w:sectPr>
       <w:headerReference w:type="default" r:id="rId9"/>
       <w:footerReference w:type="default" r:id="rId10"/>
+      <w:headerReference w:type="first" r:id="rId17"/>
+      <w:footerReference w:type="first" r:id="rId18"/>
       <w:pgSz w:w="11906" w:h="16838"/>
       <w:pgMar w:top="850" w:right="850" w:bottom="850" w:left="850" w:header="720" w:footer="720" w:gutter="0"/>
       <w:cols w:space="720"/>
@@ -15887,7 +15715,7 @@
         <w:color w:val="1F4E79"/>
         <w:sz w:val="22"/>
       </w:rPr>
-      <w:t>GV: Trương Tử Trang</w:t>
+      <w:t>GV: TTT</w:t>
     </w:r>
     <w:r>
       <w:rPr>
@@ -15908,6 +15736,16 @@
         <w:t>1</w:t>
       </w:r>
     </w:fldSimple>
+  </w:p>
+</w:ftr>
+</file>
+
+<file path=word/footer2.xml><?xml version="1.0" encoding="utf-8"?>
+<w:ftr xmlns:m="http://schemas.openxmlformats.org/officeDocument/2006/math" xmlns:mc="http://schemas.openxmlformats.org/markup-compatibility/2006" xmlns:mo="http://schemas.microsoft.com/office/mac/office/2008/main" xmlns:mv="urn:schemas-microsoft-com:mac:vml" xmlns:o="urn:schemas-microsoft-com:office:office" xmlns:r="http://schemas.openxmlformats.org/officeDocument/2006/relationships" xmlns:v="urn:schemas-microsoft-com:vml" xmlns:w10="urn:schemas-microsoft-com:office:word" xmlns:w14="http://schemas.microsoft.com/office/word/2010/wordml" xmlns:w="http://schemas.openxmlformats.org/wordprocessingml/2006/main" xmlns:wne="http://schemas.microsoft.com/office/word/2006/wordml" xmlns:wp14="http://schemas.microsoft.com/office/word/2010/wordprocessingDrawing" xmlns:wp="http://schemas.openxmlformats.org/drawingml/2006/wordprocessingDrawing" xmlns:wpc="http://schemas.microsoft.com/office/word/2010/wordprocessingCanvas" xmlns:wpg="http://schemas.microsoft.com/office/word/2010/wordprocessingGroup" xmlns:wpi="http://schemas.microsoft.com/office/word/2010/wordprocessingInk" xmlns:wps="http://schemas.microsoft.com/office/word/2010/wordprocessingShape" mc:Ignorable="w14 wp14">
+  <w:p>
+    <w:pPr>
+      <w:pStyle w:val="Footer"/>
+    </w:pPr>
   </w:p>
 </w:ftr>
 </file>
@@ -15944,6 +15782,16 @@
       <w:tab/>
       <w:t>Năm học 2026-2027</w:t>
     </w:r>
+  </w:p>
+</w:hdr>
+</file>
+
+<file path=word/header2.xml><?xml version="1.0" encoding="utf-8"?>
+<w:hdr xmlns:m="http://schemas.openxmlformats.org/officeDocument/2006/math" xmlns:mc="http://schemas.openxmlformats.org/markup-compatibility/2006" xmlns:mo="http://schemas.microsoft.com/office/mac/office/2008/main" xmlns:mv="urn:schemas-microsoft-com:mac:vml" xmlns:o="urn:schemas-microsoft-com:office:office" xmlns:r="http://schemas.openxmlformats.org/officeDocument/2006/relationships" xmlns:v="urn:schemas-microsoft-com:vml" xmlns:w10="urn:schemas-microsoft-com:office:word" xmlns:w14="http://schemas.microsoft.com/office/word/2010/wordml" xmlns:w="http://schemas.openxmlformats.org/wordprocessingml/2006/main" xmlns:wne="http://schemas.microsoft.com/office/word/2006/wordml" xmlns:wp14="http://schemas.microsoft.com/office/word/2010/wordprocessingDrawing" xmlns:wp="http://schemas.openxmlformats.org/drawingml/2006/wordprocessingDrawing" xmlns:wpc="http://schemas.microsoft.com/office/word/2010/wordprocessingCanvas" xmlns:wpg="http://schemas.microsoft.com/office/word/2010/wordprocessingGroup" xmlns:wpi="http://schemas.microsoft.com/office/word/2010/wordprocessingInk" xmlns:wps="http://schemas.microsoft.com/office/word/2010/wordprocessingShape" mc:Ignorable="w14 wp14">
+  <w:p>
+    <w:pPr>
+      <w:pStyle w:val="Header"/>
+    </w:pPr>
   </w:p>
 </w:hdr>
 </file>

--- a/mon/toan/khbd/lop11/KHBD_TOAN11_BaiTapCuoiChuong1_T10.docx
+++ b/mon/toan/khbd/lop11/KHBD_TOAN11_BaiTapCuoiChuong1_T10.docx
@@ -26,9 +26,9 @@
             </w:pPr>
             <w:r>
               <w:rPr>
-                <w:rFonts w:ascii="Times New Roman" w:hAnsi="Times New Roman" w:eastAsia="Times New Roman"/>
+                <w:rFonts w:ascii="Times New Roman" w:hAnsi="Times New Roman" w:eastAsia="Times New Roman" w:cs="Times New Roman"/>
                 <w:i/>
-                <w:sz w:val="26"/>
+                <w:sz w:val="24"/>
               </w:rPr>
               <w:t>Ngày …… tháng …… năm ……</w:t>
             </w:r>
@@ -46,9 +46,9 @@
             </w:pPr>
             <w:r>
               <w:rPr>
-                <w:rFonts w:ascii="Times New Roman" w:hAnsi="Times New Roman" w:eastAsia="Times New Roman"/>
+                <w:rFonts w:ascii="Times New Roman" w:hAnsi="Times New Roman" w:eastAsia="Times New Roman" w:cs="Times New Roman"/>
                 <w:i/>
-                <w:sz w:val="26"/>
+                <w:sz w:val="24"/>
               </w:rPr>
               <w:t>Họ và tên giáo viên: ……………………………</w:t>
             </w:r>
@@ -60,9 +60,9 @@
             </w:pPr>
             <w:r>
               <w:rPr>
-                <w:rFonts w:ascii="Times New Roman" w:hAnsi="Times New Roman" w:eastAsia="Times New Roman"/>
+                <w:rFonts w:ascii="Times New Roman" w:hAnsi="Times New Roman" w:eastAsia="Times New Roman" w:cs="Times New Roman"/>
                 <w:i/>
-                <w:sz w:val="26"/>
+                <w:sz w:val="24"/>
               </w:rPr>
               <w:t>Tổ chuyên môn: TOÁN</w:t>
             </w:r>
@@ -77,10 +77,10 @@
       </w:pPr>
       <w:r>
         <w:rPr>
-          <w:rFonts w:ascii="Times New Roman" w:hAnsi="Times New Roman" w:eastAsia="Times New Roman"/>
+          <w:rFonts w:ascii="Times New Roman" w:hAnsi="Times New Roman" w:eastAsia="Times New Roman" w:cs="Times New Roman"/>
           <w:b/>
           <w:color w:val="FF0000"/>
-          <w:sz w:val="28"/>
+          <w:sz w:val="24"/>
         </w:rPr>
         <w:t>KẾ HOẠCH BÀI DẠY MÔN TOÁN LỚP 11</w:t>
       </w:r>
@@ -132,9 +132,9 @@
       </w:pPr>
       <w:r>
         <w:rPr>
-          <w:rFonts w:ascii="Times New Roman" w:hAnsi="Times New Roman" w:eastAsia="Times New Roman"/>
+          <w:rFonts w:ascii="Times New Roman" w:hAnsi="Times New Roman" w:eastAsia="Times New Roman" w:cs="Times New Roman"/>
           <w:b/>
-          <w:sz w:val="26"/>
+          <w:sz w:val="24"/>
         </w:rPr>
         <w:t>Chương I. Hàm số lượng giác và phương trình lượng giác</w:t>
       </w:r>
@@ -146,8 +146,8 @@
       </w:pPr>
       <w:r>
         <w:rPr>
-          <w:rFonts w:ascii="Times New Roman" w:hAnsi="Times New Roman" w:eastAsia="Times New Roman"/>
-          <w:sz w:val="26"/>
+          <w:rFonts w:ascii="Times New Roman" w:hAnsi="Times New Roman" w:eastAsia="Times New Roman" w:cs="Times New Roman"/>
+          <w:sz w:val="24"/>
         </w:rPr>
         <w:t>Thời gian thực hiện: (Số tiết 1: T10)</w:t>
       </w:r>
@@ -160,9 +160,9 @@
       </w:pPr>
       <w:r>
         <w:rPr>
-          <w:rFonts w:ascii="Times New Roman" w:hAnsi="Times New Roman" w:eastAsia="Times New Roman"/>
+          <w:rFonts w:ascii="Times New Roman" w:hAnsi="Times New Roman" w:eastAsia="Times New Roman" w:cs="Times New Roman"/>
           <w:b/>
-          <w:sz w:val="26"/>
+          <w:sz w:val="24"/>
         </w:rPr>
         <w:t>I. MỤC TIÊU</w:t>
       </w:r>
@@ -175,9 +175,9 @@
       </w:pPr>
       <w:r>
         <w:rPr>
-          <w:rFonts w:ascii="Times New Roman" w:hAnsi="Times New Roman" w:eastAsia="Times New Roman"/>
+          <w:rFonts w:ascii="Times New Roman" w:hAnsi="Times New Roman" w:eastAsia="Times New Roman" w:cs="Times New Roman"/>
           <w:b/>
-          <w:sz w:val="26"/>
+          <w:sz w:val="24"/>
         </w:rPr>
         <w:t>1. Về kiến thức</w:t>
       </w:r>
@@ -190,16 +190,16 @@
       </w:pPr>
       <w:r>
         <w:rPr>
-          <w:rFonts w:ascii="Times New Roman" w:hAnsi="Times New Roman" w:eastAsia="Times New Roman"/>
-          <w:sz w:val="26"/>
+          <w:rFonts w:ascii="Times New Roman" w:hAnsi="Times New Roman" w:eastAsia="Times New Roman" w:cs="Times New Roman"/>
+          <w:sz w:val="24"/>
         </w:rPr>
         <w:t>-</w:t>
         <w:tab/>
       </w:r>
       <w:r>
         <w:rPr>
-          <w:rFonts w:ascii="Times New Roman" w:hAnsi="Times New Roman" w:eastAsia="Times New Roman"/>
-          <w:sz w:val="26"/>
+          <w:rFonts w:ascii="Times New Roman" w:hAnsi="Times New Roman" w:eastAsia="Times New Roman" w:cs="Times New Roman"/>
+          <w:sz w:val="24"/>
         </w:rPr>
         <w:t>Hệ thống hóa được kiến thức Chương I: góc lượng giác, số đo rađian, độ dài cung tròn; giá trị lượng giác của góc lượng giác, các hệ thức cơ bản và giá trị lượng giác của các góc có liên quan đặc biệt; công thức cộng, nhân đôi, hạ bậc, biến đổi tích thành tổng, tổng thành tích; hàm số lượng giác (tập xác định, tập giá trị, tính chẵn lẻ, tính tuần hoàn, đồ thị); phương trình lượng giác cơ bản.</w:t>
       </w:r>
@@ -212,16 +212,16 @@
       </w:pPr>
       <w:r>
         <w:rPr>
-          <w:rFonts w:ascii="Times New Roman" w:hAnsi="Times New Roman" w:eastAsia="Times New Roman"/>
-          <w:sz w:val="26"/>
+          <w:rFonts w:ascii="Times New Roman" w:hAnsi="Times New Roman" w:eastAsia="Times New Roman" w:cs="Times New Roman"/>
+          <w:sz w:val="24"/>
         </w:rPr>
         <w:t>-</w:t>
         <w:tab/>
       </w:r>
       <w:r>
         <w:rPr>
-          <w:rFonts w:ascii="Times New Roman" w:hAnsi="Times New Roman" w:eastAsia="Times New Roman"/>
-          <w:sz w:val="26"/>
+          <w:rFonts w:ascii="Times New Roman" w:hAnsi="Times New Roman" w:eastAsia="Times New Roman" w:cs="Times New Roman"/>
+          <w:sz w:val="24"/>
         </w:rPr>
         <w:t>Vận dụng được các kiến thức trên để giải các bài tập cuối chương (Bài tập 1.23 – 1.36): biểu diễn góc trên đường tròn lượng giác; tính giá trị lượng giác, chứng minh đẳng thức; tìm tập xác định, tập giá trị; giải phương trình lượng giác; giải quyết bài toán thực tiễn (huyết áp, khúc xạ ánh sáng).</w:t>
       </w:r>
@@ -234,9 +234,9 @@
       </w:pPr>
       <w:r>
         <w:rPr>
-          <w:rFonts w:ascii="Times New Roman" w:hAnsi="Times New Roman" w:eastAsia="Times New Roman"/>
+          <w:rFonts w:ascii="Times New Roman" w:hAnsi="Times New Roman" w:eastAsia="Times New Roman" w:cs="Times New Roman"/>
           <w:b/>
-          <w:sz w:val="26"/>
+          <w:sz w:val="24"/>
         </w:rPr>
         <w:t>2. Về năng lực</w:t>
       </w:r>
@@ -248,10 +248,10 @@
       </w:pPr>
       <w:r>
         <w:rPr>
-          <w:rFonts w:ascii="Times New Roman" w:hAnsi="Times New Roman" w:eastAsia="Times New Roman"/>
+          <w:rFonts w:ascii="Times New Roman" w:hAnsi="Times New Roman" w:eastAsia="Times New Roman" w:cs="Times New Roman"/>
           <w:b/>
           <w:i/>
-          <w:sz w:val="26"/>
+          <w:sz w:val="24"/>
         </w:rPr>
         <w:t>a) Năng lực chung</w:t>
       </w:r>
@@ -264,24 +264,24 @@
       </w:pPr>
       <w:r>
         <w:rPr>
-          <w:rFonts w:ascii="Times New Roman" w:hAnsi="Times New Roman" w:eastAsia="Times New Roman"/>
-          <w:sz w:val="26"/>
+          <w:rFonts w:ascii="Times New Roman" w:hAnsi="Times New Roman" w:eastAsia="Times New Roman" w:cs="Times New Roman"/>
+          <w:sz w:val="24"/>
         </w:rPr>
         <w:t>-</w:t>
         <w:tab/>
       </w:r>
       <w:r>
         <w:rPr>
-          <w:rFonts w:ascii="Times New Roman" w:hAnsi="Times New Roman" w:eastAsia="Times New Roman"/>
+          <w:rFonts w:ascii="Times New Roman" w:hAnsi="Times New Roman" w:eastAsia="Times New Roman" w:cs="Times New Roman"/>
           <w:b/>
-          <w:sz w:val="26"/>
+          <w:sz w:val="24"/>
         </w:rPr>
         <w:t>Tự chủ và tự học:</w:t>
       </w:r>
       <w:r>
         <w:rPr>
-          <w:rFonts w:ascii="Times New Roman" w:hAnsi="Times New Roman" w:eastAsia="Times New Roman"/>
-          <w:sz w:val="26"/>
+          <w:rFonts w:ascii="Times New Roman" w:hAnsi="Times New Roman" w:eastAsia="Times New Roman" w:cs="Times New Roman"/>
+          <w:sz w:val="24"/>
         </w:rPr>
         <w:t xml:space="preserve"> tự hoàn thiện nhánh sơ đồ tư duy chương; tự chọn mức bài tập phù hợp trên phiếu phân hóa, tự đối chiếu đáp án và sửa lỗi.</w:t>
       </w:r>
@@ -294,24 +294,24 @@
       </w:pPr>
       <w:r>
         <w:rPr>
-          <w:rFonts w:ascii="Times New Roman" w:hAnsi="Times New Roman" w:eastAsia="Times New Roman"/>
-          <w:sz w:val="26"/>
+          <w:rFonts w:ascii="Times New Roman" w:hAnsi="Times New Roman" w:eastAsia="Times New Roman" w:cs="Times New Roman"/>
+          <w:sz w:val="24"/>
         </w:rPr>
         <w:t>-</w:t>
         <w:tab/>
       </w:r>
       <w:r>
         <w:rPr>
-          <w:rFonts w:ascii="Times New Roman" w:hAnsi="Times New Roman" w:eastAsia="Times New Roman"/>
+          <w:rFonts w:ascii="Times New Roman" w:hAnsi="Times New Roman" w:eastAsia="Times New Roman" w:cs="Times New Roman"/>
           <w:b/>
-          <w:sz w:val="26"/>
+          <w:sz w:val="24"/>
         </w:rPr>
         <w:t>Giao tiếp và hợp tác:</w:t>
       </w:r>
       <w:r>
         <w:rPr>
-          <w:rFonts w:ascii="Times New Roman" w:hAnsi="Times New Roman" w:eastAsia="Times New Roman"/>
-          <w:sz w:val="26"/>
+          <w:rFonts w:ascii="Times New Roman" w:hAnsi="Times New Roman" w:eastAsia="Times New Roman" w:cs="Times New Roman"/>
+          <w:sz w:val="24"/>
         </w:rPr>
         <w:t xml:space="preserve"> thảo luận nhóm khi hoàn thiện sơ đồ tư duy và khi phân tích lời giải của chatbot AI; trình bày lời giải trước lớp.</w:t>
       </w:r>
@@ -324,24 +324,24 @@
       </w:pPr>
       <w:r>
         <w:rPr>
-          <w:rFonts w:ascii="Times New Roman" w:hAnsi="Times New Roman" w:eastAsia="Times New Roman"/>
-          <w:sz w:val="26"/>
+          <w:rFonts w:ascii="Times New Roman" w:hAnsi="Times New Roman" w:eastAsia="Times New Roman" w:cs="Times New Roman"/>
+          <w:sz w:val="24"/>
         </w:rPr>
         <w:t>-</w:t>
         <w:tab/>
       </w:r>
       <w:r>
         <w:rPr>
-          <w:rFonts w:ascii="Times New Roman" w:hAnsi="Times New Roman" w:eastAsia="Times New Roman"/>
+          <w:rFonts w:ascii="Times New Roman" w:hAnsi="Times New Roman" w:eastAsia="Times New Roman" w:cs="Times New Roman"/>
           <w:b/>
-          <w:sz w:val="26"/>
+          <w:sz w:val="24"/>
         </w:rPr>
         <w:t>Giải quyết vấn đề và sáng tạo:</w:t>
       </w:r>
       <w:r>
         <w:rPr>
-          <w:rFonts w:ascii="Times New Roman" w:hAnsi="Times New Roman" w:eastAsia="Times New Roman"/>
-          <w:sz w:val="26"/>
+          <w:rFonts w:ascii="Times New Roman" w:hAnsi="Times New Roman" w:eastAsia="Times New Roman" w:cs="Times New Roman"/>
+          <w:sz w:val="24"/>
         </w:rPr>
         <w:t xml:space="preserve"> mô hình hóa nhịp tim, huyết áp, chuyển động quay bằng hàm số lượng giác (HĐ4).</w:t>
       </w:r>
@@ -353,10 +353,10 @@
       </w:pPr>
       <w:r>
         <w:rPr>
-          <w:rFonts w:ascii="Times New Roman" w:hAnsi="Times New Roman" w:eastAsia="Times New Roman"/>
+          <w:rFonts w:ascii="Times New Roman" w:hAnsi="Times New Roman" w:eastAsia="Times New Roman" w:cs="Times New Roman"/>
           <w:b/>
           <w:i/>
-          <w:sz w:val="26"/>
+          <w:sz w:val="24"/>
         </w:rPr>
         <w:t>b) Năng lực đặc thù môn Toán</w:t>
       </w:r>
@@ -369,24 +369,24 @@
       </w:pPr>
       <w:r>
         <w:rPr>
-          <w:rFonts w:ascii="Times New Roman" w:hAnsi="Times New Roman" w:eastAsia="Times New Roman"/>
-          <w:sz w:val="26"/>
+          <w:rFonts w:ascii="Times New Roman" w:hAnsi="Times New Roman" w:eastAsia="Times New Roman" w:cs="Times New Roman"/>
+          <w:sz w:val="24"/>
         </w:rPr>
         <w:t>-</w:t>
         <w:tab/>
       </w:r>
       <w:r>
         <w:rPr>
-          <w:rFonts w:ascii="Times New Roman" w:hAnsi="Times New Roman" w:eastAsia="Times New Roman"/>
+          <w:rFonts w:ascii="Times New Roman" w:hAnsi="Times New Roman" w:eastAsia="Times New Roman" w:cs="Times New Roman"/>
           <w:b/>
-          <w:sz w:val="26"/>
+          <w:sz w:val="24"/>
         </w:rPr>
         <w:t>Tư duy và lập luận toán học:</w:t>
       </w:r>
       <w:r>
         <w:rPr>
-          <w:rFonts w:ascii="Times New Roman" w:hAnsi="Times New Roman" w:eastAsia="Times New Roman"/>
-          <w:sz w:val="26"/>
+          <w:rFonts w:ascii="Times New Roman" w:hAnsi="Times New Roman" w:eastAsia="Times New Roman" w:cs="Times New Roman"/>
+          <w:sz w:val="24"/>
         </w:rPr>
         <w:t xml:space="preserve"> lựa chọn công thức phù hợp để rút gọn, chứng minh; lập luận chọn nghiệm, loại nghiệm theo điều kiện; dùng phản ví dụ, thử lại để loại phương án sai.</w:t>
       </w:r>
@@ -399,24 +399,24 @@
       </w:pPr>
       <w:r>
         <w:rPr>
-          <w:rFonts w:ascii="Times New Roman" w:hAnsi="Times New Roman" w:eastAsia="Times New Roman"/>
-          <w:sz w:val="26"/>
+          <w:rFonts w:ascii="Times New Roman" w:hAnsi="Times New Roman" w:eastAsia="Times New Roman" w:cs="Times New Roman"/>
+          <w:sz w:val="24"/>
         </w:rPr>
         <w:t>-</w:t>
         <w:tab/>
       </w:r>
       <w:r>
         <w:rPr>
-          <w:rFonts w:ascii="Times New Roman" w:hAnsi="Times New Roman" w:eastAsia="Times New Roman"/>
+          <w:rFonts w:ascii="Times New Roman" w:hAnsi="Times New Roman" w:eastAsia="Times New Roman" w:cs="Times New Roman"/>
           <w:b/>
-          <w:sz w:val="26"/>
+          <w:sz w:val="24"/>
         </w:rPr>
         <w:t>Mô hình hóa toán học:</w:t>
       </w:r>
       <w:r>
         <w:rPr>
-          <w:rFonts w:ascii="Times New Roman" w:hAnsi="Times New Roman" w:eastAsia="Times New Roman"/>
-          <w:sz w:val="26"/>
+          <w:rFonts w:ascii="Times New Roman" w:hAnsi="Times New Roman" w:eastAsia="Times New Roman" w:cs="Times New Roman"/>
+          <w:sz w:val="24"/>
         </w:rPr>
         <w:t xml:space="preserve"> chuyển bài toán huyết áp (1.35), khúc xạ ánh sáng (1.36) về tìm chu kì, giá trị lớn nhất, nhỏ nhất, giải phương trình lượng giác; kiểm tra tính hợp lí của kết quả.</w:t>
       </w:r>
@@ -429,24 +429,24 @@
       </w:pPr>
       <w:r>
         <w:rPr>
-          <w:rFonts w:ascii="Times New Roman" w:hAnsi="Times New Roman" w:eastAsia="Times New Roman"/>
-          <w:sz w:val="26"/>
+          <w:rFonts w:ascii="Times New Roman" w:hAnsi="Times New Roman" w:eastAsia="Times New Roman" w:cs="Times New Roman"/>
+          <w:sz w:val="24"/>
         </w:rPr>
         <w:t>-</w:t>
         <w:tab/>
       </w:r>
       <w:r>
         <w:rPr>
-          <w:rFonts w:ascii="Times New Roman" w:hAnsi="Times New Roman" w:eastAsia="Times New Roman"/>
+          <w:rFonts w:ascii="Times New Roman" w:hAnsi="Times New Roman" w:eastAsia="Times New Roman" w:cs="Times New Roman"/>
           <w:b/>
-          <w:sz w:val="26"/>
+          <w:sz w:val="24"/>
         </w:rPr>
         <w:t>Giải quyết vấn đề toán học:</w:t>
       </w:r>
       <w:r>
         <w:rPr>
-          <w:rFonts w:ascii="Times New Roman" w:hAnsi="Times New Roman" w:eastAsia="Times New Roman"/>
-          <w:sz w:val="26"/>
+          <w:rFonts w:ascii="Times New Roman" w:hAnsi="Times New Roman" w:eastAsia="Times New Roman" w:cs="Times New Roman"/>
+          <w:sz w:val="24"/>
         </w:rPr>
         <w:t xml:space="preserve"> giải phương trình lượng giác đưa về dạng cơ bản bằng công thức hạ bậc, góc liên quan.</w:t>
       </w:r>
@@ -459,24 +459,24 @@
       </w:pPr>
       <w:r>
         <w:rPr>
-          <w:rFonts w:ascii="Times New Roman" w:hAnsi="Times New Roman" w:eastAsia="Times New Roman"/>
-          <w:sz w:val="26"/>
+          <w:rFonts w:ascii="Times New Roman" w:hAnsi="Times New Roman" w:eastAsia="Times New Roman" w:cs="Times New Roman"/>
+          <w:sz w:val="24"/>
         </w:rPr>
         <w:t>-</w:t>
         <w:tab/>
       </w:r>
       <w:r>
         <w:rPr>
-          <w:rFonts w:ascii="Times New Roman" w:hAnsi="Times New Roman" w:eastAsia="Times New Roman"/>
+          <w:rFonts w:ascii="Times New Roman" w:hAnsi="Times New Roman" w:eastAsia="Times New Roman" w:cs="Times New Roman"/>
           <w:b/>
-          <w:sz w:val="26"/>
+          <w:sz w:val="24"/>
         </w:rPr>
         <w:t>Sử dụng công cụ, phương tiện học toán:</w:t>
       </w:r>
       <w:r>
         <w:rPr>
-          <w:rFonts w:ascii="Times New Roman" w:hAnsi="Times New Roman" w:eastAsia="Times New Roman"/>
-          <w:sz w:val="26"/>
+          <w:rFonts w:ascii="Times New Roman" w:hAnsi="Times New Roman" w:eastAsia="Times New Roman" w:cs="Times New Roman"/>
+          <w:sz w:val="24"/>
         </w:rPr>
         <w:t xml:space="preserve"> dùng máy tính cầm tay, Desmos/GeoGebra để kiểm chứng nghiệm, đồ thị.</w:t>
       </w:r>
@@ -488,10 +488,10 @@
       </w:pPr>
       <w:r>
         <w:rPr>
-          <w:rFonts w:ascii="Times New Roman" w:hAnsi="Times New Roman" w:eastAsia="Times New Roman"/>
+          <w:rFonts w:ascii="Times New Roman" w:hAnsi="Times New Roman" w:eastAsia="Times New Roman" w:cs="Times New Roman"/>
           <w:b/>
           <w:i/>
-          <w:sz w:val="26"/>
+          <w:sz w:val="24"/>
         </w:rPr>
         <w:t>c) Năng lực số (Thông tư 02/2025/TT-BGDĐT, mức NC1 – THPT) và năng lực AI (Khung giáo dục AI – Quyết định 2422/QĐ-BGDĐT: NLa, NLb, NLc, NLd)</w:t>
       </w:r>
@@ -504,24 +504,24 @@
       </w:pPr>
       <w:r>
         <w:rPr>
-          <w:rFonts w:ascii="Times New Roman" w:hAnsi="Times New Roman" w:eastAsia="Times New Roman"/>
-          <w:sz w:val="26"/>
+          <w:rFonts w:ascii="Times New Roman" w:hAnsi="Times New Roman" w:eastAsia="Times New Roman" w:cs="Times New Roman"/>
+          <w:sz w:val="24"/>
         </w:rPr>
         <w:t>-</w:t>
         <w:tab/>
       </w:r>
       <w:r>
         <w:rPr>
-          <w:rFonts w:ascii="Times New Roman" w:hAnsi="Times New Roman" w:eastAsia="Times New Roman"/>
+          <w:rFonts w:ascii="Times New Roman" w:hAnsi="Times New Roman" w:eastAsia="Times New Roman" w:cs="Times New Roman"/>
           <w:b/>
-          <w:sz w:val="26"/>
+          <w:sz w:val="24"/>
         </w:rPr>
         <w:t>3.1.NC1a – Phát triển nội dung số (đồ thị, hình vẽ động):</w:t>
       </w:r>
       <w:r>
         <w:rPr>
-          <w:rFonts w:ascii="Times New Roman" w:hAnsi="Times New Roman" w:eastAsia="Times New Roman"/>
-          <w:sz w:val="26"/>
+          <w:rFonts w:ascii="Times New Roman" w:hAnsi="Times New Roman" w:eastAsia="Times New Roman" w:cs="Times New Roman"/>
+          <w:sz w:val="24"/>
         </w:rPr>
         <w:t xml:space="preserve"> kiểm chứng nghiệm và đồ thị bằng Desmos/GeoGebra; đánh giá độ tin cậy của số liệu huyết áp, nhịp tim thu thập được (HĐ3, HĐ4).</w:t>
       </w:r>
@@ -534,24 +534,24 @@
       </w:pPr>
       <w:r>
         <w:rPr>
-          <w:rFonts w:ascii="Times New Roman" w:hAnsi="Times New Roman" w:eastAsia="Times New Roman"/>
-          <w:sz w:val="26"/>
+          <w:rFonts w:ascii="Times New Roman" w:hAnsi="Times New Roman" w:eastAsia="Times New Roman" w:cs="Times New Roman"/>
+          <w:sz w:val="24"/>
         </w:rPr>
         <w:t>-</w:t>
         <w:tab/>
       </w:r>
       <w:r>
         <w:rPr>
-          <w:rFonts w:ascii="Times New Roman" w:hAnsi="Times New Roman" w:eastAsia="Times New Roman"/>
+          <w:rFonts w:ascii="Times New Roman" w:hAnsi="Times New Roman" w:eastAsia="Times New Roman" w:cs="Times New Roman"/>
           <w:b/>
-          <w:sz w:val="26"/>
+          <w:sz w:val="24"/>
         </w:rPr>
         <w:t>NLa, NLc – Năng lực AI: nhận biết giới hạn của AI; kiểm chứng, đối chiếu kết quả AI:</w:t>
       </w:r>
       <w:r>
         <w:rPr>
-          <w:rFonts w:ascii="Times New Roman" w:hAnsi="Times New Roman" w:eastAsia="Times New Roman"/>
-          <w:sz w:val="26"/>
+          <w:rFonts w:ascii="Times New Roman" w:hAnsi="Times New Roman" w:eastAsia="Times New Roman" w:cs="Times New Roman"/>
+          <w:sz w:val="24"/>
         </w:rPr>
         <w:t xml:space="preserve"> phát hiện, chỉ ra lỗi trong lời giải do chatbot AI tạo ra (sai công thức hạ bậc, sai chu kì) và sửa lại (HĐ3 – Trạm kiểm chứng AI).</w:t>
       </w:r>
@@ -564,24 +564,24 @@
       </w:pPr>
       <w:r>
         <w:rPr>
-          <w:rFonts w:ascii="Times New Roman" w:hAnsi="Times New Roman" w:eastAsia="Times New Roman"/>
-          <w:sz w:val="26"/>
+          <w:rFonts w:ascii="Times New Roman" w:hAnsi="Times New Roman" w:eastAsia="Times New Roman" w:cs="Times New Roman"/>
+          <w:sz w:val="24"/>
         </w:rPr>
         <w:t>-</w:t>
         <w:tab/>
       </w:r>
       <w:r>
         <w:rPr>
-          <w:rFonts w:ascii="Times New Roman" w:hAnsi="Times New Roman" w:eastAsia="Times New Roman"/>
+          <w:rFonts w:ascii="Times New Roman" w:hAnsi="Times New Roman" w:eastAsia="Times New Roman" w:cs="Times New Roman"/>
           <w:b/>
-          <w:sz w:val="26"/>
+          <w:sz w:val="24"/>
         </w:rPr>
         <w:t>NLb, NLc – Năng lực AI: đạo đức AI, trung thực học thuật; sử dụng công cụ AI phù hợp:</w:t>
       </w:r>
       <w:r>
         <w:rPr>
-          <w:rFonts w:ascii="Times New Roman" w:hAnsi="Times New Roman" w:eastAsia="Times New Roman"/>
-          <w:sz w:val="26"/>
+          <w:rFonts w:ascii="Times New Roman" w:hAnsi="Times New Roman" w:eastAsia="Times New Roman" w:cs="Times New Roman"/>
+          <w:sz w:val="24"/>
         </w:rPr>
         <w:t xml:space="preserve"> viết câu lệnh để chatbot AI chỉ gợi ý; ghi Nhật ký sử dụng AI.</w:t>
       </w:r>
@@ -594,24 +594,24 @@
       </w:pPr>
       <w:r>
         <w:rPr>
-          <w:rFonts w:ascii="Times New Roman" w:hAnsi="Times New Roman" w:eastAsia="Times New Roman"/>
-          <w:sz w:val="26"/>
+          <w:rFonts w:ascii="Times New Roman" w:hAnsi="Times New Roman" w:eastAsia="Times New Roman" w:cs="Times New Roman"/>
+          <w:sz w:val="24"/>
         </w:rPr>
         <w:t>-</w:t>
         <w:tab/>
       </w:r>
       <w:r>
         <w:rPr>
-          <w:rFonts w:ascii="Times New Roman" w:hAnsi="Times New Roman" w:eastAsia="Times New Roman"/>
+          <w:rFonts w:ascii="Times New Roman" w:hAnsi="Times New Roman" w:eastAsia="Times New Roman" w:cs="Times New Roman"/>
           <w:b/>
-          <w:sz w:val="26"/>
+          <w:sz w:val="24"/>
         </w:rPr>
         <w:t>3.1.NC1b – Phát triển nội dung số (sản phẩm số) và 2.5.NC1a – Quy tắc ứng xử trên mạng:</w:t>
       </w:r>
       <w:r>
         <w:rPr>
-          <w:rFonts w:ascii="Times New Roman" w:hAnsi="Times New Roman" w:eastAsia="Times New Roman"/>
-          <w:sz w:val="26"/>
+          <w:rFonts w:ascii="Times New Roman" w:hAnsi="Times New Roman" w:eastAsia="Times New Roman" w:cs="Times New Roman"/>
+          <w:sz w:val="24"/>
         </w:rPr>
         <w:t xml:space="preserve"> tạo báo cáo mô hình hóa (đồ thị Desmos, 3–5 slide) và chia sẻ trên lớp học trực tuyến (HĐ4).</w:t>
       </w:r>
@@ -624,24 +624,24 @@
       </w:pPr>
       <w:r>
         <w:rPr>
-          <w:rFonts w:ascii="Times New Roman" w:hAnsi="Times New Roman" w:eastAsia="Times New Roman"/>
-          <w:sz w:val="26"/>
+          <w:rFonts w:ascii="Times New Roman" w:hAnsi="Times New Roman" w:eastAsia="Times New Roman" w:cs="Times New Roman"/>
+          <w:sz w:val="24"/>
         </w:rPr>
         <w:t>-</w:t>
         <w:tab/>
       </w:r>
       <w:r>
         <w:rPr>
-          <w:rFonts w:ascii="Times New Roman" w:hAnsi="Times New Roman" w:eastAsia="Times New Roman"/>
+          <w:rFonts w:ascii="Times New Roman" w:hAnsi="Times New Roman" w:eastAsia="Times New Roman" w:cs="Times New Roman"/>
           <w:b/>
-          <w:sz w:val="26"/>
+          <w:sz w:val="24"/>
         </w:rPr>
         <w:t xml:space="preserve">5.2.NC1b; 2.5.NC1a – Củng cố, luyện tập bài học trên môi trường số; an toàn, trung thực khi làm bài trực tuyến: </w:t>
       </w:r>
       <w:r>
         <w:rPr>
-          <w:rFonts w:ascii="Times New Roman" w:hAnsi="Times New Roman" w:eastAsia="Times New Roman"/>
-          <w:sz w:val="26"/>
+          <w:rFonts w:ascii="Times New Roman" w:hAnsi="Times New Roman" w:eastAsia="Times New Roman" w:cs="Times New Roman"/>
+          <w:sz w:val="24"/>
         </w:rPr>
         <w:t xml:space="preserve">Sử dụng hệ thống luyện tập trực tuyến do giáo viên/tổ chuyên môn tổ chức để củng cố nội dung bài học, nhận phản hồi và tự đánh giá kết quả; thực hiện đúng quy tắc an toàn, bảo mật và trung thực trong môi trường số. (Củng cố – bài luyện tập trên hệ thống Taode_thi_online.)</w:t>
       </w:r>
@@ -654,9 +654,9 @@
       </w:pPr>
       <w:r>
         <w:rPr>
-          <w:rFonts w:ascii="Times New Roman" w:hAnsi="Times New Roman" w:eastAsia="Times New Roman"/>
+          <w:rFonts w:ascii="Times New Roman" w:hAnsi="Times New Roman" w:eastAsia="Times New Roman" w:cs="Times New Roman"/>
           <w:b/>
-          <w:sz w:val="26"/>
+          <w:sz w:val="24"/>
         </w:rPr>
         <w:t>3. Về phẩm chất</w:t>
       </w:r>
@@ -669,24 +669,24 @@
       </w:pPr>
       <w:r>
         <w:rPr>
-          <w:rFonts w:ascii="Times New Roman" w:hAnsi="Times New Roman" w:eastAsia="Times New Roman"/>
-          <w:sz w:val="26"/>
+          <w:rFonts w:ascii="Times New Roman" w:hAnsi="Times New Roman" w:eastAsia="Times New Roman" w:cs="Times New Roman"/>
+          <w:sz w:val="24"/>
         </w:rPr>
         <w:t>-</w:t>
         <w:tab/>
       </w:r>
       <w:r>
         <w:rPr>
-          <w:rFonts w:ascii="Times New Roman" w:hAnsi="Times New Roman" w:eastAsia="Times New Roman"/>
+          <w:rFonts w:ascii="Times New Roman" w:hAnsi="Times New Roman" w:eastAsia="Times New Roman" w:cs="Times New Roman"/>
           <w:b/>
-          <w:sz w:val="26"/>
+          <w:sz w:val="24"/>
         </w:rPr>
         <w:t>Trung thực:</w:t>
       </w:r>
       <w:r>
         <w:rPr>
-          <w:rFonts w:ascii="Times New Roman" w:hAnsi="Times New Roman" w:eastAsia="Times New Roman"/>
-          <w:sz w:val="26"/>
+          <w:rFonts w:ascii="Times New Roman" w:hAnsi="Times New Roman" w:eastAsia="Times New Roman" w:cs="Times New Roman"/>
+          <w:sz w:val="24"/>
         </w:rPr>
         <w:t xml:space="preserve"> tự làm bài trắc nghiệm, không trao đổi; ghi đúng số liệu đo; ghi rõ phần có hỗ trợ của AI.</w:t>
       </w:r>
@@ -699,24 +699,24 @@
       </w:pPr>
       <w:r>
         <w:rPr>
-          <w:rFonts w:ascii="Times New Roman" w:hAnsi="Times New Roman" w:eastAsia="Times New Roman"/>
-          <w:sz w:val="26"/>
+          <w:rFonts w:ascii="Times New Roman" w:hAnsi="Times New Roman" w:eastAsia="Times New Roman" w:cs="Times New Roman"/>
+          <w:sz w:val="24"/>
         </w:rPr>
         <w:t>-</w:t>
         <w:tab/>
       </w:r>
       <w:r>
         <w:rPr>
-          <w:rFonts w:ascii="Times New Roman" w:hAnsi="Times New Roman" w:eastAsia="Times New Roman"/>
+          <w:rFonts w:ascii="Times New Roman" w:hAnsi="Times New Roman" w:eastAsia="Times New Roman" w:cs="Times New Roman"/>
           <w:b/>
-          <w:sz w:val="26"/>
+          <w:sz w:val="24"/>
         </w:rPr>
         <w:t>Chăm chỉ:</w:t>
       </w:r>
       <w:r>
         <w:rPr>
-          <w:rFonts w:ascii="Times New Roman" w:hAnsi="Times New Roman" w:eastAsia="Times New Roman"/>
-          <w:sz w:val="26"/>
+          <w:rFonts w:ascii="Times New Roman" w:hAnsi="Times New Roman" w:eastAsia="Times New Roman" w:cs="Times New Roman"/>
+          <w:sz w:val="24"/>
         </w:rPr>
         <w:t xml:space="preserve"> hoàn thành các bài tập theo mức được giao; tự làm lại các câu sai theo lời giải chi tiết.</w:t>
       </w:r>
@@ -729,24 +729,24 @@
       </w:pPr>
       <w:r>
         <w:rPr>
-          <w:rFonts w:ascii="Times New Roman" w:hAnsi="Times New Roman" w:eastAsia="Times New Roman"/>
-          <w:sz w:val="26"/>
+          <w:rFonts w:ascii="Times New Roman" w:hAnsi="Times New Roman" w:eastAsia="Times New Roman" w:cs="Times New Roman"/>
+          <w:sz w:val="24"/>
         </w:rPr>
         <w:t>-</w:t>
         <w:tab/>
       </w:r>
       <w:r>
         <w:rPr>
-          <w:rFonts w:ascii="Times New Roman" w:hAnsi="Times New Roman" w:eastAsia="Times New Roman"/>
+          <w:rFonts w:ascii="Times New Roman" w:hAnsi="Times New Roman" w:eastAsia="Times New Roman" w:cs="Times New Roman"/>
           <w:b/>
-          <w:sz w:val="26"/>
+          <w:sz w:val="24"/>
         </w:rPr>
         <w:t>Trách nhiệm:</w:t>
       </w:r>
       <w:r>
         <w:rPr>
-          <w:rFonts w:ascii="Times New Roman" w:hAnsi="Times New Roman" w:eastAsia="Times New Roman"/>
-          <w:sz w:val="26"/>
+          <w:rFonts w:ascii="Times New Roman" w:hAnsi="Times New Roman" w:eastAsia="Times New Roman" w:cs="Times New Roman"/>
+          <w:sz w:val="24"/>
         </w:rPr>
         <w:t xml:space="preserve"> quan tâm sức khỏe bản thân, người thân khi tìm hiểu chỉ số huyết áp, nhịp tim.</w:t>
       </w:r>
@@ -759,9 +759,9 @@
       </w:pPr>
       <w:r>
         <w:rPr>
-          <w:rFonts w:ascii="Times New Roman" w:hAnsi="Times New Roman" w:eastAsia="Times New Roman"/>
+          <w:rFonts w:ascii="Times New Roman" w:hAnsi="Times New Roman" w:eastAsia="Times New Roman" w:cs="Times New Roman"/>
           <w:b/>
-          <w:sz w:val="26"/>
+          <w:sz w:val="24"/>
         </w:rPr>
         <w:t>II. THIẾT BỊ DẠY HỌC VÀ HỌC LIỆU</w:t>
       </w:r>
@@ -774,9 +774,9 @@
       </w:pPr>
       <w:r>
         <w:rPr>
-          <w:rFonts w:ascii="Times New Roman" w:hAnsi="Times New Roman" w:eastAsia="Times New Roman"/>
+          <w:rFonts w:ascii="Times New Roman" w:hAnsi="Times New Roman" w:eastAsia="Times New Roman" w:cs="Times New Roman"/>
           <w:b/>
-          <w:sz w:val="26"/>
+          <w:sz w:val="24"/>
         </w:rPr>
         <w:t>1. Thiết bị, học liệu truyền thống</w:t>
       </w:r>
@@ -789,24 +789,24 @@
       </w:pPr>
       <w:r>
         <w:rPr>
-          <w:rFonts w:ascii="Times New Roman" w:hAnsi="Times New Roman" w:eastAsia="Times New Roman"/>
-          <w:sz w:val="26"/>
+          <w:rFonts w:ascii="Times New Roman" w:hAnsi="Times New Roman" w:eastAsia="Times New Roman" w:cs="Times New Roman"/>
+          <w:sz w:val="24"/>
         </w:rPr>
         <w:t>-</w:t>
         <w:tab/>
       </w:r>
       <w:r>
         <w:rPr>
-          <w:rFonts w:ascii="Times New Roman" w:hAnsi="Times New Roman" w:eastAsia="Times New Roman"/>
+          <w:rFonts w:ascii="Times New Roman" w:hAnsi="Times New Roman" w:eastAsia="Times New Roman" w:cs="Times New Roman"/>
           <w:b/>
-          <w:sz w:val="26"/>
+          <w:sz w:val="24"/>
         </w:rPr>
         <w:t>Giáo viên:</w:t>
       </w:r>
       <w:r>
         <w:rPr>
-          <w:rFonts w:ascii="Times New Roman" w:hAnsi="Times New Roman" w:eastAsia="Times New Roman"/>
-          <w:sz w:val="26"/>
+          <w:rFonts w:ascii="Times New Roman" w:hAnsi="Times New Roman" w:eastAsia="Times New Roman" w:cs="Times New Roman"/>
+          <w:sz w:val="24"/>
         </w:rPr>
         <w:t xml:space="preserve"> SGK Toán 11 tập một (Kết nối tri thức với cuộc sống), kế hoạch bài dạy, máy tính, màn trình chiếu, bài trình chiếu Slide_TOAN11_BaiTapCuoiChuong1_T10.pptx; đồ thị huyết áp </w:t>
       </w:r>
@@ -817,8 +817,8 @@
       </m:oMath>
       <w:r>
         <w:rPr>
-          <w:rFonts w:ascii="Times New Roman" w:hAnsi="Times New Roman" w:eastAsia="Times New Roman"/>
-          <w:sz w:val="26"/>
+          <w:rFonts w:ascii="Times New Roman" w:hAnsi="Times New Roman" w:eastAsia="Times New Roman" w:cs="Times New Roman"/>
+          <w:sz w:val="24"/>
         </w:rPr>
         <w:t xml:space="preserve"> trên Desmos; Phiếu học tập số 1, 2, 3 (Phụ lục); bộ thẻ A, B, C, D; mã QR bài trắc nghiệm củng cố online.</w:t>
       </w:r>
@@ -831,24 +831,24 @@
       </w:pPr>
       <w:r>
         <w:rPr>
-          <w:rFonts w:ascii="Times New Roman" w:hAnsi="Times New Roman" w:eastAsia="Times New Roman"/>
-          <w:sz w:val="26"/>
+          <w:rFonts w:ascii="Times New Roman" w:hAnsi="Times New Roman" w:eastAsia="Times New Roman" w:cs="Times New Roman"/>
+          <w:sz w:val="24"/>
         </w:rPr>
         <w:t>-</w:t>
         <w:tab/>
       </w:r>
       <w:r>
         <w:rPr>
-          <w:rFonts w:ascii="Times New Roman" w:hAnsi="Times New Roman" w:eastAsia="Times New Roman"/>
+          <w:rFonts w:ascii="Times New Roman" w:hAnsi="Times New Roman" w:eastAsia="Times New Roman" w:cs="Times New Roman"/>
           <w:b/>
-          <w:sz w:val="26"/>
+          <w:sz w:val="24"/>
         </w:rPr>
         <w:t>Học sinh:</w:t>
       </w:r>
       <w:r>
         <w:rPr>
-          <w:rFonts w:ascii="Times New Roman" w:hAnsi="Times New Roman" w:eastAsia="Times New Roman"/>
-          <w:sz w:val="26"/>
+          <w:rFonts w:ascii="Times New Roman" w:hAnsi="Times New Roman" w:eastAsia="Times New Roman" w:cs="Times New Roman"/>
+          <w:sz w:val="24"/>
         </w:rPr>
         <w:t xml:space="preserve"> SGK, vở ghi, máy tính cầm tay; ôn tập Bài 1 – Bài 4; điện thoại (Desmos, Trạm kiểm chứng AI, bài trắc nghiệm củng cố, theo hướng dẫn của GV).</w:t>
       </w:r>
@@ -861,9 +861,9 @@
       </w:pPr>
       <w:r>
         <w:rPr>
-          <w:rFonts w:ascii="Times New Roman" w:hAnsi="Times New Roman" w:eastAsia="Times New Roman"/>
+          <w:rFonts w:ascii="Times New Roman" w:hAnsi="Times New Roman" w:eastAsia="Times New Roman" w:cs="Times New Roman"/>
           <w:b/>
-          <w:sz w:val="26"/>
+          <w:sz w:val="24"/>
         </w:rPr>
         <w:t>2. Công cụ số và AI hỗ trợ dạy học</w:t>
       </w:r>
@@ -896,9 +896,9 @@
             </w:pPr>
             <w:r>
               <w:rPr>
-                <w:rFonts w:ascii="Times New Roman" w:hAnsi="Times New Roman" w:eastAsia="Times New Roman"/>
+                <w:rFonts w:ascii="Times New Roman" w:hAnsi="Times New Roman" w:eastAsia="Times New Roman" w:cs="Times New Roman"/>
                 <w:b/>
-                <w:sz w:val="22"/>
+                <w:sz w:val="24"/>
               </w:rPr>
               <w:t>Công cụ</w:t>
             </w:r>
@@ -917,9 +917,9 @@
             </w:pPr>
             <w:r>
               <w:rPr>
-                <w:rFonts w:ascii="Times New Roman" w:hAnsi="Times New Roman" w:eastAsia="Times New Roman"/>
+                <w:rFonts w:ascii="Times New Roman" w:hAnsi="Times New Roman" w:eastAsia="Times New Roman" w:cs="Times New Roman"/>
                 <w:b/>
-                <w:sz w:val="22"/>
+                <w:sz w:val="24"/>
               </w:rPr>
               <w:t>Dùng ở hoạt động</w:t>
             </w:r>
@@ -938,9 +938,9 @@
             </w:pPr>
             <w:r>
               <w:rPr>
-                <w:rFonts w:ascii="Times New Roman" w:hAnsi="Times New Roman" w:eastAsia="Times New Roman"/>
+                <w:rFonts w:ascii="Times New Roman" w:hAnsi="Times New Roman" w:eastAsia="Times New Roman" w:cs="Times New Roman"/>
                 <w:b/>
-                <w:sz w:val="22"/>
+                <w:sz w:val="24"/>
               </w:rPr>
               <w:t>Dùng để làm gì</w:t>
             </w:r>
@@ -959,9 +959,9 @@
             </w:pPr>
             <w:r>
               <w:rPr>
-                <w:rFonts w:ascii="Times New Roman" w:hAnsi="Times New Roman" w:eastAsia="Times New Roman"/>
+                <w:rFonts w:ascii="Times New Roman" w:hAnsi="Times New Roman" w:eastAsia="Times New Roman" w:cs="Times New Roman"/>
                 <w:b/>
-                <w:sz w:val="22"/>
+                <w:sz w:val="24"/>
               </w:rPr>
               <w:t>Vai trò của GV</w:t>
             </w:r>
@@ -981,8 +981,8 @@
             </w:pPr>
             <w:r>
               <w:rPr>
-                <w:rFonts w:ascii="Times New Roman" w:hAnsi="Times New Roman" w:eastAsia="Times New Roman"/>
-                <w:sz w:val="22"/>
+                <w:rFonts w:ascii="Times New Roman" w:hAnsi="Times New Roman" w:eastAsia="Times New Roman" w:cs="Times New Roman"/>
+                <w:sz w:val="24"/>
               </w:rPr>
               <w:t>Desmos/GeoGebra (máy GV; điện thoại HS)</w:t>
             </w:r>
@@ -1000,8 +1000,8 @@
             </w:pPr>
             <w:r>
               <w:rPr>
-                <w:rFonts w:ascii="Times New Roman" w:hAnsi="Times New Roman" w:eastAsia="Times New Roman"/>
-                <w:sz w:val="22"/>
+                <w:rFonts w:ascii="Times New Roman" w:hAnsi="Times New Roman" w:eastAsia="Times New Roman" w:cs="Times New Roman"/>
+                <w:sz w:val="24"/>
               </w:rPr>
               <w:t>HĐ1, HĐ3, HĐ4</w:t>
             </w:r>
@@ -1019,8 +1019,8 @@
             </w:pPr>
             <w:r>
               <w:rPr>
-                <w:rFonts w:ascii="Times New Roman" w:hAnsi="Times New Roman" w:eastAsia="Times New Roman"/>
-                <w:sz w:val="22"/>
+                <w:rFonts w:ascii="Times New Roman" w:hAnsi="Times New Roman" w:eastAsia="Times New Roman" w:cs="Times New Roman"/>
+                <w:sz w:val="24"/>
               </w:rPr>
               <w:t xml:space="preserve">Vẽ đồ thị </w:t>
             </w:r>
@@ -1031,8 +1031,8 @@
             </m:oMath>
             <w:r>
               <w:rPr>
-                <w:rFonts w:ascii="Times New Roman" w:hAnsi="Times New Roman" w:eastAsia="Times New Roman"/>
-                <w:sz w:val="22"/>
+                <w:rFonts w:ascii="Times New Roman" w:hAnsi="Times New Roman" w:eastAsia="Times New Roman" w:cs="Times New Roman"/>
+                <w:sz w:val="24"/>
               </w:rPr>
               <w:t xml:space="preserve">, đồ thị </w:t>
             </w:r>
@@ -1052,8 +1052,8 @@
             </m:oMath>
             <w:r>
               <w:rPr>
-                <w:rFonts w:ascii="Times New Roman" w:hAnsi="Times New Roman" w:eastAsia="Times New Roman"/>
-                <w:sz w:val="22"/>
+                <w:rFonts w:ascii="Times New Roman" w:hAnsi="Times New Roman" w:eastAsia="Times New Roman" w:cs="Times New Roman"/>
+                <w:sz w:val="24"/>
               </w:rPr>
               <w:t xml:space="preserve">, </w:t>
             </w:r>
@@ -1073,8 +1073,8 @@
             </m:oMath>
             <w:r>
               <w:rPr>
-                <w:rFonts w:ascii="Times New Roman" w:hAnsi="Times New Roman" w:eastAsia="Times New Roman"/>
-                <w:sz w:val="22"/>
+                <w:rFonts w:ascii="Times New Roman" w:hAnsi="Times New Roman" w:eastAsia="Times New Roman" w:cs="Times New Roman"/>
+                <w:sz w:val="24"/>
               </w:rPr>
               <w:t>; kiểm chứng nghiệm</w:t>
             </w:r>
@@ -1092,8 +1092,8 @@
             </w:pPr>
             <w:r>
               <w:rPr>
-                <w:rFonts w:ascii="Times New Roman" w:hAnsi="Times New Roman" w:eastAsia="Times New Roman"/>
-                <w:sz w:val="22"/>
+                <w:rFonts w:ascii="Times New Roman" w:hAnsi="Times New Roman" w:eastAsia="Times New Roman" w:cs="Times New Roman"/>
+                <w:sz w:val="24"/>
               </w:rPr>
               <w:t>Yêu cầu HS giải tay trước, kiểm chứng sau</w:t>
             </w:r>
@@ -1113,8 +1113,8 @@
             </w:pPr>
             <w:r>
               <w:rPr>
-                <w:rFonts w:ascii="Times New Roman" w:hAnsi="Times New Roman" w:eastAsia="Times New Roman"/>
-                <w:sz w:val="22"/>
+                <w:rFonts w:ascii="Times New Roman" w:hAnsi="Times New Roman" w:eastAsia="Times New Roman" w:cs="Times New Roman"/>
+                <w:sz w:val="24"/>
               </w:rPr>
               <w:t>Chatbot AI (Gemini/ChatGPT/Copilot… tùy điều kiện) – GV sử dụng khi chuẩn bị bài</w:t>
             </w:r>
@@ -1132,8 +1132,8 @@
             </w:pPr>
             <w:r>
               <w:rPr>
-                <w:rFonts w:ascii="Times New Roman" w:hAnsi="Times New Roman" w:eastAsia="Times New Roman"/>
-                <w:sz w:val="22"/>
+                <w:rFonts w:ascii="Times New Roman" w:hAnsi="Times New Roman" w:eastAsia="Times New Roman" w:cs="Times New Roman"/>
+                <w:sz w:val="24"/>
               </w:rPr>
               <w:t>Chuẩn bị HĐ3</w:t>
             </w:r>
@@ -1151,8 +1151,8 @@
             </w:pPr>
             <w:r>
               <w:rPr>
-                <w:rFonts w:ascii="Times New Roman" w:hAnsi="Times New Roman" w:eastAsia="Times New Roman"/>
-                <w:sz w:val="22"/>
+                <w:rFonts w:ascii="Times New Roman" w:hAnsi="Times New Roman" w:eastAsia="Times New Roman" w:cs="Times New Roman"/>
+                <w:sz w:val="24"/>
               </w:rPr>
               <w:t>Hỗ trợ sắp xếp bài tập cuối chương theo 3 mức; tạo lời giải "của AI" có lỗi (Phiếu số 3)</w:t>
             </w:r>
@@ -1170,8 +1170,8 @@
             </w:pPr>
             <w:r>
               <w:rPr>
-                <w:rFonts w:ascii="Times New Roman" w:hAnsi="Times New Roman" w:eastAsia="Times New Roman"/>
-                <w:sz w:val="22"/>
+                <w:rFonts w:ascii="Times New Roman" w:hAnsi="Times New Roman" w:eastAsia="Times New Roman" w:cs="Times New Roman"/>
+                <w:sz w:val="24"/>
               </w:rPr>
               <w:t>Thẩm định, chỉnh sửa trước khi dùng</w:t>
             </w:r>
@@ -1191,8 +1191,8 @@
             </w:pPr>
             <w:r>
               <w:rPr>
-                <w:rFonts w:ascii="Times New Roman" w:hAnsi="Times New Roman" w:eastAsia="Times New Roman"/>
-                <w:sz w:val="22"/>
+                <w:rFonts w:ascii="Times New Roman" w:hAnsi="Times New Roman" w:eastAsia="Times New Roman" w:cs="Times New Roman"/>
+                <w:sz w:val="24"/>
               </w:rPr>
               <w:t>Chatbot AI – HS sử dụng theo nhóm, 01 thiết bị/nhóm</w:t>
             </w:r>
@@ -1210,8 +1210,8 @@
             </w:pPr>
             <w:r>
               <w:rPr>
-                <w:rFonts w:ascii="Times New Roman" w:hAnsi="Times New Roman" w:eastAsia="Times New Roman"/>
-                <w:sz w:val="22"/>
+                <w:rFonts w:ascii="Times New Roman" w:hAnsi="Times New Roman" w:eastAsia="Times New Roman" w:cs="Times New Roman"/>
+                <w:sz w:val="24"/>
               </w:rPr>
               <w:t>HĐ3 (Nhiệm vụ 3), HĐ4</w:t>
             </w:r>
@@ -1229,8 +1229,8 @@
             </w:pPr>
             <w:r>
               <w:rPr>
-                <w:rFonts w:ascii="Times New Roman" w:hAnsi="Times New Roman" w:eastAsia="Times New Roman"/>
-                <w:sz w:val="22"/>
+                <w:rFonts w:ascii="Times New Roman" w:hAnsi="Times New Roman" w:eastAsia="Times New Roman" w:cs="Times New Roman"/>
+                <w:sz w:val="24"/>
               </w:rPr>
               <w:t>Hỏi AI theo câu lệnh mẫu, đối chiếu với lời giải tay, đồ thị</w:t>
             </w:r>
@@ -1248,8 +1248,8 @@
             </w:pPr>
             <w:r>
               <w:rPr>
-                <w:rFonts w:ascii="Times New Roman" w:hAnsi="Times New Roman" w:eastAsia="Times New Roman"/>
-                <w:sz w:val="22"/>
+                <w:rFonts w:ascii="Times New Roman" w:hAnsi="Times New Roman" w:eastAsia="Times New Roman" w:cs="Times New Roman"/>
+                <w:sz w:val="24"/>
               </w:rPr>
               <w:t>Cung cấp câu lệnh mẫu; giám sát thiết bị; yêu cầu ghi Nhật ký sử dụng AI</w:t>
             </w:r>
@@ -1269,8 +1269,8 @@
             </w:pPr>
             <w:r>
               <w:rPr>
-                <w:rFonts w:ascii="Times New Roman" w:hAnsi="Times New Roman" w:eastAsia="Times New Roman"/>
-                <w:sz w:val="22"/>
+                <w:rFonts w:ascii="Times New Roman" w:hAnsi="Times New Roman" w:eastAsia="Times New Roman" w:cs="Times New Roman"/>
+                <w:sz w:val="24"/>
               </w:rPr>
               <w:t>Google Classroom/Padlet của lớp</w:t>
             </w:r>
@@ -1288,8 +1288,8 @@
             </w:pPr>
             <w:r>
               <w:rPr>
-                <w:rFonts w:ascii="Times New Roman" w:hAnsi="Times New Roman" w:eastAsia="Times New Roman"/>
-                <w:sz w:val="22"/>
+                <w:rFonts w:ascii="Times New Roman" w:hAnsi="Times New Roman" w:eastAsia="Times New Roman" w:cs="Times New Roman"/>
+                <w:sz w:val="24"/>
               </w:rPr>
               <w:t>HĐ4</w:t>
             </w:r>
@@ -1307,8 +1307,8 @@
             </w:pPr>
             <w:r>
               <w:rPr>
-                <w:rFonts w:ascii="Times New Roman" w:hAnsi="Times New Roman" w:eastAsia="Times New Roman"/>
-                <w:sz w:val="22"/>
+                <w:rFonts w:ascii="Times New Roman" w:hAnsi="Times New Roman" w:eastAsia="Times New Roman" w:cs="Times New Roman"/>
+                <w:sz w:val="24"/>
               </w:rPr>
               <w:t>Nộp, chia sẻ, nhận xét sản phẩm</w:t>
             </w:r>
@@ -1326,8 +1326,8 @@
             </w:pPr>
             <w:r>
               <w:rPr>
-                <w:rFonts w:ascii="Times New Roman" w:hAnsi="Times New Roman" w:eastAsia="Times New Roman"/>
-                <w:sz w:val="22"/>
+                <w:rFonts w:ascii="Times New Roman" w:hAnsi="Times New Roman" w:eastAsia="Times New Roman" w:cs="Times New Roman"/>
+                <w:sz w:val="24"/>
               </w:rPr>
               <w:t>Nhận xét, đánh giá theo tiêu chí</w:t>
             </w:r>
@@ -1342,16 +1342,16 @@
       </w:pPr>
       <w:r>
         <w:rPr>
-          <w:rFonts w:ascii="Times New Roman" w:hAnsi="Times New Roman" w:eastAsia="Times New Roman"/>
+          <w:rFonts w:ascii="Times New Roman" w:hAnsi="Times New Roman" w:eastAsia="Times New Roman" w:cs="Times New Roman"/>
           <w:b/>
-          <w:sz w:val="26"/>
+          <w:sz w:val="24"/>
         </w:rPr>
         <w:t>Bài trắc nghiệm củng cố online</w:t>
       </w:r>
       <w:r>
         <w:rPr>
-          <w:rFonts w:ascii="Times New Roman" w:hAnsi="Times New Roman" w:eastAsia="Times New Roman"/>
-          <w:sz w:val="26"/>
+          <w:rFonts w:ascii="Times New Roman" w:hAnsi="Times New Roman" w:eastAsia="Times New Roman" w:cs="Times New Roman"/>
+          <w:sz w:val="24"/>
         </w:rPr>
         <w:t xml:space="preserve"> (trên trang Taode_thi_online của GV; HS không cần tài khoản): https://trangtu66.github.io/Taode_thi_online/cc_chuong1_t11.html – GV chiếu mã QR, theo dõi kết quả, xếp hạng trên trang quản lý (Khối 11).</w:t>
       </w:r>
@@ -1363,16 +1363,16 @@
       </w:pPr>
       <w:r>
         <w:rPr>
-          <w:rFonts w:ascii="Times New Roman" w:hAnsi="Times New Roman" w:eastAsia="Times New Roman"/>
+          <w:rFonts w:ascii="Times New Roman" w:hAnsi="Times New Roman" w:eastAsia="Times New Roman" w:cs="Times New Roman"/>
           <w:b/>
-          <w:sz w:val="26"/>
+          <w:sz w:val="24"/>
         </w:rPr>
         <w:t>Câu lệnh mẫu cho HS khi dùng chatbot AI:</w:t>
       </w:r>
       <w:r>
         <w:rPr>
-          <w:rFonts w:ascii="Times New Roman" w:hAnsi="Times New Roman" w:eastAsia="Times New Roman"/>
-          <w:sz w:val="26"/>
+          <w:rFonts w:ascii="Times New Roman" w:hAnsi="Times New Roman" w:eastAsia="Times New Roman" w:cs="Times New Roman"/>
+          <w:sz w:val="24"/>
         </w:rPr>
         <w:t xml:space="preserve"> "Em đang ôn tập chương Hàm số lượng giác và phương trình lượng giác (Toán 11). Hãy chỉ ra bước sai trong lời giải sau (nếu có) và giải thích, không giải lại toàn bộ: …" (HĐ3).</w:t>
       </w:r>
@@ -1385,9 +1385,9 @@
       </w:pPr>
       <w:r>
         <w:rPr>
-          <w:rFonts w:ascii="Times New Roman" w:hAnsi="Times New Roman" w:eastAsia="Times New Roman"/>
+          <w:rFonts w:ascii="Times New Roman" w:hAnsi="Times New Roman" w:eastAsia="Times New Roman" w:cs="Times New Roman"/>
           <w:b/>
-          <w:sz w:val="26"/>
+          <w:sz w:val="24"/>
         </w:rPr>
         <w:t>III. TIẾN TRÌNH DẠY HỌC</w:t>
       </w:r>
@@ -1399,9 +1399,9 @@
       </w:pPr>
       <w:r>
         <w:rPr>
-          <w:rFonts w:ascii="Times New Roman" w:hAnsi="Times New Roman" w:eastAsia="Times New Roman"/>
+          <w:rFonts w:ascii="Times New Roman" w:hAnsi="Times New Roman" w:eastAsia="Times New Roman" w:cs="Times New Roman"/>
           <w:b/>
-          <w:sz w:val="26"/>
+          <w:sz w:val="24"/>
         </w:rPr>
         <w:t>Phân bố thời gian</w:t>
       </w:r>
@@ -1433,7 +1433,7 @@
             </w:pPr>
             <w:r>
               <w:rPr>
-                <w:rFonts w:ascii="Times New Roman" w:hAnsi="Times New Roman" w:eastAsia="Times New Roman"/>
+                <w:rFonts w:ascii="Times New Roman" w:hAnsi="Times New Roman" w:eastAsia="Times New Roman" w:cs="Times New Roman"/>
                 <w:b/>
                 <w:sz w:val="24"/>
               </w:rPr>
@@ -1454,7 +1454,7 @@
             </w:pPr>
             <w:r>
               <w:rPr>
-                <w:rFonts w:ascii="Times New Roman" w:hAnsi="Times New Roman" w:eastAsia="Times New Roman"/>
+                <w:rFonts w:ascii="Times New Roman" w:hAnsi="Times New Roman" w:eastAsia="Times New Roman" w:cs="Times New Roman"/>
                 <w:b/>
                 <w:sz w:val="24"/>
               </w:rPr>
@@ -1475,7 +1475,7 @@
             </w:pPr>
             <w:r>
               <w:rPr>
-                <w:rFonts w:ascii="Times New Roman" w:hAnsi="Times New Roman" w:eastAsia="Times New Roman"/>
+                <w:rFonts w:ascii="Times New Roman" w:hAnsi="Times New Roman" w:eastAsia="Times New Roman" w:cs="Times New Roman"/>
                 <w:b/>
                 <w:sz w:val="24"/>
               </w:rPr>
@@ -1497,7 +1497,7 @@
             </w:pPr>
             <w:r>
               <w:rPr>
-                <w:rFonts w:ascii="Times New Roman" w:hAnsi="Times New Roman" w:eastAsia="Times New Roman"/>
+                <w:rFonts w:ascii="Times New Roman" w:hAnsi="Times New Roman" w:eastAsia="Times New Roman" w:cs="Times New Roman"/>
                 <w:sz w:val="24"/>
               </w:rPr>
               <w:t>Tiết 1 (T10)</w:t>
@@ -1516,7 +1516,7 @@
             </w:pPr>
             <w:r>
               <w:rPr>
-                <w:rFonts w:ascii="Times New Roman" w:hAnsi="Times New Roman" w:eastAsia="Times New Roman"/>
+                <w:rFonts w:ascii="Times New Roman" w:hAnsi="Times New Roman" w:eastAsia="Times New Roman" w:cs="Times New Roman"/>
                 <w:sz w:val="24"/>
               </w:rPr>
               <w:t>HĐ1. Mở đầu: nhịp tim, huyết áp và hàm số sin</w:t>
@@ -1535,7 +1535,7 @@
             </w:pPr>
             <w:r>
               <w:rPr>
-                <w:rFonts w:ascii="Times New Roman" w:hAnsi="Times New Roman" w:eastAsia="Times New Roman"/>
+                <w:rFonts w:ascii="Times New Roman" w:hAnsi="Times New Roman" w:eastAsia="Times New Roman" w:cs="Times New Roman"/>
                 <w:sz w:val="24"/>
               </w:rPr>
               <w:t>3</w:t>
@@ -1568,7 +1568,7 @@
             </w:pPr>
             <w:r>
               <w:rPr>
-                <w:rFonts w:ascii="Times New Roman" w:hAnsi="Times New Roman" w:eastAsia="Times New Roman"/>
+                <w:rFonts w:ascii="Times New Roman" w:hAnsi="Times New Roman" w:eastAsia="Times New Roman" w:cs="Times New Roman"/>
                 <w:sz w:val="24"/>
               </w:rPr>
               <w:t>HĐ2. Hệ thống hóa kiến thức Chương I (sơ đồ tư duy khuyết)</w:t>
@@ -1587,7 +1587,7 @@
             </w:pPr>
             <w:r>
               <w:rPr>
-                <w:rFonts w:ascii="Times New Roman" w:hAnsi="Times New Roman" w:eastAsia="Times New Roman"/>
+                <w:rFonts w:ascii="Times New Roman" w:hAnsi="Times New Roman" w:eastAsia="Times New Roman" w:cs="Times New Roman"/>
                 <w:sz w:val="24"/>
               </w:rPr>
               <w:t>6</w:t>
@@ -1620,7 +1620,7 @@
             </w:pPr>
             <w:r>
               <w:rPr>
-                <w:rFonts w:ascii="Times New Roman" w:hAnsi="Times New Roman" w:eastAsia="Times New Roman"/>
+                <w:rFonts w:ascii="Times New Roman" w:hAnsi="Times New Roman" w:eastAsia="Times New Roman" w:cs="Times New Roman"/>
                 <w:sz w:val="24"/>
               </w:rPr>
               <w:t>HĐ3. Luyện tập – Nhiệm vụ 1: trắc nghiệm 1.23 – 1.30</w:t>
@@ -1639,7 +1639,7 @@
             </w:pPr>
             <w:r>
               <w:rPr>
-                <w:rFonts w:ascii="Times New Roman" w:hAnsi="Times New Roman" w:eastAsia="Times New Roman"/>
+                <w:rFonts w:ascii="Times New Roman" w:hAnsi="Times New Roman" w:eastAsia="Times New Roman" w:cs="Times New Roman"/>
                 <w:sz w:val="24"/>
               </w:rPr>
               <w:t>6</w:t>
@@ -1672,7 +1672,7 @@
             </w:pPr>
             <w:r>
               <w:rPr>
-                <w:rFonts w:ascii="Times New Roman" w:hAnsi="Times New Roman" w:eastAsia="Times New Roman"/>
+                <w:rFonts w:ascii="Times New Roman" w:hAnsi="Times New Roman" w:eastAsia="Times New Roman" w:cs="Times New Roman"/>
                 <w:sz w:val="24"/>
               </w:rPr>
               <w:t>HĐ3. Luyện tập – Nhiệm vụ 2: tự luận phân hóa 1.31 – 1.34 (Phiếu số 2)</w:t>
@@ -1691,7 +1691,7 @@
             </w:pPr>
             <w:r>
               <w:rPr>
-                <w:rFonts w:ascii="Times New Roman" w:hAnsi="Times New Roman" w:eastAsia="Times New Roman"/>
+                <w:rFonts w:ascii="Times New Roman" w:hAnsi="Times New Roman" w:eastAsia="Times New Roman" w:cs="Times New Roman"/>
                 <w:sz w:val="24"/>
               </w:rPr>
               <w:t>12</w:t>
@@ -1724,7 +1724,7 @@
             </w:pPr>
             <w:r>
               <w:rPr>
-                <w:rFonts w:ascii="Times New Roman" w:hAnsi="Times New Roman" w:eastAsia="Times New Roman"/>
+                <w:rFonts w:ascii="Times New Roman" w:hAnsi="Times New Roman" w:eastAsia="Times New Roman" w:cs="Times New Roman"/>
                 <w:sz w:val="24"/>
               </w:rPr>
               <w:t>HĐ3. Luyện tập – Nhiệm vụ 3: Trạm kiểm chứng AI (Phiếu số 3)</w:t>
@@ -1743,7 +1743,7 @@
             </w:pPr>
             <w:r>
               <w:rPr>
-                <w:rFonts w:ascii="Times New Roman" w:hAnsi="Times New Roman" w:eastAsia="Times New Roman"/>
+                <w:rFonts w:ascii="Times New Roman" w:hAnsi="Times New Roman" w:eastAsia="Times New Roman" w:cs="Times New Roman"/>
                 <w:sz w:val="24"/>
               </w:rPr>
               <w:t>4</w:t>
@@ -1776,7 +1776,7 @@
             </w:pPr>
             <w:r>
               <w:rPr>
-                <w:rFonts w:ascii="Times New Roman" w:hAnsi="Times New Roman" w:eastAsia="Times New Roman"/>
+                <w:rFonts w:ascii="Times New Roman" w:hAnsi="Times New Roman" w:eastAsia="Times New Roman" w:cs="Times New Roman"/>
                 <w:sz w:val="24"/>
               </w:rPr>
               <w:t>HĐ4. Vận dụng: Bài tập 1.35, 1.36 và giao nhiệm vụ về nhà</w:t>
@@ -1795,7 +1795,7 @@
             </w:pPr>
             <w:r>
               <w:rPr>
-                <w:rFonts w:ascii="Times New Roman" w:hAnsi="Times New Roman" w:eastAsia="Times New Roman"/>
+                <w:rFonts w:ascii="Times New Roman" w:hAnsi="Times New Roman" w:eastAsia="Times New Roman" w:cs="Times New Roman"/>
                 <w:sz w:val="24"/>
               </w:rPr>
               <w:t>5</w:t>
@@ -1828,7 +1828,7 @@
             </w:pPr>
             <w:r>
               <w:rPr>
-                <w:rFonts w:ascii="Times New Roman" w:hAnsi="Times New Roman" w:eastAsia="Times New Roman"/>
+                <w:rFonts w:ascii="Times New Roman" w:hAnsi="Times New Roman" w:eastAsia="Times New Roman" w:cs="Times New Roman"/>
                 <w:sz w:val="24"/>
               </w:rPr>
               <w:t>Củng cố: sơ đồ tư duy, trắc nghiệm online, chuẩn bị bài sau</w:t>
@@ -1847,7 +1847,7 @@
             </w:pPr>
             <w:r>
               <w:rPr>
-                <w:rFonts w:ascii="Times New Roman" w:hAnsi="Times New Roman" w:eastAsia="Times New Roman"/>
+                <w:rFonts w:ascii="Times New Roman" w:hAnsi="Times New Roman" w:eastAsia="Times New Roman" w:cs="Times New Roman"/>
                 <w:sz w:val="24"/>
               </w:rPr>
               <w:t>9</w:t>
@@ -1880,7 +1880,7 @@
             </w:pPr>
             <w:r>
               <w:rPr>
-                <w:rFonts w:ascii="Times New Roman" w:hAnsi="Times New Roman" w:eastAsia="Times New Roman"/>
+                <w:rFonts w:ascii="Times New Roman" w:hAnsi="Times New Roman" w:eastAsia="Times New Roman" w:cs="Times New Roman"/>
                 <w:b/>
                 <w:sz w:val="24"/>
               </w:rPr>
@@ -1900,7 +1900,7 @@
             </w:pPr>
             <w:r>
               <w:rPr>
-                <w:rFonts w:ascii="Times New Roman" w:hAnsi="Times New Roman" w:eastAsia="Times New Roman"/>
+                <w:rFonts w:ascii="Times New Roman" w:hAnsi="Times New Roman" w:eastAsia="Times New Roman" w:cs="Times New Roman"/>
                 <w:b/>
                 <w:sz w:val="24"/>
               </w:rPr>
@@ -1918,9 +1918,9 @@
       </w:pPr>
       <w:r>
         <w:rPr>
-          <w:rFonts w:ascii="Times New Roman" w:hAnsi="Times New Roman" w:eastAsia="Times New Roman"/>
+          <w:rFonts w:ascii="Times New Roman" w:hAnsi="Times New Roman" w:eastAsia="Times New Roman" w:cs="Times New Roman"/>
           <w:b/>
-          <w:sz w:val="26"/>
+          <w:sz w:val="24"/>
         </w:rPr>
         <w:t>TIẾT 1 (T10)</w:t>
       </w:r>
@@ -1933,9 +1933,9 @@
       </w:pPr>
       <w:r>
         <w:rPr>
-          <w:rFonts w:ascii="Times New Roman" w:hAnsi="Times New Roman" w:eastAsia="Times New Roman"/>
+          <w:rFonts w:ascii="Times New Roman" w:hAnsi="Times New Roman" w:eastAsia="Times New Roman" w:cs="Times New Roman"/>
           <w:b/>
-          <w:sz w:val="26"/>
+          <w:sz w:val="24"/>
         </w:rPr>
         <w:t>1. Hoạt động 1: Mở đầu (3 phút)</w:t>
       </w:r>
@@ -1947,16 +1947,16 @@
       </w:pPr>
       <w:r>
         <w:rPr>
-          <w:rFonts w:ascii="Times New Roman" w:hAnsi="Times New Roman" w:eastAsia="Times New Roman"/>
+          <w:rFonts w:ascii="Times New Roman" w:hAnsi="Times New Roman" w:eastAsia="Times New Roman" w:cs="Times New Roman"/>
           <w:b/>
-          <w:sz w:val="26"/>
+          <w:sz w:val="24"/>
         </w:rPr>
         <w:t>a) Mục tiêu:</w:t>
       </w:r>
       <w:r>
         <w:rPr>
-          <w:rFonts w:ascii="Times New Roman" w:hAnsi="Times New Roman" w:eastAsia="Times New Roman"/>
-          <w:sz w:val="26"/>
+          <w:rFonts w:ascii="Times New Roman" w:hAnsi="Times New Roman" w:eastAsia="Times New Roman" w:cs="Times New Roman"/>
+          <w:sz w:val="24"/>
         </w:rPr>
         <w:t xml:space="preserve"> Tạo tình huống thực tiễn để HS thấy cần huy động kiến thức của chương (chu kì, giá trị lớn nhất, nhỏ nhất của hàm số lượng giác). Chưa yêu cầu HS giải quyết.</w:t>
       </w:r>
@@ -1969,9 +1969,9 @@
       </w:pPr>
       <w:r>
         <w:rPr>
-          <w:rFonts w:ascii="Times New Roman" w:hAnsi="Times New Roman" w:eastAsia="Times New Roman"/>
+          <w:rFonts w:ascii="Times New Roman" w:hAnsi="Times New Roman" w:eastAsia="Times New Roman" w:cs="Times New Roman"/>
           <w:b/>
-          <w:sz w:val="26"/>
+          <w:sz w:val="24"/>
         </w:rPr>
         <w:t>b) Nội dung:</w:t>
       </w:r>
@@ -1983,8 +1983,8 @@
       </w:pPr>
       <w:r>
         <w:rPr>
-          <w:rFonts w:ascii="Times New Roman" w:hAnsi="Times New Roman" w:eastAsia="Times New Roman"/>
-          <w:sz w:val="26"/>
+          <w:rFonts w:ascii="Times New Roman" w:hAnsi="Times New Roman" w:eastAsia="Times New Roman" w:cs="Times New Roman"/>
+          <w:sz w:val="24"/>
         </w:rPr>
         <w:t xml:space="preserve">GV chiếu đồ thị huyết áp của một người được mô hình hóa bởi </w:t>
       </w:r>
@@ -2004,8 +2004,8 @@
       </m:oMath>
       <w:r>
         <w:rPr>
-          <w:rFonts w:ascii="Times New Roman" w:hAnsi="Times New Roman" w:eastAsia="Times New Roman"/>
-          <w:sz w:val="26"/>
+          <w:rFonts w:ascii="Times New Roman" w:hAnsi="Times New Roman" w:eastAsia="Times New Roman" w:cs="Times New Roman"/>
+          <w:sz w:val="24"/>
         </w:rPr>
         <w:t xml:space="preserve"> (</w:t>
       </w:r>
@@ -2016,8 +2016,8 @@
       </m:oMath>
       <w:r>
         <w:rPr>
-          <w:rFonts w:ascii="Times New Roman" w:hAnsi="Times New Roman" w:eastAsia="Times New Roman"/>
-          <w:sz w:val="26"/>
+          <w:rFonts w:ascii="Times New Roman" w:hAnsi="Times New Roman" w:eastAsia="Times New Roman" w:cs="Times New Roman"/>
+          <w:sz w:val="24"/>
         </w:rPr>
         <w:t xml:space="preserve">: mmHg, </w:t>
       </w:r>
@@ -2028,8 +2028,8 @@
       </m:oMath>
       <w:r>
         <w:rPr>
-          <w:rFonts w:ascii="Times New Roman" w:hAnsi="Times New Roman" w:eastAsia="Times New Roman"/>
-          <w:sz w:val="26"/>
+          <w:rFonts w:ascii="Times New Roman" w:hAnsi="Times New Roman" w:eastAsia="Times New Roman" w:cs="Times New Roman"/>
+          <w:sz w:val="24"/>
         </w:rPr>
         <w:t>: phút) – Bài tập 1.35.</w:t>
       </w:r>
@@ -2081,8 +2081,8 @@
       </w:pPr>
       <w:r>
         <w:rPr>
-          <w:rFonts w:ascii="Times New Roman" w:hAnsi="Times New Roman" w:eastAsia="Times New Roman"/>
-          <w:sz w:val="26"/>
+          <w:rFonts w:ascii="Times New Roman" w:hAnsi="Times New Roman" w:eastAsia="Times New Roman" w:cs="Times New Roman"/>
+          <w:sz w:val="24"/>
         </w:rPr>
         <w:t>Câu hỏi gợi mở: Chỉ số huyết áp bình thường là 120/80. Nhìn đồ thị, huyết áp của người này có bình thường không? Tim người này đập bao nhiêu nhịp mỗi phút?</w:t>
       </w:r>
@@ -2094,16 +2094,16 @@
       </w:pPr>
       <w:r>
         <w:rPr>
-          <w:rFonts w:ascii="Times New Roman" w:hAnsi="Times New Roman" w:eastAsia="Times New Roman"/>
+          <w:rFonts w:ascii="Times New Roman" w:hAnsi="Times New Roman" w:eastAsia="Times New Roman" w:cs="Times New Roman"/>
           <w:b/>
-          <w:sz w:val="26"/>
+          <w:sz w:val="24"/>
         </w:rPr>
         <w:t>c) Sản phẩm:</w:t>
       </w:r>
       <w:r>
         <w:rPr>
-          <w:rFonts w:ascii="Times New Roman" w:hAnsi="Times New Roman" w:eastAsia="Times New Roman"/>
-          <w:sz w:val="26"/>
+          <w:rFonts w:ascii="Times New Roman" w:hAnsi="Times New Roman" w:eastAsia="Times New Roman" w:cs="Times New Roman"/>
+          <w:sz w:val="24"/>
         </w:rPr>
         <w:t xml:space="preserve"> Ý kiến ban đầu của HS, ví dụ: "huyết áp cao hơn bình thường", "đếm số đỉnh trên đồ thị", "cần tìm chu kì"…</w:t>
       </w:r>
@@ -2116,9 +2116,9 @@
       </w:pPr>
       <w:r>
         <w:rPr>
-          <w:rFonts w:ascii="Times New Roman" w:hAnsi="Times New Roman" w:eastAsia="Times New Roman"/>
+          <w:rFonts w:ascii="Times New Roman" w:hAnsi="Times New Roman" w:eastAsia="Times New Roman" w:cs="Times New Roman"/>
           <w:b/>
-          <w:sz w:val="26"/>
+          <w:sz w:val="24"/>
         </w:rPr>
         <w:t>d) Tổ chức thực hiện:</w:t>
       </w:r>
@@ -2131,24 +2131,24 @@
       </w:pPr>
       <w:r>
         <w:rPr>
-          <w:rFonts w:ascii="Times New Roman" w:hAnsi="Times New Roman" w:eastAsia="Times New Roman"/>
-          <w:sz w:val="26"/>
+          <w:rFonts w:ascii="Times New Roman" w:hAnsi="Times New Roman" w:eastAsia="Times New Roman" w:cs="Times New Roman"/>
+          <w:sz w:val="24"/>
         </w:rPr>
         <w:t>-</w:t>
         <w:tab/>
       </w:r>
       <w:r>
         <w:rPr>
-          <w:rFonts w:ascii="Times New Roman" w:hAnsi="Times New Roman" w:eastAsia="Times New Roman"/>
+          <w:rFonts w:ascii="Times New Roman" w:hAnsi="Times New Roman" w:eastAsia="Times New Roman" w:cs="Times New Roman"/>
           <w:b/>
-          <w:sz w:val="26"/>
+          <w:sz w:val="24"/>
         </w:rPr>
         <w:t>Giao nhiệm vụ:</w:t>
       </w:r>
       <w:r>
         <w:rPr>
-          <w:rFonts w:ascii="Times New Roman" w:hAnsi="Times New Roman" w:eastAsia="Times New Roman"/>
-          <w:sz w:val="26"/>
+          <w:rFonts w:ascii="Times New Roman" w:hAnsi="Times New Roman" w:eastAsia="Times New Roman" w:cs="Times New Roman"/>
+          <w:sz w:val="24"/>
         </w:rPr>
         <w:t xml:space="preserve"> GV chiếu đồ thị và câu hỏi; HS suy nghĩ cá nhân 1 phút.</w:t>
       </w:r>
@@ -2161,24 +2161,24 @@
       </w:pPr>
       <w:r>
         <w:rPr>
-          <w:rFonts w:ascii="Times New Roman" w:hAnsi="Times New Roman" w:eastAsia="Times New Roman"/>
-          <w:sz w:val="26"/>
+          <w:rFonts w:ascii="Times New Roman" w:hAnsi="Times New Roman" w:eastAsia="Times New Roman" w:cs="Times New Roman"/>
+          <w:sz w:val="24"/>
         </w:rPr>
         <w:t>-</w:t>
         <w:tab/>
       </w:r>
       <w:r>
         <w:rPr>
-          <w:rFonts w:ascii="Times New Roman" w:hAnsi="Times New Roman" w:eastAsia="Times New Roman"/>
+          <w:rFonts w:ascii="Times New Roman" w:hAnsi="Times New Roman" w:eastAsia="Times New Roman" w:cs="Times New Roman"/>
           <w:b/>
-          <w:sz w:val="26"/>
+          <w:sz w:val="24"/>
         </w:rPr>
         <w:t>Thực hiện nhiệm vụ:</w:t>
       </w:r>
       <w:r>
         <w:rPr>
-          <w:rFonts w:ascii="Times New Roman" w:hAnsi="Times New Roman" w:eastAsia="Times New Roman"/>
-          <w:sz w:val="26"/>
+          <w:rFonts w:ascii="Times New Roman" w:hAnsi="Times New Roman" w:eastAsia="Times New Roman" w:cs="Times New Roman"/>
+          <w:sz w:val="24"/>
         </w:rPr>
         <w:t xml:space="preserve"> HS quan sát, trao đổi nhanh với bạn cùng bàn.</w:t>
       </w:r>
@@ -2191,24 +2191,24 @@
       </w:pPr>
       <w:r>
         <w:rPr>
-          <w:rFonts w:ascii="Times New Roman" w:hAnsi="Times New Roman" w:eastAsia="Times New Roman"/>
-          <w:sz w:val="26"/>
+          <w:rFonts w:ascii="Times New Roman" w:hAnsi="Times New Roman" w:eastAsia="Times New Roman" w:cs="Times New Roman"/>
+          <w:sz w:val="24"/>
         </w:rPr>
         <w:t>-</w:t>
         <w:tab/>
       </w:r>
       <w:r>
         <w:rPr>
-          <w:rFonts w:ascii="Times New Roman" w:hAnsi="Times New Roman" w:eastAsia="Times New Roman"/>
+          <w:rFonts w:ascii="Times New Roman" w:hAnsi="Times New Roman" w:eastAsia="Times New Roman" w:cs="Times New Roman"/>
           <w:b/>
-          <w:sz w:val="26"/>
+          <w:sz w:val="24"/>
         </w:rPr>
         <w:t>Báo cáo, thảo luận:</w:t>
       </w:r>
       <w:r>
         <w:rPr>
-          <w:rFonts w:ascii="Times New Roman" w:hAnsi="Times New Roman" w:eastAsia="Times New Roman"/>
-          <w:sz w:val="26"/>
+          <w:rFonts w:ascii="Times New Roman" w:hAnsi="Times New Roman" w:eastAsia="Times New Roman" w:cs="Times New Roman"/>
+          <w:sz w:val="24"/>
         </w:rPr>
         <w:t xml:space="preserve"> GV mời 2 HS nêu ý kiến; ghi lên góc bảng.</w:t>
       </w:r>
@@ -2221,24 +2221,24 @@
       </w:pPr>
       <w:r>
         <w:rPr>
-          <w:rFonts w:ascii="Times New Roman" w:hAnsi="Times New Roman" w:eastAsia="Times New Roman"/>
-          <w:sz w:val="26"/>
+          <w:rFonts w:ascii="Times New Roman" w:hAnsi="Times New Roman" w:eastAsia="Times New Roman" w:cs="Times New Roman"/>
+          <w:sz w:val="24"/>
         </w:rPr>
         <w:t>-</w:t>
         <w:tab/>
       </w:r>
       <w:r>
         <w:rPr>
-          <w:rFonts w:ascii="Times New Roman" w:hAnsi="Times New Roman" w:eastAsia="Times New Roman"/>
+          <w:rFonts w:ascii="Times New Roman" w:hAnsi="Times New Roman" w:eastAsia="Times New Roman" w:cs="Times New Roman"/>
           <w:b/>
-          <w:sz w:val="26"/>
+          <w:sz w:val="24"/>
         </w:rPr>
         <w:t>Kết luận, nhận định:</w:t>
       </w:r>
       <w:r>
         <w:rPr>
-          <w:rFonts w:ascii="Times New Roman" w:hAnsi="Times New Roman" w:eastAsia="Times New Roman"/>
-          <w:sz w:val="26"/>
+          <w:rFonts w:ascii="Times New Roman" w:hAnsi="Times New Roman" w:eastAsia="Times New Roman" w:cs="Times New Roman"/>
+          <w:sz w:val="24"/>
         </w:rPr>
         <w:t xml:space="preserve"> GV chưa kết luận; nêu: để trả lời chính xác cần hệ thống lại kiến thức của chương (giải quyết ở HĐ4 – Bài tập 1.35).</w:t>
       </w:r>
@@ -2251,9 +2251,9 @@
       </w:pPr>
       <w:r>
         <w:rPr>
-          <w:rFonts w:ascii="Times New Roman" w:hAnsi="Times New Roman" w:eastAsia="Times New Roman"/>
+          <w:rFonts w:ascii="Times New Roman" w:hAnsi="Times New Roman" w:eastAsia="Times New Roman" w:cs="Times New Roman"/>
           <w:b/>
-          <w:sz w:val="26"/>
+          <w:sz w:val="24"/>
         </w:rPr>
         <w:t>2. Hoạt động 2: Hình thành kiến thức – Hệ thống hóa kiến thức Chương I (6 phút)</w:t>
       </w:r>
@@ -2265,16 +2265,16 @@
       </w:pPr>
       <w:r>
         <w:rPr>
-          <w:rFonts w:ascii="Times New Roman" w:hAnsi="Times New Roman" w:eastAsia="Times New Roman"/>
+          <w:rFonts w:ascii="Times New Roman" w:hAnsi="Times New Roman" w:eastAsia="Times New Roman" w:cs="Times New Roman"/>
           <w:b/>
-          <w:sz w:val="26"/>
+          <w:sz w:val="24"/>
         </w:rPr>
         <w:t>a) Mục tiêu:</w:t>
       </w:r>
       <w:r>
         <w:rPr>
-          <w:rFonts w:ascii="Times New Roman" w:hAnsi="Times New Roman" w:eastAsia="Times New Roman"/>
-          <w:sz w:val="26"/>
+          <w:rFonts w:ascii="Times New Roman" w:hAnsi="Times New Roman" w:eastAsia="Times New Roman" w:cs="Times New Roman"/>
+          <w:sz w:val="24"/>
         </w:rPr>
         <w:t xml:space="preserve"> HS hệ thống hóa các khái niệm, công thức, phương pháp của Chương I thành sơ đồ tư duy.</w:t>
       </w:r>
@@ -2286,16 +2286,16 @@
       </w:pPr>
       <w:r>
         <w:rPr>
-          <w:rFonts w:ascii="Times New Roman" w:hAnsi="Times New Roman" w:eastAsia="Times New Roman"/>
+          <w:rFonts w:ascii="Times New Roman" w:hAnsi="Times New Roman" w:eastAsia="Times New Roman" w:cs="Times New Roman"/>
           <w:b/>
-          <w:sz w:val="26"/>
+          <w:sz w:val="24"/>
         </w:rPr>
         <w:t>b) Nội dung:</w:t>
       </w:r>
       <w:r>
         <w:rPr>
-          <w:rFonts w:ascii="Times New Roman" w:hAnsi="Times New Roman" w:eastAsia="Times New Roman"/>
-          <w:sz w:val="26"/>
+          <w:rFonts w:ascii="Times New Roman" w:hAnsi="Times New Roman" w:eastAsia="Times New Roman" w:cs="Times New Roman"/>
+          <w:sz w:val="24"/>
         </w:rPr>
         <w:t xml:space="preserve"> Phiếu học tập số 1: sơ đồ tư duy khuyết gồm 4 nhánh (1. Góc và giá trị lượng giác; 2. Công thức lượng giác; 3. Hàm số lượng giác; 4. Phương trình lượng giác cơ bản); mỗi nhóm điền nội dung một nhánh.</w:t>
       </w:r>
@@ -2308,9 +2308,9 @@
       </w:pPr>
       <w:r>
         <w:rPr>
-          <w:rFonts w:ascii="Times New Roman" w:hAnsi="Times New Roman" w:eastAsia="Times New Roman"/>
+          <w:rFonts w:ascii="Times New Roman" w:hAnsi="Times New Roman" w:eastAsia="Times New Roman" w:cs="Times New Roman"/>
           <w:b/>
-          <w:sz w:val="26"/>
+          <w:sz w:val="24"/>
         </w:rPr>
         <w:t>c) Sản phẩm:</w:t>
       </w:r>
@@ -2322,8 +2322,8 @@
       </w:pPr>
       <w:r>
         <w:rPr>
-          <w:rFonts w:ascii="Times New Roman" w:hAnsi="Times New Roman" w:eastAsia="Times New Roman"/>
-          <w:sz w:val="26"/>
+          <w:rFonts w:ascii="Times New Roman" w:hAnsi="Times New Roman" w:eastAsia="Times New Roman" w:cs="Times New Roman"/>
+          <w:sz w:val="24"/>
         </w:rPr>
         <w:t>Sơ đồ tư duy hoàn chỉnh của chương (mục Củng cố); nội dung trọng tâm:</w:t>
       </w:r>
@@ -2336,8 +2336,8 @@
       </w:pPr>
       <w:r>
         <w:rPr>
-          <w:rFonts w:ascii="Times New Roman" w:hAnsi="Times New Roman" w:eastAsia="Times New Roman"/>
-          <w:sz w:val="26"/>
+          <w:rFonts w:ascii="Times New Roman" w:hAnsi="Times New Roman" w:eastAsia="Times New Roman" w:cs="Times New Roman"/>
+          <w:sz w:val="24"/>
         </w:rPr>
         <w:t>-</w:t>
         <w:tab/>
@@ -2382,8 +2382,8 @@
       </m:oMath>
       <w:r>
         <w:rPr>
-          <w:rFonts w:ascii="Times New Roman" w:hAnsi="Times New Roman" w:eastAsia="Times New Roman"/>
-          <w:sz w:val="26"/>
+          <w:rFonts w:ascii="Times New Roman" w:hAnsi="Times New Roman" w:eastAsia="Times New Roman" w:cs="Times New Roman"/>
+          <w:sz w:val="24"/>
         </w:rPr>
         <w:t xml:space="preserve">; góc đối: </w:t>
       </w:r>
@@ -2409,8 +2409,8 @@
       </m:oMath>
       <w:r>
         <w:rPr>
-          <w:rFonts w:ascii="Times New Roman" w:hAnsi="Times New Roman" w:eastAsia="Times New Roman"/>
-          <w:sz w:val="26"/>
+          <w:rFonts w:ascii="Times New Roman" w:hAnsi="Times New Roman" w:eastAsia="Times New Roman" w:cs="Times New Roman"/>
+          <w:sz w:val="24"/>
         </w:rPr>
         <w:t xml:space="preserve">, </w:t>
       </w:r>
@@ -2436,8 +2436,8 @@
       </m:oMath>
       <w:r>
         <w:rPr>
-          <w:rFonts w:ascii="Times New Roman" w:hAnsi="Times New Roman" w:eastAsia="Times New Roman"/>
-          <w:sz w:val="26"/>
+          <w:rFonts w:ascii="Times New Roman" w:hAnsi="Times New Roman" w:eastAsia="Times New Roman" w:cs="Times New Roman"/>
+          <w:sz w:val="24"/>
         </w:rPr>
         <w:t xml:space="preserve">; góc bù: </w:t>
       </w:r>
@@ -2463,8 +2463,8 @@
       </m:oMath>
       <w:r>
         <w:rPr>
-          <w:rFonts w:ascii="Times New Roman" w:hAnsi="Times New Roman" w:eastAsia="Times New Roman"/>
-          <w:sz w:val="26"/>
+          <w:rFonts w:ascii="Times New Roman" w:hAnsi="Times New Roman" w:eastAsia="Times New Roman" w:cs="Times New Roman"/>
+          <w:sz w:val="24"/>
         </w:rPr>
         <w:t xml:space="preserve">, </w:t>
       </w:r>
@@ -2490,8 +2490,8 @@
       </m:oMath>
       <w:r>
         <w:rPr>
-          <w:rFonts w:ascii="Times New Roman" w:hAnsi="Times New Roman" w:eastAsia="Times New Roman"/>
-          <w:sz w:val="26"/>
+          <w:rFonts w:ascii="Times New Roman" w:hAnsi="Times New Roman" w:eastAsia="Times New Roman" w:cs="Times New Roman"/>
+          <w:sz w:val="24"/>
         </w:rPr>
         <w:t xml:space="preserve">; góc hơn kém </w:t>
       </w:r>
@@ -2502,8 +2502,8 @@
       </m:oMath>
       <w:r>
         <w:rPr>
-          <w:rFonts w:ascii="Times New Roman" w:hAnsi="Times New Roman" w:eastAsia="Times New Roman"/>
-          <w:sz w:val="26"/>
+          <w:rFonts w:ascii="Times New Roman" w:hAnsi="Times New Roman" w:eastAsia="Times New Roman" w:cs="Times New Roman"/>
+          <w:sz w:val="24"/>
         </w:rPr>
         <w:t xml:space="preserve">: </w:t>
       </w:r>
@@ -2529,8 +2529,8 @@
       </m:oMath>
       <w:r>
         <w:rPr>
-          <w:rFonts w:ascii="Times New Roman" w:hAnsi="Times New Roman" w:eastAsia="Times New Roman"/>
-          <w:sz w:val="26"/>
+          <w:rFonts w:ascii="Times New Roman" w:hAnsi="Times New Roman" w:eastAsia="Times New Roman" w:cs="Times New Roman"/>
+          <w:sz w:val="24"/>
         </w:rPr>
         <w:t xml:space="preserve">, </w:t>
       </w:r>
@@ -2556,8 +2556,8 @@
       </m:oMath>
       <w:r>
         <w:rPr>
-          <w:rFonts w:ascii="Times New Roman" w:hAnsi="Times New Roman" w:eastAsia="Times New Roman"/>
-          <w:sz w:val="26"/>
+          <w:rFonts w:ascii="Times New Roman" w:hAnsi="Times New Roman" w:eastAsia="Times New Roman" w:cs="Times New Roman"/>
+          <w:sz w:val="24"/>
         </w:rPr>
         <w:t>.</w:t>
       </w:r>
@@ -2570,8 +2570,8 @@
       </w:pPr>
       <w:r>
         <w:rPr>
-          <w:rFonts w:ascii="Times New Roman" w:hAnsi="Times New Roman" w:eastAsia="Times New Roman"/>
-          <w:sz w:val="26"/>
+          <w:rFonts w:ascii="Times New Roman" w:hAnsi="Times New Roman" w:eastAsia="Times New Roman" w:cs="Times New Roman"/>
+          <w:sz w:val="24"/>
         </w:rPr>
         <w:t>-</w:t>
         <w:tab/>
@@ -2625,8 +2625,8 @@
       </m:oMath>
       <w:r>
         <w:rPr>
-          <w:rFonts w:ascii="Times New Roman" w:hAnsi="Times New Roman" w:eastAsia="Times New Roman"/>
-          <w:sz w:val="26"/>
+          <w:rFonts w:ascii="Times New Roman" w:hAnsi="Times New Roman" w:eastAsia="Times New Roman" w:cs="Times New Roman"/>
+          <w:sz w:val="24"/>
         </w:rPr>
         <w:t xml:space="preserve">; </w:t>
       </w:r>
@@ -2679,8 +2679,8 @@
       </m:oMath>
       <w:r>
         <w:rPr>
-          <w:rFonts w:ascii="Times New Roman" w:hAnsi="Times New Roman" w:eastAsia="Times New Roman"/>
-          <w:sz w:val="26"/>
+          <w:rFonts w:ascii="Times New Roman" w:hAnsi="Times New Roman" w:eastAsia="Times New Roman" w:cs="Times New Roman"/>
+          <w:sz w:val="24"/>
         </w:rPr>
         <w:t xml:space="preserve">; </w:t>
       </w:r>
@@ -2715,8 +2715,8 @@
       </m:oMath>
       <w:r>
         <w:rPr>
-          <w:rFonts w:ascii="Times New Roman" w:hAnsi="Times New Roman" w:eastAsia="Times New Roman"/>
-          <w:sz w:val="26"/>
+          <w:rFonts w:ascii="Times New Roman" w:hAnsi="Times New Roman" w:eastAsia="Times New Roman" w:cs="Times New Roman"/>
+          <w:sz w:val="24"/>
         </w:rPr>
         <w:t>.</w:t>
       </w:r>
@@ -2729,8 +2729,8 @@
       </w:pPr>
       <w:r>
         <w:rPr>
-          <w:rFonts w:ascii="Times New Roman" w:hAnsi="Times New Roman" w:eastAsia="Times New Roman"/>
-          <w:sz w:val="26"/>
+          <w:rFonts w:ascii="Times New Roman" w:hAnsi="Times New Roman" w:eastAsia="Times New Roman" w:cs="Times New Roman"/>
+          <w:sz w:val="24"/>
         </w:rPr>
         <w:t>-</w:t>
         <w:tab/>
@@ -2751,8 +2751,8 @@
       </m:oMath>
       <w:r>
         <w:rPr>
-          <w:rFonts w:ascii="Times New Roman" w:hAnsi="Times New Roman" w:eastAsia="Times New Roman"/>
-          <w:sz w:val="26"/>
+          <w:rFonts w:ascii="Times New Roman" w:hAnsi="Times New Roman" w:eastAsia="Times New Roman" w:cs="Times New Roman"/>
+          <w:sz w:val="24"/>
         </w:rPr>
         <w:t xml:space="preserve">, </w:t>
       </w:r>
@@ -2772,8 +2772,8 @@
       </m:oMath>
       <w:r>
         <w:rPr>
-          <w:rFonts w:ascii="Times New Roman" w:hAnsi="Times New Roman" w:eastAsia="Times New Roman"/>
-          <w:sz w:val="26"/>
+          <w:rFonts w:ascii="Times New Roman" w:hAnsi="Times New Roman" w:eastAsia="Times New Roman" w:cs="Times New Roman"/>
+          <w:sz w:val="24"/>
         </w:rPr>
         <w:t xml:space="preserve"> có tập giá trị </w:t>
       </w:r>
@@ -2800,8 +2800,8 @@
       </m:oMath>
       <w:r>
         <w:rPr>
-          <w:rFonts w:ascii="Times New Roman" w:hAnsi="Times New Roman" w:eastAsia="Times New Roman"/>
-          <w:sz w:val="26"/>
+          <w:rFonts w:ascii="Times New Roman" w:hAnsi="Times New Roman" w:eastAsia="Times New Roman" w:cs="Times New Roman"/>
+          <w:sz w:val="24"/>
         </w:rPr>
         <w:t xml:space="preserve">, chu kì </w:t>
       </w:r>
@@ -2812,8 +2812,8 @@
       </m:oMath>
       <w:r>
         <w:rPr>
-          <w:rFonts w:ascii="Times New Roman" w:hAnsi="Times New Roman" w:eastAsia="Times New Roman"/>
-          <w:sz w:val="26"/>
+          <w:rFonts w:ascii="Times New Roman" w:hAnsi="Times New Roman" w:eastAsia="Times New Roman" w:cs="Times New Roman"/>
+          <w:sz w:val="24"/>
         </w:rPr>
         <w:t xml:space="preserve">; </w:t>
       </w:r>
@@ -2833,8 +2833,8 @@
       </m:oMath>
       <w:r>
         <w:rPr>
-          <w:rFonts w:ascii="Times New Roman" w:hAnsi="Times New Roman" w:eastAsia="Times New Roman"/>
-          <w:sz w:val="26"/>
+          <w:rFonts w:ascii="Times New Roman" w:hAnsi="Times New Roman" w:eastAsia="Times New Roman" w:cs="Times New Roman"/>
+          <w:sz w:val="24"/>
         </w:rPr>
         <w:t xml:space="preserve"> có chu kì </w:t>
       </w:r>
@@ -2866,8 +2866,8 @@
       </m:oMath>
       <w:r>
         <w:rPr>
-          <w:rFonts w:ascii="Times New Roman" w:hAnsi="Times New Roman" w:eastAsia="Times New Roman"/>
-          <w:sz w:val="26"/>
+          <w:rFonts w:ascii="Times New Roman" w:hAnsi="Times New Roman" w:eastAsia="Times New Roman" w:cs="Times New Roman"/>
+          <w:sz w:val="24"/>
         </w:rPr>
         <w:t>.</w:t>
       </w:r>
@@ -2880,8 +2880,8 @@
       </w:pPr>
       <w:r>
         <w:rPr>
-          <w:rFonts w:ascii="Times New Roman" w:hAnsi="Times New Roman" w:eastAsia="Times New Roman"/>
-          <w:sz w:val="26"/>
+          <w:rFonts w:ascii="Times New Roman" w:hAnsi="Times New Roman" w:eastAsia="Times New Roman" w:cs="Times New Roman"/>
+          <w:sz w:val="24"/>
         </w:rPr>
         <w:t>-</w:t>
         <w:tab/>
@@ -2908,8 +2908,8 @@
       </m:oMath>
       <w:r>
         <w:rPr>
-          <w:rFonts w:ascii="Times New Roman" w:hAnsi="Times New Roman" w:eastAsia="Times New Roman"/>
-          <w:sz w:val="26"/>
+          <w:rFonts w:ascii="Times New Roman" w:hAnsi="Times New Roman" w:eastAsia="Times New Roman" w:cs="Times New Roman"/>
+          <w:sz w:val="24"/>
         </w:rPr>
         <w:t xml:space="preserve"> hoặc </w:t>
       </w:r>
@@ -2920,8 +2920,8 @@
       </m:oMath>
       <w:r>
         <w:rPr>
-          <w:rFonts w:ascii="Times New Roman" w:hAnsi="Times New Roman" w:eastAsia="Times New Roman"/>
-          <w:sz w:val="26"/>
+          <w:rFonts w:ascii="Times New Roman" w:hAnsi="Times New Roman" w:eastAsia="Times New Roman" w:cs="Times New Roman"/>
+          <w:sz w:val="24"/>
         </w:rPr>
         <w:t xml:space="preserve">; </w:t>
       </w:r>
@@ -2947,8 +2947,8 @@
       </m:oMath>
       <w:r>
         <w:rPr>
-          <w:rFonts w:ascii="Times New Roman" w:hAnsi="Times New Roman" w:eastAsia="Times New Roman"/>
-          <w:sz w:val="26"/>
+          <w:rFonts w:ascii="Times New Roman" w:hAnsi="Times New Roman" w:eastAsia="Times New Roman" w:cs="Times New Roman"/>
+          <w:sz w:val="24"/>
         </w:rPr>
         <w:t xml:space="preserve">; </w:t>
       </w:r>
@@ -2974,8 +2974,8 @@
       </m:oMath>
       <w:r>
         <w:rPr>
-          <w:rFonts w:ascii="Times New Roman" w:hAnsi="Times New Roman" w:eastAsia="Times New Roman"/>
-          <w:sz w:val="26"/>
+          <w:rFonts w:ascii="Times New Roman" w:hAnsi="Times New Roman" w:eastAsia="Times New Roman" w:cs="Times New Roman"/>
+          <w:sz w:val="24"/>
         </w:rPr>
         <w:t>.</w:t>
       </w:r>
@@ -2988,9 +2988,9 @@
       </w:pPr>
       <w:r>
         <w:rPr>
-          <w:rFonts w:ascii="Times New Roman" w:hAnsi="Times New Roman" w:eastAsia="Times New Roman"/>
+          <w:rFonts w:ascii="Times New Roman" w:hAnsi="Times New Roman" w:eastAsia="Times New Roman" w:cs="Times New Roman"/>
           <w:b/>
-          <w:sz w:val="26"/>
+          <w:sz w:val="24"/>
         </w:rPr>
         <w:t>d) Tổ chức thực hiện:</w:t>
       </w:r>
@@ -3003,24 +3003,24 @@
       </w:pPr>
       <w:r>
         <w:rPr>
-          <w:rFonts w:ascii="Times New Roman" w:hAnsi="Times New Roman" w:eastAsia="Times New Roman"/>
-          <w:sz w:val="26"/>
+          <w:rFonts w:ascii="Times New Roman" w:hAnsi="Times New Roman" w:eastAsia="Times New Roman" w:cs="Times New Roman"/>
+          <w:sz w:val="24"/>
         </w:rPr>
         <w:t>-</w:t>
         <w:tab/>
       </w:r>
       <w:r>
         <w:rPr>
-          <w:rFonts w:ascii="Times New Roman" w:hAnsi="Times New Roman" w:eastAsia="Times New Roman"/>
+          <w:rFonts w:ascii="Times New Roman" w:hAnsi="Times New Roman" w:eastAsia="Times New Roman" w:cs="Times New Roman"/>
           <w:b/>
-          <w:sz w:val="26"/>
+          <w:sz w:val="24"/>
         </w:rPr>
         <w:t>Giao nhiệm vụ:</w:t>
       </w:r>
       <w:r>
         <w:rPr>
-          <w:rFonts w:ascii="Times New Roman" w:hAnsi="Times New Roman" w:eastAsia="Times New Roman"/>
-          <w:sz w:val="26"/>
+          <w:rFonts w:ascii="Times New Roman" w:hAnsi="Times New Roman" w:eastAsia="Times New Roman" w:cs="Times New Roman"/>
+          <w:sz w:val="24"/>
         </w:rPr>
         <w:t xml:space="preserve"> GV chia lớp 4 nhóm, mỗi nhóm hoàn thiện một nhánh trên Phiếu số 1 (3 phút), không mở SGK.</w:t>
       </w:r>
@@ -3033,24 +3033,24 @@
       </w:pPr>
       <w:r>
         <w:rPr>
-          <w:rFonts w:ascii="Times New Roman" w:hAnsi="Times New Roman" w:eastAsia="Times New Roman"/>
-          <w:sz w:val="26"/>
+          <w:rFonts w:ascii="Times New Roman" w:hAnsi="Times New Roman" w:eastAsia="Times New Roman" w:cs="Times New Roman"/>
+          <w:sz w:val="24"/>
         </w:rPr>
         <w:t>-</w:t>
         <w:tab/>
       </w:r>
       <w:r>
         <w:rPr>
-          <w:rFonts w:ascii="Times New Roman" w:hAnsi="Times New Roman" w:eastAsia="Times New Roman"/>
+          <w:rFonts w:ascii="Times New Roman" w:hAnsi="Times New Roman" w:eastAsia="Times New Roman" w:cs="Times New Roman"/>
           <w:b/>
-          <w:sz w:val="26"/>
+          <w:sz w:val="24"/>
         </w:rPr>
         <w:t>Thực hiện nhiệm vụ:</w:t>
       </w:r>
       <w:r>
         <w:rPr>
-          <w:rFonts w:ascii="Times New Roman" w:hAnsi="Times New Roman" w:eastAsia="Times New Roman"/>
-          <w:sz w:val="26"/>
+          <w:rFonts w:ascii="Times New Roman" w:hAnsi="Times New Roman" w:eastAsia="Times New Roman" w:cs="Times New Roman"/>
+          <w:sz w:val="24"/>
         </w:rPr>
         <w:t xml:space="preserve"> HS thảo luận, viết công thức, ví dụ vào nhánh được giao.</w:t>
       </w:r>
@@ -3063,24 +3063,24 @@
       </w:pPr>
       <w:r>
         <w:rPr>
-          <w:rFonts w:ascii="Times New Roman" w:hAnsi="Times New Roman" w:eastAsia="Times New Roman"/>
-          <w:sz w:val="26"/>
+          <w:rFonts w:ascii="Times New Roman" w:hAnsi="Times New Roman" w:eastAsia="Times New Roman" w:cs="Times New Roman"/>
+          <w:sz w:val="24"/>
         </w:rPr>
         <w:t>-</w:t>
         <w:tab/>
       </w:r>
       <w:r>
         <w:rPr>
-          <w:rFonts w:ascii="Times New Roman" w:hAnsi="Times New Roman" w:eastAsia="Times New Roman"/>
+          <w:rFonts w:ascii="Times New Roman" w:hAnsi="Times New Roman" w:eastAsia="Times New Roman" w:cs="Times New Roman"/>
           <w:b/>
-          <w:sz w:val="26"/>
+          <w:sz w:val="24"/>
         </w:rPr>
         <w:t>Báo cáo, thảo luận:</w:t>
       </w:r>
       <w:r>
         <w:rPr>
-          <w:rFonts w:ascii="Times New Roman" w:hAnsi="Times New Roman" w:eastAsia="Times New Roman"/>
-          <w:sz w:val="26"/>
+          <w:rFonts w:ascii="Times New Roman" w:hAnsi="Times New Roman" w:eastAsia="Times New Roman" w:cs="Times New Roman"/>
+          <w:sz w:val="24"/>
         </w:rPr>
         <w:t xml:space="preserve"> Đại diện mỗi nhóm đọc nhanh nhánh của nhóm (30 giây/nhóm); nhóm khác bổ sung.</w:t>
       </w:r>
@@ -3093,24 +3093,24 @@
       </w:pPr>
       <w:r>
         <w:rPr>
-          <w:rFonts w:ascii="Times New Roman" w:hAnsi="Times New Roman" w:eastAsia="Times New Roman"/>
-          <w:sz w:val="26"/>
+          <w:rFonts w:ascii="Times New Roman" w:hAnsi="Times New Roman" w:eastAsia="Times New Roman" w:cs="Times New Roman"/>
+          <w:sz w:val="24"/>
         </w:rPr>
         <w:t>-</w:t>
         <w:tab/>
       </w:r>
       <w:r>
         <w:rPr>
-          <w:rFonts w:ascii="Times New Roman" w:hAnsi="Times New Roman" w:eastAsia="Times New Roman"/>
+          <w:rFonts w:ascii="Times New Roman" w:hAnsi="Times New Roman" w:eastAsia="Times New Roman" w:cs="Times New Roman"/>
           <w:b/>
-          <w:sz w:val="26"/>
+          <w:sz w:val="24"/>
         </w:rPr>
         <w:t>Kết luận, nhận định:</w:t>
       </w:r>
       <w:r>
         <w:rPr>
-          <w:rFonts w:ascii="Times New Roman" w:hAnsi="Times New Roman" w:eastAsia="Times New Roman"/>
-          <w:sz w:val="26"/>
+          <w:rFonts w:ascii="Times New Roman" w:hAnsi="Times New Roman" w:eastAsia="Times New Roman" w:cs="Times New Roman"/>
+          <w:sz w:val="24"/>
         </w:rPr>
         <w:t xml:space="preserve"> GV chiếu sơ đồ tư duy hoàn chỉnh, nhấn mạnh ba lỗi hay gặp: nhầm dấu giá trị lượng giác theo góc phần tư; nhầm công thức nghiệm của sin với côsin; quên chu kì </w:t>
       </w:r>
@@ -3121,8 +3121,8 @@
       </m:oMath>
       <w:r>
         <w:rPr>
-          <w:rFonts w:ascii="Times New Roman" w:hAnsi="Times New Roman" w:eastAsia="Times New Roman"/>
-          <w:sz w:val="26"/>
+          <w:rFonts w:ascii="Times New Roman" w:hAnsi="Times New Roman" w:eastAsia="Times New Roman" w:cs="Times New Roman"/>
+          <w:sz w:val="24"/>
         </w:rPr>
         <w:t xml:space="preserve"> của tang.</w:t>
       </w:r>
@@ -3135,9 +3135,9 @@
       </w:pPr>
       <w:r>
         <w:rPr>
-          <w:rFonts w:ascii="Times New Roman" w:hAnsi="Times New Roman" w:eastAsia="Times New Roman"/>
+          <w:rFonts w:ascii="Times New Roman" w:hAnsi="Times New Roman" w:eastAsia="Times New Roman" w:cs="Times New Roman"/>
           <w:b/>
-          <w:sz w:val="26"/>
+          <w:sz w:val="24"/>
         </w:rPr>
         <w:t>3. Hoạt động 3: Luyện tập (22 phút)</w:t>
       </w:r>
@@ -3149,16 +3149,16 @@
       </w:pPr>
       <w:r>
         <w:rPr>
-          <w:rFonts w:ascii="Times New Roman" w:hAnsi="Times New Roman" w:eastAsia="Times New Roman"/>
+          <w:rFonts w:ascii="Times New Roman" w:hAnsi="Times New Roman" w:eastAsia="Times New Roman" w:cs="Times New Roman"/>
           <w:b/>
-          <w:sz w:val="26"/>
+          <w:sz w:val="24"/>
         </w:rPr>
         <w:t>a) Mục tiêu:</w:t>
       </w:r>
       <w:r>
         <w:rPr>
-          <w:rFonts w:ascii="Times New Roman" w:hAnsi="Times New Roman" w:eastAsia="Times New Roman"/>
-          <w:sz w:val="26"/>
+          <w:rFonts w:ascii="Times New Roman" w:hAnsi="Times New Roman" w:eastAsia="Times New Roman" w:cs="Times New Roman"/>
+          <w:sz w:val="24"/>
         </w:rPr>
         <w:t xml:space="preserve"> HS vận dụng kiến thức của chương để giải các bài tập trắc nghiệm và tự luận cuối chương; phát hiện, sửa lỗi trong lời giải do AI tạo ra (NLa, NLc); dùng AI có kiểm chứng (NLc).</w:t>
       </w:r>
@@ -3171,9 +3171,9 @@
       </w:pPr>
       <w:r>
         <w:rPr>
-          <w:rFonts w:ascii="Times New Roman" w:hAnsi="Times New Roman" w:eastAsia="Times New Roman"/>
+          <w:rFonts w:ascii="Times New Roman" w:hAnsi="Times New Roman" w:eastAsia="Times New Roman" w:cs="Times New Roman"/>
           <w:b/>
-          <w:sz w:val="26"/>
+          <w:sz w:val="24"/>
         </w:rPr>
         <w:t>b) Nội dung:</w:t>
       </w:r>
@@ -3185,9 +3185,9 @@
       </w:pPr>
       <w:r>
         <w:rPr>
-          <w:rFonts w:ascii="Times New Roman" w:hAnsi="Times New Roman" w:eastAsia="Times New Roman"/>
+          <w:rFonts w:ascii="Times New Roman" w:hAnsi="Times New Roman" w:eastAsia="Times New Roman" w:cs="Times New Roman"/>
           <w:b/>
-          <w:sz w:val="26"/>
+          <w:sz w:val="24"/>
         </w:rPr>
         <w:t>Nhiệm vụ 1 (6 phút) – A. Trắc nghiệm (SGK tr.40):</w:t>
       </w:r>
@@ -3199,16 +3199,16 @@
       </w:pPr>
       <w:r>
         <w:rPr>
-          <w:rFonts w:ascii="Times New Roman" w:hAnsi="Times New Roman" w:eastAsia="Times New Roman"/>
+          <w:rFonts w:ascii="Times New Roman" w:hAnsi="Times New Roman" w:eastAsia="Times New Roman" w:cs="Times New Roman"/>
           <w:b/>
-          <w:sz w:val="26"/>
+          <w:sz w:val="24"/>
         </w:rPr>
         <w:t>1.23.</w:t>
       </w:r>
       <w:r>
         <w:rPr>
-          <w:rFonts w:ascii="Times New Roman" w:hAnsi="Times New Roman" w:eastAsia="Times New Roman"/>
-          <w:sz w:val="26"/>
+          <w:rFonts w:ascii="Times New Roman" w:hAnsi="Times New Roman" w:eastAsia="Times New Roman" w:cs="Times New Roman"/>
+          <w:sz w:val="24"/>
         </w:rPr>
         <w:t xml:space="preserve"> Biểu diễn các góc lượng giác </w:t>
       </w:r>
@@ -3234,8 +3234,8 @@
       </m:oMath>
       <w:r>
         <w:rPr>
-          <w:rFonts w:ascii="Times New Roman" w:hAnsi="Times New Roman" w:eastAsia="Times New Roman"/>
-          <w:sz w:val="26"/>
+          <w:rFonts w:ascii="Times New Roman" w:hAnsi="Times New Roman" w:eastAsia="Times New Roman" w:cs="Times New Roman"/>
+          <w:sz w:val="24"/>
         </w:rPr>
         <w:t xml:space="preserve">, </w:t>
       </w:r>
@@ -3261,8 +3261,8 @@
       </m:oMath>
       <w:r>
         <w:rPr>
-          <w:rFonts w:ascii="Times New Roman" w:hAnsi="Times New Roman" w:eastAsia="Times New Roman"/>
-          <w:sz w:val="26"/>
+          <w:rFonts w:ascii="Times New Roman" w:hAnsi="Times New Roman" w:eastAsia="Times New Roman" w:cs="Times New Roman"/>
+          <w:sz w:val="24"/>
         </w:rPr>
         <w:t xml:space="preserve">, </w:t>
       </w:r>
@@ -3288,8 +3288,8 @@
       </m:oMath>
       <w:r>
         <w:rPr>
-          <w:rFonts w:ascii="Times New Roman" w:hAnsi="Times New Roman" w:eastAsia="Times New Roman"/>
-          <w:sz w:val="26"/>
+          <w:rFonts w:ascii="Times New Roman" w:hAnsi="Times New Roman" w:eastAsia="Times New Roman" w:cs="Times New Roman"/>
+          <w:sz w:val="24"/>
         </w:rPr>
         <w:t xml:space="preserve">, </w:t>
       </w:r>
@@ -3315,8 +3315,8 @@
       </m:oMath>
       <w:r>
         <w:rPr>
-          <w:rFonts w:ascii="Times New Roman" w:hAnsi="Times New Roman" w:eastAsia="Times New Roman"/>
-          <w:sz w:val="26"/>
+          <w:rFonts w:ascii="Times New Roman" w:hAnsi="Times New Roman" w:eastAsia="Times New Roman" w:cs="Times New Roman"/>
+          <w:sz w:val="24"/>
         </w:rPr>
         <w:t xml:space="preserve"> trên đường tròn lượng giác. Các góc nào có điểm biểu diễn trùng nhau?</w:t>
       </w:r>
@@ -3345,10 +3345,10 @@
             </w:pPr>
             <w:r>
               <w:rPr>
-                <w:rFonts w:ascii="Times New Roman" w:hAnsi="Times New Roman" w:eastAsia="Times New Roman"/>
+                <w:rFonts w:ascii="Times New Roman" w:hAnsi="Times New Roman" w:eastAsia="Times New Roman" w:cs="Times New Roman"/>
                 <w:b/>
                 <w:color w:val="1F4E79"/>
-                <w:sz w:val="26"/>
+                <w:sz w:val="24"/>
               </w:rPr>
               <w:t xml:space="preserve">A. </w:t>
             </w:r>
@@ -3359,8 +3359,8 @@
             </m:oMath>
             <w:r>
               <w:rPr>
-                <w:rFonts w:ascii="Times New Roman" w:hAnsi="Times New Roman" w:eastAsia="Times New Roman"/>
-                <w:sz w:val="26"/>
+                <w:rFonts w:ascii="Times New Roman" w:hAnsi="Times New Roman" w:eastAsia="Times New Roman" w:cs="Times New Roman"/>
+                <w:sz w:val="24"/>
               </w:rPr>
               <w:t xml:space="preserve"> và </w:t>
             </w:r>
@@ -3371,8 +3371,8 @@
             </m:oMath>
             <w:r>
               <w:rPr>
-                <w:rFonts w:ascii="Times New Roman" w:hAnsi="Times New Roman" w:eastAsia="Times New Roman"/>
-                <w:sz w:val="26"/>
+                <w:rFonts w:ascii="Times New Roman" w:hAnsi="Times New Roman" w:eastAsia="Times New Roman" w:cs="Times New Roman"/>
+                <w:sz w:val="24"/>
               </w:rPr>
               <w:t>.</w:t>
             </w:r>
@@ -3389,10 +3389,10 @@
             </w:pPr>
             <w:r>
               <w:rPr>
-                <w:rFonts w:ascii="Times New Roman" w:hAnsi="Times New Roman" w:eastAsia="Times New Roman"/>
+                <w:rFonts w:ascii="Times New Roman" w:hAnsi="Times New Roman" w:eastAsia="Times New Roman" w:cs="Times New Roman"/>
                 <w:b/>
                 <w:color w:val="1F4E79"/>
-                <w:sz w:val="26"/>
+                <w:sz w:val="24"/>
               </w:rPr>
               <w:t xml:space="preserve">B. </w:t>
             </w:r>
@@ -3403,8 +3403,8 @@
             </m:oMath>
             <w:r>
               <w:rPr>
-                <w:rFonts w:ascii="Times New Roman" w:hAnsi="Times New Roman" w:eastAsia="Times New Roman"/>
-                <w:sz w:val="26"/>
+                <w:rFonts w:ascii="Times New Roman" w:hAnsi="Times New Roman" w:eastAsia="Times New Roman" w:cs="Times New Roman"/>
+                <w:sz w:val="24"/>
               </w:rPr>
               <w:t xml:space="preserve">, </w:t>
             </w:r>
@@ -3415,8 +3415,8 @@
             </m:oMath>
             <w:r>
               <w:rPr>
-                <w:rFonts w:ascii="Times New Roman" w:hAnsi="Times New Roman" w:eastAsia="Times New Roman"/>
-                <w:sz w:val="26"/>
+                <w:rFonts w:ascii="Times New Roman" w:hAnsi="Times New Roman" w:eastAsia="Times New Roman" w:cs="Times New Roman"/>
+                <w:sz w:val="24"/>
               </w:rPr>
               <w:t xml:space="preserve">, </w:t>
             </w:r>
@@ -3427,8 +3427,8 @@
             </m:oMath>
             <w:r>
               <w:rPr>
-                <w:rFonts w:ascii="Times New Roman" w:hAnsi="Times New Roman" w:eastAsia="Times New Roman"/>
-                <w:sz w:val="26"/>
+                <w:rFonts w:ascii="Times New Roman" w:hAnsi="Times New Roman" w:eastAsia="Times New Roman" w:cs="Times New Roman"/>
+                <w:sz w:val="24"/>
               </w:rPr>
               <w:t>.</w:t>
             </w:r>
@@ -3445,10 +3445,10 @@
             </w:pPr>
             <w:r>
               <w:rPr>
-                <w:rFonts w:ascii="Times New Roman" w:hAnsi="Times New Roman" w:eastAsia="Times New Roman"/>
+                <w:rFonts w:ascii="Times New Roman" w:hAnsi="Times New Roman" w:eastAsia="Times New Roman" w:cs="Times New Roman"/>
                 <w:b/>
                 <w:color w:val="1F4E79"/>
-                <w:sz w:val="26"/>
+                <w:sz w:val="24"/>
               </w:rPr>
               <w:t xml:space="preserve">C. </w:t>
             </w:r>
@@ -3459,8 +3459,8 @@
             </m:oMath>
             <w:r>
               <w:rPr>
-                <w:rFonts w:ascii="Times New Roman" w:hAnsi="Times New Roman" w:eastAsia="Times New Roman"/>
-                <w:sz w:val="26"/>
+                <w:rFonts w:ascii="Times New Roman" w:hAnsi="Times New Roman" w:eastAsia="Times New Roman" w:cs="Times New Roman"/>
+                <w:sz w:val="24"/>
               </w:rPr>
               <w:t xml:space="preserve">, </w:t>
             </w:r>
@@ -3471,8 +3471,8 @@
             </m:oMath>
             <w:r>
               <w:rPr>
-                <w:rFonts w:ascii="Times New Roman" w:hAnsi="Times New Roman" w:eastAsia="Times New Roman"/>
-                <w:sz w:val="26"/>
+                <w:rFonts w:ascii="Times New Roman" w:hAnsi="Times New Roman" w:eastAsia="Times New Roman" w:cs="Times New Roman"/>
+                <w:sz w:val="24"/>
               </w:rPr>
               <w:t xml:space="preserve">, </w:t>
             </w:r>
@@ -3483,8 +3483,8 @@
             </m:oMath>
             <w:r>
               <w:rPr>
-                <w:rFonts w:ascii="Times New Roman" w:hAnsi="Times New Roman" w:eastAsia="Times New Roman"/>
-                <w:sz w:val="26"/>
+                <w:rFonts w:ascii="Times New Roman" w:hAnsi="Times New Roman" w:eastAsia="Times New Roman" w:cs="Times New Roman"/>
+                <w:sz w:val="24"/>
               </w:rPr>
               <w:t>.</w:t>
             </w:r>
@@ -3501,10 +3501,10 @@
             </w:pPr>
             <w:r>
               <w:rPr>
-                <w:rFonts w:ascii="Times New Roman" w:hAnsi="Times New Roman" w:eastAsia="Times New Roman"/>
+                <w:rFonts w:ascii="Times New Roman" w:hAnsi="Times New Roman" w:eastAsia="Times New Roman" w:cs="Times New Roman"/>
                 <w:b/>
                 <w:color w:val="1F4E79"/>
-                <w:sz w:val="26"/>
+                <w:sz w:val="24"/>
               </w:rPr>
               <w:t xml:space="preserve">D. </w:t>
             </w:r>
@@ -3515,8 +3515,8 @@
             </m:oMath>
             <w:r>
               <w:rPr>
-                <w:rFonts w:ascii="Times New Roman" w:hAnsi="Times New Roman" w:eastAsia="Times New Roman"/>
-                <w:sz w:val="26"/>
+                <w:rFonts w:ascii="Times New Roman" w:hAnsi="Times New Roman" w:eastAsia="Times New Roman" w:cs="Times New Roman"/>
+                <w:sz w:val="24"/>
               </w:rPr>
               <w:t xml:space="preserve"> và </w:t>
             </w:r>
@@ -3527,8 +3527,8 @@
             </m:oMath>
             <w:r>
               <w:rPr>
-                <w:rFonts w:ascii="Times New Roman" w:hAnsi="Times New Roman" w:eastAsia="Times New Roman"/>
-                <w:sz w:val="26"/>
+                <w:rFonts w:ascii="Times New Roman" w:hAnsi="Times New Roman" w:eastAsia="Times New Roman" w:cs="Times New Roman"/>
+                <w:sz w:val="24"/>
               </w:rPr>
               <w:t>.</w:t>
             </w:r>
@@ -3543,16 +3543,16 @@
       </w:pPr>
       <w:r>
         <w:rPr>
-          <w:rFonts w:ascii="Times New Roman" w:hAnsi="Times New Roman" w:eastAsia="Times New Roman"/>
+          <w:rFonts w:ascii="Times New Roman" w:hAnsi="Times New Roman" w:eastAsia="Times New Roman" w:cs="Times New Roman"/>
           <w:b/>
-          <w:sz w:val="26"/>
+          <w:sz w:val="24"/>
         </w:rPr>
         <w:t>1.24.</w:t>
       </w:r>
       <w:r>
         <w:rPr>
-          <w:rFonts w:ascii="Times New Roman" w:hAnsi="Times New Roman" w:eastAsia="Times New Roman"/>
-          <w:sz w:val="26"/>
+          <w:rFonts w:ascii="Times New Roman" w:hAnsi="Times New Roman" w:eastAsia="Times New Roman" w:cs="Times New Roman"/>
+          <w:sz w:val="24"/>
         </w:rPr>
         <w:t xml:space="preserve"> Trong các khẳng định sau, khẳng định nào là sai?</w:t>
       </w:r>
@@ -3579,10 +3579,10 @@
             </w:pPr>
             <w:r>
               <w:rPr>
-                <w:rFonts w:ascii="Times New Roman" w:hAnsi="Times New Roman" w:eastAsia="Times New Roman"/>
+                <w:rFonts w:ascii="Times New Roman" w:hAnsi="Times New Roman" w:eastAsia="Times New Roman" w:cs="Times New Roman"/>
                 <w:b/>
                 <w:color w:val="1F4E79"/>
-                <w:sz w:val="26"/>
+                <w:sz w:val="24"/>
               </w:rPr>
               <w:t xml:space="preserve">A. </w:t>
             </w:r>
@@ -3608,8 +3608,8 @@
             </m:oMath>
             <w:r>
               <w:rPr>
-                <w:rFonts w:ascii="Times New Roman" w:hAnsi="Times New Roman" w:eastAsia="Times New Roman"/>
-                <w:sz w:val="26"/>
+                <w:rFonts w:ascii="Times New Roman" w:hAnsi="Times New Roman" w:eastAsia="Times New Roman" w:cs="Times New Roman"/>
+                <w:sz w:val="24"/>
               </w:rPr>
               <w:t>.</w:t>
             </w:r>
@@ -3626,10 +3626,10 @@
             </w:pPr>
             <w:r>
               <w:rPr>
-                <w:rFonts w:ascii="Times New Roman" w:hAnsi="Times New Roman" w:eastAsia="Times New Roman"/>
+                <w:rFonts w:ascii="Times New Roman" w:hAnsi="Times New Roman" w:eastAsia="Times New Roman" w:cs="Times New Roman"/>
                 <w:b/>
                 <w:color w:val="1F4E79"/>
-                <w:sz w:val="26"/>
+                <w:sz w:val="24"/>
               </w:rPr>
               <w:t xml:space="preserve">B. </w:t>
             </w:r>
@@ -3655,8 +3655,8 @@
             </m:oMath>
             <w:r>
               <w:rPr>
-                <w:rFonts w:ascii="Times New Roman" w:hAnsi="Times New Roman" w:eastAsia="Times New Roman"/>
-                <w:sz w:val="26"/>
+                <w:rFonts w:ascii="Times New Roman" w:hAnsi="Times New Roman" w:eastAsia="Times New Roman" w:cs="Times New Roman"/>
+                <w:sz w:val="24"/>
               </w:rPr>
               <w:t>.</w:t>
             </w:r>
@@ -3675,10 +3675,10 @@
             </w:pPr>
             <w:r>
               <w:rPr>
-                <w:rFonts w:ascii="Times New Roman" w:hAnsi="Times New Roman" w:eastAsia="Times New Roman"/>
+                <w:rFonts w:ascii="Times New Roman" w:hAnsi="Times New Roman" w:eastAsia="Times New Roman" w:cs="Times New Roman"/>
                 <w:b/>
                 <w:color w:val="1F4E79"/>
-                <w:sz w:val="26"/>
+                <w:sz w:val="24"/>
               </w:rPr>
               <w:t xml:space="preserve">C. </w:t>
             </w:r>
@@ -3704,8 +3704,8 @@
             </m:oMath>
             <w:r>
               <w:rPr>
-                <w:rFonts w:ascii="Times New Roman" w:hAnsi="Times New Roman" w:eastAsia="Times New Roman"/>
-                <w:sz w:val="26"/>
+                <w:rFonts w:ascii="Times New Roman" w:hAnsi="Times New Roman" w:eastAsia="Times New Roman" w:cs="Times New Roman"/>
+                <w:sz w:val="24"/>
               </w:rPr>
               <w:t>.</w:t>
             </w:r>
@@ -3722,10 +3722,10 @@
             </w:pPr>
             <w:r>
               <w:rPr>
-                <w:rFonts w:ascii="Times New Roman" w:hAnsi="Times New Roman" w:eastAsia="Times New Roman"/>
+                <w:rFonts w:ascii="Times New Roman" w:hAnsi="Times New Roman" w:eastAsia="Times New Roman" w:cs="Times New Roman"/>
                 <w:b/>
                 <w:color w:val="1F4E79"/>
-                <w:sz w:val="26"/>
+                <w:sz w:val="24"/>
               </w:rPr>
               <w:t xml:space="preserve">D. </w:t>
             </w:r>
@@ -3751,8 +3751,8 @@
             </m:oMath>
             <w:r>
               <w:rPr>
-                <w:rFonts w:ascii="Times New Roman" w:hAnsi="Times New Roman" w:eastAsia="Times New Roman"/>
-                <w:sz w:val="26"/>
+                <w:rFonts w:ascii="Times New Roman" w:hAnsi="Times New Roman" w:eastAsia="Times New Roman" w:cs="Times New Roman"/>
+                <w:sz w:val="24"/>
               </w:rPr>
               <w:t>.</w:t>
             </w:r>
@@ -3767,16 +3767,16 @@
       </w:pPr>
       <w:r>
         <w:rPr>
-          <w:rFonts w:ascii="Times New Roman" w:hAnsi="Times New Roman" w:eastAsia="Times New Roman"/>
+          <w:rFonts w:ascii="Times New Roman" w:hAnsi="Times New Roman" w:eastAsia="Times New Roman" w:cs="Times New Roman"/>
           <w:b/>
-          <w:sz w:val="26"/>
+          <w:sz w:val="24"/>
         </w:rPr>
         <w:t>1.25.</w:t>
       </w:r>
       <w:r>
         <w:rPr>
-          <w:rFonts w:ascii="Times New Roman" w:hAnsi="Times New Roman" w:eastAsia="Times New Roman"/>
-          <w:sz w:val="26"/>
+          <w:rFonts w:ascii="Times New Roman" w:hAnsi="Times New Roman" w:eastAsia="Times New Roman" w:cs="Times New Roman"/>
+          <w:sz w:val="24"/>
         </w:rPr>
         <w:t xml:space="preserve"> Trong các khẳng định sau, khẳng định nào là sai?</w:t>
       </w:r>
@@ -3803,10 +3803,10 @@
             </w:pPr>
             <w:r>
               <w:rPr>
-                <w:rFonts w:ascii="Times New Roman" w:hAnsi="Times New Roman" w:eastAsia="Times New Roman"/>
+                <w:rFonts w:ascii="Times New Roman" w:hAnsi="Times New Roman" w:eastAsia="Times New Roman" w:cs="Times New Roman"/>
                 <w:b/>
                 <w:color w:val="1F4E79"/>
-                <w:sz w:val="26"/>
+                <w:sz w:val="24"/>
               </w:rPr>
               <w:t xml:space="preserve">A. </w:t>
             </w:r>
@@ -3859,8 +3859,8 @@
             </m:oMath>
             <w:r>
               <w:rPr>
-                <w:rFonts w:ascii="Times New Roman" w:hAnsi="Times New Roman" w:eastAsia="Times New Roman"/>
-                <w:sz w:val="26"/>
+                <w:rFonts w:ascii="Times New Roman" w:hAnsi="Times New Roman" w:eastAsia="Times New Roman" w:cs="Times New Roman"/>
+                <w:sz w:val="24"/>
               </w:rPr>
               <w:t>.</w:t>
             </w:r>
@@ -3877,10 +3877,10 @@
             </w:pPr>
             <w:r>
               <w:rPr>
-                <w:rFonts w:ascii="Times New Roman" w:hAnsi="Times New Roman" w:eastAsia="Times New Roman"/>
+                <w:rFonts w:ascii="Times New Roman" w:hAnsi="Times New Roman" w:eastAsia="Times New Roman" w:cs="Times New Roman"/>
                 <w:b/>
                 <w:color w:val="1F4E79"/>
-                <w:sz w:val="26"/>
+                <w:sz w:val="24"/>
               </w:rPr>
               <w:t xml:space="preserve">B. </w:t>
             </w:r>
@@ -3933,8 +3933,8 @@
             </m:oMath>
             <w:r>
               <w:rPr>
-                <w:rFonts w:ascii="Times New Roman" w:hAnsi="Times New Roman" w:eastAsia="Times New Roman"/>
-                <w:sz w:val="26"/>
+                <w:rFonts w:ascii="Times New Roman" w:hAnsi="Times New Roman" w:eastAsia="Times New Roman" w:cs="Times New Roman"/>
+                <w:sz w:val="24"/>
               </w:rPr>
               <w:t>.</w:t>
             </w:r>
@@ -3953,10 +3953,10 @@
             </w:pPr>
             <w:r>
               <w:rPr>
-                <w:rFonts w:ascii="Times New Roman" w:hAnsi="Times New Roman" w:eastAsia="Times New Roman"/>
+                <w:rFonts w:ascii="Times New Roman" w:hAnsi="Times New Roman" w:eastAsia="Times New Roman" w:cs="Times New Roman"/>
                 <w:b/>
                 <w:color w:val="1F4E79"/>
-                <w:sz w:val="26"/>
+                <w:sz w:val="24"/>
               </w:rPr>
               <w:t xml:space="preserve">C. </w:t>
             </w:r>
@@ -4009,8 +4009,8 @@
             </m:oMath>
             <w:r>
               <w:rPr>
-                <w:rFonts w:ascii="Times New Roman" w:hAnsi="Times New Roman" w:eastAsia="Times New Roman"/>
-                <w:sz w:val="26"/>
+                <w:rFonts w:ascii="Times New Roman" w:hAnsi="Times New Roman" w:eastAsia="Times New Roman" w:cs="Times New Roman"/>
+                <w:sz w:val="24"/>
               </w:rPr>
               <w:t>.</w:t>
             </w:r>
@@ -4027,10 +4027,10 @@
             </w:pPr>
             <w:r>
               <w:rPr>
-                <w:rFonts w:ascii="Times New Roman" w:hAnsi="Times New Roman" w:eastAsia="Times New Roman"/>
+                <w:rFonts w:ascii="Times New Roman" w:hAnsi="Times New Roman" w:eastAsia="Times New Roman" w:cs="Times New Roman"/>
                 <w:b/>
                 <w:color w:val="1F4E79"/>
-                <w:sz w:val="26"/>
+                <w:sz w:val="24"/>
               </w:rPr>
               <w:t xml:space="preserve">D. </w:t>
             </w:r>
@@ -4083,8 +4083,8 @@
             </m:oMath>
             <w:r>
               <w:rPr>
-                <w:rFonts w:ascii="Times New Roman" w:hAnsi="Times New Roman" w:eastAsia="Times New Roman"/>
-                <w:sz w:val="26"/>
+                <w:rFonts w:ascii="Times New Roman" w:hAnsi="Times New Roman" w:eastAsia="Times New Roman" w:cs="Times New Roman"/>
+                <w:sz w:val="24"/>
               </w:rPr>
               <w:t>.</w:t>
             </w:r>
@@ -4099,16 +4099,16 @@
       </w:pPr>
       <w:r>
         <w:rPr>
-          <w:rFonts w:ascii="Times New Roman" w:hAnsi="Times New Roman" w:eastAsia="Times New Roman"/>
+          <w:rFonts w:ascii="Times New Roman" w:hAnsi="Times New Roman" w:eastAsia="Times New Roman" w:cs="Times New Roman"/>
           <w:b/>
-          <w:sz w:val="26"/>
+          <w:sz w:val="24"/>
         </w:rPr>
         <w:t>1.26.</w:t>
       </w:r>
       <w:r>
         <w:rPr>
-          <w:rFonts w:ascii="Times New Roman" w:hAnsi="Times New Roman" w:eastAsia="Times New Roman"/>
-          <w:sz w:val="26"/>
+          <w:rFonts w:ascii="Times New Roman" w:hAnsi="Times New Roman" w:eastAsia="Times New Roman" w:cs="Times New Roman"/>
+          <w:sz w:val="24"/>
         </w:rPr>
         <w:t xml:space="preserve"> Rút gọn biểu thức </w:t>
       </w:r>
@@ -4155,8 +4155,8 @@
       </m:oMath>
       <w:r>
         <w:rPr>
-          <w:rFonts w:ascii="Times New Roman" w:hAnsi="Times New Roman" w:eastAsia="Times New Roman"/>
-          <w:sz w:val="26"/>
+          <w:rFonts w:ascii="Times New Roman" w:hAnsi="Times New Roman" w:eastAsia="Times New Roman" w:cs="Times New Roman"/>
+          <w:sz w:val="24"/>
         </w:rPr>
         <w:t>, ta được</w:t>
       </w:r>
@@ -4185,10 +4185,10 @@
             </w:pPr>
             <w:r>
               <w:rPr>
-                <w:rFonts w:ascii="Times New Roman" w:hAnsi="Times New Roman" w:eastAsia="Times New Roman"/>
+                <w:rFonts w:ascii="Times New Roman" w:hAnsi="Times New Roman" w:eastAsia="Times New Roman" w:cs="Times New Roman"/>
                 <w:b/>
                 <w:color w:val="1F4E79"/>
-                <w:sz w:val="26"/>
+                <w:sz w:val="24"/>
               </w:rPr>
               <w:t xml:space="preserve">A. </w:t>
             </w:r>
@@ -4208,8 +4208,8 @@
             </m:oMath>
             <w:r>
               <w:rPr>
-                <w:rFonts w:ascii="Times New Roman" w:hAnsi="Times New Roman" w:eastAsia="Times New Roman"/>
-                <w:sz w:val="26"/>
+                <w:rFonts w:ascii="Times New Roman" w:hAnsi="Times New Roman" w:eastAsia="Times New Roman" w:cs="Times New Roman"/>
+                <w:sz w:val="24"/>
               </w:rPr>
               <w:t>.</w:t>
             </w:r>
@@ -4226,10 +4226,10 @@
             </w:pPr>
             <w:r>
               <w:rPr>
-                <w:rFonts w:ascii="Times New Roman" w:hAnsi="Times New Roman" w:eastAsia="Times New Roman"/>
+                <w:rFonts w:ascii="Times New Roman" w:hAnsi="Times New Roman" w:eastAsia="Times New Roman" w:cs="Times New Roman"/>
                 <w:b/>
                 <w:color w:val="1F4E79"/>
-                <w:sz w:val="26"/>
+                <w:sz w:val="24"/>
               </w:rPr>
               <w:t xml:space="preserve">B. </w:t>
             </w:r>
@@ -4258,8 +4258,8 @@
             </m:oMath>
             <w:r>
               <w:rPr>
-                <w:rFonts w:ascii="Times New Roman" w:hAnsi="Times New Roman" w:eastAsia="Times New Roman"/>
-                <w:sz w:val="26"/>
+                <w:rFonts w:ascii="Times New Roman" w:hAnsi="Times New Roman" w:eastAsia="Times New Roman" w:cs="Times New Roman"/>
+                <w:sz w:val="24"/>
               </w:rPr>
               <w:t>.</w:t>
             </w:r>
@@ -4276,10 +4276,10 @@
             </w:pPr>
             <w:r>
               <w:rPr>
-                <w:rFonts w:ascii="Times New Roman" w:hAnsi="Times New Roman" w:eastAsia="Times New Roman"/>
+                <w:rFonts w:ascii="Times New Roman" w:hAnsi="Times New Roman" w:eastAsia="Times New Roman" w:cs="Times New Roman"/>
                 <w:b/>
                 <w:color w:val="1F4E79"/>
-                <w:sz w:val="26"/>
+                <w:sz w:val="24"/>
               </w:rPr>
               <w:t xml:space="preserve">C. </w:t>
             </w:r>
@@ -4308,8 +4308,8 @@
             </m:oMath>
             <w:r>
               <w:rPr>
-                <w:rFonts w:ascii="Times New Roman" w:hAnsi="Times New Roman" w:eastAsia="Times New Roman"/>
-                <w:sz w:val="26"/>
+                <w:rFonts w:ascii="Times New Roman" w:hAnsi="Times New Roman" w:eastAsia="Times New Roman" w:cs="Times New Roman"/>
+                <w:sz w:val="24"/>
               </w:rPr>
               <w:t>.</w:t>
             </w:r>
@@ -4326,10 +4326,10 @@
             </w:pPr>
             <w:r>
               <w:rPr>
-                <w:rFonts w:ascii="Times New Roman" w:hAnsi="Times New Roman" w:eastAsia="Times New Roman"/>
+                <w:rFonts w:ascii="Times New Roman" w:hAnsi="Times New Roman" w:eastAsia="Times New Roman" w:cs="Times New Roman"/>
                 <w:b/>
                 <w:color w:val="1F4E79"/>
-                <w:sz w:val="26"/>
+                <w:sz w:val="24"/>
               </w:rPr>
               <w:t xml:space="preserve">D. </w:t>
             </w:r>
@@ -4349,8 +4349,8 @@
             </m:oMath>
             <w:r>
               <w:rPr>
-                <w:rFonts w:ascii="Times New Roman" w:hAnsi="Times New Roman" w:eastAsia="Times New Roman"/>
-                <w:sz w:val="26"/>
+                <w:rFonts w:ascii="Times New Roman" w:hAnsi="Times New Roman" w:eastAsia="Times New Roman" w:cs="Times New Roman"/>
+                <w:sz w:val="24"/>
               </w:rPr>
               <w:t>.</w:t>
             </w:r>
@@ -4365,16 +4365,16 @@
       </w:pPr>
       <w:r>
         <w:rPr>
-          <w:rFonts w:ascii="Times New Roman" w:hAnsi="Times New Roman" w:eastAsia="Times New Roman"/>
+          <w:rFonts w:ascii="Times New Roman" w:hAnsi="Times New Roman" w:eastAsia="Times New Roman" w:cs="Times New Roman"/>
           <w:b/>
-          <w:sz w:val="26"/>
+          <w:sz w:val="24"/>
         </w:rPr>
         <w:t>1.27.</w:t>
       </w:r>
       <w:r>
         <w:rPr>
-          <w:rFonts w:ascii="Times New Roman" w:hAnsi="Times New Roman" w:eastAsia="Times New Roman"/>
-          <w:sz w:val="26"/>
+          <w:rFonts w:ascii="Times New Roman" w:hAnsi="Times New Roman" w:eastAsia="Times New Roman" w:cs="Times New Roman"/>
+          <w:sz w:val="24"/>
         </w:rPr>
         <w:t xml:space="preserve"> Khẳng định nào sau đây là sai?</w:t>
       </w:r>
@@ -4400,17 +4400,17 @@
             </w:pPr>
             <w:r>
               <w:rPr>
-                <w:rFonts w:ascii="Times New Roman" w:hAnsi="Times New Roman" w:eastAsia="Times New Roman"/>
+                <w:rFonts w:ascii="Times New Roman" w:hAnsi="Times New Roman" w:eastAsia="Times New Roman" w:cs="Times New Roman"/>
                 <w:b/>
                 <w:color w:val="1F4E79"/>
-                <w:sz w:val="26"/>
+                <w:sz w:val="24"/>
               </w:rPr>
               <w:t xml:space="preserve">A. </w:t>
             </w:r>
             <w:r>
               <w:rPr>
-                <w:rFonts w:ascii="Times New Roman" w:hAnsi="Times New Roman" w:eastAsia="Times New Roman"/>
-                <w:sz w:val="26"/>
+                <w:rFonts w:ascii="Times New Roman" w:hAnsi="Times New Roman" w:eastAsia="Times New Roman" w:cs="Times New Roman"/>
+                <w:sz w:val="24"/>
               </w:rPr>
               <w:t xml:space="preserve">Hàm số </w:t>
             </w:r>
@@ -4430,8 +4430,8 @@
             </m:oMath>
             <w:r>
               <w:rPr>
-                <w:rFonts w:ascii="Times New Roman" w:hAnsi="Times New Roman" w:eastAsia="Times New Roman"/>
-                <w:sz w:val="26"/>
+                <w:rFonts w:ascii="Times New Roman" w:hAnsi="Times New Roman" w:eastAsia="Times New Roman" w:cs="Times New Roman"/>
+                <w:sz w:val="24"/>
               </w:rPr>
               <w:t xml:space="preserve"> có tập xác định là </w:t>
             </w:r>
@@ -4442,8 +4442,8 @@
             </m:oMath>
             <w:r>
               <w:rPr>
-                <w:rFonts w:ascii="Times New Roman" w:hAnsi="Times New Roman" w:eastAsia="Times New Roman"/>
-                <w:sz w:val="26"/>
+                <w:rFonts w:ascii="Times New Roman" w:hAnsi="Times New Roman" w:eastAsia="Times New Roman" w:cs="Times New Roman"/>
+                <w:sz w:val="24"/>
               </w:rPr>
               <w:t>.</w:t>
             </w:r>
@@ -4462,17 +4462,17 @@
             </w:pPr>
             <w:r>
               <w:rPr>
-                <w:rFonts w:ascii="Times New Roman" w:hAnsi="Times New Roman" w:eastAsia="Times New Roman"/>
+                <w:rFonts w:ascii="Times New Roman" w:hAnsi="Times New Roman" w:eastAsia="Times New Roman" w:cs="Times New Roman"/>
                 <w:b/>
                 <w:color w:val="1F4E79"/>
-                <w:sz w:val="26"/>
+                <w:sz w:val="24"/>
               </w:rPr>
               <w:t xml:space="preserve">B. </w:t>
             </w:r>
             <w:r>
               <w:rPr>
-                <w:rFonts w:ascii="Times New Roman" w:hAnsi="Times New Roman" w:eastAsia="Times New Roman"/>
-                <w:sz w:val="26"/>
+                <w:rFonts w:ascii="Times New Roman" w:hAnsi="Times New Roman" w:eastAsia="Times New Roman" w:cs="Times New Roman"/>
+                <w:sz w:val="24"/>
               </w:rPr>
               <w:t xml:space="preserve">Hàm số </w:t>
             </w:r>
@@ -4492,8 +4492,8 @@
             </m:oMath>
             <w:r>
               <w:rPr>
-                <w:rFonts w:ascii="Times New Roman" w:hAnsi="Times New Roman" w:eastAsia="Times New Roman"/>
-                <w:sz w:val="26"/>
+                <w:rFonts w:ascii="Times New Roman" w:hAnsi="Times New Roman" w:eastAsia="Times New Roman" w:cs="Times New Roman"/>
+                <w:sz w:val="24"/>
               </w:rPr>
               <w:t xml:space="preserve"> có tập giá trị là </w:t>
             </w:r>
@@ -4520,8 +4520,8 @@
             </m:oMath>
             <w:r>
               <w:rPr>
-                <w:rFonts w:ascii="Times New Roman" w:hAnsi="Times New Roman" w:eastAsia="Times New Roman"/>
-                <w:sz w:val="26"/>
+                <w:rFonts w:ascii="Times New Roman" w:hAnsi="Times New Roman" w:eastAsia="Times New Roman" w:cs="Times New Roman"/>
+                <w:sz w:val="24"/>
               </w:rPr>
               <w:t>.</w:t>
             </w:r>
@@ -4540,17 +4540,17 @@
             </w:pPr>
             <w:r>
               <w:rPr>
-                <w:rFonts w:ascii="Times New Roman" w:hAnsi="Times New Roman" w:eastAsia="Times New Roman"/>
+                <w:rFonts w:ascii="Times New Roman" w:hAnsi="Times New Roman" w:eastAsia="Times New Roman" w:cs="Times New Roman"/>
                 <w:b/>
                 <w:color w:val="1F4E79"/>
-                <w:sz w:val="26"/>
+                <w:sz w:val="24"/>
               </w:rPr>
               <w:t xml:space="preserve">C. </w:t>
             </w:r>
             <w:r>
               <w:rPr>
-                <w:rFonts w:ascii="Times New Roman" w:hAnsi="Times New Roman" w:eastAsia="Times New Roman"/>
-                <w:sz w:val="26"/>
+                <w:rFonts w:ascii="Times New Roman" w:hAnsi="Times New Roman" w:eastAsia="Times New Roman" w:cs="Times New Roman"/>
+                <w:sz w:val="24"/>
               </w:rPr>
               <w:t xml:space="preserve">Hàm số </w:t>
             </w:r>
@@ -4570,8 +4570,8 @@
             </m:oMath>
             <w:r>
               <w:rPr>
-                <w:rFonts w:ascii="Times New Roman" w:hAnsi="Times New Roman" w:eastAsia="Times New Roman"/>
-                <w:sz w:val="26"/>
+                <w:rFonts w:ascii="Times New Roman" w:hAnsi="Times New Roman" w:eastAsia="Times New Roman" w:cs="Times New Roman"/>
+                <w:sz w:val="24"/>
               </w:rPr>
               <w:t xml:space="preserve"> là hàm số lẻ.</w:t>
             </w:r>
@@ -4590,17 +4590,17 @@
             </w:pPr>
             <w:r>
               <w:rPr>
-                <w:rFonts w:ascii="Times New Roman" w:hAnsi="Times New Roman" w:eastAsia="Times New Roman"/>
+                <w:rFonts w:ascii="Times New Roman" w:hAnsi="Times New Roman" w:eastAsia="Times New Roman" w:cs="Times New Roman"/>
                 <w:b/>
                 <w:color w:val="1F4E79"/>
-                <w:sz w:val="26"/>
+                <w:sz w:val="24"/>
               </w:rPr>
               <w:t xml:space="preserve">D. </w:t>
             </w:r>
             <w:r>
               <w:rPr>
-                <w:rFonts w:ascii="Times New Roman" w:hAnsi="Times New Roman" w:eastAsia="Times New Roman"/>
-                <w:sz w:val="26"/>
+                <w:rFonts w:ascii="Times New Roman" w:hAnsi="Times New Roman" w:eastAsia="Times New Roman" w:cs="Times New Roman"/>
+                <w:sz w:val="24"/>
               </w:rPr>
               <w:t xml:space="preserve">Hàm số </w:t>
             </w:r>
@@ -4620,8 +4620,8 @@
             </m:oMath>
             <w:r>
               <w:rPr>
-                <w:rFonts w:ascii="Times New Roman" w:hAnsi="Times New Roman" w:eastAsia="Times New Roman"/>
-                <w:sz w:val="26"/>
+                <w:rFonts w:ascii="Times New Roman" w:hAnsi="Times New Roman" w:eastAsia="Times New Roman" w:cs="Times New Roman"/>
+                <w:sz w:val="24"/>
               </w:rPr>
               <w:t xml:space="preserve"> tuần hoàn với chu kì </w:t>
             </w:r>
@@ -4632,8 +4632,8 @@
             </m:oMath>
             <w:r>
               <w:rPr>
-                <w:rFonts w:ascii="Times New Roman" w:hAnsi="Times New Roman" w:eastAsia="Times New Roman"/>
-                <w:sz w:val="26"/>
+                <w:rFonts w:ascii="Times New Roman" w:hAnsi="Times New Roman" w:eastAsia="Times New Roman" w:cs="Times New Roman"/>
+                <w:sz w:val="24"/>
               </w:rPr>
               <w:t>.</w:t>
             </w:r>
@@ -4648,16 +4648,16 @@
       </w:pPr>
       <w:r>
         <w:rPr>
-          <w:rFonts w:ascii="Times New Roman" w:hAnsi="Times New Roman" w:eastAsia="Times New Roman"/>
+          <w:rFonts w:ascii="Times New Roman" w:hAnsi="Times New Roman" w:eastAsia="Times New Roman" w:cs="Times New Roman"/>
           <w:b/>
-          <w:sz w:val="26"/>
+          <w:sz w:val="24"/>
         </w:rPr>
         <w:t>1.28.</w:t>
       </w:r>
       <w:r>
         <w:rPr>
-          <w:rFonts w:ascii="Times New Roman" w:hAnsi="Times New Roman" w:eastAsia="Times New Roman"/>
-          <w:sz w:val="26"/>
+          <w:rFonts w:ascii="Times New Roman" w:hAnsi="Times New Roman" w:eastAsia="Times New Roman" w:cs="Times New Roman"/>
+          <w:sz w:val="24"/>
         </w:rPr>
         <w:t xml:space="preserve"> Trong các hàm số sau đây, hàm số nào là hàm tuần hoàn?</w:t>
       </w:r>
@@ -4686,10 +4686,10 @@
             </w:pPr>
             <w:r>
               <w:rPr>
-                <w:rFonts w:ascii="Times New Roman" w:hAnsi="Times New Roman" w:eastAsia="Times New Roman"/>
+                <w:rFonts w:ascii="Times New Roman" w:hAnsi="Times New Roman" w:eastAsia="Times New Roman" w:cs="Times New Roman"/>
                 <w:b/>
                 <w:color w:val="1F4E79"/>
-                <w:sz w:val="26"/>
+                <w:sz w:val="24"/>
               </w:rPr>
               <w:t xml:space="preserve">A. </w:t>
             </w:r>
@@ -4709,8 +4709,8 @@
             </m:oMath>
             <w:r>
               <w:rPr>
-                <w:rFonts w:ascii="Times New Roman" w:hAnsi="Times New Roman" w:eastAsia="Times New Roman"/>
-                <w:sz w:val="26"/>
+                <w:rFonts w:ascii="Times New Roman" w:hAnsi="Times New Roman" w:eastAsia="Times New Roman" w:cs="Times New Roman"/>
+                <w:sz w:val="24"/>
               </w:rPr>
               <w:t>.</w:t>
             </w:r>
@@ -4727,10 +4727,10 @@
             </w:pPr>
             <w:r>
               <w:rPr>
-                <w:rFonts w:ascii="Times New Roman" w:hAnsi="Times New Roman" w:eastAsia="Times New Roman"/>
+                <w:rFonts w:ascii="Times New Roman" w:hAnsi="Times New Roman" w:eastAsia="Times New Roman" w:cs="Times New Roman"/>
                 <w:b/>
                 <w:color w:val="1F4E79"/>
-                <w:sz w:val="26"/>
+                <w:sz w:val="24"/>
               </w:rPr>
               <w:t xml:space="preserve">B. </w:t>
             </w:r>
@@ -4756,8 +4756,8 @@
             </m:oMath>
             <w:r>
               <w:rPr>
-                <w:rFonts w:ascii="Times New Roman" w:hAnsi="Times New Roman" w:eastAsia="Times New Roman"/>
-                <w:sz w:val="26"/>
+                <w:rFonts w:ascii="Times New Roman" w:hAnsi="Times New Roman" w:eastAsia="Times New Roman" w:cs="Times New Roman"/>
+                <w:sz w:val="24"/>
               </w:rPr>
               <w:t>.</w:t>
             </w:r>
@@ -4774,10 +4774,10 @@
             </w:pPr>
             <w:r>
               <w:rPr>
-                <w:rFonts w:ascii="Times New Roman" w:hAnsi="Times New Roman" w:eastAsia="Times New Roman"/>
+                <w:rFonts w:ascii="Times New Roman" w:hAnsi="Times New Roman" w:eastAsia="Times New Roman" w:cs="Times New Roman"/>
                 <w:b/>
                 <w:color w:val="1F4E79"/>
-                <w:sz w:val="26"/>
+                <w:sz w:val="24"/>
               </w:rPr>
               <w:t xml:space="preserve">C. </w:t>
             </w:r>
@@ -4797,8 +4797,8 @@
             </m:oMath>
             <w:r>
               <w:rPr>
-                <w:rFonts w:ascii="Times New Roman" w:hAnsi="Times New Roman" w:eastAsia="Times New Roman"/>
-                <w:sz w:val="26"/>
+                <w:rFonts w:ascii="Times New Roman" w:hAnsi="Times New Roman" w:eastAsia="Times New Roman" w:cs="Times New Roman"/>
+                <w:sz w:val="24"/>
               </w:rPr>
               <w:t>.</w:t>
             </w:r>
@@ -4815,10 +4815,10 @@
             </w:pPr>
             <w:r>
               <w:rPr>
-                <w:rFonts w:ascii="Times New Roman" w:hAnsi="Times New Roman" w:eastAsia="Times New Roman"/>
+                <w:rFonts w:ascii="Times New Roman" w:hAnsi="Times New Roman" w:eastAsia="Times New Roman" w:cs="Times New Roman"/>
                 <w:b/>
                 <w:color w:val="1F4E79"/>
-                <w:sz w:val="26"/>
+                <w:sz w:val="24"/>
               </w:rPr>
               <w:t xml:space="preserve">D. </w:t>
             </w:r>
@@ -4850,8 +4850,8 @@
             </m:oMath>
             <w:r>
               <w:rPr>
-                <w:rFonts w:ascii="Times New Roman" w:hAnsi="Times New Roman" w:eastAsia="Times New Roman"/>
-                <w:sz w:val="26"/>
+                <w:rFonts w:ascii="Times New Roman" w:hAnsi="Times New Roman" w:eastAsia="Times New Roman" w:cs="Times New Roman"/>
+                <w:sz w:val="24"/>
               </w:rPr>
               <w:t>.</w:t>
             </w:r>
@@ -4866,16 +4866,16 @@
       </w:pPr>
       <w:r>
         <w:rPr>
-          <w:rFonts w:ascii="Times New Roman" w:hAnsi="Times New Roman" w:eastAsia="Times New Roman"/>
+          <w:rFonts w:ascii="Times New Roman" w:hAnsi="Times New Roman" w:eastAsia="Times New Roman" w:cs="Times New Roman"/>
           <w:b/>
-          <w:sz w:val="26"/>
+          <w:sz w:val="24"/>
         </w:rPr>
         <w:t>1.29.</w:t>
       </w:r>
       <w:r>
         <w:rPr>
-          <w:rFonts w:ascii="Times New Roman" w:hAnsi="Times New Roman" w:eastAsia="Times New Roman"/>
-          <w:sz w:val="26"/>
+          <w:rFonts w:ascii="Times New Roman" w:hAnsi="Times New Roman" w:eastAsia="Times New Roman" w:cs="Times New Roman"/>
+          <w:sz w:val="24"/>
         </w:rPr>
         <w:t xml:space="preserve"> Đồ thị của các hàm số </w:t>
       </w:r>
@@ -4895,8 +4895,8 @@
       </m:oMath>
       <w:r>
         <w:rPr>
-          <w:rFonts w:ascii="Times New Roman" w:hAnsi="Times New Roman" w:eastAsia="Times New Roman"/>
-          <w:sz w:val="26"/>
+          <w:rFonts w:ascii="Times New Roman" w:hAnsi="Times New Roman" w:eastAsia="Times New Roman" w:cs="Times New Roman"/>
+          <w:sz w:val="24"/>
         </w:rPr>
         <w:t xml:space="preserve"> và </w:t>
       </w:r>
@@ -4916,8 +4916,8 @@
       </m:oMath>
       <w:r>
         <w:rPr>
-          <w:rFonts w:ascii="Times New Roman" w:hAnsi="Times New Roman" w:eastAsia="Times New Roman"/>
-          <w:sz w:val="26"/>
+          <w:rFonts w:ascii="Times New Roman" w:hAnsi="Times New Roman" w:eastAsia="Times New Roman" w:cs="Times New Roman"/>
+          <w:sz w:val="24"/>
         </w:rPr>
         <w:t xml:space="preserve"> cắt nhau tại bao nhiêu điểm có hoành độ thuộc đoạn </w:t>
       </w:r>
@@ -4959,8 +4959,8 @@
       </m:oMath>
       <w:r>
         <w:rPr>
-          <w:rFonts w:ascii="Times New Roman" w:hAnsi="Times New Roman" w:eastAsia="Times New Roman"/>
-          <w:sz w:val="26"/>
+          <w:rFonts w:ascii="Times New Roman" w:hAnsi="Times New Roman" w:eastAsia="Times New Roman" w:cs="Times New Roman"/>
+          <w:sz w:val="24"/>
         </w:rPr>
         <w:t>?</w:t>
       </w:r>
@@ -4989,17 +4989,17 @@
             </w:pPr>
             <w:r>
               <w:rPr>
-                <w:rFonts w:ascii="Times New Roman" w:hAnsi="Times New Roman" w:eastAsia="Times New Roman"/>
+                <w:rFonts w:ascii="Times New Roman" w:hAnsi="Times New Roman" w:eastAsia="Times New Roman" w:cs="Times New Roman"/>
                 <w:b/>
                 <w:color w:val="1F4E79"/>
-                <w:sz w:val="26"/>
+                <w:sz w:val="24"/>
               </w:rPr>
               <w:t xml:space="preserve">A. </w:t>
             </w:r>
             <w:r>
               <w:rPr>
-                <w:rFonts w:ascii="Times New Roman" w:hAnsi="Times New Roman" w:eastAsia="Times New Roman"/>
-                <w:sz w:val="26"/>
+                <w:rFonts w:ascii="Times New Roman" w:hAnsi="Times New Roman" w:eastAsia="Times New Roman" w:cs="Times New Roman"/>
+                <w:sz w:val="24"/>
               </w:rPr>
               <w:t>5.</w:t>
             </w:r>
@@ -5016,17 +5016,17 @@
             </w:pPr>
             <w:r>
               <w:rPr>
-                <w:rFonts w:ascii="Times New Roman" w:hAnsi="Times New Roman" w:eastAsia="Times New Roman"/>
+                <w:rFonts w:ascii="Times New Roman" w:hAnsi="Times New Roman" w:eastAsia="Times New Roman" w:cs="Times New Roman"/>
                 <w:b/>
                 <w:color w:val="1F4E79"/>
-                <w:sz w:val="26"/>
+                <w:sz w:val="24"/>
               </w:rPr>
               <w:t xml:space="preserve">B. </w:t>
             </w:r>
             <w:r>
               <w:rPr>
-                <w:rFonts w:ascii="Times New Roman" w:hAnsi="Times New Roman" w:eastAsia="Times New Roman"/>
-                <w:sz w:val="26"/>
+                <w:rFonts w:ascii="Times New Roman" w:hAnsi="Times New Roman" w:eastAsia="Times New Roman" w:cs="Times New Roman"/>
+                <w:sz w:val="24"/>
               </w:rPr>
               <w:t>6.</w:t>
             </w:r>
@@ -5043,17 +5043,17 @@
             </w:pPr>
             <w:r>
               <w:rPr>
-                <w:rFonts w:ascii="Times New Roman" w:hAnsi="Times New Roman" w:eastAsia="Times New Roman"/>
+                <w:rFonts w:ascii="Times New Roman" w:hAnsi="Times New Roman" w:eastAsia="Times New Roman" w:cs="Times New Roman"/>
                 <w:b/>
                 <w:color w:val="1F4E79"/>
-                <w:sz w:val="26"/>
+                <w:sz w:val="24"/>
               </w:rPr>
               <w:t xml:space="preserve">C. </w:t>
             </w:r>
             <w:r>
               <w:rPr>
-                <w:rFonts w:ascii="Times New Roman" w:hAnsi="Times New Roman" w:eastAsia="Times New Roman"/>
-                <w:sz w:val="26"/>
+                <w:rFonts w:ascii="Times New Roman" w:hAnsi="Times New Roman" w:eastAsia="Times New Roman" w:cs="Times New Roman"/>
+                <w:sz w:val="24"/>
               </w:rPr>
               <w:t>4.</w:t>
             </w:r>
@@ -5070,17 +5070,17 @@
             </w:pPr>
             <w:r>
               <w:rPr>
-                <w:rFonts w:ascii="Times New Roman" w:hAnsi="Times New Roman" w:eastAsia="Times New Roman"/>
+                <w:rFonts w:ascii="Times New Roman" w:hAnsi="Times New Roman" w:eastAsia="Times New Roman" w:cs="Times New Roman"/>
                 <w:b/>
                 <w:color w:val="1F4E79"/>
-                <w:sz w:val="26"/>
+                <w:sz w:val="24"/>
               </w:rPr>
               <w:t xml:space="preserve">D. </w:t>
             </w:r>
             <w:r>
               <w:rPr>
-                <w:rFonts w:ascii="Times New Roman" w:hAnsi="Times New Roman" w:eastAsia="Times New Roman"/>
-                <w:sz w:val="26"/>
+                <w:rFonts w:ascii="Times New Roman" w:hAnsi="Times New Roman" w:eastAsia="Times New Roman" w:cs="Times New Roman"/>
+                <w:sz w:val="24"/>
               </w:rPr>
               <w:t>7.</w:t>
             </w:r>
@@ -5095,16 +5095,16 @@
       </w:pPr>
       <w:r>
         <w:rPr>
-          <w:rFonts w:ascii="Times New Roman" w:hAnsi="Times New Roman" w:eastAsia="Times New Roman"/>
+          <w:rFonts w:ascii="Times New Roman" w:hAnsi="Times New Roman" w:eastAsia="Times New Roman" w:cs="Times New Roman"/>
           <w:b/>
-          <w:sz w:val="26"/>
+          <w:sz w:val="24"/>
         </w:rPr>
         <w:t>1.30.</w:t>
       </w:r>
       <w:r>
         <w:rPr>
-          <w:rFonts w:ascii="Times New Roman" w:hAnsi="Times New Roman" w:eastAsia="Times New Roman"/>
-          <w:sz w:val="26"/>
+          <w:rFonts w:ascii="Times New Roman" w:hAnsi="Times New Roman" w:eastAsia="Times New Roman" w:cs="Times New Roman"/>
+          <w:sz w:val="24"/>
         </w:rPr>
         <w:t xml:space="preserve"> Tập xác định của hàm số </w:t>
       </w:r>
@@ -5142,8 +5142,8 @@
       </m:oMath>
       <w:r>
         <w:rPr>
-          <w:rFonts w:ascii="Times New Roman" w:hAnsi="Times New Roman" w:eastAsia="Times New Roman"/>
-          <w:sz w:val="26"/>
+          <w:rFonts w:ascii="Times New Roman" w:hAnsi="Times New Roman" w:eastAsia="Times New Roman" w:cs="Times New Roman"/>
+          <w:sz w:val="24"/>
         </w:rPr>
         <w:t xml:space="preserve"> là</w:t>
       </w:r>
@@ -5170,10 +5170,10 @@
             </w:pPr>
             <w:r>
               <w:rPr>
-                <w:rFonts w:ascii="Times New Roman" w:hAnsi="Times New Roman" w:eastAsia="Times New Roman"/>
+                <w:rFonts w:ascii="Times New Roman" w:hAnsi="Times New Roman" w:eastAsia="Times New Roman" w:cs="Times New Roman"/>
                 <w:b/>
                 <w:color w:val="1F4E79"/>
-                <w:sz w:val="26"/>
+                <w:sz w:val="24"/>
               </w:rPr>
               <w:t xml:space="preserve">A. </w:t>
             </w:r>
@@ -5184,8 +5184,8 @@
             </m:oMath>
             <w:r>
               <w:rPr>
-                <w:rFonts w:ascii="Times New Roman" w:hAnsi="Times New Roman" w:eastAsia="Times New Roman"/>
-                <w:sz w:val="26"/>
+                <w:rFonts w:ascii="Times New Roman" w:hAnsi="Times New Roman" w:eastAsia="Times New Roman" w:cs="Times New Roman"/>
+                <w:sz w:val="24"/>
               </w:rPr>
               <w:t>.</w:t>
             </w:r>
@@ -5202,10 +5202,10 @@
             </w:pPr>
             <w:r>
               <w:rPr>
-                <w:rFonts w:ascii="Times New Roman" w:hAnsi="Times New Roman" w:eastAsia="Times New Roman"/>
+                <w:rFonts w:ascii="Times New Roman" w:hAnsi="Times New Roman" w:eastAsia="Times New Roman" w:cs="Times New Roman"/>
                 <w:b/>
                 <w:color w:val="1F4E79"/>
-                <w:sz w:val="26"/>
+                <w:sz w:val="24"/>
               </w:rPr>
               <w:t xml:space="preserve">B. </w:t>
             </w:r>
@@ -5264,8 +5264,8 @@
             </m:oMath>
             <w:r>
               <w:rPr>
-                <w:rFonts w:ascii="Times New Roman" w:hAnsi="Times New Roman" w:eastAsia="Times New Roman"/>
-                <w:sz w:val="26"/>
+                <w:rFonts w:ascii="Times New Roman" w:hAnsi="Times New Roman" w:eastAsia="Times New Roman" w:cs="Times New Roman"/>
+                <w:sz w:val="24"/>
               </w:rPr>
               <w:t>.</w:t>
             </w:r>
@@ -5284,10 +5284,10 @@
             </w:pPr>
             <w:r>
               <w:rPr>
-                <w:rFonts w:ascii="Times New Roman" w:hAnsi="Times New Roman" w:eastAsia="Times New Roman"/>
+                <w:rFonts w:ascii="Times New Roman" w:hAnsi="Times New Roman" w:eastAsia="Times New Roman" w:cs="Times New Roman"/>
                 <w:b/>
                 <w:color w:val="1F4E79"/>
-                <w:sz w:val="26"/>
+                <w:sz w:val="24"/>
               </w:rPr>
               <w:t xml:space="preserve">C. </w:t>
             </w:r>
@@ -5343,8 +5343,8 @@
             </m:oMath>
             <w:r>
               <w:rPr>
-                <w:rFonts w:ascii="Times New Roman" w:hAnsi="Times New Roman" w:eastAsia="Times New Roman"/>
-                <w:sz w:val="26"/>
+                <w:rFonts w:ascii="Times New Roman" w:hAnsi="Times New Roman" w:eastAsia="Times New Roman" w:cs="Times New Roman"/>
+                <w:sz w:val="24"/>
               </w:rPr>
               <w:t>.</w:t>
             </w:r>
@@ -5361,10 +5361,10 @@
             </w:pPr>
             <w:r>
               <w:rPr>
-                <w:rFonts w:ascii="Times New Roman" w:hAnsi="Times New Roman" w:eastAsia="Times New Roman"/>
+                <w:rFonts w:ascii="Times New Roman" w:hAnsi="Times New Roman" w:eastAsia="Times New Roman" w:cs="Times New Roman"/>
                 <w:b/>
                 <w:color w:val="1F4E79"/>
-                <w:sz w:val="26"/>
+                <w:sz w:val="24"/>
               </w:rPr>
               <w:t xml:space="preserve">D. </w:t>
             </w:r>
@@ -5375,8 +5375,8 @@
             </m:oMath>
             <w:r>
               <w:rPr>
-                <w:rFonts w:ascii="Times New Roman" w:hAnsi="Times New Roman" w:eastAsia="Times New Roman"/>
-                <w:sz w:val="26"/>
+                <w:rFonts w:ascii="Times New Roman" w:hAnsi="Times New Roman" w:eastAsia="Times New Roman" w:cs="Times New Roman"/>
+                <w:sz w:val="24"/>
               </w:rPr>
               <w:t>.</w:t>
             </w:r>
@@ -5391,16 +5391,16 @@
       </w:pPr>
       <w:r>
         <w:rPr>
-          <w:rFonts w:ascii="Times New Roman" w:hAnsi="Times New Roman" w:eastAsia="Times New Roman"/>
+          <w:rFonts w:ascii="Times New Roman" w:hAnsi="Times New Roman" w:eastAsia="Times New Roman" w:cs="Times New Roman"/>
           <w:b/>
-          <w:sz w:val="26"/>
+          <w:sz w:val="24"/>
         </w:rPr>
         <w:t>Nhiệm vụ 2 (12 phút) – B. Tự luận (Bài tập 1.31 – 1.34):</w:t>
       </w:r>
       <w:r>
         <w:rPr>
-          <w:rFonts w:ascii="Times New Roman" w:hAnsi="Times New Roman" w:eastAsia="Times New Roman"/>
-          <w:sz w:val="26"/>
+          <w:rFonts w:ascii="Times New Roman" w:hAnsi="Times New Roman" w:eastAsia="Times New Roman" w:cs="Times New Roman"/>
+          <w:sz w:val="24"/>
         </w:rPr>
         <w:t xml:space="preserve"> Phiếu học tập số 2 – bài tập phân hóa 3 mức (Phụ lục).</w:t>
       </w:r>
@@ -5412,16 +5412,16 @@
       </w:pPr>
       <w:r>
         <w:rPr>
-          <w:rFonts w:ascii="Times New Roman" w:hAnsi="Times New Roman" w:eastAsia="Times New Roman"/>
+          <w:rFonts w:ascii="Times New Roman" w:hAnsi="Times New Roman" w:eastAsia="Times New Roman" w:cs="Times New Roman"/>
           <w:b/>
-          <w:sz w:val="26"/>
+          <w:sz w:val="24"/>
         </w:rPr>
         <w:t>Nhiệm vụ 3 (4 phút):</w:t>
       </w:r>
       <w:r>
         <w:rPr>
-          <w:rFonts w:ascii="Times New Roman" w:hAnsi="Times New Roman" w:eastAsia="Times New Roman"/>
-          <w:sz w:val="26"/>
+          <w:rFonts w:ascii="Times New Roman" w:hAnsi="Times New Roman" w:eastAsia="Times New Roman" w:cs="Times New Roman"/>
+          <w:sz w:val="24"/>
         </w:rPr>
         <w:t xml:space="preserve"> Phiếu học tập số 3 – "Trạm kiểm chứng AI" (Phụ lục).</w:t>
       </w:r>
@@ -5434,9 +5434,9 @@
       </w:pPr>
       <w:r>
         <w:rPr>
-          <w:rFonts w:ascii="Times New Roman" w:hAnsi="Times New Roman" w:eastAsia="Times New Roman"/>
+          <w:rFonts w:ascii="Times New Roman" w:hAnsi="Times New Roman" w:eastAsia="Times New Roman" w:cs="Times New Roman"/>
           <w:b/>
-          <w:sz w:val="26"/>
+          <w:sz w:val="24"/>
         </w:rPr>
         <w:t>c) Sản phẩm:</w:t>
       </w:r>
@@ -5474,7 +5474,7 @@
             </w:pPr>
             <w:r>
               <w:rPr>
-                <w:rFonts w:ascii="Times New Roman" w:hAnsi="Times New Roman" w:eastAsia="Times New Roman"/>
+                <w:rFonts w:ascii="Times New Roman" w:hAnsi="Times New Roman" w:eastAsia="Times New Roman" w:cs="Times New Roman"/>
                 <w:b/>
                 <w:sz w:val="24"/>
               </w:rPr>
@@ -5495,7 +5495,7 @@
             </w:pPr>
             <w:r>
               <w:rPr>
-                <w:rFonts w:ascii="Times New Roman" w:hAnsi="Times New Roman" w:eastAsia="Times New Roman"/>
+                <w:rFonts w:ascii="Times New Roman" w:hAnsi="Times New Roman" w:eastAsia="Times New Roman" w:cs="Times New Roman"/>
                 <w:b/>
                 <w:sz w:val="24"/>
               </w:rPr>
@@ -5516,7 +5516,7 @@
             </w:pPr>
             <w:r>
               <w:rPr>
-                <w:rFonts w:ascii="Times New Roman" w:hAnsi="Times New Roman" w:eastAsia="Times New Roman"/>
+                <w:rFonts w:ascii="Times New Roman" w:hAnsi="Times New Roman" w:eastAsia="Times New Roman" w:cs="Times New Roman"/>
                 <w:b/>
                 <w:sz w:val="24"/>
               </w:rPr>
@@ -5537,7 +5537,7 @@
             </w:pPr>
             <w:r>
               <w:rPr>
-                <w:rFonts w:ascii="Times New Roman" w:hAnsi="Times New Roman" w:eastAsia="Times New Roman"/>
+                <w:rFonts w:ascii="Times New Roman" w:hAnsi="Times New Roman" w:eastAsia="Times New Roman" w:cs="Times New Roman"/>
                 <w:b/>
                 <w:sz w:val="24"/>
               </w:rPr>
@@ -5558,7 +5558,7 @@
             </w:pPr>
             <w:r>
               <w:rPr>
-                <w:rFonts w:ascii="Times New Roman" w:hAnsi="Times New Roman" w:eastAsia="Times New Roman"/>
+                <w:rFonts w:ascii="Times New Roman" w:hAnsi="Times New Roman" w:eastAsia="Times New Roman" w:cs="Times New Roman"/>
                 <w:b/>
                 <w:sz w:val="24"/>
               </w:rPr>
@@ -5579,7 +5579,7 @@
             </w:pPr>
             <w:r>
               <w:rPr>
-                <w:rFonts w:ascii="Times New Roman" w:hAnsi="Times New Roman" w:eastAsia="Times New Roman"/>
+                <w:rFonts w:ascii="Times New Roman" w:hAnsi="Times New Roman" w:eastAsia="Times New Roman" w:cs="Times New Roman"/>
                 <w:b/>
                 <w:sz w:val="24"/>
               </w:rPr>
@@ -5600,7 +5600,7 @@
             </w:pPr>
             <w:r>
               <w:rPr>
-                <w:rFonts w:ascii="Times New Roman" w:hAnsi="Times New Roman" w:eastAsia="Times New Roman"/>
+                <w:rFonts w:ascii="Times New Roman" w:hAnsi="Times New Roman" w:eastAsia="Times New Roman" w:cs="Times New Roman"/>
                 <w:b/>
                 <w:sz w:val="24"/>
               </w:rPr>
@@ -5621,7 +5621,7 @@
             </w:pPr>
             <w:r>
               <w:rPr>
-                <w:rFonts w:ascii="Times New Roman" w:hAnsi="Times New Roman" w:eastAsia="Times New Roman"/>
+                <w:rFonts w:ascii="Times New Roman" w:hAnsi="Times New Roman" w:eastAsia="Times New Roman" w:cs="Times New Roman"/>
                 <w:b/>
                 <w:sz w:val="24"/>
               </w:rPr>
@@ -5642,7 +5642,7 @@
             </w:pPr>
             <w:r>
               <w:rPr>
-                <w:rFonts w:ascii="Times New Roman" w:hAnsi="Times New Roman" w:eastAsia="Times New Roman"/>
+                <w:rFonts w:ascii="Times New Roman" w:hAnsi="Times New Roman" w:eastAsia="Times New Roman" w:cs="Times New Roman"/>
                 <w:b/>
                 <w:sz w:val="24"/>
               </w:rPr>
@@ -5664,7 +5664,7 @@
             </w:pPr>
             <w:r>
               <w:rPr>
-                <w:rFonts w:ascii="Times New Roman" w:hAnsi="Times New Roman" w:eastAsia="Times New Roman"/>
+                <w:rFonts w:ascii="Times New Roman" w:hAnsi="Times New Roman" w:eastAsia="Times New Roman" w:cs="Times New Roman"/>
                 <w:sz w:val="24"/>
               </w:rPr>
               <w:t>Đáp án</w:t>
@@ -5683,7 +5683,7 @@
             </w:pPr>
             <w:r>
               <w:rPr>
-                <w:rFonts w:ascii="Times New Roman" w:hAnsi="Times New Roman" w:eastAsia="Times New Roman"/>
+                <w:rFonts w:ascii="Times New Roman" w:hAnsi="Times New Roman" w:eastAsia="Times New Roman" w:cs="Times New Roman"/>
                 <w:sz w:val="24"/>
               </w:rPr>
               <w:t>A</w:t>
@@ -5702,7 +5702,7 @@
             </w:pPr>
             <w:r>
               <w:rPr>
-                <w:rFonts w:ascii="Times New Roman" w:hAnsi="Times New Roman" w:eastAsia="Times New Roman"/>
+                <w:rFonts w:ascii="Times New Roman" w:hAnsi="Times New Roman" w:eastAsia="Times New Roman" w:cs="Times New Roman"/>
                 <w:sz w:val="24"/>
               </w:rPr>
               <w:t>B</w:t>
@@ -5721,7 +5721,7 @@
             </w:pPr>
             <w:r>
               <w:rPr>
-                <w:rFonts w:ascii="Times New Roman" w:hAnsi="Times New Roman" w:eastAsia="Times New Roman"/>
+                <w:rFonts w:ascii="Times New Roman" w:hAnsi="Times New Roman" w:eastAsia="Times New Roman" w:cs="Times New Roman"/>
                 <w:sz w:val="24"/>
               </w:rPr>
               <w:t>A</w:t>
@@ -5740,7 +5740,7 @@
             </w:pPr>
             <w:r>
               <w:rPr>
-                <w:rFonts w:ascii="Times New Roman" w:hAnsi="Times New Roman" w:eastAsia="Times New Roman"/>
+                <w:rFonts w:ascii="Times New Roman" w:hAnsi="Times New Roman" w:eastAsia="Times New Roman" w:cs="Times New Roman"/>
                 <w:sz w:val="24"/>
               </w:rPr>
               <w:t>C</w:t>
@@ -5759,7 +5759,7 @@
             </w:pPr>
             <w:r>
               <w:rPr>
-                <w:rFonts w:ascii="Times New Roman" w:hAnsi="Times New Roman" w:eastAsia="Times New Roman"/>
+                <w:rFonts w:ascii="Times New Roman" w:hAnsi="Times New Roman" w:eastAsia="Times New Roman" w:cs="Times New Roman"/>
                 <w:sz w:val="24"/>
               </w:rPr>
               <w:t>C</w:t>
@@ -5778,7 +5778,7 @@
             </w:pPr>
             <w:r>
               <w:rPr>
-                <w:rFonts w:ascii="Times New Roman" w:hAnsi="Times New Roman" w:eastAsia="Times New Roman"/>
+                <w:rFonts w:ascii="Times New Roman" w:hAnsi="Times New Roman" w:eastAsia="Times New Roman" w:cs="Times New Roman"/>
                 <w:sz w:val="24"/>
               </w:rPr>
               <w:t>C</w:t>
@@ -5797,7 +5797,7 @@
             </w:pPr>
             <w:r>
               <w:rPr>
-                <w:rFonts w:ascii="Times New Roman" w:hAnsi="Times New Roman" w:eastAsia="Times New Roman"/>
+                <w:rFonts w:ascii="Times New Roman" w:hAnsi="Times New Roman" w:eastAsia="Times New Roman" w:cs="Times New Roman"/>
                 <w:sz w:val="24"/>
               </w:rPr>
               <w:t>A</w:t>
@@ -5816,7 +5816,7 @@
             </w:pPr>
             <w:r>
               <w:rPr>
-                <w:rFonts w:ascii="Times New Roman" w:hAnsi="Times New Roman" w:eastAsia="Times New Roman"/>
+                <w:rFonts w:ascii="Times New Roman" w:hAnsi="Times New Roman" w:eastAsia="Times New Roman" w:cs="Times New Roman"/>
                 <w:sz w:val="24"/>
               </w:rPr>
               <w:t>B</w:t>
@@ -5833,24 +5833,24 @@
       </w:pPr>
       <w:r>
         <w:rPr>
-          <w:rFonts w:ascii="Times New Roman" w:hAnsi="Times New Roman" w:eastAsia="Times New Roman"/>
-          <w:sz w:val="26"/>
+          <w:rFonts w:ascii="Times New Roman" w:hAnsi="Times New Roman" w:eastAsia="Times New Roman" w:cs="Times New Roman"/>
+          <w:sz w:val="24"/>
         </w:rPr>
         <w:t>-</w:t>
         <w:tab/>
       </w:r>
       <w:r>
         <w:rPr>
-          <w:rFonts w:ascii="Times New Roman" w:hAnsi="Times New Roman" w:eastAsia="Times New Roman"/>
+          <w:rFonts w:ascii="Times New Roman" w:hAnsi="Times New Roman" w:eastAsia="Times New Roman" w:cs="Times New Roman"/>
           <w:b/>
-          <w:sz w:val="26"/>
+          <w:sz w:val="24"/>
         </w:rPr>
         <w:t>1.23:</w:t>
       </w:r>
       <w:r>
         <w:rPr>
-          <w:rFonts w:ascii="Times New Roman" w:hAnsi="Times New Roman" w:eastAsia="Times New Roman"/>
-          <w:sz w:val="26"/>
+          <w:rFonts w:ascii="Times New Roman" w:hAnsi="Times New Roman" w:eastAsia="Times New Roman" w:cs="Times New Roman"/>
+          <w:sz w:val="24"/>
         </w:rPr>
         <w:t xml:space="preserve"> </w:t>
       </w:r>
@@ -5879,8 +5879,8 @@
       </m:oMath>
       <w:r>
         <w:rPr>
-          <w:rFonts w:ascii="Times New Roman" w:hAnsi="Times New Roman" w:eastAsia="Times New Roman"/>
-          <w:sz w:val="26"/>
+          <w:rFonts w:ascii="Times New Roman" w:hAnsi="Times New Roman" w:eastAsia="Times New Roman" w:cs="Times New Roman"/>
+          <w:sz w:val="24"/>
         </w:rPr>
         <w:t xml:space="preserve"> nên trùng với </w:t>
       </w:r>
@@ -5891,8 +5891,8 @@
       </m:oMath>
       <w:r>
         <w:rPr>
-          <w:rFonts w:ascii="Times New Roman" w:hAnsi="Times New Roman" w:eastAsia="Times New Roman"/>
-          <w:sz w:val="26"/>
+          <w:rFonts w:ascii="Times New Roman" w:hAnsi="Times New Roman" w:eastAsia="Times New Roman" w:cs="Times New Roman"/>
+          <w:sz w:val="24"/>
         </w:rPr>
         <w:t xml:space="preserve">; </w:t>
       </w:r>
@@ -5918,8 +5918,8 @@
       </m:oMath>
       <w:r>
         <w:rPr>
-          <w:rFonts w:ascii="Times New Roman" w:hAnsi="Times New Roman" w:eastAsia="Times New Roman"/>
-          <w:sz w:val="26"/>
+          <w:rFonts w:ascii="Times New Roman" w:hAnsi="Times New Roman" w:eastAsia="Times New Roman" w:cs="Times New Roman"/>
+          <w:sz w:val="24"/>
         </w:rPr>
         <w:t xml:space="preserve">, </w:t>
       </w:r>
@@ -5945,8 +5945,8 @@
       </m:oMath>
       <w:r>
         <w:rPr>
-          <w:rFonts w:ascii="Times New Roman" w:hAnsi="Times New Roman" w:eastAsia="Times New Roman"/>
-          <w:sz w:val="26"/>
+          <w:rFonts w:ascii="Times New Roman" w:hAnsi="Times New Roman" w:eastAsia="Times New Roman" w:cs="Times New Roman"/>
+          <w:sz w:val="24"/>
         </w:rPr>
         <w:t xml:space="preserve"> khác.</w:t>
       </w:r>
@@ -5959,24 +5959,24 @@
       </w:pPr>
       <w:r>
         <w:rPr>
-          <w:rFonts w:ascii="Times New Roman" w:hAnsi="Times New Roman" w:eastAsia="Times New Roman"/>
-          <w:sz w:val="26"/>
+          <w:rFonts w:ascii="Times New Roman" w:hAnsi="Times New Roman" w:eastAsia="Times New Roman" w:cs="Times New Roman"/>
+          <w:sz w:val="24"/>
         </w:rPr>
         <w:t>-</w:t>
         <w:tab/>
       </w:r>
       <w:r>
         <w:rPr>
-          <w:rFonts w:ascii="Times New Roman" w:hAnsi="Times New Roman" w:eastAsia="Times New Roman"/>
+          <w:rFonts w:ascii="Times New Roman" w:hAnsi="Times New Roman" w:eastAsia="Times New Roman" w:cs="Times New Roman"/>
           <w:b/>
-          <w:sz w:val="26"/>
+          <w:sz w:val="24"/>
         </w:rPr>
         <w:t>1.24:</w:t>
       </w:r>
       <w:r>
         <w:rPr>
-          <w:rFonts w:ascii="Times New Roman" w:hAnsi="Times New Roman" w:eastAsia="Times New Roman"/>
-          <w:sz w:val="26"/>
+          <w:rFonts w:ascii="Times New Roman" w:hAnsi="Times New Roman" w:eastAsia="Times New Roman" w:cs="Times New Roman"/>
+          <w:sz w:val="24"/>
         </w:rPr>
         <w:t xml:space="preserve"> </w:t>
       </w:r>
@@ -6002,23 +6002,23 @@
       </m:oMath>
       <w:r>
         <w:rPr>
-          <w:rFonts w:ascii="Times New Roman" w:hAnsi="Times New Roman" w:eastAsia="Times New Roman"/>
-          <w:sz w:val="26"/>
+          <w:rFonts w:ascii="Times New Roman" w:hAnsi="Times New Roman" w:eastAsia="Times New Roman" w:cs="Times New Roman"/>
+          <w:sz w:val="24"/>
         </w:rPr>
         <w:t xml:space="preserve">. </w:t>
       </w:r>
       <w:r>
         <w:rPr>
-          <w:rFonts w:ascii="Times New Roman" w:hAnsi="Times New Roman" w:eastAsia="Times New Roman"/>
+          <w:rFonts w:ascii="Times New Roman" w:hAnsi="Times New Roman" w:eastAsia="Times New Roman" w:cs="Times New Roman"/>
           <w:b/>
-          <w:sz w:val="26"/>
+          <w:sz w:val="24"/>
         </w:rPr>
         <w:t>1.25:</w:t>
       </w:r>
       <w:r>
         <w:rPr>
-          <w:rFonts w:ascii="Times New Roman" w:hAnsi="Times New Roman" w:eastAsia="Times New Roman"/>
-          <w:sz w:val="26"/>
+          <w:rFonts w:ascii="Times New Roman" w:hAnsi="Times New Roman" w:eastAsia="Times New Roman" w:cs="Times New Roman"/>
+          <w:sz w:val="24"/>
         </w:rPr>
         <w:t xml:space="preserve"> </w:t>
       </w:r>
@@ -6071,8 +6071,8 @@
       </m:oMath>
       <w:r>
         <w:rPr>
-          <w:rFonts w:ascii="Times New Roman" w:hAnsi="Times New Roman" w:eastAsia="Times New Roman"/>
-          <w:sz w:val="26"/>
+          <w:rFonts w:ascii="Times New Roman" w:hAnsi="Times New Roman" w:eastAsia="Times New Roman" w:cs="Times New Roman"/>
+          <w:sz w:val="24"/>
         </w:rPr>
         <w:t>.</w:t>
       </w:r>
@@ -6085,24 +6085,24 @@
       </w:pPr>
       <w:r>
         <w:rPr>
-          <w:rFonts w:ascii="Times New Roman" w:hAnsi="Times New Roman" w:eastAsia="Times New Roman"/>
-          <w:sz w:val="26"/>
+          <w:rFonts w:ascii="Times New Roman" w:hAnsi="Times New Roman" w:eastAsia="Times New Roman" w:cs="Times New Roman"/>
+          <w:sz w:val="24"/>
         </w:rPr>
         <w:t>-</w:t>
         <w:tab/>
       </w:r>
       <w:r>
         <w:rPr>
-          <w:rFonts w:ascii="Times New Roman" w:hAnsi="Times New Roman" w:eastAsia="Times New Roman"/>
+          <w:rFonts w:ascii="Times New Roman" w:hAnsi="Times New Roman" w:eastAsia="Times New Roman" w:cs="Times New Roman"/>
           <w:b/>
-          <w:sz w:val="26"/>
+          <w:sz w:val="24"/>
         </w:rPr>
         <w:t>1.26:</w:t>
       </w:r>
       <w:r>
         <w:rPr>
-          <w:rFonts w:ascii="Times New Roman" w:hAnsi="Times New Roman" w:eastAsia="Times New Roman"/>
-          <w:sz w:val="26"/>
+          <w:rFonts w:ascii="Times New Roman" w:hAnsi="Times New Roman" w:eastAsia="Times New Roman" w:cs="Times New Roman"/>
+          <w:sz w:val="24"/>
         </w:rPr>
         <w:t xml:space="preserve"> </w:t>
       </w:r>
@@ -6149,23 +6149,23 @@
       </m:oMath>
       <w:r>
         <w:rPr>
-          <w:rFonts w:ascii="Times New Roman" w:hAnsi="Times New Roman" w:eastAsia="Times New Roman"/>
-          <w:sz w:val="26"/>
+          <w:rFonts w:ascii="Times New Roman" w:hAnsi="Times New Roman" w:eastAsia="Times New Roman" w:cs="Times New Roman"/>
+          <w:sz w:val="24"/>
         </w:rPr>
         <w:t xml:space="preserve">. </w:t>
       </w:r>
       <w:r>
         <w:rPr>
-          <w:rFonts w:ascii="Times New Roman" w:hAnsi="Times New Roman" w:eastAsia="Times New Roman"/>
+          <w:rFonts w:ascii="Times New Roman" w:hAnsi="Times New Roman" w:eastAsia="Times New Roman" w:cs="Times New Roman"/>
           <w:b/>
-          <w:sz w:val="26"/>
+          <w:sz w:val="24"/>
         </w:rPr>
         <w:t>1.27:</w:t>
       </w:r>
       <w:r>
         <w:rPr>
-          <w:rFonts w:ascii="Times New Roman" w:hAnsi="Times New Roman" w:eastAsia="Times New Roman"/>
-          <w:sz w:val="26"/>
+          <w:rFonts w:ascii="Times New Roman" w:hAnsi="Times New Roman" w:eastAsia="Times New Roman" w:cs="Times New Roman"/>
+          <w:sz w:val="24"/>
         </w:rPr>
         <w:t xml:space="preserve"> </w:t>
       </w:r>
@@ -6185,8 +6185,8 @@
       </m:oMath>
       <w:r>
         <w:rPr>
-          <w:rFonts w:ascii="Times New Roman" w:hAnsi="Times New Roman" w:eastAsia="Times New Roman"/>
-          <w:sz w:val="26"/>
+          <w:rFonts w:ascii="Times New Roman" w:hAnsi="Times New Roman" w:eastAsia="Times New Roman" w:cs="Times New Roman"/>
+          <w:sz w:val="24"/>
         </w:rPr>
         <w:t xml:space="preserve"> là hàm số chẵn.</w:t>
       </w:r>
@@ -6199,24 +6199,24 @@
       </w:pPr>
       <w:r>
         <w:rPr>
-          <w:rFonts w:ascii="Times New Roman" w:hAnsi="Times New Roman" w:eastAsia="Times New Roman"/>
-          <w:sz w:val="26"/>
+          <w:rFonts w:ascii="Times New Roman" w:hAnsi="Times New Roman" w:eastAsia="Times New Roman" w:cs="Times New Roman"/>
+          <w:sz w:val="24"/>
         </w:rPr>
         <w:t>-</w:t>
         <w:tab/>
       </w:r>
       <w:r>
         <w:rPr>
-          <w:rFonts w:ascii="Times New Roman" w:hAnsi="Times New Roman" w:eastAsia="Times New Roman"/>
+          <w:rFonts w:ascii="Times New Roman" w:hAnsi="Times New Roman" w:eastAsia="Times New Roman" w:cs="Times New Roman"/>
           <w:b/>
-          <w:sz w:val="26"/>
+          <w:sz w:val="24"/>
         </w:rPr>
         <w:t>1.28:</w:t>
       </w:r>
       <w:r>
         <w:rPr>
-          <w:rFonts w:ascii="Times New Roman" w:hAnsi="Times New Roman" w:eastAsia="Times New Roman"/>
-          <w:sz w:val="26"/>
+          <w:rFonts w:ascii="Times New Roman" w:hAnsi="Times New Roman" w:eastAsia="Times New Roman" w:cs="Times New Roman"/>
+          <w:sz w:val="24"/>
         </w:rPr>
         <w:t xml:space="preserve"> </w:t>
       </w:r>
@@ -6236,8 +6236,8 @@
       </m:oMath>
       <w:r>
         <w:rPr>
-          <w:rFonts w:ascii="Times New Roman" w:hAnsi="Times New Roman" w:eastAsia="Times New Roman"/>
-          <w:sz w:val="26"/>
+          <w:rFonts w:ascii="Times New Roman" w:hAnsi="Times New Roman" w:eastAsia="Times New Roman" w:cs="Times New Roman"/>
+          <w:sz w:val="24"/>
         </w:rPr>
         <w:t xml:space="preserve"> tuần hoàn chu kì </w:t>
       </w:r>
@@ -6248,23 +6248,23 @@
       </m:oMath>
       <w:r>
         <w:rPr>
-          <w:rFonts w:ascii="Times New Roman" w:hAnsi="Times New Roman" w:eastAsia="Times New Roman"/>
-          <w:sz w:val="26"/>
+          <w:rFonts w:ascii="Times New Roman" w:hAnsi="Times New Roman" w:eastAsia="Times New Roman" w:cs="Times New Roman"/>
+          <w:sz w:val="24"/>
         </w:rPr>
         <w:t xml:space="preserve">. </w:t>
       </w:r>
       <w:r>
         <w:rPr>
-          <w:rFonts w:ascii="Times New Roman" w:hAnsi="Times New Roman" w:eastAsia="Times New Roman"/>
+          <w:rFonts w:ascii="Times New Roman" w:hAnsi="Times New Roman" w:eastAsia="Times New Roman" w:cs="Times New Roman"/>
           <w:b/>
-          <w:sz w:val="26"/>
+          <w:sz w:val="24"/>
         </w:rPr>
         <w:t>1.30:</w:t>
       </w:r>
       <w:r>
         <w:rPr>
-          <w:rFonts w:ascii="Times New Roman" w:hAnsi="Times New Roman" w:eastAsia="Times New Roman"/>
-          <w:sz w:val="26"/>
+          <w:rFonts w:ascii="Times New Roman" w:hAnsi="Times New Roman" w:eastAsia="Times New Roman" w:cs="Times New Roman"/>
+          <w:sz w:val="24"/>
         </w:rPr>
         <w:t xml:space="preserve"> điều kiện </w:t>
       </w:r>
@@ -6299,8 +6299,8 @@
       </m:oMath>
       <w:r>
         <w:rPr>
-          <w:rFonts w:ascii="Times New Roman" w:hAnsi="Times New Roman" w:eastAsia="Times New Roman"/>
-          <w:sz w:val="26"/>
+          <w:rFonts w:ascii="Times New Roman" w:hAnsi="Times New Roman" w:eastAsia="Times New Roman" w:cs="Times New Roman"/>
+          <w:sz w:val="24"/>
         </w:rPr>
         <w:t>.</w:t>
       </w:r>
@@ -6313,24 +6313,24 @@
       </w:pPr>
       <w:r>
         <w:rPr>
-          <w:rFonts w:ascii="Times New Roman" w:hAnsi="Times New Roman" w:eastAsia="Times New Roman"/>
-          <w:sz w:val="26"/>
+          <w:rFonts w:ascii="Times New Roman" w:hAnsi="Times New Roman" w:eastAsia="Times New Roman" w:cs="Times New Roman"/>
+          <w:sz w:val="24"/>
         </w:rPr>
         <w:t>-</w:t>
         <w:tab/>
       </w:r>
       <w:r>
         <w:rPr>
-          <w:rFonts w:ascii="Times New Roman" w:hAnsi="Times New Roman" w:eastAsia="Times New Roman"/>
+          <w:rFonts w:ascii="Times New Roman" w:hAnsi="Times New Roman" w:eastAsia="Times New Roman" w:cs="Times New Roman"/>
           <w:b/>
-          <w:sz w:val="26"/>
+          <w:sz w:val="24"/>
         </w:rPr>
         <w:t>1.29:</w:t>
       </w:r>
       <w:r>
         <w:rPr>
-          <w:rFonts w:ascii="Times New Roman" w:hAnsi="Times New Roman" w:eastAsia="Times New Roman"/>
-          <w:sz w:val="26"/>
+          <w:rFonts w:ascii="Times New Roman" w:hAnsi="Times New Roman" w:eastAsia="Times New Roman" w:cs="Times New Roman"/>
+          <w:sz w:val="24"/>
         </w:rPr>
         <w:t xml:space="preserve"> </w:t>
       </w:r>
@@ -6383,8 +6383,8 @@
       </m:oMath>
       <w:r>
         <w:rPr>
-          <w:rFonts w:ascii="Times New Roman" w:hAnsi="Times New Roman" w:eastAsia="Times New Roman"/>
-          <w:sz w:val="26"/>
+          <w:rFonts w:ascii="Times New Roman" w:hAnsi="Times New Roman" w:eastAsia="Times New Roman" w:cs="Times New Roman"/>
+          <w:sz w:val="24"/>
         </w:rPr>
         <w:t xml:space="preserve">; </w:t>
       </w:r>
@@ -6428,8 +6428,8 @@
       </m:oMath>
       <w:r>
         <w:rPr>
-          <w:rFonts w:ascii="Times New Roman" w:hAnsi="Times New Roman" w:eastAsia="Times New Roman"/>
-          <w:sz w:val="26"/>
+          <w:rFonts w:ascii="Times New Roman" w:hAnsi="Times New Roman" w:eastAsia="Times New Roman" w:cs="Times New Roman"/>
+          <w:sz w:val="24"/>
         </w:rPr>
         <w:t xml:space="preserve"> cho </w:t>
       </w:r>
@@ -6440,8 +6440,8 @@
       </m:oMath>
       <w:r>
         <w:rPr>
-          <w:rFonts w:ascii="Times New Roman" w:hAnsi="Times New Roman" w:eastAsia="Times New Roman"/>
-          <w:sz w:val="26"/>
+          <w:rFonts w:ascii="Times New Roman" w:hAnsi="Times New Roman" w:eastAsia="Times New Roman" w:cs="Times New Roman"/>
+          <w:sz w:val="24"/>
         </w:rPr>
         <w:t>: 5 giao điểm.</w:t>
       </w:r>
@@ -6494,16 +6494,16 @@
       </w:pPr>
       <w:r>
         <w:rPr>
-          <w:rFonts w:ascii="Times New Roman" w:hAnsi="Times New Roman" w:eastAsia="Times New Roman"/>
-          <w:sz w:val="26"/>
+          <w:rFonts w:ascii="Times New Roman" w:hAnsi="Times New Roman" w:eastAsia="Times New Roman" w:cs="Times New Roman"/>
+          <w:sz w:val="24"/>
         </w:rPr>
         <w:t>-</w:t>
         <w:tab/>
       </w:r>
       <w:r>
         <w:rPr>
-          <w:rFonts w:ascii="Times New Roman" w:hAnsi="Times New Roman" w:eastAsia="Times New Roman"/>
-          <w:sz w:val="26"/>
+          <w:rFonts w:ascii="Times New Roman" w:hAnsi="Times New Roman" w:eastAsia="Times New Roman" w:cs="Times New Roman"/>
+          <w:sz w:val="24"/>
         </w:rPr>
         <w:t>Phiếu số 2, số 3: lời giải theo đáp án ở Phụ lục; Nhật ký sử dụng AI.</w:t>
       </w:r>
@@ -6516,9 +6516,9 @@
       </w:pPr>
       <w:r>
         <w:rPr>
-          <w:rFonts w:ascii="Times New Roman" w:hAnsi="Times New Roman" w:eastAsia="Times New Roman"/>
+          <w:rFonts w:ascii="Times New Roman" w:hAnsi="Times New Roman" w:eastAsia="Times New Roman" w:cs="Times New Roman"/>
           <w:b/>
-          <w:sz w:val="26"/>
+          <w:sz w:val="24"/>
         </w:rPr>
         <w:t>d) Tổ chức thực hiện:</w:t>
       </w:r>
@@ -6531,9 +6531,9 @@
       </w:pPr>
       <w:r>
         <w:rPr>
-          <w:rFonts w:ascii="Times New Roman" w:hAnsi="Times New Roman" w:eastAsia="Times New Roman"/>
+          <w:rFonts w:ascii="Times New Roman" w:hAnsi="Times New Roman" w:eastAsia="Times New Roman" w:cs="Times New Roman"/>
           <w:b/>
-          <w:sz w:val="26"/>
+          <w:sz w:val="24"/>
         </w:rPr>
         <w:t>Nhiệm vụ 1:</w:t>
       </w:r>
@@ -6546,24 +6546,24 @@
       </w:pPr>
       <w:r>
         <w:rPr>
-          <w:rFonts w:ascii="Times New Roman" w:hAnsi="Times New Roman" w:eastAsia="Times New Roman"/>
-          <w:sz w:val="26"/>
+          <w:rFonts w:ascii="Times New Roman" w:hAnsi="Times New Roman" w:eastAsia="Times New Roman" w:cs="Times New Roman"/>
+          <w:sz w:val="24"/>
         </w:rPr>
         <w:t>-</w:t>
         <w:tab/>
       </w:r>
       <w:r>
         <w:rPr>
-          <w:rFonts w:ascii="Times New Roman" w:hAnsi="Times New Roman" w:eastAsia="Times New Roman"/>
+          <w:rFonts w:ascii="Times New Roman" w:hAnsi="Times New Roman" w:eastAsia="Times New Roman" w:cs="Times New Roman"/>
           <w:b/>
-          <w:sz w:val="26"/>
+          <w:sz w:val="24"/>
         </w:rPr>
         <w:t>Giao nhiệm vụ:</w:t>
       </w:r>
       <w:r>
         <w:rPr>
-          <w:rFonts w:ascii="Times New Roman" w:hAnsi="Times New Roman" w:eastAsia="Times New Roman"/>
-          <w:sz w:val="26"/>
+          <w:rFonts w:ascii="Times New Roman" w:hAnsi="Times New Roman" w:eastAsia="Times New Roman" w:cs="Times New Roman"/>
+          <w:sz w:val="24"/>
         </w:rPr>
         <w:t xml:space="preserve"> GV chiếu lần lượt 8 câu, mỗi câu khoảng 40 giây.</w:t>
       </w:r>
@@ -6576,24 +6576,24 @@
       </w:pPr>
       <w:r>
         <w:rPr>
-          <w:rFonts w:ascii="Times New Roman" w:hAnsi="Times New Roman" w:eastAsia="Times New Roman"/>
-          <w:sz w:val="26"/>
+          <w:rFonts w:ascii="Times New Roman" w:hAnsi="Times New Roman" w:eastAsia="Times New Roman" w:cs="Times New Roman"/>
+          <w:sz w:val="24"/>
         </w:rPr>
         <w:t>-</w:t>
         <w:tab/>
       </w:r>
       <w:r>
         <w:rPr>
-          <w:rFonts w:ascii="Times New Roman" w:hAnsi="Times New Roman" w:eastAsia="Times New Roman"/>
+          <w:rFonts w:ascii="Times New Roman" w:hAnsi="Times New Roman" w:eastAsia="Times New Roman" w:cs="Times New Roman"/>
           <w:b/>
-          <w:sz w:val="26"/>
+          <w:sz w:val="24"/>
         </w:rPr>
         <w:t>Thực hiện nhiệm vụ:</w:t>
       </w:r>
       <w:r>
         <w:rPr>
-          <w:rFonts w:ascii="Times New Roman" w:hAnsi="Times New Roman" w:eastAsia="Times New Roman"/>
-          <w:sz w:val="26"/>
+          <w:rFonts w:ascii="Times New Roman" w:hAnsi="Times New Roman" w:eastAsia="Times New Roman" w:cs="Times New Roman"/>
+          <w:sz w:val="24"/>
         </w:rPr>
         <w:t xml:space="preserve"> HS làm cá nhân, giơ thẻ A, B, C, D.</w:t>
       </w:r>
@@ -6606,24 +6606,24 @@
       </w:pPr>
       <w:r>
         <w:rPr>
-          <w:rFonts w:ascii="Times New Roman" w:hAnsi="Times New Roman" w:eastAsia="Times New Roman"/>
-          <w:sz w:val="26"/>
+          <w:rFonts w:ascii="Times New Roman" w:hAnsi="Times New Roman" w:eastAsia="Times New Roman" w:cs="Times New Roman"/>
+          <w:sz w:val="24"/>
         </w:rPr>
         <w:t>-</w:t>
         <w:tab/>
       </w:r>
       <w:r>
         <w:rPr>
-          <w:rFonts w:ascii="Times New Roman" w:hAnsi="Times New Roman" w:eastAsia="Times New Roman"/>
+          <w:rFonts w:ascii="Times New Roman" w:hAnsi="Times New Roman" w:eastAsia="Times New Roman" w:cs="Times New Roman"/>
           <w:b/>
-          <w:sz w:val="26"/>
+          <w:sz w:val="24"/>
         </w:rPr>
         <w:t>Báo cáo, thảo luận:</w:t>
       </w:r>
       <w:r>
         <w:rPr>
-          <w:rFonts w:ascii="Times New Roman" w:hAnsi="Times New Roman" w:eastAsia="Times New Roman"/>
-          <w:sz w:val="26"/>
+          <w:rFonts w:ascii="Times New Roman" w:hAnsi="Times New Roman" w:eastAsia="Times New Roman" w:cs="Times New Roman"/>
+          <w:sz w:val="24"/>
         </w:rPr>
         <w:t xml:space="preserve"> GV quan sát tỉ lệ chọn; với câu 1.23, 1.29 mời 1 HS giải thích (dùng đồ thị Desmos kiểm chứng câu 1.29).</w:t>
       </w:r>
@@ -6636,24 +6636,24 @@
       </w:pPr>
       <w:r>
         <w:rPr>
-          <w:rFonts w:ascii="Times New Roman" w:hAnsi="Times New Roman" w:eastAsia="Times New Roman"/>
-          <w:sz w:val="26"/>
+          <w:rFonts w:ascii="Times New Roman" w:hAnsi="Times New Roman" w:eastAsia="Times New Roman" w:cs="Times New Roman"/>
+          <w:sz w:val="24"/>
         </w:rPr>
         <w:t>-</w:t>
         <w:tab/>
       </w:r>
       <w:r>
         <w:rPr>
-          <w:rFonts w:ascii="Times New Roman" w:hAnsi="Times New Roman" w:eastAsia="Times New Roman"/>
+          <w:rFonts w:ascii="Times New Roman" w:hAnsi="Times New Roman" w:eastAsia="Times New Roman" w:cs="Times New Roman"/>
           <w:b/>
-          <w:sz w:val="26"/>
+          <w:sz w:val="24"/>
         </w:rPr>
         <w:t>Kết luận, nhận định:</w:t>
       </w:r>
       <w:r>
         <w:rPr>
-          <w:rFonts w:ascii="Times New Roman" w:hAnsi="Times New Roman" w:eastAsia="Times New Roman"/>
-          <w:sz w:val="26"/>
+          <w:rFonts w:ascii="Times New Roman" w:hAnsi="Times New Roman" w:eastAsia="Times New Roman" w:cs="Times New Roman"/>
+          <w:sz w:val="24"/>
         </w:rPr>
         <w:t xml:space="preserve"> GV chốt đáp án, nhấn mạnh: bỏ bội của </w:t>
       </w:r>
@@ -6664,8 +6664,8 @@
       </m:oMath>
       <w:r>
         <w:rPr>
-          <w:rFonts w:ascii="Times New Roman" w:hAnsi="Times New Roman" w:eastAsia="Times New Roman"/>
-          <w:sz w:val="26"/>
+          <w:rFonts w:ascii="Times New Roman" w:hAnsi="Times New Roman" w:eastAsia="Times New Roman" w:cs="Times New Roman"/>
+          <w:sz w:val="24"/>
         </w:rPr>
         <w:t xml:space="preserve"> khi biểu diễn góc; giao điểm hai đồ thị là nghiệm phương trình.</w:t>
       </w:r>
@@ -6678,9 +6678,9 @@
       </w:pPr>
       <w:r>
         <w:rPr>
-          <w:rFonts w:ascii="Times New Roman" w:hAnsi="Times New Roman" w:eastAsia="Times New Roman"/>
+          <w:rFonts w:ascii="Times New Roman" w:hAnsi="Times New Roman" w:eastAsia="Times New Roman" w:cs="Times New Roman"/>
           <w:b/>
-          <w:sz w:val="26"/>
+          <w:sz w:val="24"/>
         </w:rPr>
         <w:t>Nhiệm vụ 2:</w:t>
       </w:r>
@@ -6693,24 +6693,24 @@
       </w:pPr>
       <w:r>
         <w:rPr>
-          <w:rFonts w:ascii="Times New Roman" w:hAnsi="Times New Roman" w:eastAsia="Times New Roman"/>
-          <w:sz w:val="26"/>
+          <w:rFonts w:ascii="Times New Roman" w:hAnsi="Times New Roman" w:eastAsia="Times New Roman" w:cs="Times New Roman"/>
+          <w:sz w:val="24"/>
         </w:rPr>
         <w:t>-</w:t>
         <w:tab/>
       </w:r>
       <w:r>
         <w:rPr>
-          <w:rFonts w:ascii="Times New Roman" w:hAnsi="Times New Roman" w:eastAsia="Times New Roman"/>
+          <w:rFonts w:ascii="Times New Roman" w:hAnsi="Times New Roman" w:eastAsia="Times New Roman" w:cs="Times New Roman"/>
           <w:b/>
-          <w:sz w:val="26"/>
+          <w:sz w:val="24"/>
         </w:rPr>
         <w:t>Giao nhiệm vụ:</w:t>
       </w:r>
       <w:r>
         <w:rPr>
-          <w:rFonts w:ascii="Times New Roman" w:hAnsi="Times New Roman" w:eastAsia="Times New Roman"/>
-          <w:sz w:val="26"/>
+          <w:rFonts w:ascii="Times New Roman" w:hAnsi="Times New Roman" w:eastAsia="Times New Roman" w:cs="Times New Roman"/>
+          <w:sz w:val="24"/>
         </w:rPr>
         <w:t xml:space="preserve"> GV phát Phiếu số 2; mọi HS làm Mức 1, Mức 2; HS khá, giỏi làm tiếp Mức 3.</w:t>
       </w:r>
@@ -6723,24 +6723,24 @@
       </w:pPr>
       <w:r>
         <w:rPr>
-          <w:rFonts w:ascii="Times New Roman" w:hAnsi="Times New Roman" w:eastAsia="Times New Roman"/>
-          <w:sz w:val="26"/>
+          <w:rFonts w:ascii="Times New Roman" w:hAnsi="Times New Roman" w:eastAsia="Times New Roman" w:cs="Times New Roman"/>
+          <w:sz w:val="24"/>
         </w:rPr>
         <w:t>-</w:t>
         <w:tab/>
       </w:r>
       <w:r>
         <w:rPr>
-          <w:rFonts w:ascii="Times New Roman" w:hAnsi="Times New Roman" w:eastAsia="Times New Roman"/>
+          <w:rFonts w:ascii="Times New Roman" w:hAnsi="Times New Roman" w:eastAsia="Times New Roman" w:cs="Times New Roman"/>
           <w:b/>
-          <w:sz w:val="26"/>
+          <w:sz w:val="24"/>
         </w:rPr>
         <w:t>Thực hiện nhiệm vụ:</w:t>
       </w:r>
       <w:r>
         <w:rPr>
-          <w:rFonts w:ascii="Times New Roman" w:hAnsi="Times New Roman" w:eastAsia="Times New Roman"/>
-          <w:sz w:val="26"/>
+          <w:rFonts w:ascii="Times New Roman" w:hAnsi="Times New Roman" w:eastAsia="Times New Roman" w:cs="Times New Roman"/>
+          <w:sz w:val="24"/>
         </w:rPr>
         <w:t xml:space="preserve"> HS làm cá nhân; GV hỗ trợ HS chậm ở Bài 1.31 (xét dấu </w:t>
       </w:r>
@@ -6757,8 +6757,8 @@
       </m:oMath>
       <w:r>
         <w:rPr>
-          <w:rFonts w:ascii="Times New Roman" w:hAnsi="Times New Roman" w:eastAsia="Times New Roman"/>
-          <w:sz w:val="26"/>
+          <w:rFonts w:ascii="Times New Roman" w:hAnsi="Times New Roman" w:eastAsia="Times New Roman" w:cs="Times New Roman"/>
+          <w:sz w:val="24"/>
         </w:rPr>
         <w:t>) và 1.34b (hạ bậc).</w:t>
       </w:r>
@@ -6771,24 +6771,24 @@
       </w:pPr>
       <w:r>
         <w:rPr>
-          <w:rFonts w:ascii="Times New Roman" w:hAnsi="Times New Roman" w:eastAsia="Times New Roman"/>
-          <w:sz w:val="26"/>
+          <w:rFonts w:ascii="Times New Roman" w:hAnsi="Times New Roman" w:eastAsia="Times New Roman" w:cs="Times New Roman"/>
+          <w:sz w:val="24"/>
         </w:rPr>
         <w:t>-</w:t>
         <w:tab/>
       </w:r>
       <w:r>
         <w:rPr>
-          <w:rFonts w:ascii="Times New Roman" w:hAnsi="Times New Roman" w:eastAsia="Times New Roman"/>
+          <w:rFonts w:ascii="Times New Roman" w:hAnsi="Times New Roman" w:eastAsia="Times New Roman" w:cs="Times New Roman"/>
           <w:b/>
-          <w:sz w:val="26"/>
+          <w:sz w:val="24"/>
         </w:rPr>
         <w:t>Báo cáo, thảo luận:</w:t>
       </w:r>
       <w:r>
         <w:rPr>
-          <w:rFonts w:ascii="Times New Roman" w:hAnsi="Times New Roman" w:eastAsia="Times New Roman"/>
-          <w:sz w:val="26"/>
+          <w:rFonts w:ascii="Times New Roman" w:hAnsi="Times New Roman" w:eastAsia="Times New Roman" w:cs="Times New Roman"/>
+          <w:sz w:val="24"/>
         </w:rPr>
         <w:t xml:space="preserve"> 3 HS lên bảng trình bày 1.31a, 1.33a, 1.34a; lớp đối chiếu, chấm chéo theo đáp án chiếu.</w:t>
       </w:r>
@@ -6801,24 +6801,24 @@
       </w:pPr>
       <w:r>
         <w:rPr>
-          <w:rFonts w:ascii="Times New Roman" w:hAnsi="Times New Roman" w:eastAsia="Times New Roman"/>
-          <w:sz w:val="26"/>
+          <w:rFonts w:ascii="Times New Roman" w:hAnsi="Times New Roman" w:eastAsia="Times New Roman" w:cs="Times New Roman"/>
+          <w:sz w:val="24"/>
         </w:rPr>
         <w:t>-</w:t>
         <w:tab/>
       </w:r>
       <w:r>
         <w:rPr>
-          <w:rFonts w:ascii="Times New Roman" w:hAnsi="Times New Roman" w:eastAsia="Times New Roman"/>
+          <w:rFonts w:ascii="Times New Roman" w:hAnsi="Times New Roman" w:eastAsia="Times New Roman" w:cs="Times New Roman"/>
           <w:b/>
-          <w:sz w:val="26"/>
+          <w:sz w:val="24"/>
         </w:rPr>
         <w:t>Kết luận, nhận định:</w:t>
       </w:r>
       <w:r>
         <w:rPr>
-          <w:rFonts w:ascii="Times New Roman" w:hAnsi="Times New Roman" w:eastAsia="Times New Roman"/>
-          <w:sz w:val="26"/>
+          <w:rFonts w:ascii="Times New Roman" w:hAnsi="Times New Roman" w:eastAsia="Times New Roman" w:cs="Times New Roman"/>
+          <w:sz w:val="24"/>
         </w:rPr>
         <w:t xml:space="preserve"> GV nhận xét, chốt cách chọn công thức nghiệm và kiểm tra điều kiện xác định.</w:t>
       </w:r>
@@ -6831,9 +6831,9 @@
       </w:pPr>
       <w:r>
         <w:rPr>
-          <w:rFonts w:ascii="Times New Roman" w:hAnsi="Times New Roman" w:eastAsia="Times New Roman"/>
+          <w:rFonts w:ascii="Times New Roman" w:hAnsi="Times New Roman" w:eastAsia="Times New Roman" w:cs="Times New Roman"/>
           <w:b/>
-          <w:sz w:val="26"/>
+          <w:sz w:val="24"/>
         </w:rPr>
         <w:t>Nhiệm vụ 3 – Trạm kiểm chứng AI:</w:t>
       </w:r>
@@ -6846,24 +6846,24 @@
       </w:pPr>
       <w:r>
         <w:rPr>
-          <w:rFonts w:ascii="Times New Roman" w:hAnsi="Times New Roman" w:eastAsia="Times New Roman"/>
-          <w:sz w:val="26"/>
+          <w:rFonts w:ascii="Times New Roman" w:hAnsi="Times New Roman" w:eastAsia="Times New Roman" w:cs="Times New Roman"/>
+          <w:sz w:val="24"/>
         </w:rPr>
         <w:t>-</w:t>
         <w:tab/>
       </w:r>
       <w:r>
         <w:rPr>
-          <w:rFonts w:ascii="Times New Roman" w:hAnsi="Times New Roman" w:eastAsia="Times New Roman"/>
+          <w:rFonts w:ascii="Times New Roman" w:hAnsi="Times New Roman" w:eastAsia="Times New Roman" w:cs="Times New Roman"/>
           <w:b/>
-          <w:sz w:val="26"/>
+          <w:sz w:val="24"/>
         </w:rPr>
         <w:t>Giao nhiệm vụ:</w:t>
       </w:r>
       <w:r>
         <w:rPr>
-          <w:rFonts w:ascii="Times New Roman" w:hAnsi="Times New Roman" w:eastAsia="Times New Roman"/>
-          <w:sz w:val="26"/>
+          <w:rFonts w:ascii="Times New Roman" w:hAnsi="Times New Roman" w:eastAsia="Times New Roman" w:cs="Times New Roman"/>
+          <w:sz w:val="24"/>
         </w:rPr>
         <w:t xml:space="preserve"> Nhóm lẻ nhận Lời giải AI số 1, nhóm chẵn nhận Lời giải AI số 2 (Phiếu số 3); yêu cầu chỉ ra bước sai, giải thích, sửa lại; ở nhà hỏi chatbot AI theo câu lệnh mẫu, ghi Nhật ký sử dụng AI.</w:t>
       </w:r>
@@ -6876,24 +6876,24 @@
       </w:pPr>
       <w:r>
         <w:rPr>
-          <w:rFonts w:ascii="Times New Roman" w:hAnsi="Times New Roman" w:eastAsia="Times New Roman"/>
-          <w:sz w:val="26"/>
+          <w:rFonts w:ascii="Times New Roman" w:hAnsi="Times New Roman" w:eastAsia="Times New Roman" w:cs="Times New Roman"/>
+          <w:sz w:val="24"/>
         </w:rPr>
         <w:t>-</w:t>
         <w:tab/>
       </w:r>
       <w:r>
         <w:rPr>
-          <w:rFonts w:ascii="Times New Roman" w:hAnsi="Times New Roman" w:eastAsia="Times New Roman"/>
+          <w:rFonts w:ascii="Times New Roman" w:hAnsi="Times New Roman" w:eastAsia="Times New Roman" w:cs="Times New Roman"/>
           <w:b/>
-          <w:sz w:val="26"/>
+          <w:sz w:val="24"/>
         </w:rPr>
         <w:t>Thực hiện nhiệm vụ:</w:t>
       </w:r>
       <w:r>
         <w:rPr>
-          <w:rFonts w:ascii="Times New Roman" w:hAnsi="Times New Roman" w:eastAsia="Times New Roman"/>
-          <w:sz w:val="26"/>
+          <w:rFonts w:ascii="Times New Roman" w:hAnsi="Times New Roman" w:eastAsia="Times New Roman" w:cs="Times New Roman"/>
+          <w:sz w:val="24"/>
         </w:rPr>
         <w:t xml:space="preserve"> HS thảo luận nhóm, kiểm chứng bằng máy tính cầm tay hoặc Desmos.</w:t>
       </w:r>
@@ -6906,24 +6906,24 @@
       </w:pPr>
       <w:r>
         <w:rPr>
-          <w:rFonts w:ascii="Times New Roman" w:hAnsi="Times New Roman" w:eastAsia="Times New Roman"/>
-          <w:sz w:val="26"/>
+          <w:rFonts w:ascii="Times New Roman" w:hAnsi="Times New Roman" w:eastAsia="Times New Roman" w:cs="Times New Roman"/>
+          <w:sz w:val="24"/>
         </w:rPr>
         <w:t>-</w:t>
         <w:tab/>
       </w:r>
       <w:r>
         <w:rPr>
-          <w:rFonts w:ascii="Times New Roman" w:hAnsi="Times New Roman" w:eastAsia="Times New Roman"/>
+          <w:rFonts w:ascii="Times New Roman" w:hAnsi="Times New Roman" w:eastAsia="Times New Roman" w:cs="Times New Roman"/>
           <w:b/>
-          <w:sz w:val="26"/>
+          <w:sz w:val="24"/>
         </w:rPr>
         <w:t>Báo cáo, thảo luận:</w:t>
       </w:r>
       <w:r>
         <w:rPr>
-          <w:rFonts w:ascii="Times New Roman" w:hAnsi="Times New Roman" w:eastAsia="Times New Roman"/>
-          <w:sz w:val="26"/>
+          <w:rFonts w:ascii="Times New Roman" w:hAnsi="Times New Roman" w:eastAsia="Times New Roman" w:cs="Times New Roman"/>
+          <w:sz w:val="24"/>
         </w:rPr>
         <w:t xml:space="preserve"> 1 nhóm lẻ, 1 nhóm chẵn trình bày lỗi phát hiện được.</w:t>
       </w:r>
@@ -6936,24 +6936,24 @@
       </w:pPr>
       <w:r>
         <w:rPr>
-          <w:rFonts w:ascii="Times New Roman" w:hAnsi="Times New Roman" w:eastAsia="Times New Roman"/>
-          <w:sz w:val="26"/>
+          <w:rFonts w:ascii="Times New Roman" w:hAnsi="Times New Roman" w:eastAsia="Times New Roman" w:cs="Times New Roman"/>
+          <w:sz w:val="24"/>
         </w:rPr>
         <w:t>-</w:t>
         <w:tab/>
       </w:r>
       <w:r>
         <w:rPr>
-          <w:rFonts w:ascii="Times New Roman" w:hAnsi="Times New Roman" w:eastAsia="Times New Roman"/>
+          <w:rFonts w:ascii="Times New Roman" w:hAnsi="Times New Roman" w:eastAsia="Times New Roman" w:cs="Times New Roman"/>
           <w:b/>
-          <w:sz w:val="26"/>
+          <w:sz w:val="24"/>
         </w:rPr>
         <w:t>Kết luận, nhận định:</w:t>
       </w:r>
       <w:r>
         <w:rPr>
-          <w:rFonts w:ascii="Times New Roman" w:hAnsi="Times New Roman" w:eastAsia="Times New Roman"/>
-          <w:sz w:val="26"/>
+          <w:rFonts w:ascii="Times New Roman" w:hAnsi="Times New Roman" w:eastAsia="Times New Roman" w:cs="Times New Roman"/>
+          <w:sz w:val="24"/>
         </w:rPr>
         <w:t xml:space="preserve"> GV chốt: lời giải của AI có thể sai công thức, sai chu kì; phải thử lại nghiệm và kiểm tra trên đồ thị.</w:t>
       </w:r>
@@ -6966,9 +6966,9 @@
       </w:pPr>
       <w:r>
         <w:rPr>
-          <w:rFonts w:ascii="Times New Roman" w:hAnsi="Times New Roman" w:eastAsia="Times New Roman"/>
+          <w:rFonts w:ascii="Times New Roman" w:hAnsi="Times New Roman" w:eastAsia="Times New Roman" w:cs="Times New Roman"/>
           <w:b/>
-          <w:sz w:val="26"/>
+          <w:sz w:val="24"/>
         </w:rPr>
         <w:t>4. Hoạt động 4: Vận dụng (5 phút trên lớp; nhiệm vụ về nhà trong 1 tuần)</w:t>
       </w:r>
@@ -6980,16 +6980,16 @@
       </w:pPr>
       <w:r>
         <w:rPr>
-          <w:rFonts w:ascii="Times New Roman" w:hAnsi="Times New Roman" w:eastAsia="Times New Roman"/>
+          <w:rFonts w:ascii="Times New Roman" w:hAnsi="Times New Roman" w:eastAsia="Times New Roman" w:cs="Times New Roman"/>
           <w:b/>
-          <w:sz w:val="26"/>
+          <w:sz w:val="24"/>
         </w:rPr>
         <w:t>a) Mục tiêu:</w:t>
       </w:r>
       <w:r>
         <w:rPr>
-          <w:rFonts w:ascii="Times New Roman" w:hAnsi="Times New Roman" w:eastAsia="Times New Roman"/>
-          <w:sz w:val="26"/>
+          <w:rFonts w:ascii="Times New Roman" w:hAnsi="Times New Roman" w:eastAsia="Times New Roman" w:cs="Times New Roman"/>
+          <w:sz w:val="24"/>
         </w:rPr>
         <w:t xml:space="preserve"> HS vận dụng hàm số lượng giác và phương trình lượng giác để giải bài toán thực tiễn, trả lời câu hỏi ở HĐ1; mô hình hóa dữ liệu thực tế (3.1.NC1a, 3.1.NC1b); sử dụng AI có trách nhiệm (NLb).</w:t>
       </w:r>
@@ -7002,9 +7002,9 @@
       </w:pPr>
       <w:r>
         <w:rPr>
-          <w:rFonts w:ascii="Times New Roman" w:hAnsi="Times New Roman" w:eastAsia="Times New Roman"/>
+          <w:rFonts w:ascii="Times New Roman" w:hAnsi="Times New Roman" w:eastAsia="Times New Roman" w:cs="Times New Roman"/>
           <w:b/>
-          <w:sz w:val="26"/>
+          <w:sz w:val="24"/>
         </w:rPr>
         <w:t>b) Nội dung:</w:t>
       </w:r>
@@ -7016,16 +7016,16 @@
       </w:pPr>
       <w:r>
         <w:rPr>
-          <w:rFonts w:ascii="Times New Roman" w:hAnsi="Times New Roman" w:eastAsia="Times New Roman"/>
+          <w:rFonts w:ascii="Times New Roman" w:hAnsi="Times New Roman" w:eastAsia="Times New Roman" w:cs="Times New Roman"/>
           <w:b/>
-          <w:sz w:val="26"/>
+          <w:sz w:val="24"/>
         </w:rPr>
         <w:t>Bài tập 1.35 (SGK tr.41).</w:t>
       </w:r>
       <w:r>
         <w:rPr>
-          <w:rFonts w:ascii="Times New Roman" w:hAnsi="Times New Roman" w:eastAsia="Times New Roman"/>
-          <w:sz w:val="26"/>
+          <w:rFonts w:ascii="Times New Roman" w:hAnsi="Times New Roman" w:eastAsia="Times New Roman" w:cs="Times New Roman"/>
+          <w:sz w:val="24"/>
         </w:rPr>
         <w:t xml:space="preserve"> Giả sử huyết áp của một người nào đó được mô hình hoá bởi hàm số </w:t>
       </w:r>
@@ -7045,8 +7045,8 @@
       </m:oMath>
       <w:r>
         <w:rPr>
-          <w:rFonts w:ascii="Times New Roman" w:hAnsi="Times New Roman" w:eastAsia="Times New Roman"/>
-          <w:sz w:val="26"/>
+          <w:rFonts w:ascii="Times New Roman" w:hAnsi="Times New Roman" w:eastAsia="Times New Roman" w:cs="Times New Roman"/>
+          <w:sz w:val="24"/>
         </w:rPr>
         <w:t xml:space="preserve">, trong đó </w:t>
       </w:r>
@@ -7057,8 +7057,8 @@
       </m:oMath>
       <w:r>
         <w:rPr>
-          <w:rFonts w:ascii="Times New Roman" w:hAnsi="Times New Roman" w:eastAsia="Times New Roman"/>
-          <w:sz w:val="26"/>
+          <w:rFonts w:ascii="Times New Roman" w:hAnsi="Times New Roman" w:eastAsia="Times New Roman" w:cs="Times New Roman"/>
+          <w:sz w:val="24"/>
         </w:rPr>
         <w:t xml:space="preserve"> là huyết áp tính theo đơn vị mmHg và thời gian </w:t>
       </w:r>
@@ -7069,8 +7069,8 @@
       </m:oMath>
       <w:r>
         <w:rPr>
-          <w:rFonts w:ascii="Times New Roman" w:hAnsi="Times New Roman" w:eastAsia="Times New Roman"/>
-          <w:sz w:val="26"/>
+          <w:rFonts w:ascii="Times New Roman" w:hAnsi="Times New Roman" w:eastAsia="Times New Roman" w:cs="Times New Roman"/>
+          <w:sz w:val="24"/>
         </w:rPr>
         <w:t xml:space="preserve"> tính theo phút. a) Tìm chu kì của hàm số </w:t>
       </w:r>
@@ -7081,8 +7081,8 @@
       </m:oMath>
       <w:r>
         <w:rPr>
-          <w:rFonts w:ascii="Times New Roman" w:hAnsi="Times New Roman" w:eastAsia="Times New Roman"/>
-          <w:sz w:val="26"/>
+          <w:rFonts w:ascii="Times New Roman" w:hAnsi="Times New Roman" w:eastAsia="Times New Roman" w:cs="Times New Roman"/>
+          <w:sz w:val="24"/>
         </w:rPr>
         <w:t>. b) Tìm số nhịp tim mỗi phút. c) Tìm chỉ số huyết áp. So sánh huyết áp của người này với huyết áp bình thường (120/80).</w:t>
       </w:r>
@@ -7094,16 +7094,16 @@
       </w:pPr>
       <w:r>
         <w:rPr>
-          <w:rFonts w:ascii="Times New Roman" w:hAnsi="Times New Roman" w:eastAsia="Times New Roman"/>
+          <w:rFonts w:ascii="Times New Roman" w:hAnsi="Times New Roman" w:eastAsia="Times New Roman" w:cs="Times New Roman"/>
           <w:b/>
-          <w:sz w:val="26"/>
+          <w:sz w:val="24"/>
         </w:rPr>
         <w:t>Bài tập 1.36 (SGK tr.41).</w:t>
       </w:r>
       <w:r>
         <w:rPr>
-          <w:rFonts w:ascii="Times New Roman" w:hAnsi="Times New Roman" w:eastAsia="Times New Roman"/>
-          <w:sz w:val="26"/>
+          <w:rFonts w:ascii="Times New Roman" w:hAnsi="Times New Roman" w:eastAsia="Times New Roman" w:cs="Times New Roman"/>
+          <w:sz w:val="24"/>
         </w:rPr>
         <w:t xml:space="preserve"> Khi một tia sáng truyền từ không khí vào mặt nước, góc tới </w:t>
       </w:r>
@@ -7114,8 +7114,8 @@
       </m:oMath>
       <w:r>
         <w:rPr>
-          <w:rFonts w:ascii="Times New Roman" w:hAnsi="Times New Roman" w:eastAsia="Times New Roman"/>
-          <w:sz w:val="26"/>
+          <w:rFonts w:ascii="Times New Roman" w:hAnsi="Times New Roman" w:eastAsia="Times New Roman" w:cs="Times New Roman"/>
+          <w:sz w:val="24"/>
         </w:rPr>
         <w:t xml:space="preserve"> liên hệ với góc khúc xạ </w:t>
       </w:r>
@@ -7126,8 +7126,8 @@
       </m:oMath>
       <w:r>
         <w:rPr>
-          <w:rFonts w:ascii="Times New Roman" w:hAnsi="Times New Roman" w:eastAsia="Times New Roman"/>
-          <w:sz w:val="26"/>
+          <w:rFonts w:ascii="Times New Roman" w:hAnsi="Times New Roman" w:eastAsia="Times New Roman" w:cs="Times New Roman"/>
+          <w:sz w:val="24"/>
         </w:rPr>
         <w:t xml:space="preserve"> bởi </w:t>
       </w:r>
@@ -7198,8 +7198,8 @@
       </m:oMath>
       <w:r>
         <w:rPr>
-          <w:rFonts w:ascii="Times New Roman" w:hAnsi="Times New Roman" w:eastAsia="Times New Roman"/>
-          <w:sz w:val="26"/>
+          <w:rFonts w:ascii="Times New Roman" w:hAnsi="Times New Roman" w:eastAsia="Times New Roman" w:cs="Times New Roman"/>
+          <w:sz w:val="24"/>
         </w:rPr>
         <w:t xml:space="preserve">. Cho biết góc tới </w:t>
       </w:r>
@@ -7222,8 +7222,8 @@
       </m:oMath>
       <w:r>
         <w:rPr>
-          <w:rFonts w:ascii="Times New Roman" w:hAnsi="Times New Roman" w:eastAsia="Times New Roman"/>
-          <w:sz w:val="26"/>
+          <w:rFonts w:ascii="Times New Roman" w:hAnsi="Times New Roman" w:eastAsia="Times New Roman" w:cs="Times New Roman"/>
+          <w:sz w:val="24"/>
         </w:rPr>
         <w:t>, chiết suất của không khí bằng 1 và của nước là 1,33. Tính góc khúc xạ.</w:t>
       </w:r>
@@ -7275,16 +7275,16 @@
       </w:pPr>
       <w:r>
         <w:rPr>
-          <w:rFonts w:ascii="Times New Roman" w:hAnsi="Times New Roman" w:eastAsia="Times New Roman"/>
+          <w:rFonts w:ascii="Times New Roman" w:hAnsi="Times New Roman" w:eastAsia="Times New Roman" w:cs="Times New Roman"/>
           <w:b/>
-          <w:sz w:val="26"/>
+          <w:sz w:val="24"/>
         </w:rPr>
         <w:t>Nhiệm vụ về nhà (nhóm 4–5 HS) "Nhịp sống hình sin":</w:t>
       </w:r>
       <w:r>
         <w:rPr>
-          <w:rFonts w:ascii="Times New Roman" w:hAnsi="Times New Roman" w:eastAsia="Times New Roman"/>
-          <w:sz w:val="26"/>
+          <w:rFonts w:ascii="Times New Roman" w:hAnsi="Times New Roman" w:eastAsia="Times New Roman" w:cs="Times New Roman"/>
+          <w:sz w:val="24"/>
         </w:rPr>
         <w:t xml:space="preserve"> Mỗi nhóm đo nhịp tim (đếm mạch cổ tay trong 1 phút) của 3 thành viên lúc nghỉ và sau khi vận động nhẹ; nếu gia đình có máy đo huyết áp thì ghi thêm chỉ số huyết áp. Với mỗi người, lập hàm số dạng </w:t>
       </w:r>
@@ -7304,8 +7304,8 @@
       </m:oMath>
       <w:r>
         <w:rPr>
-          <w:rFonts w:ascii="Times New Roman" w:hAnsi="Times New Roman" w:eastAsia="Times New Roman"/>
-          <w:sz w:val="26"/>
+          <w:rFonts w:ascii="Times New Roman" w:hAnsi="Times New Roman" w:eastAsia="Times New Roman" w:cs="Times New Roman"/>
+          <w:sz w:val="24"/>
         </w:rPr>
         <w:t xml:space="preserve"> (</w:t>
       </w:r>
@@ -7316,8 +7316,8 @@
       </m:oMath>
       <w:r>
         <w:rPr>
-          <w:rFonts w:ascii="Times New Roman" w:hAnsi="Times New Roman" w:eastAsia="Times New Roman"/>
-          <w:sz w:val="26"/>
+          <w:rFonts w:ascii="Times New Roman" w:hAnsi="Times New Roman" w:eastAsia="Times New Roman" w:cs="Times New Roman"/>
+          <w:sz w:val="24"/>
         </w:rPr>
         <w:t xml:space="preserve"> là trung bình, </w:t>
       </w:r>
@@ -7328,8 +7328,8 @@
       </m:oMath>
       <w:r>
         <w:rPr>
-          <w:rFonts w:ascii="Times New Roman" w:hAnsi="Times New Roman" w:eastAsia="Times New Roman"/>
-          <w:sz w:val="26"/>
+          <w:rFonts w:ascii="Times New Roman" w:hAnsi="Times New Roman" w:eastAsia="Times New Roman" w:cs="Times New Roman"/>
+          <w:sz w:val="24"/>
         </w:rPr>
         <w:t xml:space="preserve"> là nửa hiệu tâm thu – tâm trương, </w:t>
       </w:r>
@@ -7340,8 +7340,8 @@
       </m:oMath>
       <w:r>
         <w:rPr>
-          <w:rFonts w:ascii="Times New Roman" w:hAnsi="Times New Roman" w:eastAsia="Times New Roman"/>
-          <w:sz w:val="26"/>
+          <w:rFonts w:ascii="Times New Roman" w:hAnsi="Times New Roman" w:eastAsia="Times New Roman" w:cs="Times New Roman"/>
+          <w:sz w:val="24"/>
         </w:rPr>
         <w:t xml:space="preserve"> số nhịp/phút), vẽ đồ thị trên Desmos, so sánh với chỉ số bình thường. Trình bày 3–5 slide kèm Nhật ký sử dụng AI (AI chỉ dùng để tra cứu chỉ số tham khảo, không thay lời khuyên y tế).</w:t>
       </w:r>
@@ -7354,9 +7354,9 @@
       </w:pPr>
       <w:r>
         <w:rPr>
-          <w:rFonts w:ascii="Times New Roman" w:hAnsi="Times New Roman" w:eastAsia="Times New Roman"/>
+          <w:rFonts w:ascii="Times New Roman" w:hAnsi="Times New Roman" w:eastAsia="Times New Roman" w:cs="Times New Roman"/>
           <w:b/>
-          <w:sz w:val="26"/>
+          <w:sz w:val="24"/>
         </w:rPr>
         <w:t>c) Sản phẩm:</w:t>
       </w:r>
@@ -7368,16 +7368,16 @@
       </w:pPr>
       <w:r>
         <w:rPr>
-          <w:rFonts w:ascii="Times New Roman" w:hAnsi="Times New Roman" w:eastAsia="Times New Roman"/>
+          <w:rFonts w:ascii="Times New Roman" w:hAnsi="Times New Roman" w:eastAsia="Times New Roman" w:cs="Times New Roman"/>
           <w:b/>
-          <w:sz w:val="26"/>
+          <w:sz w:val="24"/>
         </w:rPr>
         <w:t>Bài 1.35:</w:t>
       </w:r>
       <w:r>
         <w:rPr>
-          <w:rFonts w:ascii="Times New Roman" w:hAnsi="Times New Roman" w:eastAsia="Times New Roman"/>
-          <w:sz w:val="26"/>
+          <w:rFonts w:ascii="Times New Roman" w:hAnsi="Times New Roman" w:eastAsia="Times New Roman" w:cs="Times New Roman"/>
+          <w:sz w:val="24"/>
         </w:rPr>
         <w:t xml:space="preserve"> a) </w:t>
       </w:r>
@@ -7421,8 +7421,8 @@
       </m:oMath>
       <w:r>
         <w:rPr>
-          <w:rFonts w:ascii="Times New Roman" w:hAnsi="Times New Roman" w:eastAsia="Times New Roman"/>
-          <w:sz w:val="26"/>
+          <w:rFonts w:ascii="Times New Roman" w:hAnsi="Times New Roman" w:eastAsia="Times New Roman" w:cs="Times New Roman"/>
+          <w:sz w:val="24"/>
         </w:rPr>
         <w:t xml:space="preserve"> (phút). b) Số nhịp tim mỗi phút </w:t>
       </w:r>
@@ -7451,8 +7451,8 @@
       </m:oMath>
       <w:r>
         <w:rPr>
-          <w:rFonts w:ascii="Times New Roman" w:hAnsi="Times New Roman" w:eastAsia="Times New Roman"/>
-          <w:sz w:val="26"/>
+          <w:rFonts w:ascii="Times New Roman" w:hAnsi="Times New Roman" w:eastAsia="Times New Roman" w:cs="Times New Roman"/>
+          <w:sz w:val="24"/>
         </w:rPr>
         <w:t xml:space="preserve">. c) Huyết áp tâm thu </w:t>
       </w:r>
@@ -7463,8 +7463,8 @@
       </m:oMath>
       <w:r>
         <w:rPr>
-          <w:rFonts w:ascii="Times New Roman" w:hAnsi="Times New Roman" w:eastAsia="Times New Roman"/>
-          <w:sz w:val="26"/>
+          <w:rFonts w:ascii="Times New Roman" w:hAnsi="Times New Roman" w:eastAsia="Times New Roman" w:cs="Times New Roman"/>
+          <w:sz w:val="24"/>
         </w:rPr>
         <w:t xml:space="preserve">, tâm trương </w:t>
       </w:r>
@@ -7475,8 +7475,8 @@
       </m:oMath>
       <w:r>
         <w:rPr>
-          <w:rFonts w:ascii="Times New Roman" w:hAnsi="Times New Roman" w:eastAsia="Times New Roman"/>
-          <w:sz w:val="26"/>
+          <w:rFonts w:ascii="Times New Roman" w:hAnsi="Times New Roman" w:eastAsia="Times New Roman" w:cs="Times New Roman"/>
+          <w:sz w:val="24"/>
         </w:rPr>
         <w:t>: chỉ số 140/90, cao hơn mức bình thường 120/80. (Trả lời câu hỏi HĐ1.)</w:t>
       </w:r>
@@ -7488,16 +7488,16 @@
       </w:pPr>
       <w:r>
         <w:rPr>
-          <w:rFonts w:ascii="Times New Roman" w:hAnsi="Times New Roman" w:eastAsia="Times New Roman"/>
+          <w:rFonts w:ascii="Times New Roman" w:hAnsi="Times New Roman" w:eastAsia="Times New Roman" w:cs="Times New Roman"/>
           <w:b/>
-          <w:sz w:val="26"/>
+          <w:sz w:val="24"/>
         </w:rPr>
         <w:t>Bài 1.36:</w:t>
       </w:r>
       <w:r>
         <w:rPr>
-          <w:rFonts w:ascii="Times New Roman" w:hAnsi="Times New Roman" w:eastAsia="Times New Roman"/>
-          <w:sz w:val="26"/>
+          <w:rFonts w:ascii="Times New Roman" w:hAnsi="Times New Roman" w:eastAsia="Times New Roman" w:cs="Times New Roman"/>
+          <w:sz w:val="24"/>
         </w:rPr>
         <w:t xml:space="preserve"> </w:t>
       </w:r>
@@ -7559,8 +7559,8 @@
       </m:oMath>
       <w:r>
         <w:rPr>
-          <w:rFonts w:ascii="Times New Roman" w:hAnsi="Times New Roman" w:eastAsia="Times New Roman"/>
-          <w:sz w:val="26"/>
+          <w:rFonts w:ascii="Times New Roman" w:hAnsi="Times New Roman" w:eastAsia="Times New Roman" w:cs="Times New Roman"/>
+          <w:sz w:val="24"/>
         </w:rPr>
         <w:t xml:space="preserve">, suy ra </w:t>
       </w:r>
@@ -7595,8 +7595,8 @@
       </m:oMath>
       <w:r>
         <w:rPr>
-          <w:rFonts w:ascii="Times New Roman" w:hAnsi="Times New Roman" w:eastAsia="Times New Roman"/>
-          <w:sz w:val="26"/>
+          <w:rFonts w:ascii="Times New Roman" w:hAnsi="Times New Roman" w:eastAsia="Times New Roman" w:cs="Times New Roman"/>
+          <w:sz w:val="24"/>
         </w:rPr>
         <w:t>.</w:t>
       </w:r>
@@ -7608,8 +7608,8 @@
       </w:pPr>
       <w:r>
         <w:rPr>
-          <w:rFonts w:ascii="Times New Roman" w:hAnsi="Times New Roman" w:eastAsia="Times New Roman"/>
-          <w:sz w:val="26"/>
+          <w:rFonts w:ascii="Times New Roman" w:hAnsi="Times New Roman" w:eastAsia="Times New Roman" w:cs="Times New Roman"/>
+          <w:sz w:val="24"/>
         </w:rPr>
         <w:t>Nhiệm vụ về nhà: bảng số liệu, hàm số mô hình, đồ thị Desmos, nhận xét; Nhật ký sử dụng AI.</w:t>
       </w:r>
@@ -7622,9 +7622,9 @@
       </w:pPr>
       <w:r>
         <w:rPr>
-          <w:rFonts w:ascii="Times New Roman" w:hAnsi="Times New Roman" w:eastAsia="Times New Roman"/>
+          <w:rFonts w:ascii="Times New Roman" w:hAnsi="Times New Roman" w:eastAsia="Times New Roman" w:cs="Times New Roman"/>
           <w:b/>
-          <w:sz w:val="26"/>
+          <w:sz w:val="24"/>
         </w:rPr>
         <w:t>d) Tổ chức thực hiện:</w:t>
       </w:r>
@@ -7637,24 +7637,24 @@
       </w:pPr>
       <w:r>
         <w:rPr>
-          <w:rFonts w:ascii="Times New Roman" w:hAnsi="Times New Roman" w:eastAsia="Times New Roman"/>
-          <w:sz w:val="26"/>
+          <w:rFonts w:ascii="Times New Roman" w:hAnsi="Times New Roman" w:eastAsia="Times New Roman" w:cs="Times New Roman"/>
+          <w:sz w:val="24"/>
         </w:rPr>
         <w:t>-</w:t>
         <w:tab/>
       </w:r>
       <w:r>
         <w:rPr>
-          <w:rFonts w:ascii="Times New Roman" w:hAnsi="Times New Roman" w:eastAsia="Times New Roman"/>
+          <w:rFonts w:ascii="Times New Roman" w:hAnsi="Times New Roman" w:eastAsia="Times New Roman" w:cs="Times New Roman"/>
           <w:b/>
-          <w:sz w:val="26"/>
+          <w:sz w:val="24"/>
         </w:rPr>
         <w:t>Giao nhiệm vụ:</w:t>
       </w:r>
       <w:r>
         <w:rPr>
-          <w:rFonts w:ascii="Times New Roman" w:hAnsi="Times New Roman" w:eastAsia="Times New Roman"/>
-          <w:sz w:val="26"/>
+          <w:rFonts w:ascii="Times New Roman" w:hAnsi="Times New Roman" w:eastAsia="Times New Roman" w:cs="Times New Roman"/>
+          <w:sz w:val="24"/>
         </w:rPr>
         <w:t xml:space="preserve"> GV yêu cầu HS giải Bài 1.35 cá nhân (3 phút); Bài 1.36 về nhà.</w:t>
       </w:r>
@@ -7667,24 +7667,24 @@
       </w:pPr>
       <w:r>
         <w:rPr>
-          <w:rFonts w:ascii="Times New Roman" w:hAnsi="Times New Roman" w:eastAsia="Times New Roman"/>
-          <w:sz w:val="26"/>
+          <w:rFonts w:ascii="Times New Roman" w:hAnsi="Times New Roman" w:eastAsia="Times New Roman" w:cs="Times New Roman"/>
+          <w:sz w:val="24"/>
         </w:rPr>
         <w:t>-</w:t>
         <w:tab/>
       </w:r>
       <w:r>
         <w:rPr>
-          <w:rFonts w:ascii="Times New Roman" w:hAnsi="Times New Roman" w:eastAsia="Times New Roman"/>
+          <w:rFonts w:ascii="Times New Roman" w:hAnsi="Times New Roman" w:eastAsia="Times New Roman" w:cs="Times New Roman"/>
           <w:b/>
-          <w:sz w:val="26"/>
+          <w:sz w:val="24"/>
         </w:rPr>
         <w:t>Thực hiện nhiệm vụ:</w:t>
       </w:r>
       <w:r>
         <w:rPr>
-          <w:rFonts w:ascii="Times New Roman" w:hAnsi="Times New Roman" w:eastAsia="Times New Roman"/>
-          <w:sz w:val="26"/>
+          <w:rFonts w:ascii="Times New Roman" w:hAnsi="Times New Roman" w:eastAsia="Times New Roman" w:cs="Times New Roman"/>
+          <w:sz w:val="24"/>
         </w:rPr>
         <w:t xml:space="preserve"> HS tìm chu kì, giá trị lớn nhất, nhỏ nhất của </w:t>
       </w:r>
@@ -7695,8 +7695,8 @@
       </m:oMath>
       <w:r>
         <w:rPr>
-          <w:rFonts w:ascii="Times New Roman" w:hAnsi="Times New Roman" w:eastAsia="Times New Roman"/>
-          <w:sz w:val="26"/>
+          <w:rFonts w:ascii="Times New Roman" w:hAnsi="Times New Roman" w:eastAsia="Times New Roman" w:cs="Times New Roman"/>
+          <w:sz w:val="24"/>
         </w:rPr>
         <w:t>.</w:t>
       </w:r>
@@ -7709,24 +7709,24 @@
       </w:pPr>
       <w:r>
         <w:rPr>
-          <w:rFonts w:ascii="Times New Roman" w:hAnsi="Times New Roman" w:eastAsia="Times New Roman"/>
-          <w:sz w:val="26"/>
+          <w:rFonts w:ascii="Times New Roman" w:hAnsi="Times New Roman" w:eastAsia="Times New Roman" w:cs="Times New Roman"/>
+          <w:sz w:val="24"/>
         </w:rPr>
         <w:t>-</w:t>
         <w:tab/>
       </w:r>
       <w:r>
         <w:rPr>
-          <w:rFonts w:ascii="Times New Roman" w:hAnsi="Times New Roman" w:eastAsia="Times New Roman"/>
+          <w:rFonts w:ascii="Times New Roman" w:hAnsi="Times New Roman" w:eastAsia="Times New Roman" w:cs="Times New Roman"/>
           <w:b/>
-          <w:sz w:val="26"/>
+          <w:sz w:val="24"/>
         </w:rPr>
         <w:t>Báo cáo, thảo luận:</w:t>
       </w:r>
       <w:r>
         <w:rPr>
-          <w:rFonts w:ascii="Times New Roman" w:hAnsi="Times New Roman" w:eastAsia="Times New Roman"/>
-          <w:sz w:val="26"/>
+          <w:rFonts w:ascii="Times New Roman" w:hAnsi="Times New Roman" w:eastAsia="Times New Roman" w:cs="Times New Roman"/>
+          <w:sz w:val="24"/>
         </w:rPr>
         <w:t xml:space="preserve"> 1 HS trình bày; lớp đối chiếu với ý kiến ở HĐ1 và với đồ thị.</w:t>
       </w:r>
@@ -7739,24 +7739,24 @@
       </w:pPr>
       <w:r>
         <w:rPr>
-          <w:rFonts w:ascii="Times New Roman" w:hAnsi="Times New Roman" w:eastAsia="Times New Roman"/>
-          <w:sz w:val="26"/>
+          <w:rFonts w:ascii="Times New Roman" w:hAnsi="Times New Roman" w:eastAsia="Times New Roman" w:cs="Times New Roman"/>
+          <w:sz w:val="24"/>
         </w:rPr>
         <w:t>-</w:t>
         <w:tab/>
       </w:r>
       <w:r>
         <w:rPr>
-          <w:rFonts w:ascii="Times New Roman" w:hAnsi="Times New Roman" w:eastAsia="Times New Roman"/>
+          <w:rFonts w:ascii="Times New Roman" w:hAnsi="Times New Roman" w:eastAsia="Times New Roman" w:cs="Times New Roman"/>
           <w:b/>
-          <w:sz w:val="26"/>
+          <w:sz w:val="24"/>
         </w:rPr>
         <w:t>Kết luận, nhận định:</w:t>
       </w:r>
       <w:r>
         <w:rPr>
-          <w:rFonts w:ascii="Times New Roman" w:hAnsi="Times New Roman" w:eastAsia="Times New Roman"/>
-          <w:sz w:val="26"/>
+          <w:rFonts w:ascii="Times New Roman" w:hAnsi="Times New Roman" w:eastAsia="Times New Roman" w:cs="Times New Roman"/>
+          <w:sz w:val="24"/>
         </w:rPr>
         <w:t xml:space="preserve"> GV chốt lời giải; giao nhiệm vụ về nhà, tiêu chí đánh giá (mục IV), hạn nộp trên Google Classroom/Padlet của lớp.</w:t>
       </w:r>
@@ -7769,9 +7769,9 @@
       </w:pPr>
       <w:r>
         <w:rPr>
-          <w:rFonts w:ascii="Times New Roman" w:hAnsi="Times New Roman" w:eastAsia="Times New Roman"/>
+          <w:rFonts w:ascii="Times New Roman" w:hAnsi="Times New Roman" w:eastAsia="Times New Roman" w:cs="Times New Roman"/>
           <w:b/>
-          <w:sz w:val="26"/>
+          <w:sz w:val="24"/>
         </w:rPr>
         <w:t>5. Củng cố bài học (9 phút, cuối tiết)</w:t>
       </w:r>
@@ -7783,23 +7783,23 @@
       </w:pPr>
       <w:r>
         <w:rPr>
-          <w:rFonts w:ascii="Times New Roman" w:hAnsi="Times New Roman" w:eastAsia="Times New Roman"/>
+          <w:rFonts w:ascii="Times New Roman" w:hAnsi="Times New Roman" w:eastAsia="Times New Roman" w:cs="Times New Roman"/>
           <w:b/>
-          <w:sz w:val="26"/>
+          <w:sz w:val="24"/>
         </w:rPr>
         <w:t>a) Mục tiêu:</w:t>
       </w:r>
       <w:r>
         <w:rPr>
-          <w:rFonts w:ascii="Times New Roman" w:hAnsi="Times New Roman" w:eastAsia="Times New Roman"/>
-          <w:sz w:val="26"/>
+          <w:rFonts w:ascii="Times New Roman" w:hAnsi="Times New Roman" w:eastAsia="Times New Roman" w:cs="Times New Roman"/>
+          <w:sz w:val="24"/>
         </w:rPr>
         <w:t xml:space="preserve"> HS hệ thống lại kiến thức của bài bằng sơ đồ tư duy; tự đánh giá mức độ đạt yêu cầu cần đạt qua câu hỏi trắc nghiệm; biết bài học của tiết sau.</w:t>
       </w:r>
       <w:r>
         <w:rPr>
-          <w:rFonts w:ascii="Times New Roman" w:hAnsi="Times New Roman" w:eastAsia="Times New Roman"/>
-          <w:sz w:val="26"/>
+          <w:rFonts w:ascii="Times New Roman" w:hAnsi="Times New Roman" w:eastAsia="Times New Roman" w:cs="Times New Roman"/>
+          <w:sz w:val="24"/>
         </w:rPr>
         <w:t xml:space="preserve"> Sử dụng hệ thống luyện tập trực tuyến do giáo viên/tổ chuyên môn tổ chức để củng cố nội dung bài học, nhận phản hồi và tự đánh giá kết quả; thực hiện đúng quy tắc an toàn, bảo mật và trung thực trong môi trường số (5.2.NC1b; 2.5.NC1a).</w:t>
       </w:r>
@@ -7811,16 +7811,16 @@
       </w:pPr>
       <w:r>
         <w:rPr>
-          <w:rFonts w:ascii="Times New Roman" w:hAnsi="Times New Roman" w:eastAsia="Times New Roman"/>
+          <w:rFonts w:ascii="Times New Roman" w:hAnsi="Times New Roman" w:eastAsia="Times New Roman" w:cs="Times New Roman"/>
           <w:b/>
-          <w:sz w:val="26"/>
+          <w:sz w:val="24"/>
         </w:rPr>
         <w:t>b) Nội dung:</w:t>
       </w:r>
       <w:r>
         <w:rPr>
-          <w:rFonts w:ascii="Times New Roman" w:hAnsi="Times New Roman" w:eastAsia="Times New Roman"/>
-          <w:sz w:val="26"/>
+          <w:rFonts w:ascii="Times New Roman" w:hAnsi="Times New Roman" w:eastAsia="Times New Roman" w:cs="Times New Roman"/>
+          <w:sz w:val="24"/>
         </w:rPr>
         <w:t xml:space="preserve"> (1) Sơ đồ tư duy của bài học; (2) 6 câu trắc nghiệm nhiều phương án lựa chọn và 1 câu trắc nghiệm đúng sai; (3) Chuẩn bị cho tiết học sau (dưới đây).</w:t>
       </w:r>
@@ -7832,16 +7832,16 @@
       </w:pPr>
       <w:r>
         <w:rPr>
-          <w:rFonts w:ascii="Times New Roman" w:hAnsi="Times New Roman" w:eastAsia="Times New Roman"/>
+          <w:rFonts w:ascii="Times New Roman" w:hAnsi="Times New Roman" w:eastAsia="Times New Roman" w:cs="Times New Roman"/>
           <w:b/>
-          <w:sz w:val="26"/>
+          <w:sz w:val="24"/>
         </w:rPr>
         <w:t>c) Sản phẩm:</w:t>
       </w:r>
       <w:r>
         <w:rPr>
-          <w:rFonts w:ascii="Times New Roman" w:hAnsi="Times New Roman" w:eastAsia="Times New Roman"/>
-          <w:sz w:val="26"/>
+          <w:rFonts w:ascii="Times New Roman" w:hAnsi="Times New Roman" w:eastAsia="Times New Roman" w:cs="Times New Roman"/>
+          <w:sz w:val="24"/>
         </w:rPr>
         <w:t xml:space="preserve"> Nội dung các nhánh sơ đồ tư duy do HS nêu; câu trả lời trắc nghiệm của HS (đáp án và lời giải chi tiết ở dưới); HS ghi tên bài học tiết sau vào vở.</w:t>
       </w:r>
@@ -7854,9 +7854,9 @@
       </w:pPr>
       <w:r>
         <w:rPr>
-          <w:rFonts w:ascii="Times New Roman" w:hAnsi="Times New Roman" w:eastAsia="Times New Roman"/>
+          <w:rFonts w:ascii="Times New Roman" w:hAnsi="Times New Roman" w:eastAsia="Times New Roman" w:cs="Times New Roman"/>
           <w:b/>
-          <w:sz w:val="26"/>
+          <w:sz w:val="24"/>
         </w:rPr>
         <w:t>d) Tổ chức thực hiện:</w:t>
       </w:r>
@@ -7869,24 +7869,24 @@
       </w:pPr>
       <w:r>
         <w:rPr>
-          <w:rFonts w:ascii="Times New Roman" w:hAnsi="Times New Roman" w:eastAsia="Times New Roman"/>
-          <w:sz w:val="26"/>
+          <w:rFonts w:ascii="Times New Roman" w:hAnsi="Times New Roman" w:eastAsia="Times New Roman" w:cs="Times New Roman"/>
+          <w:sz w:val="24"/>
         </w:rPr>
         <w:t>-</w:t>
         <w:tab/>
       </w:r>
       <w:r>
         <w:rPr>
-          <w:rFonts w:ascii="Times New Roman" w:hAnsi="Times New Roman" w:eastAsia="Times New Roman"/>
+          <w:rFonts w:ascii="Times New Roman" w:hAnsi="Times New Roman" w:eastAsia="Times New Roman" w:cs="Times New Roman"/>
           <w:b/>
-          <w:sz w:val="26"/>
+          <w:sz w:val="24"/>
         </w:rPr>
         <w:t>Sơ đồ tư duy (2 phút):</w:t>
       </w:r>
       <w:r>
         <w:rPr>
-          <w:rFonts w:ascii="Times New Roman" w:hAnsi="Times New Roman" w:eastAsia="Times New Roman"/>
-          <w:sz w:val="26"/>
+          <w:rFonts w:ascii="Times New Roman" w:hAnsi="Times New Roman" w:eastAsia="Times New Roman" w:cs="Times New Roman"/>
+          <w:sz w:val="24"/>
         </w:rPr>
         <w:t xml:space="preserve"> GV chiếu sơ đồ tư duy chỉ có tên 4 nhánh, yêu cầu HS nêu nội dung từng nhánh; GV lần lượt hiện nội dung đầy đủ để HS đối chiếu, chụp hoặc chép vào vở.</w:t>
       </w:r>
@@ -7899,24 +7899,24 @@
       </w:pPr>
       <w:r>
         <w:rPr>
-          <w:rFonts w:ascii="Times New Roman" w:hAnsi="Times New Roman" w:eastAsia="Times New Roman"/>
-          <w:sz w:val="26"/>
+          <w:rFonts w:ascii="Times New Roman" w:hAnsi="Times New Roman" w:eastAsia="Times New Roman" w:cs="Times New Roman"/>
+          <w:sz w:val="24"/>
         </w:rPr>
         <w:t>-</w:t>
         <w:tab/>
       </w:r>
       <w:r>
         <w:rPr>
-          <w:rFonts w:ascii="Times New Roman" w:hAnsi="Times New Roman" w:eastAsia="Times New Roman"/>
+          <w:rFonts w:ascii="Times New Roman" w:hAnsi="Times New Roman" w:eastAsia="Times New Roman" w:cs="Times New Roman"/>
           <w:b/>
-          <w:sz w:val="26"/>
+          <w:sz w:val="24"/>
         </w:rPr>
         <w:t>Giao nhiệm vụ trắc nghiệm (7 phút):</w:t>
       </w:r>
       <w:r>
         <w:rPr>
-          <w:rFonts w:ascii="Times New Roman" w:hAnsi="Times New Roman" w:eastAsia="Times New Roman"/>
-          <w:sz w:val="26"/>
+          <w:rFonts w:ascii="Times New Roman" w:hAnsi="Times New Roman" w:eastAsia="Times New Roman" w:cs="Times New Roman"/>
+          <w:sz w:val="24"/>
         </w:rPr>
         <w:t xml:space="preserve"> GV chiếu mã QR; HS quét mã, nhập họ tên, lớp và làm 7 câu trong 7 phút rồi nộp bài (HS không có điện thoại: GV chiếu từng câu, HS giơ thẻ A, B, C, D và Đúng/Sai). Thứ tự câu và phương án được đảo ngẫu nhiên cho từng HS nên khi chữa bài, GV và HS gọi theo nội dung, không gọi theo chữ cái.</w:t>
       </w:r>
@@ -7929,24 +7929,24 @@
       </w:pPr>
       <w:r>
         <w:rPr>
-          <w:rFonts w:ascii="Times New Roman" w:hAnsi="Times New Roman" w:eastAsia="Times New Roman"/>
-          <w:sz w:val="26"/>
+          <w:rFonts w:ascii="Times New Roman" w:hAnsi="Times New Roman" w:eastAsia="Times New Roman" w:cs="Times New Roman"/>
+          <w:sz w:val="24"/>
         </w:rPr>
         <w:t>-</w:t>
         <w:tab/>
       </w:r>
       <w:r>
         <w:rPr>
-          <w:rFonts w:ascii="Times New Roman" w:hAnsi="Times New Roman" w:eastAsia="Times New Roman"/>
+          <w:rFonts w:ascii="Times New Roman" w:hAnsi="Times New Roman" w:eastAsia="Times New Roman" w:cs="Times New Roman"/>
           <w:b/>
-          <w:sz w:val="26"/>
+          <w:sz w:val="24"/>
         </w:rPr>
         <w:t>Thực hiện, báo cáo:</w:t>
       </w:r>
       <w:r>
         <w:rPr>
-          <w:rFonts w:ascii="Times New Roman" w:hAnsi="Times New Roman" w:eastAsia="Times New Roman"/>
-          <w:sz w:val="26"/>
+          <w:rFonts w:ascii="Times New Roman" w:hAnsi="Times New Roman" w:eastAsia="Times New Roman" w:cs="Times New Roman"/>
+          <w:sz w:val="24"/>
         </w:rPr>
         <w:t xml:space="preserve"> HS làm bài độc lập. GV xem nhanh bảng xếp hạng; với câu có tỉ lệ sai cao, mời 1 HS chọn đúng giải thích cách làm.</w:t>
       </w:r>
@@ -7959,24 +7959,24 @@
       </w:pPr>
       <w:r>
         <w:rPr>
-          <w:rFonts w:ascii="Times New Roman" w:hAnsi="Times New Roman" w:eastAsia="Times New Roman"/>
-          <w:sz w:val="26"/>
+          <w:rFonts w:ascii="Times New Roman" w:hAnsi="Times New Roman" w:eastAsia="Times New Roman" w:cs="Times New Roman"/>
+          <w:sz w:val="24"/>
         </w:rPr>
         <w:t>-</w:t>
         <w:tab/>
       </w:r>
       <w:r>
         <w:rPr>
-          <w:rFonts w:ascii="Times New Roman" w:hAnsi="Times New Roman" w:eastAsia="Times New Roman"/>
+          <w:rFonts w:ascii="Times New Roman" w:hAnsi="Times New Roman" w:eastAsia="Times New Roman" w:cs="Times New Roman"/>
           <w:b/>
-          <w:sz w:val="26"/>
+          <w:sz w:val="24"/>
         </w:rPr>
         <w:t>Kết luận, nhận định:</w:t>
       </w:r>
       <w:r>
         <w:rPr>
-          <w:rFonts w:ascii="Times New Roman" w:hAnsi="Times New Roman" w:eastAsia="Times New Roman"/>
-          <w:sz w:val="26"/>
+          <w:rFonts w:ascii="Times New Roman" w:hAnsi="Times New Roman" w:eastAsia="Times New Roman" w:cs="Times New Roman"/>
+          <w:sz w:val="24"/>
         </w:rPr>
         <w:t xml:space="preserve"> GV nhận xét kết quả; HS chưa đạt làm lại các câu sai ở nhà theo lời giải chi tiết.</w:t>
       </w:r>
@@ -7989,24 +7989,24 @@
       </w:pPr>
       <w:r>
         <w:rPr>
-          <w:rFonts w:ascii="Times New Roman" w:hAnsi="Times New Roman" w:eastAsia="Times New Roman"/>
-          <w:sz w:val="26"/>
+          <w:rFonts w:ascii="Times New Roman" w:hAnsi="Times New Roman" w:eastAsia="Times New Roman" w:cs="Times New Roman"/>
+          <w:sz w:val="24"/>
         </w:rPr>
         <w:t>-</w:t>
         <w:tab/>
       </w:r>
       <w:r>
         <w:rPr>
-          <w:rFonts w:ascii="Times New Roman" w:hAnsi="Times New Roman" w:eastAsia="Times New Roman"/>
+          <w:rFonts w:ascii="Times New Roman" w:hAnsi="Times New Roman" w:eastAsia="Times New Roman" w:cs="Times New Roman"/>
           <w:b/>
-          <w:sz w:val="26"/>
+          <w:sz w:val="24"/>
         </w:rPr>
         <w:t>Chuẩn bị bài sau (1 phút):</w:t>
       </w:r>
       <w:r>
         <w:rPr>
-          <w:rFonts w:ascii="Times New Roman" w:hAnsi="Times New Roman" w:eastAsia="Times New Roman"/>
-          <w:sz w:val="26"/>
+          <w:rFonts w:ascii="Times New Roman" w:hAnsi="Times New Roman" w:eastAsia="Times New Roman" w:cs="Times New Roman"/>
+          <w:sz w:val="24"/>
         </w:rPr>
         <w:t xml:space="preserve"> GV thông báo tên bài học tiết sau; HS ghi vào vở.</w:t>
       </w:r>
@@ -8019,9 +8019,9 @@
       </w:pPr>
       <w:r>
         <w:rPr>
-          <w:rFonts w:ascii="Times New Roman" w:hAnsi="Times New Roman" w:eastAsia="Times New Roman"/>
+          <w:rFonts w:ascii="Times New Roman" w:hAnsi="Times New Roman" w:eastAsia="Times New Roman" w:cs="Times New Roman"/>
           <w:b/>
-          <w:sz w:val="26"/>
+          <w:sz w:val="24"/>
         </w:rPr>
         <w:t>(1) Sơ đồ tư duy bài học</w:t>
       </w:r>
@@ -8072,7 +8072,7 @@
       <w:r>
         <w:rPr>
           <w:i/>
-          <w:sz w:val="20"/>
+          <w:sz w:val="24"/>
         </w:rPr>
         <w:t>Sơ đồ tư duy – Bài tập cuối chương I – Hàm số lượng giác và PT lượng giác (TTT biên soạn theo SGK)</w:t>
       </w:r>
@@ -8085,9 +8085,9 @@
       </w:pPr>
       <w:r>
         <w:rPr>
-          <w:rFonts w:ascii="Times New Roman" w:hAnsi="Times New Roman" w:eastAsia="Times New Roman"/>
+          <w:rFonts w:ascii="Times New Roman" w:hAnsi="Times New Roman" w:eastAsia="Times New Roman" w:cs="Times New Roman"/>
           <w:b/>
-          <w:sz w:val="26"/>
+          <w:sz w:val="24"/>
         </w:rPr>
         <w:t>(2) Câu hỏi trắc nghiệm</w:t>
       </w:r>
@@ -8163,9 +8163,9 @@
             </w:pPr>
             <w:r>
               <w:rPr>
-                <w:rFonts w:ascii="Times New Roman" w:hAnsi="Times New Roman" w:eastAsia="Times New Roman"/>
+                <w:rFonts w:ascii="Times New Roman" w:hAnsi="Times New Roman" w:eastAsia="Times New Roman" w:cs="Times New Roman"/>
                 <w:b/>
-                <w:sz w:val="26"/>
+                <w:sz w:val="24"/>
               </w:rPr>
               <w:t>BÀI TRẮC NGHIỆM CỦNG CỐ ONLINE – BÀI TẬP CUỐI CHƯƠNG I</w:t>
             </w:r>
@@ -8177,8 +8177,8 @@
             </w:pPr>
             <w:r>
               <w:rPr>
-                <w:rFonts w:ascii="Times New Roman" w:hAnsi="Times New Roman" w:eastAsia="Times New Roman"/>
-                <w:sz w:val="26"/>
+                <w:rFonts w:ascii="Times New Roman" w:hAnsi="Times New Roman" w:eastAsia="Times New Roman" w:cs="Times New Roman"/>
+                <w:sz w:val="24"/>
               </w:rPr>
               <w:t>Đường link: https://trangtu66.github.io/Taode_thi_online/cc_chuong1_t11.html</w:t>
             </w:r>
@@ -8190,8 +8190,8 @@
             </w:pPr>
             <w:r>
               <w:rPr>
-                <w:rFonts w:ascii="Times New Roman" w:hAnsi="Times New Roman" w:eastAsia="Times New Roman"/>
-                <w:sz w:val="26"/>
+                <w:rFonts w:ascii="Times New Roman" w:hAnsi="Times New Roman" w:eastAsia="Times New Roman" w:cs="Times New Roman"/>
+                <w:sz w:val="24"/>
               </w:rPr>
               <w:t>HS quét mã QR bằng điện thoại (camera hoặc Zalo) hoặc mở đường link, nhập họ tên, lớp rồi làm 7 câu dưới đây. Nộp bài xong, hệ thống chấm điểm theo thang 10 và hiện lời giải chi tiết từng câu.</w:t>
             </w:r>
@@ -8206,9 +8206,9 @@
       </w:pPr>
       <w:r>
         <w:rPr>
-          <w:rFonts w:ascii="Times New Roman" w:hAnsi="Times New Roman" w:eastAsia="Times New Roman"/>
+          <w:rFonts w:ascii="Times New Roman" w:hAnsi="Times New Roman" w:eastAsia="Times New Roman" w:cs="Times New Roman"/>
           <w:b/>
-          <w:sz w:val="26"/>
+          <w:sz w:val="24"/>
         </w:rPr>
         <w:t>Phần I. Câu trắc nghiệm nhiều phương án lựa chọn</w:t>
       </w:r>
@@ -8221,16 +8221,16 @@
       </w:pPr>
       <w:r>
         <w:rPr>
-          <w:rFonts w:ascii="Times New Roman" w:hAnsi="Times New Roman" w:eastAsia="Times New Roman"/>
+          <w:rFonts w:ascii="Times New Roman" w:hAnsi="Times New Roman" w:eastAsia="Times New Roman" w:cs="Times New Roman"/>
           <w:b/>
-          <w:sz w:val="26"/>
+          <w:sz w:val="24"/>
         </w:rPr>
         <w:t>Câu 1 (Nhận biết).</w:t>
       </w:r>
       <w:r>
         <w:rPr>
-          <w:rFonts w:ascii="Times New Roman" w:hAnsi="Times New Roman" w:eastAsia="Times New Roman"/>
-          <w:sz w:val="26"/>
+          <w:rFonts w:ascii="Times New Roman" w:hAnsi="Times New Roman" w:eastAsia="Times New Roman" w:cs="Times New Roman"/>
+          <w:sz w:val="24"/>
         </w:rPr>
         <w:t xml:space="preserve"> Đổi số đo góc </w:t>
       </w:r>
@@ -8250,8 +8250,8 @@
       </m:oMath>
       <w:r>
         <w:rPr>
-          <w:rFonts w:ascii="Times New Roman" w:hAnsi="Times New Roman" w:eastAsia="Times New Roman"/>
-          <w:sz w:val="26"/>
+          <w:rFonts w:ascii="Times New Roman" w:hAnsi="Times New Roman" w:eastAsia="Times New Roman" w:cs="Times New Roman"/>
+          <w:sz w:val="24"/>
         </w:rPr>
         <w:t xml:space="preserve"> sang rađian, ta được</w:t>
       </w:r>
@@ -8280,10 +8280,10 @@
             </w:pPr>
             <w:r>
               <w:rPr>
-                <w:rFonts w:ascii="Times New Roman" w:hAnsi="Times New Roman" w:eastAsia="Times New Roman"/>
+                <w:rFonts w:ascii="Times New Roman" w:hAnsi="Times New Roman" w:eastAsia="Times New Roman" w:cs="Times New Roman"/>
                 <w:b/>
                 <w:color w:val="1F4E79"/>
-                <w:sz w:val="26"/>
+                <w:sz w:val="24"/>
               </w:rPr>
               <w:t xml:space="preserve">A. </w:t>
             </w:r>
@@ -8317,10 +8317,10 @@
             </w:pPr>
             <w:r>
               <w:rPr>
-                <w:rFonts w:ascii="Times New Roman" w:hAnsi="Times New Roman" w:eastAsia="Times New Roman"/>
+                <w:rFonts w:ascii="Times New Roman" w:hAnsi="Times New Roman" w:eastAsia="Times New Roman" w:cs="Times New Roman"/>
                 <w:b/>
                 <w:color w:val="1F4E79"/>
-                <w:sz w:val="26"/>
+                <w:sz w:val="24"/>
               </w:rPr>
               <w:t xml:space="preserve">B. </w:t>
             </w:r>
@@ -8354,10 +8354,10 @@
             </w:pPr>
             <w:r>
               <w:rPr>
-                <w:rFonts w:ascii="Times New Roman" w:hAnsi="Times New Roman" w:eastAsia="Times New Roman"/>
+                <w:rFonts w:ascii="Times New Roman" w:hAnsi="Times New Roman" w:eastAsia="Times New Roman" w:cs="Times New Roman"/>
                 <w:b/>
                 <w:color w:val="1F4E79"/>
-                <w:sz w:val="26"/>
+                <w:sz w:val="24"/>
               </w:rPr>
               <w:t xml:space="preserve">C. </w:t>
             </w:r>
@@ -8391,10 +8391,10 @@
             </w:pPr>
             <w:r>
               <w:rPr>
-                <w:rFonts w:ascii="Times New Roman" w:hAnsi="Times New Roman" w:eastAsia="Times New Roman"/>
+                <w:rFonts w:ascii="Times New Roman" w:hAnsi="Times New Roman" w:eastAsia="Times New Roman" w:cs="Times New Roman"/>
                 <w:b/>
                 <w:color w:val="1F4E79"/>
-                <w:sz w:val="26"/>
+                <w:sz w:val="24"/>
               </w:rPr>
               <w:t xml:space="preserve">D. </w:t>
             </w:r>
@@ -8427,16 +8427,16 @@
       </w:pPr>
       <w:r>
         <w:rPr>
-          <w:rFonts w:ascii="Times New Roman" w:hAnsi="Times New Roman" w:eastAsia="Times New Roman"/>
+          <w:rFonts w:ascii="Times New Roman" w:hAnsi="Times New Roman" w:eastAsia="Times New Roman" w:cs="Times New Roman"/>
           <w:b/>
-          <w:sz w:val="26"/>
+          <w:sz w:val="24"/>
         </w:rPr>
         <w:t>Câu 2 (Nhận biết).</w:t>
       </w:r>
       <w:r>
         <w:rPr>
-          <w:rFonts w:ascii="Times New Roman" w:hAnsi="Times New Roman" w:eastAsia="Times New Roman"/>
-          <w:sz w:val="26"/>
+          <w:rFonts w:ascii="Times New Roman" w:hAnsi="Times New Roman" w:eastAsia="Times New Roman" w:cs="Times New Roman"/>
+          <w:sz w:val="24"/>
         </w:rPr>
         <w:t xml:space="preserve"> Hàm số nào sau đây là hàm số chẵn?</w:t>
       </w:r>
@@ -8465,10 +8465,10 @@
             </w:pPr>
             <w:r>
               <w:rPr>
-                <w:rFonts w:ascii="Times New Roman" w:hAnsi="Times New Roman" w:eastAsia="Times New Roman"/>
+                <w:rFonts w:ascii="Times New Roman" w:hAnsi="Times New Roman" w:eastAsia="Times New Roman" w:cs="Times New Roman"/>
                 <w:b/>
                 <w:color w:val="1F4E79"/>
-                <w:sz w:val="26"/>
+                <w:sz w:val="24"/>
               </w:rPr>
               <w:t xml:space="preserve">A. </w:t>
             </w:r>
@@ -8499,10 +8499,10 @@
             </w:pPr>
             <w:r>
               <w:rPr>
-                <w:rFonts w:ascii="Times New Roman" w:hAnsi="Times New Roman" w:eastAsia="Times New Roman"/>
+                <w:rFonts w:ascii="Times New Roman" w:hAnsi="Times New Roman" w:eastAsia="Times New Roman" w:cs="Times New Roman"/>
                 <w:b/>
                 <w:color w:val="1F4E79"/>
-                <w:sz w:val="26"/>
+                <w:sz w:val="24"/>
               </w:rPr>
               <w:t xml:space="preserve">B. </w:t>
             </w:r>
@@ -8533,10 +8533,10 @@
             </w:pPr>
             <w:r>
               <w:rPr>
-                <w:rFonts w:ascii="Times New Roman" w:hAnsi="Times New Roman" w:eastAsia="Times New Roman"/>
+                <w:rFonts w:ascii="Times New Roman" w:hAnsi="Times New Roman" w:eastAsia="Times New Roman" w:cs="Times New Roman"/>
                 <w:b/>
                 <w:color w:val="1F4E79"/>
-                <w:sz w:val="26"/>
+                <w:sz w:val="24"/>
               </w:rPr>
               <w:t xml:space="preserve">C. </w:t>
             </w:r>
@@ -8567,10 +8567,10 @@
             </w:pPr>
             <w:r>
               <w:rPr>
-                <w:rFonts w:ascii="Times New Roman" w:hAnsi="Times New Roman" w:eastAsia="Times New Roman"/>
+                <w:rFonts w:ascii="Times New Roman" w:hAnsi="Times New Roman" w:eastAsia="Times New Roman" w:cs="Times New Roman"/>
                 <w:b/>
                 <w:color w:val="1F4E79"/>
-                <w:sz w:val="26"/>
+                <w:sz w:val="24"/>
               </w:rPr>
               <w:t xml:space="preserve">D. </w:t>
             </w:r>
@@ -8600,16 +8600,16 @@
       </w:pPr>
       <w:r>
         <w:rPr>
-          <w:rFonts w:ascii="Times New Roman" w:hAnsi="Times New Roman" w:eastAsia="Times New Roman"/>
+          <w:rFonts w:ascii="Times New Roman" w:hAnsi="Times New Roman" w:eastAsia="Times New Roman" w:cs="Times New Roman"/>
           <w:b/>
-          <w:sz w:val="26"/>
+          <w:sz w:val="24"/>
         </w:rPr>
         <w:t>Câu 3 (Thông hiểu).</w:t>
       </w:r>
       <w:r>
         <w:rPr>
-          <w:rFonts w:ascii="Times New Roman" w:hAnsi="Times New Roman" w:eastAsia="Times New Roman"/>
-          <w:sz w:val="26"/>
+          <w:rFonts w:ascii="Times New Roman" w:hAnsi="Times New Roman" w:eastAsia="Times New Roman" w:cs="Times New Roman"/>
+          <w:sz w:val="24"/>
         </w:rPr>
         <w:t xml:space="preserve"> Cho </w:t>
       </w:r>
@@ -8641,8 +8641,8 @@
       </m:oMath>
       <w:r>
         <w:rPr>
-          <w:rFonts w:ascii="Times New Roman" w:hAnsi="Times New Roman" w:eastAsia="Times New Roman"/>
-          <w:sz w:val="26"/>
+          <w:rFonts w:ascii="Times New Roman" w:hAnsi="Times New Roman" w:eastAsia="Times New Roman" w:cs="Times New Roman"/>
+          <w:sz w:val="24"/>
         </w:rPr>
         <w:t xml:space="preserve"> với </w:t>
       </w:r>
@@ -8668,8 +8668,8 @@
       </m:oMath>
       <w:r>
         <w:rPr>
-          <w:rFonts w:ascii="Times New Roman" w:hAnsi="Times New Roman" w:eastAsia="Times New Roman"/>
-          <w:sz w:val="26"/>
+          <w:rFonts w:ascii="Times New Roman" w:hAnsi="Times New Roman" w:eastAsia="Times New Roman" w:cs="Times New Roman"/>
+          <w:sz w:val="24"/>
         </w:rPr>
         <w:t xml:space="preserve">. Giá trị của </w:t>
       </w:r>
@@ -8686,8 +8686,8 @@
       </m:oMath>
       <w:r>
         <w:rPr>
-          <w:rFonts w:ascii="Times New Roman" w:hAnsi="Times New Roman" w:eastAsia="Times New Roman"/>
-          <w:sz w:val="26"/>
+          <w:rFonts w:ascii="Times New Roman" w:hAnsi="Times New Roman" w:eastAsia="Times New Roman" w:cs="Times New Roman"/>
+          <w:sz w:val="24"/>
         </w:rPr>
         <w:t xml:space="preserve"> bằng</w:t>
       </w:r>
@@ -8716,10 +8716,10 @@
             </w:pPr>
             <w:r>
               <w:rPr>
-                <w:rFonts w:ascii="Times New Roman" w:hAnsi="Times New Roman" w:eastAsia="Times New Roman"/>
+                <w:rFonts w:ascii="Times New Roman" w:hAnsi="Times New Roman" w:eastAsia="Times New Roman" w:cs="Times New Roman"/>
                 <w:b/>
                 <w:color w:val="1F4E79"/>
-                <w:sz w:val="26"/>
+                <w:sz w:val="24"/>
               </w:rPr>
               <w:t xml:space="preserve">A. </w:t>
             </w:r>
@@ -8756,10 +8756,10 @@
             </w:pPr>
             <w:r>
               <w:rPr>
-                <w:rFonts w:ascii="Times New Roman" w:hAnsi="Times New Roman" w:eastAsia="Times New Roman"/>
+                <w:rFonts w:ascii="Times New Roman" w:hAnsi="Times New Roman" w:eastAsia="Times New Roman" w:cs="Times New Roman"/>
                 <w:b/>
                 <w:color w:val="1F4E79"/>
-                <w:sz w:val="26"/>
+                <w:sz w:val="24"/>
               </w:rPr>
               <w:t xml:space="preserve">B. </w:t>
             </w:r>
@@ -8793,10 +8793,10 @@
             </w:pPr>
             <w:r>
               <w:rPr>
-                <w:rFonts w:ascii="Times New Roman" w:hAnsi="Times New Roman" w:eastAsia="Times New Roman"/>
+                <w:rFonts w:ascii="Times New Roman" w:hAnsi="Times New Roman" w:eastAsia="Times New Roman" w:cs="Times New Roman"/>
                 <w:b/>
                 <w:color w:val="1F4E79"/>
-                <w:sz w:val="26"/>
+                <w:sz w:val="24"/>
               </w:rPr>
               <w:t xml:space="preserve">C. </w:t>
             </w:r>
@@ -8833,10 +8833,10 @@
             </w:pPr>
             <w:r>
               <w:rPr>
-                <w:rFonts w:ascii="Times New Roman" w:hAnsi="Times New Roman" w:eastAsia="Times New Roman"/>
+                <w:rFonts w:ascii="Times New Roman" w:hAnsi="Times New Roman" w:eastAsia="Times New Roman" w:cs="Times New Roman"/>
                 <w:b/>
                 <w:color w:val="1F4E79"/>
-                <w:sz w:val="26"/>
+                <w:sz w:val="24"/>
               </w:rPr>
               <w:t xml:space="preserve">D. </w:t>
             </w:r>
@@ -8869,16 +8869,16 @@
       </w:pPr>
       <w:r>
         <w:rPr>
-          <w:rFonts w:ascii="Times New Roman" w:hAnsi="Times New Roman" w:eastAsia="Times New Roman"/>
+          <w:rFonts w:ascii="Times New Roman" w:hAnsi="Times New Roman" w:eastAsia="Times New Roman" w:cs="Times New Roman"/>
           <w:b/>
-          <w:sz w:val="26"/>
+          <w:sz w:val="24"/>
         </w:rPr>
         <w:t>Câu 4 (Thông hiểu).</w:t>
       </w:r>
       <w:r>
         <w:rPr>
-          <w:rFonts w:ascii="Times New Roman" w:hAnsi="Times New Roman" w:eastAsia="Times New Roman"/>
-          <w:sz w:val="26"/>
+          <w:rFonts w:ascii="Times New Roman" w:hAnsi="Times New Roman" w:eastAsia="Times New Roman" w:cs="Times New Roman"/>
+          <w:sz w:val="24"/>
         </w:rPr>
         <w:t xml:space="preserve"> Với mọi số thực </w:t>
       </w:r>
@@ -8889,8 +8889,8 @@
       </m:oMath>
       <w:r>
         <w:rPr>
-          <w:rFonts w:ascii="Times New Roman" w:hAnsi="Times New Roman" w:eastAsia="Times New Roman"/>
-          <w:sz w:val="26"/>
+          <w:rFonts w:ascii="Times New Roman" w:hAnsi="Times New Roman" w:eastAsia="Times New Roman" w:cs="Times New Roman"/>
+          <w:sz w:val="24"/>
         </w:rPr>
         <w:t xml:space="preserve">, </w:t>
       </w:r>
@@ -8901,8 +8901,8 @@
       </m:oMath>
       <w:r>
         <w:rPr>
-          <w:rFonts w:ascii="Times New Roman" w:hAnsi="Times New Roman" w:eastAsia="Times New Roman"/>
-          <w:sz w:val="26"/>
+          <w:rFonts w:ascii="Times New Roman" w:hAnsi="Times New Roman" w:eastAsia="Times New Roman" w:cs="Times New Roman"/>
+          <w:sz w:val="24"/>
         </w:rPr>
         <w:t xml:space="preserve">, biểu thức </w:t>
       </w:r>
@@ -8919,8 +8919,8 @@
       </m:oMath>
       <w:r>
         <w:rPr>
-          <w:rFonts w:ascii="Times New Roman" w:hAnsi="Times New Roman" w:eastAsia="Times New Roman"/>
-          <w:sz w:val="26"/>
+          <w:rFonts w:ascii="Times New Roman" w:hAnsi="Times New Roman" w:eastAsia="Times New Roman" w:cs="Times New Roman"/>
+          <w:sz w:val="24"/>
         </w:rPr>
         <w:t xml:space="preserve"> bằng</w:t>
       </w:r>
@@ -8947,10 +8947,10 @@
             </w:pPr>
             <w:r>
               <w:rPr>
-                <w:rFonts w:ascii="Times New Roman" w:hAnsi="Times New Roman" w:eastAsia="Times New Roman"/>
+                <w:rFonts w:ascii="Times New Roman" w:hAnsi="Times New Roman" w:eastAsia="Times New Roman" w:cs="Times New Roman"/>
                 <w:b/>
                 <w:color w:val="1F4E79"/>
-                <w:sz w:val="26"/>
+                <w:sz w:val="24"/>
               </w:rPr>
               <w:t xml:space="preserve">A. </w:t>
             </w:r>
@@ -8987,10 +8987,10 @@
             </w:pPr>
             <w:r>
               <w:rPr>
-                <w:rFonts w:ascii="Times New Roman" w:hAnsi="Times New Roman" w:eastAsia="Times New Roman"/>
+                <w:rFonts w:ascii="Times New Roman" w:hAnsi="Times New Roman" w:eastAsia="Times New Roman" w:cs="Times New Roman"/>
                 <w:b/>
                 <w:color w:val="1F4E79"/>
-                <w:sz w:val="26"/>
+                <w:sz w:val="24"/>
               </w:rPr>
               <w:t xml:space="preserve">B. </w:t>
             </w:r>
@@ -9047,10 +9047,10 @@
             </w:pPr>
             <w:r>
               <w:rPr>
-                <w:rFonts w:ascii="Times New Roman" w:hAnsi="Times New Roman" w:eastAsia="Times New Roman"/>
+                <w:rFonts w:ascii="Times New Roman" w:hAnsi="Times New Roman" w:eastAsia="Times New Roman" w:cs="Times New Roman"/>
                 <w:b/>
                 <w:color w:val="1F4E79"/>
-                <w:sz w:val="26"/>
+                <w:sz w:val="24"/>
               </w:rPr>
               <w:t xml:space="preserve">C. </w:t>
             </w:r>
@@ -9105,10 +9105,10 @@
             </w:pPr>
             <w:r>
               <w:rPr>
-                <w:rFonts w:ascii="Times New Roman" w:hAnsi="Times New Roman" w:eastAsia="Times New Roman"/>
+                <w:rFonts w:ascii="Times New Roman" w:hAnsi="Times New Roman" w:eastAsia="Times New Roman" w:cs="Times New Roman"/>
                 <w:b/>
                 <w:color w:val="1F4E79"/>
-                <w:sz w:val="26"/>
+                <w:sz w:val="24"/>
               </w:rPr>
               <w:t xml:space="preserve">D. </w:t>
             </w:r>
@@ -9162,16 +9162,16 @@
       </w:pPr>
       <w:r>
         <w:rPr>
-          <w:rFonts w:ascii="Times New Roman" w:hAnsi="Times New Roman" w:eastAsia="Times New Roman"/>
+          <w:rFonts w:ascii="Times New Roman" w:hAnsi="Times New Roman" w:eastAsia="Times New Roman" w:cs="Times New Roman"/>
           <w:b/>
-          <w:sz w:val="26"/>
+          <w:sz w:val="24"/>
         </w:rPr>
         <w:t>Câu 5 (Thông hiểu).</w:t>
       </w:r>
       <w:r>
         <w:rPr>
-          <w:rFonts w:ascii="Times New Roman" w:hAnsi="Times New Roman" w:eastAsia="Times New Roman"/>
-          <w:sz w:val="26"/>
+          <w:rFonts w:ascii="Times New Roman" w:hAnsi="Times New Roman" w:eastAsia="Times New Roman" w:cs="Times New Roman"/>
+          <w:sz w:val="24"/>
         </w:rPr>
         <w:t xml:space="preserve"> Nghiệm của phương trình </w:t>
       </w:r>
@@ -9188,8 +9188,8 @@
       </m:oMath>
       <w:r>
         <w:rPr>
-          <w:rFonts w:ascii="Times New Roman" w:hAnsi="Times New Roman" w:eastAsia="Times New Roman"/>
-          <w:sz w:val="26"/>
+          <w:rFonts w:ascii="Times New Roman" w:hAnsi="Times New Roman" w:eastAsia="Times New Roman" w:cs="Times New Roman"/>
+          <w:sz w:val="24"/>
         </w:rPr>
         <w:t xml:space="preserve"> là</w:t>
       </w:r>
@@ -9216,10 +9216,10 @@
             </w:pPr>
             <w:r>
               <w:rPr>
-                <w:rFonts w:ascii="Times New Roman" w:hAnsi="Times New Roman" w:eastAsia="Times New Roman"/>
+                <w:rFonts w:ascii="Times New Roman" w:hAnsi="Times New Roman" w:eastAsia="Times New Roman" w:cs="Times New Roman"/>
                 <w:b/>
                 <w:color w:val="1F4E79"/>
-                <w:sz w:val="26"/>
+                <w:sz w:val="24"/>
               </w:rPr>
               <w:t xml:space="preserve">A. </w:t>
             </w:r>
@@ -9268,10 +9268,10 @@
             </w:pPr>
             <w:r>
               <w:rPr>
-                <w:rFonts w:ascii="Times New Roman" w:hAnsi="Times New Roman" w:eastAsia="Times New Roman"/>
+                <w:rFonts w:ascii="Times New Roman" w:hAnsi="Times New Roman" w:eastAsia="Times New Roman" w:cs="Times New Roman"/>
                 <w:b/>
                 <w:color w:val="1F4E79"/>
-                <w:sz w:val="26"/>
+                <w:sz w:val="24"/>
               </w:rPr>
               <w:t xml:space="preserve">B. </w:t>
             </w:r>
@@ -9322,10 +9322,10 @@
             </w:pPr>
             <w:r>
               <w:rPr>
-                <w:rFonts w:ascii="Times New Roman" w:hAnsi="Times New Roman" w:eastAsia="Times New Roman"/>
+                <w:rFonts w:ascii="Times New Roman" w:hAnsi="Times New Roman" w:eastAsia="Times New Roman" w:cs="Times New Roman"/>
                 <w:b/>
                 <w:color w:val="1F4E79"/>
-                <w:sz w:val="26"/>
+                <w:sz w:val="24"/>
               </w:rPr>
               <w:t xml:space="preserve">C. </w:t>
             </w:r>
@@ -9374,10 +9374,10 @@
             </w:pPr>
             <w:r>
               <w:rPr>
-                <w:rFonts w:ascii="Times New Roman" w:hAnsi="Times New Roman" w:eastAsia="Times New Roman"/>
+                <w:rFonts w:ascii="Times New Roman" w:hAnsi="Times New Roman" w:eastAsia="Times New Roman" w:cs="Times New Roman"/>
                 <w:b/>
                 <w:color w:val="1F4E79"/>
-                <w:sz w:val="26"/>
+                <w:sz w:val="24"/>
               </w:rPr>
               <w:t xml:space="preserve">D. </w:t>
             </w:r>
@@ -9425,16 +9425,16 @@
       </w:pPr>
       <w:r>
         <w:rPr>
-          <w:rFonts w:ascii="Times New Roman" w:hAnsi="Times New Roman" w:eastAsia="Times New Roman"/>
+          <w:rFonts w:ascii="Times New Roman" w:hAnsi="Times New Roman" w:eastAsia="Times New Roman" w:cs="Times New Roman"/>
           <w:b/>
-          <w:sz w:val="26"/>
+          <w:sz w:val="24"/>
         </w:rPr>
         <w:t>Câu 6 (Vận dụng).</w:t>
       </w:r>
       <w:r>
         <w:rPr>
-          <w:rFonts w:ascii="Times New Roman" w:hAnsi="Times New Roman" w:eastAsia="Times New Roman"/>
-          <w:sz w:val="26"/>
+          <w:rFonts w:ascii="Times New Roman" w:hAnsi="Times New Roman" w:eastAsia="Times New Roman" w:cs="Times New Roman"/>
+          <w:sz w:val="24"/>
         </w:rPr>
         <w:t xml:space="preserve"> Số nghiệm của phương trình </w:t>
       </w:r>
@@ -9454,8 +9454,8 @@
       </m:oMath>
       <w:r>
         <w:rPr>
-          <w:rFonts w:ascii="Times New Roman" w:hAnsi="Times New Roman" w:eastAsia="Times New Roman"/>
-          <w:sz w:val="26"/>
+          <w:rFonts w:ascii="Times New Roman" w:hAnsi="Times New Roman" w:eastAsia="Times New Roman" w:cs="Times New Roman"/>
+          <w:sz w:val="24"/>
         </w:rPr>
         <w:t xml:space="preserve"> trên đoạn </w:t>
       </w:r>
@@ -9484,8 +9484,8 @@
       </m:oMath>
       <w:r>
         <w:rPr>
-          <w:rFonts w:ascii="Times New Roman" w:hAnsi="Times New Roman" w:eastAsia="Times New Roman"/>
-          <w:sz w:val="26"/>
+          <w:rFonts w:ascii="Times New Roman" w:hAnsi="Times New Roman" w:eastAsia="Times New Roman" w:cs="Times New Roman"/>
+          <w:sz w:val="24"/>
         </w:rPr>
         <w:t xml:space="preserve"> là</w:t>
       </w:r>
@@ -9514,10 +9514,10 @@
             </w:pPr>
             <w:r>
               <w:rPr>
-                <w:rFonts w:ascii="Times New Roman" w:hAnsi="Times New Roman" w:eastAsia="Times New Roman"/>
+                <w:rFonts w:ascii="Times New Roman" w:hAnsi="Times New Roman" w:eastAsia="Times New Roman" w:cs="Times New Roman"/>
                 <w:b/>
                 <w:color w:val="1F4E79"/>
-                <w:sz w:val="26"/>
+                <w:sz w:val="24"/>
               </w:rPr>
               <w:t xml:space="preserve">A. </w:t>
             </w:r>
@@ -9539,10 +9539,10 @@
             </w:pPr>
             <w:r>
               <w:rPr>
-                <w:rFonts w:ascii="Times New Roman" w:hAnsi="Times New Roman" w:eastAsia="Times New Roman"/>
+                <w:rFonts w:ascii="Times New Roman" w:hAnsi="Times New Roman" w:eastAsia="Times New Roman" w:cs="Times New Roman"/>
                 <w:b/>
                 <w:color w:val="1F4E79"/>
-                <w:sz w:val="26"/>
+                <w:sz w:val="24"/>
               </w:rPr>
               <w:t xml:space="preserve">B. </w:t>
             </w:r>
@@ -9564,10 +9564,10 @@
             </w:pPr>
             <w:r>
               <w:rPr>
-                <w:rFonts w:ascii="Times New Roman" w:hAnsi="Times New Roman" w:eastAsia="Times New Roman"/>
+                <w:rFonts w:ascii="Times New Roman" w:hAnsi="Times New Roman" w:eastAsia="Times New Roman" w:cs="Times New Roman"/>
                 <w:b/>
                 <w:color w:val="1F4E79"/>
-                <w:sz w:val="26"/>
+                <w:sz w:val="24"/>
               </w:rPr>
               <w:t xml:space="preserve">C. </w:t>
             </w:r>
@@ -9589,10 +9589,10 @@
             </w:pPr>
             <w:r>
               <w:rPr>
-                <w:rFonts w:ascii="Times New Roman" w:hAnsi="Times New Roman" w:eastAsia="Times New Roman"/>
+                <w:rFonts w:ascii="Times New Roman" w:hAnsi="Times New Roman" w:eastAsia="Times New Roman" w:cs="Times New Roman"/>
                 <w:b/>
                 <w:color w:val="1F4E79"/>
-                <w:sz w:val="26"/>
+                <w:sz w:val="24"/>
               </w:rPr>
               <w:t xml:space="preserve">D. </w:t>
             </w:r>
@@ -9612,9 +9612,9 @@
       </w:pPr>
       <w:r>
         <w:rPr>
-          <w:rFonts w:ascii="Times New Roman" w:hAnsi="Times New Roman" w:eastAsia="Times New Roman"/>
+          <w:rFonts w:ascii="Times New Roman" w:hAnsi="Times New Roman" w:eastAsia="Times New Roman" w:cs="Times New Roman"/>
           <w:b/>
-          <w:sz w:val="26"/>
+          <w:sz w:val="24"/>
         </w:rPr>
         <w:t>Phần II. Câu trắc nghiệm đúng sai</w:t>
       </w:r>
@@ -9626,16 +9626,16 @@
       </w:pPr>
       <w:r>
         <w:rPr>
-          <w:rFonts w:ascii="Times New Roman" w:hAnsi="Times New Roman" w:eastAsia="Times New Roman"/>
+          <w:rFonts w:ascii="Times New Roman" w:hAnsi="Times New Roman" w:eastAsia="Times New Roman" w:cs="Times New Roman"/>
           <w:b/>
-          <w:sz w:val="26"/>
+          <w:sz w:val="24"/>
         </w:rPr>
         <w:t>Câu 7 (Vận dụng – thực tiễn).</w:t>
       </w:r>
       <w:r>
         <w:rPr>
-          <w:rFonts w:ascii="Times New Roman" w:hAnsi="Times New Roman" w:eastAsia="Times New Roman"/>
-          <w:sz w:val="26"/>
+          <w:rFonts w:ascii="Times New Roman" w:hAnsi="Times New Roman" w:eastAsia="Times New Roman" w:cs="Times New Roman"/>
+          <w:sz w:val="24"/>
         </w:rPr>
         <w:t xml:space="preserve"> Một guồng nước tưới cà phê ở xã địa phương quay đều, mỗi vòng hết 30 giây. Độ cao (so với mặt nước) của một gầu nước sau </w:t>
       </w:r>
@@ -9646,8 +9646,8 @@
       </m:oMath>
       <w:r>
         <w:rPr>
-          <w:rFonts w:ascii="Times New Roman" w:hAnsi="Times New Roman" w:eastAsia="Times New Roman"/>
-          <w:sz w:val="26"/>
+          <w:rFonts w:ascii="Times New Roman" w:hAnsi="Times New Roman" w:eastAsia="Times New Roman" w:cs="Times New Roman"/>
+          <w:sz w:val="24"/>
         </w:rPr>
         <w:t xml:space="preserve"> giây được mô hình hoá bởi </w:t>
       </w:r>
@@ -9685,8 +9685,8 @@
       </m:oMath>
       <w:r>
         <w:rPr>
-          <w:rFonts w:ascii="Times New Roman" w:hAnsi="Times New Roman" w:eastAsia="Times New Roman"/>
-          <w:sz w:val="26"/>
+          <w:rFonts w:ascii="Times New Roman" w:hAnsi="Times New Roman" w:eastAsia="Times New Roman" w:cs="Times New Roman"/>
+          <w:sz w:val="24"/>
         </w:rPr>
         <w:t xml:space="preserve"> (m). Xét tính đúng, sai của các khẳng định sau:</w:t>
       </w:r>
@@ -9699,8 +9699,8 @@
       </w:pPr>
       <w:r>
         <w:rPr>
-          <w:rFonts w:ascii="Times New Roman" w:hAnsi="Times New Roman" w:eastAsia="Times New Roman"/>
-          <w:sz w:val="26"/>
+          <w:rFonts w:ascii="Times New Roman" w:hAnsi="Times New Roman" w:eastAsia="Times New Roman" w:cs="Times New Roman"/>
+          <w:sz w:val="24"/>
         </w:rPr>
         <w:t xml:space="preserve">a) Hàm số </w:t>
       </w:r>
@@ -9711,8 +9711,8 @@
       </m:oMath>
       <w:r>
         <w:rPr>
-          <w:rFonts w:ascii="Times New Roman" w:hAnsi="Times New Roman" w:eastAsia="Times New Roman"/>
-          <w:sz w:val="26"/>
+          <w:rFonts w:ascii="Times New Roman" w:hAnsi="Times New Roman" w:eastAsia="Times New Roman" w:cs="Times New Roman"/>
+          <w:sz w:val="24"/>
         </w:rPr>
         <w:t xml:space="preserve"> tuần hoàn với chu kì 30 giây.</w:t>
       </w:r>
@@ -9725,8 +9725,8 @@
       </w:pPr>
       <w:r>
         <w:rPr>
-          <w:rFonts w:ascii="Times New Roman" w:hAnsi="Times New Roman" w:eastAsia="Times New Roman"/>
-          <w:sz w:val="26"/>
+          <w:rFonts w:ascii="Times New Roman" w:hAnsi="Times New Roman" w:eastAsia="Times New Roman" w:cs="Times New Roman"/>
+          <w:sz w:val="24"/>
         </w:rPr>
         <w:t>b) Độ cao lớn nhất của gầu nước là 4,5 m.</w:t>
       </w:r>
@@ -9739,8 +9739,8 @@
       </w:pPr>
       <w:r>
         <w:rPr>
-          <w:rFonts w:ascii="Times New Roman" w:hAnsi="Times New Roman" w:eastAsia="Times New Roman"/>
-          <w:sz w:val="26"/>
+          <w:rFonts w:ascii="Times New Roman" w:hAnsi="Times New Roman" w:eastAsia="Times New Roman" w:cs="Times New Roman"/>
+          <w:sz w:val="24"/>
         </w:rPr>
         <w:t xml:space="preserve">c) Tại thời điểm </w:t>
       </w:r>
@@ -9751,8 +9751,8 @@
       </m:oMath>
       <w:r>
         <w:rPr>
-          <w:rFonts w:ascii="Times New Roman" w:hAnsi="Times New Roman" w:eastAsia="Times New Roman"/>
-          <w:sz w:val="26"/>
+          <w:rFonts w:ascii="Times New Roman" w:hAnsi="Times New Roman" w:eastAsia="Times New Roman" w:cs="Times New Roman"/>
+          <w:sz w:val="24"/>
         </w:rPr>
         <w:t xml:space="preserve"> giây, gầu nước ở độ cao 3,5 m.</w:t>
       </w:r>
@@ -9765,8 +9765,8 @@
       </w:pPr>
       <w:r>
         <w:rPr>
-          <w:rFonts w:ascii="Times New Roman" w:hAnsi="Times New Roman" w:eastAsia="Times New Roman"/>
-          <w:sz w:val="26"/>
+          <w:rFonts w:ascii="Times New Roman" w:hAnsi="Times New Roman" w:eastAsia="Times New Roman" w:cs="Times New Roman"/>
+          <w:sz w:val="24"/>
         </w:rPr>
         <w:t>d) Trong 30 giây đầu tiên (</w:t>
       </w:r>
@@ -9777,8 +9777,8 @@
       </m:oMath>
       <w:r>
         <w:rPr>
-          <w:rFonts w:ascii="Times New Roman" w:hAnsi="Times New Roman" w:eastAsia="Times New Roman"/>
-          <w:sz w:val="26"/>
+          <w:rFonts w:ascii="Times New Roman" w:hAnsi="Times New Roman" w:eastAsia="Times New Roman" w:cs="Times New Roman"/>
+          <w:sz w:val="24"/>
         </w:rPr>
         <w:t>), có đúng 2 thời điểm gầu nước ở độ cao 3,5 m.</w:t>
       </w:r>
@@ -9790,9 +9790,9 @@
       </w:pPr>
       <w:r>
         <w:rPr>
-          <w:rFonts w:ascii="Times New Roman" w:hAnsi="Times New Roman" w:eastAsia="Times New Roman"/>
+          <w:rFonts w:ascii="Times New Roman" w:hAnsi="Times New Roman" w:eastAsia="Times New Roman" w:cs="Times New Roman"/>
           <w:b/>
-          <w:sz w:val="26"/>
+          <w:sz w:val="24"/>
         </w:rPr>
         <w:t>Đáp án và lời giải chi tiết</w:t>
       </w:r>
@@ -9804,9 +9804,9 @@
       </w:pPr>
       <w:r>
         <w:rPr>
-          <w:rFonts w:ascii="Times New Roman" w:hAnsi="Times New Roman" w:eastAsia="Times New Roman"/>
+          <w:rFonts w:ascii="Times New Roman" w:hAnsi="Times New Roman" w:eastAsia="Times New Roman" w:cs="Times New Roman"/>
           <w:i/>
-          <w:sz w:val="26"/>
+          <w:sz w:val="24"/>
         </w:rPr>
         <w:t>(Đáp án ghi theo thứ tự gốc trong KHBD; khi chữa bài online, gọi theo nội dung phương án vì thứ tự đã được xáo trộn.)</w:t>
       </w:r>
@@ -9843,7 +9843,7 @@
             </w:pPr>
             <w:r>
               <w:rPr>
-                <w:rFonts w:ascii="Times New Roman" w:hAnsi="Times New Roman" w:eastAsia="Times New Roman"/>
+                <w:rFonts w:ascii="Times New Roman" w:hAnsi="Times New Roman" w:eastAsia="Times New Roman" w:cs="Times New Roman"/>
                 <w:b/>
                 <w:sz w:val="24"/>
               </w:rPr>
@@ -9864,7 +9864,7 @@
             </w:pPr>
             <w:r>
               <w:rPr>
-                <w:rFonts w:ascii="Times New Roman" w:hAnsi="Times New Roman" w:eastAsia="Times New Roman"/>
+                <w:rFonts w:ascii="Times New Roman" w:hAnsi="Times New Roman" w:eastAsia="Times New Roman" w:cs="Times New Roman"/>
                 <w:b/>
                 <w:sz w:val="24"/>
               </w:rPr>
@@ -9885,7 +9885,7 @@
             </w:pPr>
             <w:r>
               <w:rPr>
-                <w:rFonts w:ascii="Times New Roman" w:hAnsi="Times New Roman" w:eastAsia="Times New Roman"/>
+                <w:rFonts w:ascii="Times New Roman" w:hAnsi="Times New Roman" w:eastAsia="Times New Roman" w:cs="Times New Roman"/>
                 <w:b/>
                 <w:sz w:val="24"/>
               </w:rPr>
@@ -9906,7 +9906,7 @@
             </w:pPr>
             <w:r>
               <w:rPr>
-                <w:rFonts w:ascii="Times New Roman" w:hAnsi="Times New Roman" w:eastAsia="Times New Roman"/>
+                <w:rFonts w:ascii="Times New Roman" w:hAnsi="Times New Roman" w:eastAsia="Times New Roman" w:cs="Times New Roman"/>
                 <w:b/>
                 <w:sz w:val="24"/>
               </w:rPr>
@@ -9927,7 +9927,7 @@
             </w:pPr>
             <w:r>
               <w:rPr>
-                <w:rFonts w:ascii="Times New Roman" w:hAnsi="Times New Roman" w:eastAsia="Times New Roman"/>
+                <w:rFonts w:ascii="Times New Roman" w:hAnsi="Times New Roman" w:eastAsia="Times New Roman" w:cs="Times New Roman"/>
                 <w:b/>
                 <w:sz w:val="24"/>
               </w:rPr>
@@ -9948,7 +9948,7 @@
             </w:pPr>
             <w:r>
               <w:rPr>
-                <w:rFonts w:ascii="Times New Roman" w:hAnsi="Times New Roman" w:eastAsia="Times New Roman"/>
+                <w:rFonts w:ascii="Times New Roman" w:hAnsi="Times New Roman" w:eastAsia="Times New Roman" w:cs="Times New Roman"/>
                 <w:b/>
                 <w:sz w:val="24"/>
               </w:rPr>
@@ -9969,7 +9969,7 @@
             </w:pPr>
             <w:r>
               <w:rPr>
-                <w:rFonts w:ascii="Times New Roman" w:hAnsi="Times New Roman" w:eastAsia="Times New Roman"/>
+                <w:rFonts w:ascii="Times New Roman" w:hAnsi="Times New Roman" w:eastAsia="Times New Roman" w:cs="Times New Roman"/>
                 <w:b/>
                 <w:sz w:val="24"/>
               </w:rPr>
@@ -9990,7 +9990,7 @@
             </w:pPr>
             <w:r>
               <w:rPr>
-                <w:rFonts w:ascii="Times New Roman" w:hAnsi="Times New Roman" w:eastAsia="Times New Roman"/>
+                <w:rFonts w:ascii="Times New Roman" w:hAnsi="Times New Roman" w:eastAsia="Times New Roman" w:cs="Times New Roman"/>
                 <w:b/>
                 <w:sz w:val="24"/>
               </w:rPr>
@@ -10012,7 +10012,7 @@
             </w:pPr>
             <w:r>
               <w:rPr>
-                <w:rFonts w:ascii="Times New Roman" w:hAnsi="Times New Roman" w:eastAsia="Times New Roman"/>
+                <w:rFonts w:ascii="Times New Roman" w:hAnsi="Times New Roman" w:eastAsia="Times New Roman" w:cs="Times New Roman"/>
                 <w:sz w:val="24"/>
               </w:rPr>
               <w:t>Đáp án</w:t>
@@ -10031,7 +10031,7 @@
             </w:pPr>
             <w:r>
               <w:rPr>
-                <w:rFonts w:ascii="Times New Roman" w:hAnsi="Times New Roman" w:eastAsia="Times New Roman"/>
+                <w:rFonts w:ascii="Times New Roman" w:hAnsi="Times New Roman" w:eastAsia="Times New Roman" w:cs="Times New Roman"/>
                 <w:sz w:val="24"/>
               </w:rPr>
               <w:t>B</w:t>
@@ -10050,7 +10050,7 @@
             </w:pPr>
             <w:r>
               <w:rPr>
-                <w:rFonts w:ascii="Times New Roman" w:hAnsi="Times New Roman" w:eastAsia="Times New Roman"/>
+                <w:rFonts w:ascii="Times New Roman" w:hAnsi="Times New Roman" w:eastAsia="Times New Roman" w:cs="Times New Roman"/>
                 <w:sz w:val="24"/>
               </w:rPr>
               <w:t>C</w:t>
@@ -10069,7 +10069,7 @@
             </w:pPr>
             <w:r>
               <w:rPr>
-                <w:rFonts w:ascii="Times New Roman" w:hAnsi="Times New Roman" w:eastAsia="Times New Roman"/>
+                <w:rFonts w:ascii="Times New Roman" w:hAnsi="Times New Roman" w:eastAsia="Times New Roman" w:cs="Times New Roman"/>
                 <w:sz w:val="24"/>
               </w:rPr>
               <w:t>A</w:t>
@@ -10088,7 +10088,7 @@
             </w:pPr>
             <w:r>
               <w:rPr>
-                <w:rFonts w:ascii="Times New Roman" w:hAnsi="Times New Roman" w:eastAsia="Times New Roman"/>
+                <w:rFonts w:ascii="Times New Roman" w:hAnsi="Times New Roman" w:eastAsia="Times New Roman" w:cs="Times New Roman"/>
                 <w:sz w:val="24"/>
               </w:rPr>
               <w:t>D</w:t>
@@ -10107,7 +10107,7 @@
             </w:pPr>
             <w:r>
               <w:rPr>
-                <w:rFonts w:ascii="Times New Roman" w:hAnsi="Times New Roman" w:eastAsia="Times New Roman"/>
+                <w:rFonts w:ascii="Times New Roman" w:hAnsi="Times New Roman" w:eastAsia="Times New Roman" w:cs="Times New Roman"/>
                 <w:sz w:val="24"/>
               </w:rPr>
               <w:t>B</w:t>
@@ -10126,7 +10126,7 @@
             </w:pPr>
             <w:r>
               <w:rPr>
-                <w:rFonts w:ascii="Times New Roman" w:hAnsi="Times New Roman" w:eastAsia="Times New Roman"/>
+                <w:rFonts w:ascii="Times New Roman" w:hAnsi="Times New Roman" w:eastAsia="Times New Roman" w:cs="Times New Roman"/>
                 <w:sz w:val="24"/>
               </w:rPr>
               <w:t>C</w:t>
@@ -10145,7 +10145,7 @@
             </w:pPr>
             <w:r>
               <w:rPr>
-                <w:rFonts w:ascii="Times New Roman" w:hAnsi="Times New Roman" w:eastAsia="Times New Roman"/>
+                <w:rFonts w:ascii="Times New Roman" w:hAnsi="Times New Roman" w:eastAsia="Times New Roman" w:cs="Times New Roman"/>
                 <w:sz w:val="24"/>
               </w:rPr>
               <w:t>a) Đ</w:t>
@@ -10158,7 +10158,7 @@
             </w:pPr>
             <w:r>
               <w:rPr>
-                <w:rFonts w:ascii="Times New Roman" w:hAnsi="Times New Roman" w:eastAsia="Times New Roman"/>
+                <w:rFonts w:ascii="Times New Roman" w:hAnsi="Times New Roman" w:eastAsia="Times New Roman" w:cs="Times New Roman"/>
                 <w:sz w:val="24"/>
               </w:rPr>
               <w:t>b) Đ</w:t>
@@ -10171,7 +10171,7 @@
             </w:pPr>
             <w:r>
               <w:rPr>
-                <w:rFonts w:ascii="Times New Roman" w:hAnsi="Times New Roman" w:eastAsia="Times New Roman"/>
+                <w:rFonts w:ascii="Times New Roman" w:hAnsi="Times New Roman" w:eastAsia="Times New Roman" w:cs="Times New Roman"/>
                 <w:sz w:val="24"/>
               </w:rPr>
               <w:t>c) S</w:t>
@@ -10184,7 +10184,7 @@
             </w:pPr>
             <w:r>
               <w:rPr>
-                <w:rFonts w:ascii="Times New Roman" w:hAnsi="Times New Roman" w:eastAsia="Times New Roman"/>
+                <w:rFonts w:ascii="Times New Roman" w:hAnsi="Times New Roman" w:eastAsia="Times New Roman" w:cs="Times New Roman"/>
                 <w:sz w:val="24"/>
               </w:rPr>
               <w:t>d) Đ</w:t>
@@ -10200,16 +10200,16 @@
       </w:pPr>
       <w:r>
         <w:rPr>
-          <w:rFonts w:ascii="Times New Roman" w:hAnsi="Times New Roman" w:eastAsia="Times New Roman"/>
+          <w:rFonts w:ascii="Times New Roman" w:hAnsi="Times New Roman" w:eastAsia="Times New Roman" w:cs="Times New Roman"/>
           <w:b/>
-          <w:sz w:val="26"/>
+          <w:sz w:val="24"/>
         </w:rPr>
         <w:t>Câu 1.</w:t>
       </w:r>
       <w:r>
         <w:rPr>
-          <w:rFonts w:ascii="Times New Roman" w:hAnsi="Times New Roman" w:eastAsia="Times New Roman"/>
-          <w:sz w:val="26"/>
+          <w:rFonts w:ascii="Times New Roman" w:hAnsi="Times New Roman" w:eastAsia="Times New Roman" w:cs="Times New Roman"/>
+          <w:sz w:val="24"/>
         </w:rPr>
         <w:t xml:space="preserve"> </w:t>
       </w:r>
@@ -10265,8 +10265,8 @@
       </m:oMath>
       <w:r>
         <w:rPr>
-          <w:rFonts w:ascii="Times New Roman" w:hAnsi="Times New Roman" w:eastAsia="Times New Roman"/>
-          <w:sz w:val="26"/>
+          <w:rFonts w:ascii="Times New Roman" w:hAnsi="Times New Roman" w:eastAsia="Times New Roman" w:cs="Times New Roman"/>
+          <w:sz w:val="24"/>
         </w:rPr>
         <w:t>.</w:t>
       </w:r>
@@ -10278,16 +10278,16 @@
       </w:pPr>
       <w:r>
         <w:rPr>
-          <w:rFonts w:ascii="Times New Roman" w:hAnsi="Times New Roman" w:eastAsia="Times New Roman"/>
+          <w:rFonts w:ascii="Times New Roman" w:hAnsi="Times New Roman" w:eastAsia="Times New Roman" w:cs="Times New Roman"/>
           <w:b/>
-          <w:sz w:val="26"/>
+          <w:sz w:val="24"/>
         </w:rPr>
         <w:t>Câu 2.</w:t>
       </w:r>
       <w:r>
         <w:rPr>
-          <w:rFonts w:ascii="Times New Roman" w:hAnsi="Times New Roman" w:eastAsia="Times New Roman"/>
-          <w:sz w:val="26"/>
+          <w:rFonts w:ascii="Times New Roman" w:hAnsi="Times New Roman" w:eastAsia="Times New Roman" w:cs="Times New Roman"/>
+          <w:sz w:val="24"/>
         </w:rPr>
         <w:t xml:space="preserve"> </w:t>
       </w:r>
@@ -10313,8 +10313,8 @@
       </m:oMath>
       <w:r>
         <w:rPr>
-          <w:rFonts w:ascii="Times New Roman" w:hAnsi="Times New Roman" w:eastAsia="Times New Roman"/>
-          <w:sz w:val="26"/>
+          <w:rFonts w:ascii="Times New Roman" w:hAnsi="Times New Roman" w:eastAsia="Times New Roman" w:cs="Times New Roman"/>
+          <w:sz w:val="24"/>
         </w:rPr>
         <w:t xml:space="preserve"> với mọi </w:t>
       </w:r>
@@ -10325,8 +10325,8 @@
       </m:oMath>
       <w:r>
         <w:rPr>
-          <w:rFonts w:ascii="Times New Roman" w:hAnsi="Times New Roman" w:eastAsia="Times New Roman"/>
-          <w:sz w:val="26"/>
+          <w:rFonts w:ascii="Times New Roman" w:hAnsi="Times New Roman" w:eastAsia="Times New Roman" w:cs="Times New Roman"/>
+          <w:sz w:val="24"/>
         </w:rPr>
         <w:t xml:space="preserve"> nên </w:t>
       </w:r>
@@ -10346,8 +10346,8 @@
       </m:oMath>
       <w:r>
         <w:rPr>
-          <w:rFonts w:ascii="Times New Roman" w:hAnsi="Times New Roman" w:eastAsia="Times New Roman"/>
-          <w:sz w:val="26"/>
+          <w:rFonts w:ascii="Times New Roman" w:hAnsi="Times New Roman" w:eastAsia="Times New Roman" w:cs="Times New Roman"/>
+          <w:sz w:val="24"/>
         </w:rPr>
         <w:t xml:space="preserve"> là hàm số chẵn; ba hàm số còn lại là hàm số lẻ.</w:t>
       </w:r>
@@ -10359,16 +10359,16 @@
       </w:pPr>
       <w:r>
         <w:rPr>
-          <w:rFonts w:ascii="Times New Roman" w:hAnsi="Times New Roman" w:eastAsia="Times New Roman"/>
+          <w:rFonts w:ascii="Times New Roman" w:hAnsi="Times New Roman" w:eastAsia="Times New Roman" w:cs="Times New Roman"/>
           <w:b/>
-          <w:sz w:val="26"/>
+          <w:sz w:val="24"/>
         </w:rPr>
         <w:t>Câu 3.</w:t>
       </w:r>
       <w:r>
         <w:rPr>
-          <w:rFonts w:ascii="Times New Roman" w:hAnsi="Times New Roman" w:eastAsia="Times New Roman"/>
-          <w:sz w:val="26"/>
+          <w:rFonts w:ascii="Times New Roman" w:hAnsi="Times New Roman" w:eastAsia="Times New Roman" w:cs="Times New Roman"/>
+          <w:sz w:val="24"/>
         </w:rPr>
         <w:t xml:space="preserve"> </w:t>
       </w:r>
@@ -10427,8 +10427,8 @@
       </m:oMath>
       <w:r>
         <w:rPr>
-          <w:rFonts w:ascii="Times New Roman" w:hAnsi="Times New Roman" w:eastAsia="Times New Roman"/>
-          <w:sz w:val="26"/>
+          <w:rFonts w:ascii="Times New Roman" w:hAnsi="Times New Roman" w:eastAsia="Times New Roman" w:cs="Times New Roman"/>
+          <w:sz w:val="24"/>
         </w:rPr>
         <w:t xml:space="preserve">; vì </w:t>
       </w:r>
@@ -10454,8 +10454,8 @@
       </m:oMath>
       <w:r>
         <w:rPr>
-          <w:rFonts w:ascii="Times New Roman" w:hAnsi="Times New Roman" w:eastAsia="Times New Roman"/>
-          <w:sz w:val="26"/>
+          <w:rFonts w:ascii="Times New Roman" w:hAnsi="Times New Roman" w:eastAsia="Times New Roman" w:cs="Times New Roman"/>
+          <w:sz w:val="24"/>
         </w:rPr>
         <w:t xml:space="preserve"> nên </w:t>
       </w:r>
@@ -10472,8 +10472,8 @@
       </m:oMath>
       <w:r>
         <w:rPr>
-          <w:rFonts w:ascii="Times New Roman" w:hAnsi="Times New Roman" w:eastAsia="Times New Roman"/>
-          <w:sz w:val="26"/>
+          <w:rFonts w:ascii="Times New Roman" w:hAnsi="Times New Roman" w:eastAsia="Times New Roman" w:cs="Times New Roman"/>
+          <w:sz w:val="24"/>
         </w:rPr>
         <w:t xml:space="preserve">, do đó </w:t>
       </w:r>
@@ -10505,8 +10505,8 @@
       </m:oMath>
       <w:r>
         <w:rPr>
-          <w:rFonts w:ascii="Times New Roman" w:hAnsi="Times New Roman" w:eastAsia="Times New Roman"/>
-          <w:sz w:val="26"/>
+          <w:rFonts w:ascii="Times New Roman" w:hAnsi="Times New Roman" w:eastAsia="Times New Roman" w:cs="Times New Roman"/>
+          <w:sz w:val="24"/>
         </w:rPr>
         <w:t>.</w:t>
       </w:r>
@@ -10518,16 +10518,16 @@
       </w:pPr>
       <w:r>
         <w:rPr>
-          <w:rFonts w:ascii="Times New Roman" w:hAnsi="Times New Roman" w:eastAsia="Times New Roman"/>
+          <w:rFonts w:ascii="Times New Roman" w:hAnsi="Times New Roman" w:eastAsia="Times New Roman" w:cs="Times New Roman"/>
           <w:b/>
-          <w:sz w:val="26"/>
+          <w:sz w:val="24"/>
         </w:rPr>
         <w:t>Câu 4.</w:t>
       </w:r>
       <w:r>
         <w:rPr>
-          <w:rFonts w:ascii="Times New Roman" w:hAnsi="Times New Roman" w:eastAsia="Times New Roman"/>
-          <w:sz w:val="26"/>
+          <w:rFonts w:ascii="Times New Roman" w:hAnsi="Times New Roman" w:eastAsia="Times New Roman" w:cs="Times New Roman"/>
+          <w:sz w:val="24"/>
         </w:rPr>
         <w:t xml:space="preserve"> Công thức cộng: </w:t>
       </w:r>
@@ -10580,8 +10580,8 @@
       </m:oMath>
       <w:r>
         <w:rPr>
-          <w:rFonts w:ascii="Times New Roman" w:hAnsi="Times New Roman" w:eastAsia="Times New Roman"/>
-          <w:sz w:val="26"/>
+          <w:rFonts w:ascii="Times New Roman" w:hAnsi="Times New Roman" w:eastAsia="Times New Roman" w:cs="Times New Roman"/>
+          <w:sz w:val="24"/>
         </w:rPr>
         <w:t>.</w:t>
       </w:r>
@@ -10593,16 +10593,16 @@
       </w:pPr>
       <w:r>
         <w:rPr>
-          <w:rFonts w:ascii="Times New Roman" w:hAnsi="Times New Roman" w:eastAsia="Times New Roman"/>
+          <w:rFonts w:ascii="Times New Roman" w:hAnsi="Times New Roman" w:eastAsia="Times New Roman" w:cs="Times New Roman"/>
           <w:b/>
-          <w:sz w:val="26"/>
+          <w:sz w:val="24"/>
         </w:rPr>
         <w:t>Câu 5.</w:t>
       </w:r>
       <w:r>
         <w:rPr>
-          <w:rFonts w:ascii="Times New Roman" w:hAnsi="Times New Roman" w:eastAsia="Times New Roman"/>
-          <w:sz w:val="26"/>
+          <w:rFonts w:ascii="Times New Roman" w:hAnsi="Times New Roman" w:eastAsia="Times New Roman" w:cs="Times New Roman"/>
+          <w:sz w:val="24"/>
         </w:rPr>
         <w:t xml:space="preserve"> </w:t>
       </w:r>
@@ -10661,8 +10661,8 @@
       </m:oMath>
       <w:r>
         <w:rPr>
-          <w:rFonts w:ascii="Times New Roman" w:hAnsi="Times New Roman" w:eastAsia="Times New Roman"/>
-          <w:sz w:val="26"/>
+          <w:rFonts w:ascii="Times New Roman" w:hAnsi="Times New Roman" w:eastAsia="Times New Roman" w:cs="Times New Roman"/>
+          <w:sz w:val="24"/>
         </w:rPr>
         <w:t xml:space="preserve"> (hàm tang tuần hoàn chu kì </w:t>
       </w:r>
@@ -10673,8 +10673,8 @@
       </m:oMath>
       <w:r>
         <w:rPr>
-          <w:rFonts w:ascii="Times New Roman" w:hAnsi="Times New Roman" w:eastAsia="Times New Roman"/>
-          <w:sz w:val="26"/>
+          <w:rFonts w:ascii="Times New Roman" w:hAnsi="Times New Roman" w:eastAsia="Times New Roman" w:cs="Times New Roman"/>
+          <w:sz w:val="24"/>
         </w:rPr>
         <w:t>).</w:t>
       </w:r>
@@ -10686,16 +10686,16 @@
       </w:pPr>
       <w:r>
         <w:rPr>
-          <w:rFonts w:ascii="Times New Roman" w:hAnsi="Times New Roman" w:eastAsia="Times New Roman"/>
+          <w:rFonts w:ascii="Times New Roman" w:hAnsi="Times New Roman" w:eastAsia="Times New Roman" w:cs="Times New Roman"/>
           <w:b/>
-          <w:sz w:val="26"/>
+          <w:sz w:val="24"/>
         </w:rPr>
         <w:t>Câu 6.</w:t>
       </w:r>
       <w:r>
         <w:rPr>
-          <w:rFonts w:ascii="Times New Roman" w:hAnsi="Times New Roman" w:eastAsia="Times New Roman"/>
-          <w:sz w:val="26"/>
+          <w:rFonts w:ascii="Times New Roman" w:hAnsi="Times New Roman" w:eastAsia="Times New Roman" w:cs="Times New Roman"/>
+          <w:sz w:val="24"/>
         </w:rPr>
         <w:t xml:space="preserve"> </w:t>
       </w:r>
@@ -10748,8 +10748,8 @@
       </m:oMath>
       <w:r>
         <w:rPr>
-          <w:rFonts w:ascii="Times New Roman" w:hAnsi="Times New Roman" w:eastAsia="Times New Roman"/>
-          <w:sz w:val="26"/>
+          <w:rFonts w:ascii="Times New Roman" w:hAnsi="Times New Roman" w:eastAsia="Times New Roman" w:cs="Times New Roman"/>
+          <w:sz w:val="24"/>
         </w:rPr>
         <w:t xml:space="preserve">. Trên </w:t>
       </w:r>
@@ -10778,8 +10778,8 @@
       </m:oMath>
       <w:r>
         <w:rPr>
-          <w:rFonts w:ascii="Times New Roman" w:hAnsi="Times New Roman" w:eastAsia="Times New Roman"/>
-          <w:sz w:val="26"/>
+          <w:rFonts w:ascii="Times New Roman" w:hAnsi="Times New Roman" w:eastAsia="Times New Roman" w:cs="Times New Roman"/>
+          <w:sz w:val="24"/>
         </w:rPr>
         <w:t xml:space="preserve">: </w:t>
       </w:r>
@@ -10805,8 +10805,8 @@
       </m:oMath>
       <w:r>
         <w:rPr>
-          <w:rFonts w:ascii="Times New Roman" w:hAnsi="Times New Roman" w:eastAsia="Times New Roman"/>
-          <w:sz w:val="26"/>
+          <w:rFonts w:ascii="Times New Roman" w:hAnsi="Times New Roman" w:eastAsia="Times New Roman" w:cs="Times New Roman"/>
+          <w:sz w:val="24"/>
         </w:rPr>
         <w:t xml:space="preserve"> và </w:t>
       </w:r>
@@ -10832,8 +10832,8 @@
       </m:oMath>
       <w:r>
         <w:rPr>
-          <w:rFonts w:ascii="Times New Roman" w:hAnsi="Times New Roman" w:eastAsia="Times New Roman"/>
-          <w:sz w:val="26"/>
+          <w:rFonts w:ascii="Times New Roman" w:hAnsi="Times New Roman" w:eastAsia="Times New Roman" w:cs="Times New Roman"/>
+          <w:sz w:val="24"/>
         </w:rPr>
         <w:t xml:space="preserve"> – có 2 nghiệm.</w:t>
       </w:r>
@@ -10845,9 +10845,9 @@
       </w:pPr>
       <w:r>
         <w:rPr>
-          <w:rFonts w:ascii="Times New Roman" w:hAnsi="Times New Roman" w:eastAsia="Times New Roman"/>
+          <w:rFonts w:ascii="Times New Roman" w:hAnsi="Times New Roman" w:eastAsia="Times New Roman" w:cs="Times New Roman"/>
           <w:b/>
-          <w:sz w:val="26"/>
+          <w:sz w:val="24"/>
         </w:rPr>
         <w:t>Câu 7.</w:t>
       </w:r>
@@ -10860,23 +10860,23 @@
       </w:pPr>
       <w:r>
         <w:rPr>
-          <w:rFonts w:ascii="Times New Roman" w:hAnsi="Times New Roman" w:eastAsia="Times New Roman"/>
-          <w:sz w:val="26"/>
+          <w:rFonts w:ascii="Times New Roman" w:hAnsi="Times New Roman" w:eastAsia="Times New Roman" w:cs="Times New Roman"/>
+          <w:sz w:val="24"/>
         </w:rPr>
         <w:t xml:space="preserve">a) </w:t>
       </w:r>
       <w:r>
         <w:rPr>
-          <w:rFonts w:ascii="Times New Roman" w:hAnsi="Times New Roman" w:eastAsia="Times New Roman"/>
+          <w:rFonts w:ascii="Times New Roman" w:hAnsi="Times New Roman" w:eastAsia="Times New Roman" w:cs="Times New Roman"/>
           <w:b/>
-          <w:sz w:val="26"/>
+          <w:sz w:val="24"/>
         </w:rPr>
         <w:t>Đúng.</w:t>
       </w:r>
       <w:r>
         <w:rPr>
-          <w:rFonts w:ascii="Times New Roman" w:hAnsi="Times New Roman" w:eastAsia="Times New Roman"/>
-          <w:sz w:val="26"/>
+          <w:rFonts w:ascii="Times New Roman" w:hAnsi="Times New Roman" w:eastAsia="Times New Roman" w:cs="Times New Roman"/>
+          <w:sz w:val="24"/>
         </w:rPr>
         <w:t xml:space="preserve"> Chu kì </w:t>
       </w:r>
@@ -10917,8 +10917,8 @@
       </m:oMath>
       <w:r>
         <w:rPr>
-          <w:rFonts w:ascii="Times New Roman" w:hAnsi="Times New Roman" w:eastAsia="Times New Roman"/>
-          <w:sz w:val="26"/>
+          <w:rFonts w:ascii="Times New Roman" w:hAnsi="Times New Roman" w:eastAsia="Times New Roman" w:cs="Times New Roman"/>
+          <w:sz w:val="24"/>
         </w:rPr>
         <w:t xml:space="preserve"> (giây).</w:t>
       </w:r>
@@ -10931,23 +10931,23 @@
       </w:pPr>
       <w:r>
         <w:rPr>
-          <w:rFonts w:ascii="Times New Roman" w:hAnsi="Times New Roman" w:eastAsia="Times New Roman"/>
-          <w:sz w:val="26"/>
+          <w:rFonts w:ascii="Times New Roman" w:hAnsi="Times New Roman" w:eastAsia="Times New Roman" w:cs="Times New Roman"/>
+          <w:sz w:val="24"/>
         </w:rPr>
         <w:t xml:space="preserve">b) </w:t>
       </w:r>
       <w:r>
         <w:rPr>
-          <w:rFonts w:ascii="Times New Roman" w:hAnsi="Times New Roman" w:eastAsia="Times New Roman"/>
+          <w:rFonts w:ascii="Times New Roman" w:hAnsi="Times New Roman" w:eastAsia="Times New Roman" w:cs="Times New Roman"/>
           <w:b/>
-          <w:sz w:val="26"/>
+          <w:sz w:val="24"/>
         </w:rPr>
         <w:t>Đúng.</w:t>
       </w:r>
       <w:r>
         <w:rPr>
-          <w:rFonts w:ascii="Times New Roman" w:hAnsi="Times New Roman" w:eastAsia="Times New Roman"/>
-          <w:sz w:val="26"/>
+          <w:rFonts w:ascii="Times New Roman" w:hAnsi="Times New Roman" w:eastAsia="Times New Roman" w:cs="Times New Roman"/>
+          <w:sz w:val="24"/>
         </w:rPr>
         <w:t xml:space="preserve"> </w:t>
       </w:r>
@@ -10979,8 +10979,8 @@
       </m:oMath>
       <w:r>
         <w:rPr>
-          <w:rFonts w:ascii="Times New Roman" w:hAnsi="Times New Roman" w:eastAsia="Times New Roman"/>
-          <w:sz w:val="26"/>
+          <w:rFonts w:ascii="Times New Roman" w:hAnsi="Times New Roman" w:eastAsia="Times New Roman" w:cs="Times New Roman"/>
+          <w:sz w:val="24"/>
         </w:rPr>
         <w:t xml:space="preserve"> nên </w:t>
       </w:r>
@@ -11003,8 +11003,8 @@
       </m:oMath>
       <w:r>
         <w:rPr>
-          <w:rFonts w:ascii="Times New Roman" w:hAnsi="Times New Roman" w:eastAsia="Times New Roman"/>
-          <w:sz w:val="26"/>
+          <w:rFonts w:ascii="Times New Roman" w:hAnsi="Times New Roman" w:eastAsia="Times New Roman" w:cs="Times New Roman"/>
+          <w:sz w:val="24"/>
         </w:rPr>
         <w:t xml:space="preserve"> (m), đạt khi </w:t>
       </w:r>
@@ -11021,8 +11021,8 @@
       </m:oMath>
       <w:r>
         <w:rPr>
-          <w:rFonts w:ascii="Times New Roman" w:hAnsi="Times New Roman" w:eastAsia="Times New Roman"/>
-          <w:sz w:val="26"/>
+          <w:rFonts w:ascii="Times New Roman" w:hAnsi="Times New Roman" w:eastAsia="Times New Roman" w:cs="Times New Roman"/>
+          <w:sz w:val="24"/>
         </w:rPr>
         <w:t xml:space="preserve"> giây.</w:t>
       </w:r>
@@ -11035,23 +11035,23 @@
       </w:pPr>
       <w:r>
         <w:rPr>
-          <w:rFonts w:ascii="Times New Roman" w:hAnsi="Times New Roman" w:eastAsia="Times New Roman"/>
-          <w:sz w:val="26"/>
+          <w:rFonts w:ascii="Times New Roman" w:hAnsi="Times New Roman" w:eastAsia="Times New Roman" w:cs="Times New Roman"/>
+          <w:sz w:val="24"/>
         </w:rPr>
         <w:t xml:space="preserve">c) </w:t>
       </w:r>
       <w:r>
         <w:rPr>
-          <w:rFonts w:ascii="Times New Roman" w:hAnsi="Times New Roman" w:eastAsia="Times New Roman"/>
+          <w:rFonts w:ascii="Times New Roman" w:hAnsi="Times New Roman" w:eastAsia="Times New Roman" w:cs="Times New Roman"/>
           <w:b/>
-          <w:sz w:val="26"/>
+          <w:sz w:val="24"/>
         </w:rPr>
         <w:t>Sai.</w:t>
       </w:r>
       <w:r>
         <w:rPr>
-          <w:rFonts w:ascii="Times New Roman" w:hAnsi="Times New Roman" w:eastAsia="Times New Roman"/>
-          <w:sz w:val="26"/>
+          <w:rFonts w:ascii="Times New Roman" w:hAnsi="Times New Roman" w:eastAsia="Times New Roman" w:cs="Times New Roman"/>
+          <w:sz w:val="24"/>
         </w:rPr>
         <w:t xml:space="preserve"> </w:t>
       </w:r>
@@ -11118,8 +11118,8 @@
       </m:oMath>
       <w:r>
         <w:rPr>
-          <w:rFonts w:ascii="Times New Roman" w:hAnsi="Times New Roman" w:eastAsia="Times New Roman"/>
-          <w:sz w:val="26"/>
+          <w:rFonts w:ascii="Times New Roman" w:hAnsi="Times New Roman" w:eastAsia="Times New Roman" w:cs="Times New Roman"/>
+          <w:sz w:val="24"/>
         </w:rPr>
         <w:t xml:space="preserve"> (m).</w:t>
       </w:r>
@@ -11132,23 +11132,23 @@
       </w:pPr>
       <w:r>
         <w:rPr>
-          <w:rFonts w:ascii="Times New Roman" w:hAnsi="Times New Roman" w:eastAsia="Times New Roman"/>
-          <w:sz w:val="26"/>
+          <w:rFonts w:ascii="Times New Roman" w:hAnsi="Times New Roman" w:eastAsia="Times New Roman" w:cs="Times New Roman"/>
+          <w:sz w:val="24"/>
         </w:rPr>
         <w:t xml:space="preserve">d) </w:t>
       </w:r>
       <w:r>
         <w:rPr>
-          <w:rFonts w:ascii="Times New Roman" w:hAnsi="Times New Roman" w:eastAsia="Times New Roman"/>
+          <w:rFonts w:ascii="Times New Roman" w:hAnsi="Times New Roman" w:eastAsia="Times New Roman" w:cs="Times New Roman"/>
           <w:b/>
-          <w:sz w:val="26"/>
+          <w:sz w:val="24"/>
         </w:rPr>
         <w:t>Đúng.</w:t>
       </w:r>
       <w:r>
         <w:rPr>
-          <w:rFonts w:ascii="Times New Roman" w:hAnsi="Times New Roman" w:eastAsia="Times New Roman"/>
-          <w:sz w:val="26"/>
+          <w:rFonts w:ascii="Times New Roman" w:hAnsi="Times New Roman" w:eastAsia="Times New Roman" w:cs="Times New Roman"/>
+          <w:sz w:val="24"/>
         </w:rPr>
         <w:t xml:space="preserve"> </w:t>
       </w:r>
@@ -11240,8 +11240,8 @@
       </m:oMath>
       <w:r>
         <w:rPr>
-          <w:rFonts w:ascii="Times New Roman" w:hAnsi="Times New Roman" w:eastAsia="Times New Roman"/>
-          <w:sz w:val="26"/>
+          <w:rFonts w:ascii="Times New Roman" w:hAnsi="Times New Roman" w:eastAsia="Times New Roman" w:cs="Times New Roman"/>
+          <w:sz w:val="24"/>
         </w:rPr>
         <w:t xml:space="preserve"> hoặc </w:t>
       </w:r>
@@ -11264,8 +11264,8 @@
       </m:oMath>
       <w:r>
         <w:rPr>
-          <w:rFonts w:ascii="Times New Roman" w:hAnsi="Times New Roman" w:eastAsia="Times New Roman"/>
-          <w:sz w:val="26"/>
+          <w:rFonts w:ascii="Times New Roman" w:hAnsi="Times New Roman" w:eastAsia="Times New Roman" w:cs="Times New Roman"/>
+          <w:sz w:val="24"/>
         </w:rPr>
         <w:t xml:space="preserve"> (trong một chu kì), tức </w:t>
       </w:r>
@@ -11282,8 +11282,8 @@
       </m:oMath>
       <w:r>
         <w:rPr>
-          <w:rFonts w:ascii="Times New Roman" w:hAnsi="Times New Roman" w:eastAsia="Times New Roman"/>
-          <w:sz w:val="26"/>
+          <w:rFonts w:ascii="Times New Roman" w:hAnsi="Times New Roman" w:eastAsia="Times New Roman" w:cs="Times New Roman"/>
+          <w:sz w:val="24"/>
         </w:rPr>
         <w:t xml:space="preserve"> hoặc </w:t>
       </w:r>
@@ -11300,8 +11300,8 @@
       </m:oMath>
       <w:r>
         <w:rPr>
-          <w:rFonts w:ascii="Times New Roman" w:hAnsi="Times New Roman" w:eastAsia="Times New Roman"/>
-          <w:sz w:val="26"/>
+          <w:rFonts w:ascii="Times New Roman" w:hAnsi="Times New Roman" w:eastAsia="Times New Roman" w:cs="Times New Roman"/>
+          <w:sz w:val="24"/>
         </w:rPr>
         <w:t>.</w:t>
       </w:r>
@@ -11314,9 +11314,9 @@
       </w:pPr>
       <w:r>
         <w:rPr>
-          <w:rFonts w:ascii="Times New Roman" w:hAnsi="Times New Roman" w:eastAsia="Times New Roman"/>
+          <w:rFonts w:ascii="Times New Roman" w:hAnsi="Times New Roman" w:eastAsia="Times New Roman" w:cs="Times New Roman"/>
           <w:b/>
-          <w:sz w:val="26"/>
+          <w:sz w:val="24"/>
         </w:rPr>
         <w:t>(3) Chuẩn bị cho tiết học sau</w:t>
       </w:r>
@@ -11328,16 +11328,16 @@
       </w:pPr>
       <w:r>
         <w:rPr>
-          <w:rFonts w:ascii="Times New Roman" w:hAnsi="Times New Roman" w:eastAsia="Times New Roman"/>
+          <w:rFonts w:ascii="Times New Roman" w:hAnsi="Times New Roman" w:eastAsia="Times New Roman" w:cs="Times New Roman"/>
           <w:b/>
-          <w:sz w:val="26"/>
+          <w:sz w:val="24"/>
         </w:rPr>
         <w:t>Chương II. Dãy số. Cấp số cộng và cấp số nhân – Bài 5. Dãy số</w:t>
       </w:r>
       <w:r>
         <w:rPr>
-          <w:rFonts w:ascii="Times New Roman" w:hAnsi="Times New Roman" w:eastAsia="Times New Roman"/>
-          <w:sz w:val="26"/>
+          <w:rFonts w:ascii="Times New Roman" w:hAnsi="Times New Roman" w:eastAsia="Times New Roman" w:cs="Times New Roman"/>
+          <w:sz w:val="24"/>
         </w:rPr>
         <w:t xml:space="preserve"> (PPCT: T11, T12). HS đọc trước mục 1 (SGK tr.42).</w:t>
       </w:r>
@@ -11350,9 +11350,9 @@
       </w:pPr>
       <w:r>
         <w:rPr>
-          <w:rFonts w:ascii="Times New Roman" w:hAnsi="Times New Roman" w:eastAsia="Times New Roman"/>
+          <w:rFonts w:ascii="Times New Roman" w:hAnsi="Times New Roman" w:eastAsia="Times New Roman" w:cs="Times New Roman"/>
           <w:b/>
-          <w:sz w:val="26"/>
+          <w:sz w:val="24"/>
         </w:rPr>
         <w:t>IV. KIỂM TRA, ĐÁNH GIÁ</w:t>
       </w:r>
@@ -11385,9 +11385,9 @@
             </w:pPr>
             <w:r>
               <w:rPr>
-                <w:rFonts w:ascii="Times New Roman" w:hAnsi="Times New Roman" w:eastAsia="Times New Roman"/>
+                <w:rFonts w:ascii="Times New Roman" w:hAnsi="Times New Roman" w:eastAsia="Times New Roman" w:cs="Times New Roman"/>
                 <w:b/>
-                <w:sz w:val="22"/>
+                <w:sz w:val="24"/>
               </w:rPr>
               <w:t>Hoạt động</w:t>
             </w:r>
@@ -11406,9 +11406,9 @@
             </w:pPr>
             <w:r>
               <w:rPr>
-                <w:rFonts w:ascii="Times New Roman" w:hAnsi="Times New Roman" w:eastAsia="Times New Roman"/>
+                <w:rFonts w:ascii="Times New Roman" w:hAnsi="Times New Roman" w:eastAsia="Times New Roman" w:cs="Times New Roman"/>
                 <w:b/>
-                <w:sz w:val="22"/>
+                <w:sz w:val="24"/>
               </w:rPr>
               <w:t>Hình thức đánh giá</w:t>
             </w:r>
@@ -11427,9 +11427,9 @@
             </w:pPr>
             <w:r>
               <w:rPr>
-                <w:rFonts w:ascii="Times New Roman" w:hAnsi="Times New Roman" w:eastAsia="Times New Roman"/>
+                <w:rFonts w:ascii="Times New Roman" w:hAnsi="Times New Roman" w:eastAsia="Times New Roman" w:cs="Times New Roman"/>
                 <w:b/>
-                <w:sz w:val="22"/>
+                <w:sz w:val="24"/>
               </w:rPr>
               <w:t>Công cụ</w:t>
             </w:r>
@@ -11448,9 +11448,9 @@
             </w:pPr>
             <w:r>
               <w:rPr>
-                <w:rFonts w:ascii="Times New Roman" w:hAnsi="Times New Roman" w:eastAsia="Times New Roman"/>
+                <w:rFonts w:ascii="Times New Roman" w:hAnsi="Times New Roman" w:eastAsia="Times New Roman" w:cs="Times New Roman"/>
                 <w:b/>
-                <w:sz w:val="22"/>
+                <w:sz w:val="24"/>
               </w:rPr>
               <w:t>Tiêu chí (thông báo trước cho HS)</w:t>
             </w:r>
@@ -11470,8 +11470,8 @@
             </w:pPr>
             <w:r>
               <w:rPr>
-                <w:rFonts w:ascii="Times New Roman" w:hAnsi="Times New Roman" w:eastAsia="Times New Roman"/>
-                <w:sz w:val="22"/>
+                <w:rFonts w:ascii="Times New Roman" w:hAnsi="Times New Roman" w:eastAsia="Times New Roman" w:cs="Times New Roman"/>
+                <w:sz w:val="24"/>
               </w:rPr>
               <w:t>HĐ1</w:t>
             </w:r>
@@ -11489,8 +11489,8 @@
             </w:pPr>
             <w:r>
               <w:rPr>
-                <w:rFonts w:ascii="Times New Roman" w:hAnsi="Times New Roman" w:eastAsia="Times New Roman"/>
-                <w:sz w:val="22"/>
+                <w:rFonts w:ascii="Times New Roman" w:hAnsi="Times New Roman" w:eastAsia="Times New Roman" w:cs="Times New Roman"/>
+                <w:sz w:val="24"/>
               </w:rPr>
               <w:t>Quan sát, hỏi – đáp</w:t>
             </w:r>
@@ -11508,8 +11508,8 @@
             </w:pPr>
             <w:r>
               <w:rPr>
-                <w:rFonts w:ascii="Times New Roman" w:hAnsi="Times New Roman" w:eastAsia="Times New Roman"/>
-                <w:sz w:val="22"/>
+                <w:rFonts w:ascii="Times New Roman" w:hAnsi="Times New Roman" w:eastAsia="Times New Roman" w:cs="Times New Roman"/>
+                <w:sz w:val="24"/>
               </w:rPr>
               <w:t>Câu hỏi tình huống</w:t>
             </w:r>
@@ -11527,8 +11527,8 @@
             </w:pPr>
             <w:r>
               <w:rPr>
-                <w:rFonts w:ascii="Times New Roman" w:hAnsi="Times New Roman" w:eastAsia="Times New Roman"/>
-                <w:sz w:val="22"/>
+                <w:rFonts w:ascii="Times New Roman" w:hAnsi="Times New Roman" w:eastAsia="Times New Roman" w:cs="Times New Roman"/>
+                <w:sz w:val="24"/>
               </w:rPr>
               <w:t>Tham gia nêu ý kiến và lí do (không chấm đúng, sai)</w:t>
             </w:r>
@@ -11548,8 +11548,8 @@
             </w:pPr>
             <w:r>
               <w:rPr>
-                <w:rFonts w:ascii="Times New Roman" w:hAnsi="Times New Roman" w:eastAsia="Times New Roman"/>
-                <w:sz w:val="22"/>
+                <w:rFonts w:ascii="Times New Roman" w:hAnsi="Times New Roman" w:eastAsia="Times New Roman" w:cs="Times New Roman"/>
+                <w:sz w:val="24"/>
               </w:rPr>
               <w:t>HĐ2</w:t>
             </w:r>
@@ -11567,8 +11567,8 @@
             </w:pPr>
             <w:r>
               <w:rPr>
-                <w:rFonts w:ascii="Times New Roman" w:hAnsi="Times New Roman" w:eastAsia="Times New Roman"/>
-                <w:sz w:val="22"/>
+                <w:rFonts w:ascii="Times New Roman" w:hAnsi="Times New Roman" w:eastAsia="Times New Roman" w:cs="Times New Roman"/>
+                <w:sz w:val="24"/>
               </w:rPr>
               <w:t>Đánh giá sản phẩm nhóm</w:t>
             </w:r>
@@ -11586,8 +11586,8 @@
             </w:pPr>
             <w:r>
               <w:rPr>
-                <w:rFonts w:ascii="Times New Roman" w:hAnsi="Times New Roman" w:eastAsia="Times New Roman"/>
-                <w:sz w:val="22"/>
+                <w:rFonts w:ascii="Times New Roman" w:hAnsi="Times New Roman" w:eastAsia="Times New Roman" w:cs="Times New Roman"/>
+                <w:sz w:val="24"/>
               </w:rPr>
               <w:t>Phiếu HT số 1 (sơ đồ tư duy khuyết)</w:t>
             </w:r>
@@ -11605,8 +11605,8 @@
             </w:pPr>
             <w:r>
               <w:rPr>
-                <w:rFonts w:ascii="Times New Roman" w:hAnsi="Times New Roman" w:eastAsia="Times New Roman"/>
-                <w:sz w:val="22"/>
+                <w:rFonts w:ascii="Times New Roman" w:hAnsi="Times New Roman" w:eastAsia="Times New Roman" w:cs="Times New Roman"/>
+                <w:sz w:val="24"/>
               </w:rPr>
               <w:t>Nhánh được giao đủ công thức, có ví dụ đúng</w:t>
             </w:r>
@@ -11626,8 +11626,8 @@
             </w:pPr>
             <w:r>
               <w:rPr>
-                <w:rFonts w:ascii="Times New Roman" w:hAnsi="Times New Roman" w:eastAsia="Times New Roman"/>
-                <w:sz w:val="22"/>
+                <w:rFonts w:ascii="Times New Roman" w:hAnsi="Times New Roman" w:eastAsia="Times New Roman" w:cs="Times New Roman"/>
+                <w:sz w:val="24"/>
               </w:rPr>
               <w:t>HĐ3</w:t>
             </w:r>
@@ -11645,8 +11645,8 @@
             </w:pPr>
             <w:r>
               <w:rPr>
-                <w:rFonts w:ascii="Times New Roman" w:hAnsi="Times New Roman" w:eastAsia="Times New Roman"/>
-                <w:sz w:val="22"/>
+                <w:rFonts w:ascii="Times New Roman" w:hAnsi="Times New Roman" w:eastAsia="Times New Roman" w:cs="Times New Roman"/>
+                <w:sz w:val="24"/>
               </w:rPr>
               <w:t>Quan sát; chấm chéo; đánh giá nhóm</w:t>
             </w:r>
@@ -11664,8 +11664,8 @@
             </w:pPr>
             <w:r>
               <w:rPr>
-                <w:rFonts w:ascii="Times New Roman" w:hAnsi="Times New Roman" w:eastAsia="Times New Roman"/>
-                <w:sz w:val="22"/>
+                <w:rFonts w:ascii="Times New Roman" w:hAnsi="Times New Roman" w:eastAsia="Times New Roman" w:cs="Times New Roman"/>
+                <w:sz w:val="24"/>
               </w:rPr>
               <w:t>Thẻ A, B, C, D; Phiếu HT số 2, số 3; Nhật ký sử dụng AI</w:t>
             </w:r>
@@ -11683,8 +11683,8 @@
             </w:pPr>
             <w:r>
               <w:rPr>
-                <w:rFonts w:ascii="Times New Roman" w:hAnsi="Times New Roman" w:eastAsia="Times New Roman"/>
-                <w:sz w:val="22"/>
+                <w:rFonts w:ascii="Times New Roman" w:hAnsi="Times New Roman" w:eastAsia="Times New Roman" w:cs="Times New Roman"/>
+                <w:sz w:val="24"/>
               </w:rPr>
               <w:t>Chọn đúng đáp án và giải thích được; giải đúng Mức 1–2; chỉ ra đúng bước sai của AI và sửa đúng</w:t>
             </w:r>
@@ -11704,8 +11704,8 @@
             </w:pPr>
             <w:r>
               <w:rPr>
-                <w:rFonts w:ascii="Times New Roman" w:hAnsi="Times New Roman" w:eastAsia="Times New Roman"/>
-                <w:sz w:val="22"/>
+                <w:rFonts w:ascii="Times New Roman" w:hAnsi="Times New Roman" w:eastAsia="Times New Roman" w:cs="Times New Roman"/>
+                <w:sz w:val="24"/>
               </w:rPr>
               <w:t>HĐ4</w:t>
             </w:r>
@@ -11723,8 +11723,8 @@
             </w:pPr>
             <w:r>
               <w:rPr>
-                <w:rFonts w:ascii="Times New Roman" w:hAnsi="Times New Roman" w:eastAsia="Times New Roman"/>
-                <w:sz w:val="22"/>
+                <w:rFonts w:ascii="Times New Roman" w:hAnsi="Times New Roman" w:eastAsia="Times New Roman" w:cs="Times New Roman"/>
+                <w:sz w:val="24"/>
               </w:rPr>
               <w:t>Đánh giá sản phẩm cá nhân, nhóm</w:t>
             </w:r>
@@ -11742,8 +11742,8 @@
             </w:pPr>
             <w:r>
               <w:rPr>
-                <w:rFonts w:ascii="Times New Roman" w:hAnsi="Times New Roman" w:eastAsia="Times New Roman"/>
-                <w:sz w:val="22"/>
+                <w:rFonts w:ascii="Times New Roman" w:hAnsi="Times New Roman" w:eastAsia="Times New Roman" w:cs="Times New Roman"/>
+                <w:sz w:val="24"/>
               </w:rPr>
               <w:t>Bảng tiêu chí (dưới đây)</w:t>
             </w:r>
@@ -11761,8 +11761,8 @@
             </w:pPr>
             <w:r>
               <w:rPr>
-                <w:rFonts w:ascii="Times New Roman" w:hAnsi="Times New Roman" w:eastAsia="Times New Roman"/>
-                <w:sz w:val="22"/>
+                <w:rFonts w:ascii="Times New Roman" w:hAnsi="Times New Roman" w:eastAsia="Times New Roman" w:cs="Times New Roman"/>
+                <w:sz w:val="24"/>
               </w:rPr>
               <w:t>Theo bảng tiêu chí</w:t>
             </w:r>
@@ -11782,8 +11782,8 @@
             </w:pPr>
             <w:r>
               <w:rPr>
-                <w:rFonts w:ascii="Times New Roman" w:hAnsi="Times New Roman" w:eastAsia="Times New Roman"/>
-                <w:sz w:val="22"/>
+                <w:rFonts w:ascii="Times New Roman" w:hAnsi="Times New Roman" w:eastAsia="Times New Roman" w:cs="Times New Roman"/>
+                <w:sz w:val="24"/>
               </w:rPr>
               <w:t>Củng cố</w:t>
             </w:r>
@@ -11801,8 +11801,8 @@
             </w:pPr>
             <w:r>
               <w:rPr>
-                <w:rFonts w:ascii="Times New Roman" w:hAnsi="Times New Roman" w:eastAsia="Times New Roman"/>
-                <w:sz w:val="22"/>
+                <w:rFonts w:ascii="Times New Roman" w:hAnsi="Times New Roman" w:eastAsia="Times New Roman" w:cs="Times New Roman"/>
+                <w:sz w:val="24"/>
               </w:rPr>
               <w:t>Tự đánh giá (trắc nghiệm online)</w:t>
             </w:r>
@@ -11820,8 +11820,8 @@
             </w:pPr>
             <w:r>
               <w:rPr>
-                <w:rFonts w:ascii="Times New Roman" w:hAnsi="Times New Roman" w:eastAsia="Times New Roman"/>
-                <w:sz w:val="22"/>
+                <w:rFonts w:ascii="Times New Roman" w:hAnsi="Times New Roman" w:eastAsia="Times New Roman" w:cs="Times New Roman"/>
+                <w:sz w:val="24"/>
               </w:rPr>
               <w:t>Bài trắc nghiệm 7 câu, thang 10 điểm</w:t>
             </w:r>
@@ -11839,8 +11839,8 @@
             </w:pPr>
             <w:r>
               <w:rPr>
-                <w:rFonts w:ascii="Times New Roman" w:hAnsi="Times New Roman" w:eastAsia="Times New Roman"/>
-                <w:sz w:val="22"/>
+                <w:rFonts w:ascii="Times New Roman" w:hAnsi="Times New Roman" w:eastAsia="Times New Roman" w:cs="Times New Roman"/>
+                <w:sz w:val="24"/>
               </w:rPr>
               <w:t>Đạt: từ 5 điểm; Tốt: từ 8 điểm</w:t>
             </w:r>
@@ -11855,9 +11855,9 @@
       </w:pPr>
       <w:r>
         <w:rPr>
-          <w:rFonts w:ascii="Times New Roman" w:hAnsi="Times New Roman" w:eastAsia="Times New Roman"/>
+          <w:rFonts w:ascii="Times New Roman" w:hAnsi="Times New Roman" w:eastAsia="Times New Roman" w:cs="Times New Roman"/>
           <w:b/>
-          <w:sz w:val="26"/>
+          <w:sz w:val="24"/>
         </w:rPr>
         <w:t>Tiêu chí đánh giá sản phẩm về nhà "Nhịp sống hình sin" (HĐ4)</w:t>
       </w:r>
@@ -11891,9 +11891,9 @@
             </w:pPr>
             <w:r>
               <w:rPr>
-                <w:rFonts w:ascii="Times New Roman" w:hAnsi="Times New Roman" w:eastAsia="Times New Roman"/>
+                <w:rFonts w:ascii="Times New Roman" w:hAnsi="Times New Roman" w:eastAsia="Times New Roman" w:cs="Times New Roman"/>
                 <w:b/>
-                <w:sz w:val="22"/>
+                <w:sz w:val="24"/>
               </w:rPr>
               <w:t>Tiêu chí</w:t>
             </w:r>
@@ -11912,9 +11912,9 @@
             </w:pPr>
             <w:r>
               <w:rPr>
-                <w:rFonts w:ascii="Times New Roman" w:hAnsi="Times New Roman" w:eastAsia="Times New Roman"/>
+                <w:rFonts w:ascii="Times New Roman" w:hAnsi="Times New Roman" w:eastAsia="Times New Roman" w:cs="Times New Roman"/>
                 <w:b/>
-                <w:sz w:val="22"/>
+                <w:sz w:val="24"/>
               </w:rPr>
               <w:t>Mức tốt</w:t>
             </w:r>
@@ -11933,9 +11933,9 @@
             </w:pPr>
             <w:r>
               <w:rPr>
-                <w:rFonts w:ascii="Times New Roman" w:hAnsi="Times New Roman" w:eastAsia="Times New Roman"/>
+                <w:rFonts w:ascii="Times New Roman" w:hAnsi="Times New Roman" w:eastAsia="Times New Roman" w:cs="Times New Roman"/>
                 <w:b/>
-                <w:sz w:val="22"/>
+                <w:sz w:val="24"/>
               </w:rPr>
               <w:t>Mức đạt</w:t>
             </w:r>
@@ -11954,9 +11954,9 @@
             </w:pPr>
             <w:r>
               <w:rPr>
-                <w:rFonts w:ascii="Times New Roman" w:hAnsi="Times New Roman" w:eastAsia="Times New Roman"/>
+                <w:rFonts w:ascii="Times New Roman" w:hAnsi="Times New Roman" w:eastAsia="Times New Roman" w:cs="Times New Roman"/>
                 <w:b/>
-                <w:sz w:val="22"/>
+                <w:sz w:val="24"/>
               </w:rPr>
               <w:t>Mức chưa đạt</w:t>
             </w:r>
@@ -11975,9 +11975,9 @@
             </w:pPr>
             <w:r>
               <w:rPr>
-                <w:rFonts w:ascii="Times New Roman" w:hAnsi="Times New Roman" w:eastAsia="Times New Roman"/>
+                <w:rFonts w:ascii="Times New Roman" w:hAnsi="Times New Roman" w:eastAsia="Times New Roman" w:cs="Times New Roman"/>
                 <w:b/>
-                <w:sz w:val="22"/>
+                <w:sz w:val="24"/>
               </w:rPr>
               <w:t>Điểm</w:t>
             </w:r>
@@ -11997,8 +11997,8 @@
             </w:pPr>
             <w:r>
               <w:rPr>
-                <w:rFonts w:ascii="Times New Roman" w:hAnsi="Times New Roman" w:eastAsia="Times New Roman"/>
-                <w:sz w:val="22"/>
+                <w:rFonts w:ascii="Times New Roman" w:hAnsi="Times New Roman" w:eastAsia="Times New Roman" w:cs="Times New Roman"/>
+                <w:sz w:val="24"/>
               </w:rPr>
               <w:t>1. Số liệu</w:t>
             </w:r>
@@ -12016,8 +12016,8 @@
             </w:pPr>
             <w:r>
               <w:rPr>
-                <w:rFonts w:ascii="Times New Roman" w:hAnsi="Times New Roman" w:eastAsia="Times New Roman"/>
-                <w:sz w:val="22"/>
+                <w:rFonts w:ascii="Times New Roman" w:hAnsi="Times New Roman" w:eastAsia="Times New Roman" w:cs="Times New Roman"/>
+                <w:sz w:val="24"/>
               </w:rPr>
               <w:t>Đo đủ, đúng cách, có ghi thời điểm đo</w:t>
             </w:r>
@@ -12035,8 +12035,8 @@
             </w:pPr>
             <w:r>
               <w:rPr>
-                <w:rFonts w:ascii="Times New Roman" w:hAnsi="Times New Roman" w:eastAsia="Times New Roman"/>
-                <w:sz w:val="22"/>
+                <w:rFonts w:ascii="Times New Roman" w:hAnsi="Times New Roman" w:eastAsia="Times New Roman" w:cs="Times New Roman"/>
+                <w:sz w:val="24"/>
               </w:rPr>
               <w:t>Có số liệu, thiếu thông tin đo</w:t>
             </w:r>
@@ -12054,8 +12054,8 @@
             </w:pPr>
             <w:r>
               <w:rPr>
-                <w:rFonts w:ascii="Times New Roman" w:hAnsi="Times New Roman" w:eastAsia="Times New Roman"/>
-                <w:sz w:val="22"/>
+                <w:rFonts w:ascii="Times New Roman" w:hAnsi="Times New Roman" w:eastAsia="Times New Roman" w:cs="Times New Roman"/>
+                <w:sz w:val="24"/>
               </w:rPr>
               <w:t>Số liệu vô lí hoặc không có</w:t>
             </w:r>
@@ -12073,8 +12073,8 @@
             </w:pPr>
             <w:r>
               <w:rPr>
-                <w:rFonts w:ascii="Times New Roman" w:hAnsi="Times New Roman" w:eastAsia="Times New Roman"/>
-                <w:sz w:val="22"/>
+                <w:rFonts w:ascii="Times New Roman" w:hAnsi="Times New Roman" w:eastAsia="Times New Roman" w:cs="Times New Roman"/>
+                <w:sz w:val="24"/>
               </w:rPr>
               <w:t>2</w:t>
             </w:r>
@@ -12094,8 +12094,8 @@
             </w:pPr>
             <w:r>
               <w:rPr>
-                <w:rFonts w:ascii="Times New Roman" w:hAnsi="Times New Roman" w:eastAsia="Times New Roman"/>
-                <w:sz w:val="22"/>
+                <w:rFonts w:ascii="Times New Roman" w:hAnsi="Times New Roman" w:eastAsia="Times New Roman" w:cs="Times New Roman"/>
+                <w:sz w:val="24"/>
               </w:rPr>
               <w:t>2. Mô hình hàm số</w:t>
             </w:r>
@@ -12113,8 +12113,8 @@
             </w:pPr>
             <w:r>
               <w:rPr>
-                <w:rFonts w:ascii="Times New Roman" w:hAnsi="Times New Roman" w:eastAsia="Times New Roman"/>
-                <w:sz w:val="22"/>
+                <w:rFonts w:ascii="Times New Roman" w:hAnsi="Times New Roman" w:eastAsia="Times New Roman" w:cs="Times New Roman"/>
+                <w:sz w:val="24"/>
               </w:rPr>
               <w:t xml:space="preserve">Xác định đúng </w:t>
             </w:r>
@@ -12125,8 +12125,8 @@
             </m:oMath>
             <w:r>
               <w:rPr>
-                <w:rFonts w:ascii="Times New Roman" w:hAnsi="Times New Roman" w:eastAsia="Times New Roman"/>
-                <w:sz w:val="22"/>
+                <w:rFonts w:ascii="Times New Roman" w:hAnsi="Times New Roman" w:eastAsia="Times New Roman" w:cs="Times New Roman"/>
+                <w:sz w:val="24"/>
               </w:rPr>
               <w:t xml:space="preserve">, </w:t>
             </w:r>
@@ -12137,8 +12137,8 @@
             </m:oMath>
             <w:r>
               <w:rPr>
-                <w:rFonts w:ascii="Times New Roman" w:hAnsi="Times New Roman" w:eastAsia="Times New Roman"/>
-                <w:sz w:val="22"/>
+                <w:rFonts w:ascii="Times New Roman" w:hAnsi="Times New Roman" w:eastAsia="Times New Roman" w:cs="Times New Roman"/>
+                <w:sz w:val="24"/>
               </w:rPr>
               <w:t xml:space="preserve">, </w:t>
             </w:r>
@@ -12149,8 +12149,8 @@
             </m:oMath>
             <w:r>
               <w:rPr>
-                <w:rFonts w:ascii="Times New Roman" w:hAnsi="Times New Roman" w:eastAsia="Times New Roman"/>
-                <w:sz w:val="22"/>
+                <w:rFonts w:ascii="Times New Roman" w:hAnsi="Times New Roman" w:eastAsia="Times New Roman" w:cs="Times New Roman"/>
+                <w:sz w:val="24"/>
               </w:rPr>
               <w:t>; chu kì đúng</w:t>
             </w:r>
@@ -12168,8 +12168,8 @@
             </w:pPr>
             <w:r>
               <w:rPr>
-                <w:rFonts w:ascii="Times New Roman" w:hAnsi="Times New Roman" w:eastAsia="Times New Roman"/>
-                <w:sz w:val="22"/>
+                <w:rFonts w:ascii="Times New Roman" w:hAnsi="Times New Roman" w:eastAsia="Times New Roman" w:cs="Times New Roman"/>
+                <w:sz w:val="24"/>
               </w:rPr>
               <w:t>Sai một hệ số</w:t>
             </w:r>
@@ -12187,8 +12187,8 @@
             </w:pPr>
             <w:r>
               <w:rPr>
-                <w:rFonts w:ascii="Times New Roman" w:hAnsi="Times New Roman" w:eastAsia="Times New Roman"/>
-                <w:sz w:val="22"/>
+                <w:rFonts w:ascii="Times New Roman" w:hAnsi="Times New Roman" w:eastAsia="Times New Roman" w:cs="Times New Roman"/>
+                <w:sz w:val="24"/>
               </w:rPr>
               <w:t>Không lập được hàm số</w:t>
             </w:r>
@@ -12206,8 +12206,8 @@
             </w:pPr>
             <w:r>
               <w:rPr>
-                <w:rFonts w:ascii="Times New Roman" w:hAnsi="Times New Roman" w:eastAsia="Times New Roman"/>
-                <w:sz w:val="22"/>
+                <w:rFonts w:ascii="Times New Roman" w:hAnsi="Times New Roman" w:eastAsia="Times New Roman" w:cs="Times New Roman"/>
+                <w:sz w:val="24"/>
               </w:rPr>
               <w:t>3</w:t>
             </w:r>
@@ -12227,8 +12227,8 @@
             </w:pPr>
             <w:r>
               <w:rPr>
-                <w:rFonts w:ascii="Times New Roman" w:hAnsi="Times New Roman" w:eastAsia="Times New Roman"/>
-                <w:sz w:val="22"/>
+                <w:rFonts w:ascii="Times New Roman" w:hAnsi="Times New Roman" w:eastAsia="Times New Roman" w:cs="Times New Roman"/>
+                <w:sz w:val="24"/>
               </w:rPr>
               <w:t>3. Đồ thị, nhận xét</w:t>
             </w:r>
@@ -12246,8 +12246,8 @@
             </w:pPr>
             <w:r>
               <w:rPr>
-                <w:rFonts w:ascii="Times New Roman" w:hAnsi="Times New Roman" w:eastAsia="Times New Roman"/>
-                <w:sz w:val="22"/>
+                <w:rFonts w:ascii="Times New Roman" w:hAnsi="Times New Roman" w:eastAsia="Times New Roman" w:cs="Times New Roman"/>
+                <w:sz w:val="24"/>
               </w:rPr>
               <w:t>Đồ thị Desmos đúng; so sánh với chỉ số bình thường hợp lí</w:t>
             </w:r>
@@ -12265,8 +12265,8 @@
             </w:pPr>
             <w:r>
               <w:rPr>
-                <w:rFonts w:ascii="Times New Roman" w:hAnsi="Times New Roman" w:eastAsia="Times New Roman"/>
-                <w:sz w:val="22"/>
+                <w:rFonts w:ascii="Times New Roman" w:hAnsi="Times New Roman" w:eastAsia="Times New Roman" w:cs="Times New Roman"/>
+                <w:sz w:val="24"/>
               </w:rPr>
               <w:t>Có đồ thị, nhận xét sơ sài</w:t>
             </w:r>
@@ -12284,8 +12284,8 @@
             </w:pPr>
             <w:r>
               <w:rPr>
-                <w:rFonts w:ascii="Times New Roman" w:hAnsi="Times New Roman" w:eastAsia="Times New Roman"/>
-                <w:sz w:val="22"/>
+                <w:rFonts w:ascii="Times New Roman" w:hAnsi="Times New Roman" w:eastAsia="Times New Roman" w:cs="Times New Roman"/>
+                <w:sz w:val="24"/>
               </w:rPr>
               <w:t>Không có đồ thị</w:t>
             </w:r>
@@ -12303,8 +12303,8 @@
             </w:pPr>
             <w:r>
               <w:rPr>
-                <w:rFonts w:ascii="Times New Roman" w:hAnsi="Times New Roman" w:eastAsia="Times New Roman"/>
-                <w:sz w:val="22"/>
+                <w:rFonts w:ascii="Times New Roman" w:hAnsi="Times New Roman" w:eastAsia="Times New Roman" w:cs="Times New Roman"/>
+                <w:sz w:val="24"/>
               </w:rPr>
               <w:t>3</w:t>
             </w:r>
@@ -12324,8 +12324,8 @@
             </w:pPr>
             <w:r>
               <w:rPr>
-                <w:rFonts w:ascii="Times New Roman" w:hAnsi="Times New Roman" w:eastAsia="Times New Roman"/>
-                <w:sz w:val="22"/>
+                <w:rFonts w:ascii="Times New Roman" w:hAnsi="Times New Roman" w:eastAsia="Times New Roman" w:cs="Times New Roman"/>
+                <w:sz w:val="24"/>
               </w:rPr>
               <w:t>4. Trình bày, dùng AI có trách nhiệm</w:t>
             </w:r>
@@ -12343,8 +12343,8 @@
             </w:pPr>
             <w:r>
               <w:rPr>
-                <w:rFonts w:ascii="Times New Roman" w:hAnsi="Times New Roman" w:eastAsia="Times New Roman"/>
-                <w:sz w:val="22"/>
+                <w:rFonts w:ascii="Times New Roman" w:hAnsi="Times New Roman" w:eastAsia="Times New Roman" w:cs="Times New Roman"/>
+                <w:sz w:val="24"/>
               </w:rPr>
               <w:t>Slide rõ ràng; Nhật ký AI đầy đủ</w:t>
             </w:r>
@@ -12362,8 +12362,8 @@
             </w:pPr>
             <w:r>
               <w:rPr>
-                <w:rFonts w:ascii="Times New Roman" w:hAnsi="Times New Roman" w:eastAsia="Times New Roman"/>
-                <w:sz w:val="22"/>
+                <w:rFonts w:ascii="Times New Roman" w:hAnsi="Times New Roman" w:eastAsia="Times New Roman" w:cs="Times New Roman"/>
+                <w:sz w:val="24"/>
               </w:rPr>
               <w:t>Slide đủ nội dung; Nhật ký AI sơ sài</w:t>
             </w:r>
@@ -12381,8 +12381,8 @@
             </w:pPr>
             <w:r>
               <w:rPr>
-                <w:rFonts w:ascii="Times New Roman" w:hAnsi="Times New Roman" w:eastAsia="Times New Roman"/>
-                <w:sz w:val="22"/>
+                <w:rFonts w:ascii="Times New Roman" w:hAnsi="Times New Roman" w:eastAsia="Times New Roman" w:cs="Times New Roman"/>
+                <w:sz w:val="24"/>
               </w:rPr>
               <w:t>Sao chép lời giải AI hoặc không có Nhật ký AI</w:t>
             </w:r>
@@ -12400,8 +12400,8 @@
             </w:pPr>
             <w:r>
               <w:rPr>
-                <w:rFonts w:ascii="Times New Roman" w:hAnsi="Times New Roman" w:eastAsia="Times New Roman"/>
-                <w:sz w:val="22"/>
+                <w:rFonts w:ascii="Times New Roman" w:hAnsi="Times New Roman" w:eastAsia="Times New Roman" w:cs="Times New Roman"/>
+                <w:sz w:val="24"/>
               </w:rPr>
               <w:t>2</w:t>
             </w:r>
@@ -12416,9 +12416,9 @@
       </w:pPr>
       <w:r>
         <w:rPr>
-          <w:rFonts w:ascii="Times New Roman" w:hAnsi="Times New Roman" w:eastAsia="Times New Roman"/>
+          <w:rFonts w:ascii="Times New Roman" w:hAnsi="Times New Roman" w:eastAsia="Times New Roman" w:cs="Times New Roman"/>
           <w:b/>
-          <w:sz w:val="26"/>
+          <w:sz w:val="24"/>
         </w:rPr>
         <w:t>PHỤ LỤC: PHIẾU HỌC TẬP VÀ HỌC LIỆU</w:t>
       </w:r>
@@ -12431,9 +12431,9 @@
       </w:pPr>
       <w:r>
         <w:rPr>
-          <w:rFonts w:ascii="Times New Roman" w:hAnsi="Times New Roman" w:eastAsia="Times New Roman"/>
+          <w:rFonts w:ascii="Times New Roman" w:hAnsi="Times New Roman" w:eastAsia="Times New Roman" w:cs="Times New Roman"/>
           <w:b/>
-          <w:sz w:val="26"/>
+          <w:sz w:val="24"/>
         </w:rPr>
         <w:t>Phiếu học tập số 1 (HĐ2) – Sơ đồ tư duy Chương I</w:t>
       </w:r>
@@ -12445,8 +12445,8 @@
       </w:pPr>
       <w:r>
         <w:rPr>
-          <w:rFonts w:ascii="Times New Roman" w:hAnsi="Times New Roman" w:eastAsia="Times New Roman"/>
-          <w:sz w:val="26"/>
+          <w:rFonts w:ascii="Times New Roman" w:hAnsi="Times New Roman" w:eastAsia="Times New Roman" w:cs="Times New Roman"/>
+          <w:sz w:val="24"/>
         </w:rPr>
         <w:t>Nhóm …… hoàn thiện nhánh số …… : ghi khái niệm, công thức và một ví dụ.</w:t>
       </w:r>
@@ -12477,7 +12477,7 @@
             </w:pPr>
             <w:r>
               <w:rPr>
-                <w:rFonts w:ascii="Times New Roman" w:hAnsi="Times New Roman" w:eastAsia="Times New Roman"/>
+                <w:rFonts w:ascii="Times New Roman" w:hAnsi="Times New Roman" w:eastAsia="Times New Roman" w:cs="Times New Roman"/>
                 <w:b/>
                 <w:sz w:val="24"/>
               </w:rPr>
@@ -12498,7 +12498,7 @@
             </w:pPr>
             <w:r>
               <w:rPr>
-                <w:rFonts w:ascii="Times New Roman" w:hAnsi="Times New Roman" w:eastAsia="Times New Roman"/>
+                <w:rFonts w:ascii="Times New Roman" w:hAnsi="Times New Roman" w:eastAsia="Times New Roman" w:cs="Times New Roman"/>
                 <w:b/>
                 <w:sz w:val="24"/>
               </w:rPr>
@@ -12520,7 +12520,7 @@
             </w:pPr>
             <w:r>
               <w:rPr>
-                <w:rFonts w:ascii="Times New Roman" w:hAnsi="Times New Roman" w:eastAsia="Times New Roman"/>
+                <w:rFonts w:ascii="Times New Roman" w:hAnsi="Times New Roman" w:eastAsia="Times New Roman" w:cs="Times New Roman"/>
                 <w:sz w:val="24"/>
               </w:rPr>
               <w:t>1. Góc và giá trị lượng giác</w:t>
@@ -12565,7 +12565,7 @@
             </w:pPr>
             <w:r>
               <w:rPr>
-                <w:rFonts w:ascii="Times New Roman" w:hAnsi="Times New Roman" w:eastAsia="Times New Roman"/>
+                <w:rFonts w:ascii="Times New Roman" w:hAnsi="Times New Roman" w:eastAsia="Times New Roman" w:cs="Times New Roman"/>
                 <w:sz w:val="24"/>
               </w:rPr>
               <w:t>2. Công thức lượng giác</w:t>
@@ -12610,7 +12610,7 @@
             </w:pPr>
             <w:r>
               <w:rPr>
-                <w:rFonts w:ascii="Times New Roman" w:hAnsi="Times New Roman" w:eastAsia="Times New Roman"/>
+                <w:rFonts w:ascii="Times New Roman" w:hAnsi="Times New Roman" w:eastAsia="Times New Roman" w:cs="Times New Roman"/>
                 <w:sz w:val="24"/>
               </w:rPr>
               <w:t>3. Hàm số lượng giác</w:t>
@@ -12655,7 +12655,7 @@
             </w:pPr>
             <w:r>
               <w:rPr>
-                <w:rFonts w:ascii="Times New Roman" w:hAnsi="Times New Roman" w:eastAsia="Times New Roman"/>
+                <w:rFonts w:ascii="Times New Roman" w:hAnsi="Times New Roman" w:eastAsia="Times New Roman" w:cs="Times New Roman"/>
                 <w:sz w:val="24"/>
               </w:rPr>
               <w:t>4. Phương trình lượng giác cơ bản</w:t>
@@ -12696,9 +12696,9 @@
       </w:pPr>
       <w:r>
         <w:rPr>
-          <w:rFonts w:ascii="Times New Roman" w:hAnsi="Times New Roman" w:eastAsia="Times New Roman"/>
+          <w:rFonts w:ascii="Times New Roman" w:hAnsi="Times New Roman" w:eastAsia="Times New Roman" w:cs="Times New Roman"/>
           <w:b/>
-          <w:sz w:val="26"/>
+          <w:sz w:val="24"/>
         </w:rPr>
         <w:t>Phiếu học tập số 2 (HĐ3) – Bài tập tự luận phân hóa (SGK tr.41)</w:t>
       </w:r>
@@ -12711,9 +12711,9 @@
       </w:pPr>
       <w:r>
         <w:rPr>
-          <w:rFonts w:ascii="Times New Roman" w:hAnsi="Times New Roman" w:eastAsia="Times New Roman"/>
+          <w:rFonts w:ascii="Times New Roman" w:hAnsi="Times New Roman" w:eastAsia="Times New Roman" w:cs="Times New Roman"/>
           <w:b/>
-          <w:sz w:val="26"/>
+          <w:sz w:val="24"/>
         </w:rPr>
         <w:t>Mức 1 – Nhận biết, thông hiểu</w:t>
       </w:r>
@@ -12725,16 +12725,16 @@
       </w:pPr>
       <w:r>
         <w:rPr>
-          <w:rFonts w:ascii="Times New Roman" w:hAnsi="Times New Roman" w:eastAsia="Times New Roman"/>
+          <w:rFonts w:ascii="Times New Roman" w:hAnsi="Times New Roman" w:eastAsia="Times New Roman" w:cs="Times New Roman"/>
           <w:b/>
-          <w:sz w:val="26"/>
+          <w:sz w:val="24"/>
         </w:rPr>
         <w:t>Bài 1.31.</w:t>
       </w:r>
       <w:r>
         <w:rPr>
-          <w:rFonts w:ascii="Times New Roman" w:hAnsi="Times New Roman" w:eastAsia="Times New Roman"/>
-          <w:sz w:val="26"/>
+          <w:rFonts w:ascii="Times New Roman" w:hAnsi="Times New Roman" w:eastAsia="Times New Roman" w:cs="Times New Roman"/>
+          <w:sz w:val="24"/>
         </w:rPr>
         <w:t xml:space="preserve"> Cho góc </w:t>
       </w:r>
@@ -12745,8 +12745,8 @@
       </m:oMath>
       <w:r>
         <w:rPr>
-          <w:rFonts w:ascii="Times New Roman" w:hAnsi="Times New Roman" w:eastAsia="Times New Roman"/>
-          <w:sz w:val="26"/>
+          <w:rFonts w:ascii="Times New Roman" w:hAnsi="Times New Roman" w:eastAsia="Times New Roman" w:cs="Times New Roman"/>
+          <w:sz w:val="24"/>
         </w:rPr>
         <w:t xml:space="preserve"> thỏa mãn </w:t>
       </w:r>
@@ -12772,8 +12772,8 @@
       </m:oMath>
       <w:r>
         <w:rPr>
-          <w:rFonts w:ascii="Times New Roman" w:hAnsi="Times New Roman" w:eastAsia="Times New Roman"/>
-          <w:sz w:val="26"/>
+          <w:rFonts w:ascii="Times New Roman" w:hAnsi="Times New Roman" w:eastAsia="Times New Roman" w:cs="Times New Roman"/>
+          <w:sz w:val="24"/>
         </w:rPr>
         <w:t xml:space="preserve">, </w:t>
       </w:r>
@@ -12813,8 +12813,8 @@
       </m:oMath>
       <w:r>
         <w:rPr>
-          <w:rFonts w:ascii="Times New Roman" w:hAnsi="Times New Roman" w:eastAsia="Times New Roman"/>
-          <w:sz w:val="26"/>
+          <w:rFonts w:ascii="Times New Roman" w:hAnsi="Times New Roman" w:eastAsia="Times New Roman" w:cs="Times New Roman"/>
+          <w:sz w:val="24"/>
         </w:rPr>
         <w:t xml:space="preserve">. Tính giá trị của các biểu thức sau: a) </w:t>
       </w:r>
@@ -12855,8 +12855,8 @@
       </m:oMath>
       <w:r>
         <w:rPr>
-          <w:rFonts w:ascii="Times New Roman" w:hAnsi="Times New Roman" w:eastAsia="Times New Roman"/>
-          <w:sz w:val="26"/>
+          <w:rFonts w:ascii="Times New Roman" w:hAnsi="Times New Roman" w:eastAsia="Times New Roman" w:cs="Times New Roman"/>
+          <w:sz w:val="24"/>
         </w:rPr>
         <w:t xml:space="preserve">; b) </w:t>
       </w:r>
@@ -12897,8 +12897,8 @@
       </m:oMath>
       <w:r>
         <w:rPr>
-          <w:rFonts w:ascii="Times New Roman" w:hAnsi="Times New Roman" w:eastAsia="Times New Roman"/>
-          <w:sz w:val="26"/>
+          <w:rFonts w:ascii="Times New Roman" w:hAnsi="Times New Roman" w:eastAsia="Times New Roman" w:cs="Times New Roman"/>
+          <w:sz w:val="24"/>
         </w:rPr>
         <w:t xml:space="preserve">; c) </w:t>
       </w:r>
@@ -12939,8 +12939,8 @@
       </m:oMath>
       <w:r>
         <w:rPr>
-          <w:rFonts w:ascii="Times New Roman" w:hAnsi="Times New Roman" w:eastAsia="Times New Roman"/>
-          <w:sz w:val="26"/>
+          <w:rFonts w:ascii="Times New Roman" w:hAnsi="Times New Roman" w:eastAsia="Times New Roman" w:cs="Times New Roman"/>
+          <w:sz w:val="24"/>
         </w:rPr>
         <w:t xml:space="preserve">; d) </w:t>
       </w:r>
@@ -12981,8 +12981,8 @@
       </m:oMath>
       <w:r>
         <w:rPr>
-          <w:rFonts w:ascii="Times New Roman" w:hAnsi="Times New Roman" w:eastAsia="Times New Roman"/>
-          <w:sz w:val="26"/>
+          <w:rFonts w:ascii="Times New Roman" w:hAnsi="Times New Roman" w:eastAsia="Times New Roman" w:cs="Times New Roman"/>
+          <w:sz w:val="24"/>
         </w:rPr>
         <w:t>.</w:t>
       </w:r>
@@ -12994,16 +12994,16 @@
       </w:pPr>
       <w:r>
         <w:rPr>
-          <w:rFonts w:ascii="Times New Roman" w:hAnsi="Times New Roman" w:eastAsia="Times New Roman"/>
+          <w:rFonts w:ascii="Times New Roman" w:hAnsi="Times New Roman" w:eastAsia="Times New Roman" w:cs="Times New Roman"/>
           <w:b/>
-          <w:sz w:val="26"/>
+          <w:sz w:val="24"/>
         </w:rPr>
         <w:t>Bài 1.33.</w:t>
       </w:r>
       <w:r>
         <w:rPr>
-          <w:rFonts w:ascii="Times New Roman" w:hAnsi="Times New Roman" w:eastAsia="Times New Roman"/>
-          <w:sz w:val="26"/>
+          <w:rFonts w:ascii="Times New Roman" w:hAnsi="Times New Roman" w:eastAsia="Times New Roman" w:cs="Times New Roman"/>
+          <w:sz w:val="24"/>
         </w:rPr>
         <w:t xml:space="preserve"> Tìm tập giá trị của các hàm số sau: a) </w:t>
       </w:r>
@@ -13053,8 +13053,8 @@
       </m:oMath>
       <w:r>
         <w:rPr>
-          <w:rFonts w:ascii="Times New Roman" w:hAnsi="Times New Roman" w:eastAsia="Times New Roman"/>
-          <w:sz w:val="26"/>
+          <w:rFonts w:ascii="Times New Roman" w:hAnsi="Times New Roman" w:eastAsia="Times New Roman" w:cs="Times New Roman"/>
+          <w:sz w:val="24"/>
         </w:rPr>
         <w:t xml:space="preserve">; b) </w:t>
       </w:r>
@@ -13083,8 +13083,8 @@
       </m:oMath>
       <w:r>
         <w:rPr>
-          <w:rFonts w:ascii="Times New Roman" w:hAnsi="Times New Roman" w:eastAsia="Times New Roman"/>
-          <w:sz w:val="26"/>
+          <w:rFonts w:ascii="Times New Roman" w:hAnsi="Times New Roman" w:eastAsia="Times New Roman" w:cs="Times New Roman"/>
+          <w:sz w:val="24"/>
         </w:rPr>
         <w:t>.</w:t>
       </w:r>
@@ -13097,9 +13097,9 @@
       </w:pPr>
       <w:r>
         <w:rPr>
-          <w:rFonts w:ascii="Times New Roman" w:hAnsi="Times New Roman" w:eastAsia="Times New Roman"/>
+          <w:rFonts w:ascii="Times New Roman" w:hAnsi="Times New Roman" w:eastAsia="Times New Roman" w:cs="Times New Roman"/>
           <w:b/>
-          <w:sz w:val="26"/>
+          <w:sz w:val="24"/>
         </w:rPr>
         <w:t>Mức 2 – Thông hiểu, vận dụng</w:t>
       </w:r>
@@ -13111,16 +13111,16 @@
       </w:pPr>
       <w:r>
         <w:rPr>
-          <w:rFonts w:ascii="Times New Roman" w:hAnsi="Times New Roman" w:eastAsia="Times New Roman"/>
+          <w:rFonts w:ascii="Times New Roman" w:hAnsi="Times New Roman" w:eastAsia="Times New Roman" w:cs="Times New Roman"/>
           <w:b/>
-          <w:sz w:val="26"/>
+          <w:sz w:val="24"/>
         </w:rPr>
         <w:t>Bài 1.32.</w:t>
       </w:r>
       <w:r>
         <w:rPr>
-          <w:rFonts w:ascii="Times New Roman" w:hAnsi="Times New Roman" w:eastAsia="Times New Roman"/>
-          <w:sz w:val="26"/>
+          <w:rFonts w:ascii="Times New Roman" w:hAnsi="Times New Roman" w:eastAsia="Times New Roman" w:cs="Times New Roman"/>
+          <w:sz w:val="24"/>
         </w:rPr>
         <w:t xml:space="preserve"> Chứng minh các đẳng thức sau: a) </w:t>
       </w:r>
@@ -13190,8 +13190,8 @@
       </m:oMath>
       <w:r>
         <w:rPr>
-          <w:rFonts w:ascii="Times New Roman" w:hAnsi="Times New Roman" w:eastAsia="Times New Roman"/>
-          <w:sz w:val="26"/>
+          <w:rFonts w:ascii="Times New Roman" w:hAnsi="Times New Roman" w:eastAsia="Times New Roman" w:cs="Times New Roman"/>
+          <w:sz w:val="24"/>
         </w:rPr>
         <w:t xml:space="preserve">; b) </w:t>
       </w:r>
@@ -13244,8 +13244,8 @@
       </m:oMath>
       <w:r>
         <w:rPr>
-          <w:rFonts w:ascii="Times New Roman" w:hAnsi="Times New Roman" w:eastAsia="Times New Roman"/>
-          <w:sz w:val="26"/>
+          <w:rFonts w:ascii="Times New Roman" w:hAnsi="Times New Roman" w:eastAsia="Times New Roman" w:cs="Times New Roman"/>
+          <w:sz w:val="24"/>
         </w:rPr>
         <w:t>.</w:t>
       </w:r>
@@ -13257,16 +13257,16 @@
       </w:pPr>
       <w:r>
         <w:rPr>
-          <w:rFonts w:ascii="Times New Roman" w:hAnsi="Times New Roman" w:eastAsia="Times New Roman"/>
+          <w:rFonts w:ascii="Times New Roman" w:hAnsi="Times New Roman" w:eastAsia="Times New Roman" w:cs="Times New Roman"/>
           <w:b/>
-          <w:sz w:val="26"/>
+          <w:sz w:val="24"/>
         </w:rPr>
         <w:t>Bài 1.34a.</w:t>
       </w:r>
       <w:r>
         <w:rPr>
-          <w:rFonts w:ascii="Times New Roman" w:hAnsi="Times New Roman" w:eastAsia="Times New Roman"/>
-          <w:sz w:val="26"/>
+          <w:rFonts w:ascii="Times New Roman" w:hAnsi="Times New Roman" w:eastAsia="Times New Roman" w:cs="Times New Roman"/>
+          <w:sz w:val="24"/>
         </w:rPr>
         <w:t xml:space="preserve"> Giải phương trình </w:t>
       </w:r>
@@ -13336,8 +13336,8 @@
       </m:oMath>
       <w:r>
         <w:rPr>
-          <w:rFonts w:ascii="Times New Roman" w:hAnsi="Times New Roman" w:eastAsia="Times New Roman"/>
-          <w:sz w:val="26"/>
+          <w:rFonts w:ascii="Times New Roman" w:hAnsi="Times New Roman" w:eastAsia="Times New Roman" w:cs="Times New Roman"/>
+          <w:sz w:val="24"/>
         </w:rPr>
         <w:t>.</w:t>
       </w:r>
@@ -13350,9 +13350,9 @@
       </w:pPr>
       <w:r>
         <w:rPr>
-          <w:rFonts w:ascii="Times New Roman" w:hAnsi="Times New Roman" w:eastAsia="Times New Roman"/>
+          <w:rFonts w:ascii="Times New Roman" w:hAnsi="Times New Roman" w:eastAsia="Times New Roman" w:cs="Times New Roman"/>
           <w:b/>
-          <w:sz w:val="26"/>
+          <w:sz w:val="24"/>
         </w:rPr>
         <w:t>Mức 3 – Vận dụng</w:t>
       </w:r>
@@ -13364,16 +13364,16 @@
       </w:pPr>
       <w:r>
         <w:rPr>
-          <w:rFonts w:ascii="Times New Roman" w:hAnsi="Times New Roman" w:eastAsia="Times New Roman"/>
+          <w:rFonts w:ascii="Times New Roman" w:hAnsi="Times New Roman" w:eastAsia="Times New Roman" w:cs="Times New Roman"/>
           <w:b/>
-          <w:sz w:val="26"/>
+          <w:sz w:val="24"/>
         </w:rPr>
         <w:t>Bài 1.34b, c.</w:t>
       </w:r>
       <w:r>
         <w:rPr>
-          <w:rFonts w:ascii="Times New Roman" w:hAnsi="Times New Roman" w:eastAsia="Times New Roman"/>
-          <w:sz w:val="26"/>
+          <w:rFonts w:ascii="Times New Roman" w:hAnsi="Times New Roman" w:eastAsia="Times New Roman" w:cs="Times New Roman"/>
+          <w:sz w:val="24"/>
         </w:rPr>
         <w:t xml:space="preserve"> Giải các phương trình: b) </w:t>
       </w:r>
@@ -13411,8 +13411,8 @@
       </m:oMath>
       <w:r>
         <w:rPr>
-          <w:rFonts w:ascii="Times New Roman" w:hAnsi="Times New Roman" w:eastAsia="Times New Roman"/>
-          <w:sz w:val="26"/>
+          <w:rFonts w:ascii="Times New Roman" w:hAnsi="Times New Roman" w:eastAsia="Times New Roman" w:cs="Times New Roman"/>
+          <w:sz w:val="24"/>
         </w:rPr>
         <w:t xml:space="preserve">; c) </w:t>
       </w:r>
@@ -13492,8 +13492,8 @@
       </m:oMath>
       <w:r>
         <w:rPr>
-          <w:rFonts w:ascii="Times New Roman" w:hAnsi="Times New Roman" w:eastAsia="Times New Roman"/>
-          <w:sz w:val="26"/>
+          <w:rFonts w:ascii="Times New Roman" w:hAnsi="Times New Roman" w:eastAsia="Times New Roman" w:cs="Times New Roman"/>
+          <w:sz w:val="24"/>
         </w:rPr>
         <w:t>.</w:t>
       </w:r>
@@ -13505,9 +13505,9 @@
       </w:pPr>
       <w:r>
         <w:rPr>
-          <w:rFonts w:ascii="Times New Roman" w:hAnsi="Times New Roman" w:eastAsia="Times New Roman"/>
+          <w:rFonts w:ascii="Times New Roman" w:hAnsi="Times New Roman" w:eastAsia="Times New Roman" w:cs="Times New Roman"/>
           <w:b/>
-          <w:sz w:val="26"/>
+          <w:sz w:val="24"/>
         </w:rPr>
         <w:t>Đáp án (dành cho GV):</w:t>
       </w:r>
@@ -13519,8 +13519,8 @@
       </w:pPr>
       <w:r>
         <w:rPr>
-          <w:rFonts w:ascii="Times New Roman" w:hAnsi="Times New Roman" w:eastAsia="Times New Roman"/>
-          <w:sz w:val="26"/>
+          <w:rFonts w:ascii="Times New Roman" w:hAnsi="Times New Roman" w:eastAsia="Times New Roman" w:cs="Times New Roman"/>
+          <w:sz w:val="24"/>
         </w:rPr>
         <w:t xml:space="preserve">1.31: </w:t>
       </w:r>
@@ -13537,8 +13537,8 @@
       </m:oMath>
       <w:r>
         <w:rPr>
-          <w:rFonts w:ascii="Times New Roman" w:hAnsi="Times New Roman" w:eastAsia="Times New Roman"/>
-          <w:sz w:val="26"/>
+          <w:rFonts w:ascii="Times New Roman" w:hAnsi="Times New Roman" w:eastAsia="Times New Roman" w:cs="Times New Roman"/>
+          <w:sz w:val="24"/>
         </w:rPr>
         <w:t xml:space="preserve"> nên </w:t>
       </w:r>
@@ -13607,8 +13607,8 @@
       </m:oMath>
       <w:r>
         <w:rPr>
-          <w:rFonts w:ascii="Times New Roman" w:hAnsi="Times New Roman" w:eastAsia="Times New Roman"/>
-          <w:sz w:val="26"/>
+          <w:rFonts w:ascii="Times New Roman" w:hAnsi="Times New Roman" w:eastAsia="Times New Roman" w:cs="Times New Roman"/>
+          <w:sz w:val="24"/>
         </w:rPr>
         <w:t xml:space="preserve">. a) </w:t>
       </w:r>
@@ -13656,8 +13656,8 @@
       </m:oMath>
       <w:r>
         <w:rPr>
-          <w:rFonts w:ascii="Times New Roman" w:hAnsi="Times New Roman" w:eastAsia="Times New Roman"/>
-          <w:sz w:val="26"/>
+          <w:rFonts w:ascii="Times New Roman" w:hAnsi="Times New Roman" w:eastAsia="Times New Roman" w:cs="Times New Roman"/>
+          <w:sz w:val="24"/>
         </w:rPr>
         <w:t xml:space="preserve">; b) </w:t>
       </w:r>
@@ -13694,8 +13694,8 @@
       </m:oMath>
       <w:r>
         <w:rPr>
-          <w:rFonts w:ascii="Times New Roman" w:hAnsi="Times New Roman" w:eastAsia="Times New Roman"/>
-          <w:sz w:val="26"/>
+          <w:rFonts w:ascii="Times New Roman" w:hAnsi="Times New Roman" w:eastAsia="Times New Roman" w:cs="Times New Roman"/>
+          <w:sz w:val="24"/>
         </w:rPr>
         <w:t xml:space="preserve">; c) </w:t>
       </w:r>
@@ -13729,8 +13729,8 @@
       </m:oMath>
       <w:r>
         <w:rPr>
-          <w:rFonts w:ascii="Times New Roman" w:hAnsi="Times New Roman" w:eastAsia="Times New Roman"/>
-          <w:sz w:val="26"/>
+          <w:rFonts w:ascii="Times New Roman" w:hAnsi="Times New Roman" w:eastAsia="Times New Roman" w:cs="Times New Roman"/>
+          <w:sz w:val="24"/>
         </w:rPr>
         <w:t xml:space="preserve">; d) </w:t>
       </w:r>
@@ -13764,8 +13764,8 @@
       </m:oMath>
       <w:r>
         <w:rPr>
-          <w:rFonts w:ascii="Times New Roman" w:hAnsi="Times New Roman" w:eastAsia="Times New Roman"/>
-          <w:sz w:val="26"/>
+          <w:rFonts w:ascii="Times New Roman" w:hAnsi="Times New Roman" w:eastAsia="Times New Roman" w:cs="Times New Roman"/>
+          <w:sz w:val="24"/>
         </w:rPr>
         <w:t>.</w:t>
       </w:r>
@@ -13777,8 +13777,8 @@
       </w:pPr>
       <w:r>
         <w:rPr>
-          <w:rFonts w:ascii="Times New Roman" w:hAnsi="Times New Roman" w:eastAsia="Times New Roman"/>
-          <w:sz w:val="26"/>
+          <w:rFonts w:ascii="Times New Roman" w:hAnsi="Times New Roman" w:eastAsia="Times New Roman" w:cs="Times New Roman"/>
+          <w:sz w:val="24"/>
         </w:rPr>
         <w:t xml:space="preserve">1.33: a) </w:t>
       </w:r>
@@ -13828,8 +13828,8 @@
       </m:oMath>
       <w:r>
         <w:rPr>
-          <w:rFonts w:ascii="Times New Roman" w:hAnsi="Times New Roman" w:eastAsia="Times New Roman"/>
-          <w:sz w:val="26"/>
+          <w:rFonts w:ascii="Times New Roman" w:hAnsi="Times New Roman" w:eastAsia="Times New Roman" w:cs="Times New Roman"/>
+          <w:sz w:val="24"/>
         </w:rPr>
         <w:t xml:space="preserve"> nên tập giá trị là </w:t>
       </w:r>
@@ -13856,8 +13856,8 @@
       </m:oMath>
       <w:r>
         <w:rPr>
-          <w:rFonts w:ascii="Times New Roman" w:hAnsi="Times New Roman" w:eastAsia="Times New Roman"/>
-          <w:sz w:val="26"/>
+          <w:rFonts w:ascii="Times New Roman" w:hAnsi="Times New Roman" w:eastAsia="Times New Roman" w:cs="Times New Roman"/>
+          <w:sz w:val="24"/>
         </w:rPr>
         <w:t xml:space="preserve">. b) </w:t>
       </w:r>
@@ -13912,8 +13912,8 @@
       </m:oMath>
       <w:r>
         <w:rPr>
-          <w:rFonts w:ascii="Times New Roman" w:hAnsi="Times New Roman" w:eastAsia="Times New Roman"/>
-          <w:sz w:val="26"/>
+          <w:rFonts w:ascii="Times New Roman" w:hAnsi="Times New Roman" w:eastAsia="Times New Roman" w:cs="Times New Roman"/>
+          <w:sz w:val="24"/>
         </w:rPr>
         <w:t xml:space="preserve">, tập giá trị </w:t>
       </w:r>
@@ -13956,8 +13956,8 @@
       </m:oMath>
       <w:r>
         <w:rPr>
-          <w:rFonts w:ascii="Times New Roman" w:hAnsi="Times New Roman" w:eastAsia="Times New Roman"/>
-          <w:sz w:val="26"/>
+          <w:rFonts w:ascii="Times New Roman" w:hAnsi="Times New Roman" w:eastAsia="Times New Roman" w:cs="Times New Roman"/>
+          <w:sz w:val="24"/>
         </w:rPr>
         <w:t>.</w:t>
       </w:r>
@@ -13969,8 +13969,8 @@
       </w:pPr>
       <w:r>
         <w:rPr>
-          <w:rFonts w:ascii="Times New Roman" w:hAnsi="Times New Roman" w:eastAsia="Times New Roman"/>
-          <w:sz w:val="26"/>
+          <w:rFonts w:ascii="Times New Roman" w:hAnsi="Times New Roman" w:eastAsia="Times New Roman" w:cs="Times New Roman"/>
+          <w:sz w:val="24"/>
         </w:rPr>
         <w:t xml:space="preserve">1.32: a) </w:t>
       </w:r>
@@ -14041,8 +14041,8 @@
       </m:oMath>
       <w:r>
         <w:rPr>
-          <w:rFonts w:ascii="Times New Roman" w:hAnsi="Times New Roman" w:eastAsia="Times New Roman"/>
-          <w:sz w:val="26"/>
+          <w:rFonts w:ascii="Times New Roman" w:hAnsi="Times New Roman" w:eastAsia="Times New Roman" w:cs="Times New Roman"/>
+          <w:sz w:val="24"/>
         </w:rPr>
         <w:t xml:space="preserve">. b) </w:t>
       </w:r>
@@ -14134,8 +14134,8 @@
       </m:oMath>
       <w:r>
         <w:rPr>
-          <w:rFonts w:ascii="Times New Roman" w:hAnsi="Times New Roman" w:eastAsia="Times New Roman"/>
-          <w:sz w:val="26"/>
+          <w:rFonts w:ascii="Times New Roman" w:hAnsi="Times New Roman" w:eastAsia="Times New Roman" w:cs="Times New Roman"/>
+          <w:sz w:val="24"/>
         </w:rPr>
         <w:t>.</w:t>
       </w:r>
@@ -14147,8 +14147,8 @@
       </w:pPr>
       <w:r>
         <w:rPr>
-          <w:rFonts w:ascii="Times New Roman" w:hAnsi="Times New Roman" w:eastAsia="Times New Roman"/>
-          <w:sz w:val="26"/>
+          <w:rFonts w:ascii="Times New Roman" w:hAnsi="Times New Roman" w:eastAsia="Times New Roman" w:cs="Times New Roman"/>
+          <w:sz w:val="24"/>
         </w:rPr>
         <w:t xml:space="preserve">1.34a: </w:t>
       </w:r>
@@ -14252,8 +14252,8 @@
       </m:oMath>
       <w:r>
         <w:rPr>
-          <w:rFonts w:ascii="Times New Roman" w:hAnsi="Times New Roman" w:eastAsia="Times New Roman"/>
-          <w:sz w:val="26"/>
+          <w:rFonts w:ascii="Times New Roman" w:hAnsi="Times New Roman" w:eastAsia="Times New Roman" w:cs="Times New Roman"/>
+          <w:sz w:val="24"/>
         </w:rPr>
         <w:t xml:space="preserve"> hoặc </w:t>
       </w:r>
@@ -14297,8 +14297,8 @@
       </m:oMath>
       <w:r>
         <w:rPr>
-          <w:rFonts w:ascii="Times New Roman" w:hAnsi="Times New Roman" w:eastAsia="Times New Roman"/>
-          <w:sz w:val="26"/>
+          <w:rFonts w:ascii="Times New Roman" w:hAnsi="Times New Roman" w:eastAsia="Times New Roman" w:cs="Times New Roman"/>
+          <w:sz w:val="24"/>
         </w:rPr>
         <w:t xml:space="preserve"> </w:t>
       </w:r>
@@ -14321,8 +14321,8 @@
       </m:oMath>
       <w:r>
         <w:rPr>
-          <w:rFonts w:ascii="Times New Roman" w:hAnsi="Times New Roman" w:eastAsia="Times New Roman"/>
-          <w:sz w:val="26"/>
+          <w:rFonts w:ascii="Times New Roman" w:hAnsi="Times New Roman" w:eastAsia="Times New Roman" w:cs="Times New Roman"/>
+          <w:sz w:val="24"/>
         </w:rPr>
         <w:t>.</w:t>
       </w:r>
@@ -14334,8 +14334,8 @@
       </w:pPr>
       <w:r>
         <w:rPr>
-          <w:rFonts w:ascii="Times New Roman" w:hAnsi="Times New Roman" w:eastAsia="Times New Roman"/>
-          <w:sz w:val="26"/>
+          <w:rFonts w:ascii="Times New Roman" w:hAnsi="Times New Roman" w:eastAsia="Times New Roman" w:cs="Times New Roman"/>
+          <w:sz w:val="24"/>
         </w:rPr>
         <w:t xml:space="preserve">1.34b: </w:t>
       </w:r>
@@ -14373,8 +14373,8 @@
       </m:oMath>
       <w:r>
         <w:rPr>
-          <w:rFonts w:ascii="Times New Roman" w:hAnsi="Times New Roman" w:eastAsia="Times New Roman"/>
-          <w:sz w:val="26"/>
+          <w:rFonts w:ascii="Times New Roman" w:hAnsi="Times New Roman" w:eastAsia="Times New Roman" w:cs="Times New Roman"/>
+          <w:sz w:val="24"/>
         </w:rPr>
         <w:t xml:space="preserve"> nên phương trình </w:t>
       </w:r>
@@ -14418,8 +14418,8 @@
       </m:oMath>
       <w:r>
         <w:rPr>
-          <w:rFonts w:ascii="Times New Roman" w:hAnsi="Times New Roman" w:eastAsia="Times New Roman"/>
-          <w:sz w:val="26"/>
+          <w:rFonts w:ascii="Times New Roman" w:hAnsi="Times New Roman" w:eastAsia="Times New Roman" w:cs="Times New Roman"/>
+          <w:sz w:val="24"/>
         </w:rPr>
         <w:t xml:space="preserve"> </w:t>
       </w:r>
@@ -14442,8 +14442,8 @@
       </m:oMath>
       <w:r>
         <w:rPr>
-          <w:rFonts w:ascii="Times New Roman" w:hAnsi="Times New Roman" w:eastAsia="Times New Roman"/>
-          <w:sz w:val="26"/>
+          <w:rFonts w:ascii="Times New Roman" w:hAnsi="Times New Roman" w:eastAsia="Times New Roman" w:cs="Times New Roman"/>
+          <w:sz w:val="24"/>
         </w:rPr>
         <w:t xml:space="preserve"> (họ </w:t>
       </w:r>
@@ -14454,8 +14454,8 @@
       </m:oMath>
       <w:r>
         <w:rPr>
-          <w:rFonts w:ascii="Times New Roman" w:hAnsi="Times New Roman" w:eastAsia="Times New Roman"/>
-          <w:sz w:val="26"/>
+          <w:rFonts w:ascii="Times New Roman" w:hAnsi="Times New Roman" w:eastAsia="Times New Roman" w:cs="Times New Roman"/>
+          <w:sz w:val="24"/>
         </w:rPr>
         <w:t xml:space="preserve"> nằm trong họ này).</w:t>
       </w:r>
@@ -14467,8 +14467,8 @@
       </w:pPr>
       <w:r>
         <w:rPr>
-          <w:rFonts w:ascii="Times New Roman" w:hAnsi="Times New Roman" w:eastAsia="Times New Roman"/>
-          <w:sz w:val="26"/>
+          <w:rFonts w:ascii="Times New Roman" w:hAnsi="Times New Roman" w:eastAsia="Times New Roman" w:cs="Times New Roman"/>
+          <w:sz w:val="24"/>
         </w:rPr>
         <w:t xml:space="preserve">1.34c: </w:t>
       </w:r>
@@ -14533,8 +14533,8 @@
       </m:oMath>
       <w:r>
         <w:rPr>
-          <w:rFonts w:ascii="Times New Roman" w:hAnsi="Times New Roman" w:eastAsia="Times New Roman"/>
-          <w:sz w:val="26"/>
+          <w:rFonts w:ascii="Times New Roman" w:hAnsi="Times New Roman" w:eastAsia="Times New Roman" w:cs="Times New Roman"/>
+          <w:sz w:val="24"/>
         </w:rPr>
         <w:t xml:space="preserve"> </w:t>
       </w:r>
@@ -14557,8 +14557,8 @@
       </m:oMath>
       <w:r>
         <w:rPr>
-          <w:rFonts w:ascii="Times New Roman" w:hAnsi="Times New Roman" w:eastAsia="Times New Roman"/>
-          <w:sz w:val="26"/>
+          <w:rFonts w:ascii="Times New Roman" w:hAnsi="Times New Roman" w:eastAsia="Times New Roman" w:cs="Times New Roman"/>
+          <w:sz w:val="24"/>
         </w:rPr>
         <w:t>; các giá trị này thỏa mãn điều kiện xác định.</w:t>
       </w:r>
@@ -14571,9 +14571,9 @@
       </w:pPr>
       <w:r>
         <w:rPr>
-          <w:rFonts w:ascii="Times New Roman" w:hAnsi="Times New Roman" w:eastAsia="Times New Roman"/>
+          <w:rFonts w:ascii="Times New Roman" w:hAnsi="Times New Roman" w:eastAsia="Times New Roman" w:cs="Times New Roman"/>
           <w:b/>
-          <w:sz w:val="26"/>
+          <w:sz w:val="24"/>
         </w:rPr>
         <w:t>Phiếu học tập số 3 (HĐ3) – Trạm kiểm chứng AI</w:t>
       </w:r>
@@ -14585,8 +14585,8 @@
       </w:pPr>
       <w:r>
         <w:rPr>
-          <w:rFonts w:ascii="Times New Roman" w:hAnsi="Times New Roman" w:eastAsia="Times New Roman"/>
-          <w:sz w:val="26"/>
+          <w:rFonts w:ascii="Times New Roman" w:hAnsi="Times New Roman" w:eastAsia="Times New Roman" w:cs="Times New Roman"/>
+          <w:sz w:val="24"/>
         </w:rPr>
         <w:t>Các lời giải dưới đây do một chatbot AI tạo ra. Nhóm hãy: (1) chỉ ra bước sai và giải thích; (2) viết lại cho đúng; (3) hỏi chatbot AI theo câu lệnh mẫu và ghi Nhật ký sử dụng AI.</w:t>
       </w:r>
@@ -14598,16 +14598,16 @@
       </w:pPr>
       <w:r>
         <w:rPr>
-          <w:rFonts w:ascii="Times New Roman" w:hAnsi="Times New Roman" w:eastAsia="Times New Roman"/>
+          <w:rFonts w:ascii="Times New Roman" w:hAnsi="Times New Roman" w:eastAsia="Times New Roman" w:cs="Times New Roman"/>
           <w:b/>
-          <w:sz w:val="26"/>
+          <w:sz w:val="24"/>
         </w:rPr>
         <w:t>Lời giải AI số 1 (nhóm lẻ).</w:t>
       </w:r>
       <w:r>
         <w:rPr>
-          <w:rFonts w:ascii="Times New Roman" w:hAnsi="Times New Roman" w:eastAsia="Times New Roman"/>
-          <w:sz w:val="26"/>
+          <w:rFonts w:ascii="Times New Roman" w:hAnsi="Times New Roman" w:eastAsia="Times New Roman" w:cs="Times New Roman"/>
+          <w:sz w:val="24"/>
         </w:rPr>
         <w:t xml:space="preserve"> Đề: Giải phương trình </w:t>
       </w:r>
@@ -14645,8 +14645,8 @@
       </m:oMath>
       <w:r>
         <w:rPr>
-          <w:rFonts w:ascii="Times New Roman" w:hAnsi="Times New Roman" w:eastAsia="Times New Roman"/>
-          <w:sz w:val="26"/>
+          <w:rFonts w:ascii="Times New Roman" w:hAnsi="Times New Roman" w:eastAsia="Times New Roman" w:cs="Times New Roman"/>
+          <w:sz w:val="24"/>
         </w:rPr>
         <w:t>.</w:t>
       </w:r>
@@ -14676,8 +14676,8 @@
             </w:pPr>
             <w:r>
               <w:rPr>
-                <w:rFonts w:ascii="Times New Roman" w:hAnsi="Times New Roman" w:eastAsia="Times New Roman"/>
-                <w:sz w:val="26"/>
+                <w:rFonts w:ascii="Times New Roman" w:hAnsi="Times New Roman" w:eastAsia="Times New Roman" w:cs="Times New Roman"/>
+                <w:sz w:val="24"/>
               </w:rPr>
               <w:t xml:space="preserve">"Ta có </w:t>
             </w:r>
@@ -14715,8 +14715,8 @@
             </m:oMath>
             <w:r>
               <w:rPr>
-                <w:rFonts w:ascii="Times New Roman" w:hAnsi="Times New Roman" w:eastAsia="Times New Roman"/>
-                <w:sz w:val="26"/>
+                <w:rFonts w:ascii="Times New Roman" w:hAnsi="Times New Roman" w:eastAsia="Times New Roman" w:cs="Times New Roman"/>
+                <w:sz w:val="24"/>
               </w:rPr>
               <w:t xml:space="preserve"> nên phương trình trở thành </w:t>
             </w:r>
@@ -14751,8 +14751,8 @@
             </m:oMath>
             <w:r>
               <w:rPr>
-                <w:rFonts w:ascii="Times New Roman" w:hAnsi="Times New Roman" w:eastAsia="Times New Roman"/>
-                <w:sz w:val="26"/>
+                <w:rFonts w:ascii="Times New Roman" w:hAnsi="Times New Roman" w:eastAsia="Times New Roman" w:cs="Times New Roman"/>
+                <w:sz w:val="24"/>
               </w:rPr>
               <w:t xml:space="preserve">. Suy ra </w:t>
             </w:r>
@@ -14763,8 +14763,8 @@
             </m:oMath>
             <w:r>
               <w:rPr>
-                <w:rFonts w:ascii="Times New Roman" w:hAnsi="Times New Roman" w:eastAsia="Times New Roman"/>
-                <w:sz w:val="26"/>
+                <w:rFonts w:ascii="Times New Roman" w:hAnsi="Times New Roman" w:eastAsia="Times New Roman" w:cs="Times New Roman"/>
+                <w:sz w:val="24"/>
               </w:rPr>
               <w:t xml:space="preserve">, tức </w:t>
             </w:r>
@@ -14808,8 +14808,8 @@
             </m:oMath>
             <w:r>
               <w:rPr>
-                <w:rFonts w:ascii="Times New Roman" w:hAnsi="Times New Roman" w:eastAsia="Times New Roman"/>
-                <w:sz w:val="26"/>
+                <w:rFonts w:ascii="Times New Roman" w:hAnsi="Times New Roman" w:eastAsia="Times New Roman" w:cs="Times New Roman"/>
+                <w:sz w:val="24"/>
               </w:rPr>
               <w:t xml:space="preserve"> hoặc </w:t>
             </w:r>
@@ -14820,8 +14820,8 @@
             </m:oMath>
             <w:r>
               <w:rPr>
-                <w:rFonts w:ascii="Times New Roman" w:hAnsi="Times New Roman" w:eastAsia="Times New Roman"/>
-                <w:sz w:val="26"/>
+                <w:rFonts w:ascii="Times New Roman" w:hAnsi="Times New Roman" w:eastAsia="Times New Roman" w:cs="Times New Roman"/>
+                <w:sz w:val="24"/>
               </w:rPr>
               <w:t>."</w:t>
             </w:r>
@@ -14836,16 +14836,16 @@
       </w:pPr>
       <w:r>
         <w:rPr>
-          <w:rFonts w:ascii="Times New Roman" w:hAnsi="Times New Roman" w:eastAsia="Times New Roman"/>
+          <w:rFonts w:ascii="Times New Roman" w:hAnsi="Times New Roman" w:eastAsia="Times New Roman" w:cs="Times New Roman"/>
           <w:b/>
-          <w:sz w:val="26"/>
+          <w:sz w:val="24"/>
         </w:rPr>
         <w:t>Lời giải AI số 2 (nhóm chẵn).</w:t>
       </w:r>
       <w:r>
         <w:rPr>
-          <w:rFonts w:ascii="Times New Roman" w:hAnsi="Times New Roman" w:eastAsia="Times New Roman"/>
-          <w:sz w:val="26"/>
+          <w:rFonts w:ascii="Times New Roman" w:hAnsi="Times New Roman" w:eastAsia="Times New Roman" w:cs="Times New Roman"/>
+          <w:sz w:val="24"/>
         </w:rPr>
         <w:t xml:space="preserve"> Đề: Tìm chu kì và số nhịp tim mỗi phút với </w:t>
       </w:r>
@@ -14865,8 +14865,8 @@
       </m:oMath>
       <w:r>
         <w:rPr>
-          <w:rFonts w:ascii="Times New Roman" w:hAnsi="Times New Roman" w:eastAsia="Times New Roman"/>
-          <w:sz w:val="26"/>
+          <w:rFonts w:ascii="Times New Roman" w:hAnsi="Times New Roman" w:eastAsia="Times New Roman" w:cs="Times New Roman"/>
+          <w:sz w:val="24"/>
         </w:rPr>
         <w:t xml:space="preserve"> (</w:t>
       </w:r>
@@ -14877,8 +14877,8 @@
       </m:oMath>
       <w:r>
         <w:rPr>
-          <w:rFonts w:ascii="Times New Roman" w:hAnsi="Times New Roman" w:eastAsia="Times New Roman"/>
-          <w:sz w:val="26"/>
+          <w:rFonts w:ascii="Times New Roman" w:hAnsi="Times New Roman" w:eastAsia="Times New Roman" w:cs="Times New Roman"/>
+          <w:sz w:val="24"/>
         </w:rPr>
         <w:t>: phút).</w:t>
       </w:r>
@@ -14908,8 +14908,8 @@
             </w:pPr>
             <w:r>
               <w:rPr>
-                <w:rFonts w:ascii="Times New Roman" w:hAnsi="Times New Roman" w:eastAsia="Times New Roman"/>
-                <w:sz w:val="26"/>
+                <w:rFonts w:ascii="Times New Roman" w:hAnsi="Times New Roman" w:eastAsia="Times New Roman" w:cs="Times New Roman"/>
+                <w:sz w:val="24"/>
               </w:rPr>
               <w:t xml:space="preserve">"Chu kì </w:t>
             </w:r>
@@ -14962,8 +14962,8 @@
             </m:oMath>
             <w:r>
               <w:rPr>
-                <w:rFonts w:ascii="Times New Roman" w:hAnsi="Times New Roman" w:eastAsia="Times New Roman"/>
-                <w:sz w:val="26"/>
+                <w:rFonts w:ascii="Times New Roman" w:hAnsi="Times New Roman" w:eastAsia="Times New Roman" w:cs="Times New Roman"/>
+                <w:sz w:val="24"/>
               </w:rPr>
               <w:t xml:space="preserve"> phút. Số nhịp tim mỗi phút là </w:t>
             </w:r>
@@ -14995,8 +14995,8 @@
             </m:oMath>
             <w:r>
               <w:rPr>
-                <w:rFonts w:ascii="Times New Roman" w:hAnsi="Times New Roman" w:eastAsia="Times New Roman"/>
-                <w:sz w:val="26"/>
+                <w:rFonts w:ascii="Times New Roman" w:hAnsi="Times New Roman" w:eastAsia="Times New Roman" w:cs="Times New Roman"/>
+                <w:sz w:val="24"/>
               </w:rPr>
               <w:t xml:space="preserve"> nhịp."</w:t>
             </w:r>
@@ -15011,16 +15011,16 @@
       </w:pPr>
       <w:r>
         <w:rPr>
-          <w:rFonts w:ascii="Times New Roman" w:hAnsi="Times New Roman" w:eastAsia="Times New Roman"/>
+          <w:rFonts w:ascii="Times New Roman" w:hAnsi="Times New Roman" w:eastAsia="Times New Roman" w:cs="Times New Roman"/>
           <w:b/>
-          <w:sz w:val="26"/>
+          <w:sz w:val="24"/>
         </w:rPr>
         <w:t>Câu lệnh mẫu:</w:t>
       </w:r>
       <w:r>
         <w:rPr>
-          <w:rFonts w:ascii="Times New Roman" w:hAnsi="Times New Roman" w:eastAsia="Times New Roman"/>
-          <w:sz w:val="26"/>
+          <w:rFonts w:ascii="Times New Roman" w:hAnsi="Times New Roman" w:eastAsia="Times New Roman" w:cs="Times New Roman"/>
+          <w:sz w:val="24"/>
         </w:rPr>
         <w:t xml:space="preserve"> "Hãy chỉ ra bước sai trong lời giải sau (nếu có) và giải thích, không giải lại toàn bộ: …"</w:t>
       </w:r>
@@ -15032,9 +15032,9 @@
       </w:pPr>
       <w:r>
         <w:rPr>
-          <w:rFonts w:ascii="Times New Roman" w:hAnsi="Times New Roman" w:eastAsia="Times New Roman"/>
+          <w:rFonts w:ascii="Times New Roman" w:hAnsi="Times New Roman" w:eastAsia="Times New Roman" w:cs="Times New Roman"/>
           <w:b/>
-          <w:sz w:val="26"/>
+          <w:sz w:val="24"/>
         </w:rPr>
         <w:t>Đáp án (dành cho GV):</w:t>
       </w:r>
@@ -15047,16 +15047,16 @@
       </w:pPr>
       <w:r>
         <w:rPr>
-          <w:rFonts w:ascii="Times New Roman" w:hAnsi="Times New Roman" w:eastAsia="Times New Roman"/>
-          <w:sz w:val="26"/>
+          <w:rFonts w:ascii="Times New Roman" w:hAnsi="Times New Roman" w:eastAsia="Times New Roman" w:cs="Times New Roman"/>
+          <w:sz w:val="24"/>
         </w:rPr>
         <w:t>-</w:t>
         <w:tab/>
       </w:r>
       <w:r>
         <w:rPr>
-          <w:rFonts w:ascii="Times New Roman" w:hAnsi="Times New Roman" w:eastAsia="Times New Roman"/>
-          <w:sz w:val="26"/>
+          <w:rFonts w:ascii="Times New Roman" w:hAnsi="Times New Roman" w:eastAsia="Times New Roman" w:cs="Times New Roman"/>
+          <w:sz w:val="24"/>
         </w:rPr>
         <w:t xml:space="preserve">Lời giải số 1: sai công thức: </w:t>
       </w:r>
@@ -15094,8 +15094,8 @@
       </m:oMath>
       <w:r>
         <w:rPr>
-          <w:rFonts w:ascii="Times New Roman" w:hAnsi="Times New Roman" w:eastAsia="Times New Roman"/>
-          <w:sz w:val="26"/>
+          <w:rFonts w:ascii="Times New Roman" w:hAnsi="Times New Roman" w:eastAsia="Times New Roman" w:cs="Times New Roman"/>
+          <w:sz w:val="24"/>
         </w:rPr>
         <w:t xml:space="preserve"> (vì </w:t>
       </w:r>
@@ -15130,8 +15130,8 @@
       </m:oMath>
       <w:r>
         <w:rPr>
-          <w:rFonts w:ascii="Times New Roman" w:hAnsi="Times New Roman" w:eastAsia="Times New Roman"/>
-          <w:sz w:val="26"/>
+          <w:rFonts w:ascii="Times New Roman" w:hAnsi="Times New Roman" w:eastAsia="Times New Roman" w:cs="Times New Roman"/>
+          <w:sz w:val="24"/>
         </w:rPr>
         <w:t xml:space="preserve">). Thử lại: </w:t>
       </w:r>
@@ -15157,8 +15157,8 @@
       </m:oMath>
       <w:r>
         <w:rPr>
-          <w:rFonts w:ascii="Times New Roman" w:hAnsi="Times New Roman" w:eastAsia="Times New Roman"/>
-          <w:sz w:val="26"/>
+          <w:rFonts w:ascii="Times New Roman" w:hAnsi="Times New Roman" w:eastAsia="Times New Roman" w:cs="Times New Roman"/>
+          <w:sz w:val="24"/>
         </w:rPr>
         <w:t xml:space="preserve"> cho vế trái </w:t>
       </w:r>
@@ -15232,8 +15232,8 @@
       </m:oMath>
       <w:r>
         <w:rPr>
-          <w:rFonts w:ascii="Times New Roman" w:hAnsi="Times New Roman" w:eastAsia="Times New Roman"/>
-          <w:sz w:val="26"/>
+          <w:rFonts w:ascii="Times New Roman" w:hAnsi="Times New Roman" w:eastAsia="Times New Roman" w:cs="Times New Roman"/>
+          <w:sz w:val="24"/>
         </w:rPr>
         <w:t xml:space="preserve">. Đúng: </w:t>
       </w:r>
@@ -15259,8 +15259,8 @@
       </m:oMath>
       <w:r>
         <w:rPr>
-          <w:rFonts w:ascii="Times New Roman" w:hAnsi="Times New Roman" w:eastAsia="Times New Roman"/>
-          <w:sz w:val="26"/>
+          <w:rFonts w:ascii="Times New Roman" w:hAnsi="Times New Roman" w:eastAsia="Times New Roman" w:cs="Times New Roman"/>
+          <w:sz w:val="24"/>
         </w:rPr>
         <w:t xml:space="preserve">, </w:t>
       </w:r>
@@ -15286,8 +15286,8 @@
       </m:oMath>
       <w:r>
         <w:rPr>
-          <w:rFonts w:ascii="Times New Roman" w:hAnsi="Times New Roman" w:eastAsia="Times New Roman"/>
-          <w:sz w:val="26"/>
+          <w:rFonts w:ascii="Times New Roman" w:hAnsi="Times New Roman" w:eastAsia="Times New Roman" w:cs="Times New Roman"/>
+          <w:sz w:val="24"/>
         </w:rPr>
         <w:t>.</w:t>
       </w:r>
@@ -15300,16 +15300,16 @@
       </w:pPr>
       <w:r>
         <w:rPr>
-          <w:rFonts w:ascii="Times New Roman" w:hAnsi="Times New Roman" w:eastAsia="Times New Roman"/>
-          <w:sz w:val="26"/>
+          <w:rFonts w:ascii="Times New Roman" w:hAnsi="Times New Roman" w:eastAsia="Times New Roman" w:cs="Times New Roman"/>
+          <w:sz w:val="24"/>
         </w:rPr>
         <w:t>-</w:t>
         <w:tab/>
       </w:r>
       <w:r>
         <w:rPr>
-          <w:rFonts w:ascii="Times New Roman" w:hAnsi="Times New Roman" w:eastAsia="Times New Roman"/>
-          <w:sz w:val="26"/>
+          <w:rFonts w:ascii="Times New Roman" w:hAnsi="Times New Roman" w:eastAsia="Times New Roman" w:cs="Times New Roman"/>
+          <w:sz w:val="24"/>
         </w:rPr>
         <w:t xml:space="preserve">Lời giải số 2: quên </w:t>
       </w:r>
@@ -15320,8 +15320,8 @@
       </m:oMath>
       <w:r>
         <w:rPr>
-          <w:rFonts w:ascii="Times New Roman" w:hAnsi="Times New Roman" w:eastAsia="Times New Roman"/>
-          <w:sz w:val="26"/>
+          <w:rFonts w:ascii="Times New Roman" w:hAnsi="Times New Roman" w:eastAsia="Times New Roman" w:cs="Times New Roman"/>
+          <w:sz w:val="24"/>
         </w:rPr>
         <w:t xml:space="preserve"> trong </w:t>
       </w:r>
@@ -15332,8 +15332,8 @@
       </m:oMath>
       <w:r>
         <w:rPr>
-          <w:rFonts w:ascii="Times New Roman" w:hAnsi="Times New Roman" w:eastAsia="Times New Roman"/>
-          <w:sz w:val="26"/>
+          <w:rFonts w:ascii="Times New Roman" w:hAnsi="Times New Roman" w:eastAsia="Times New Roman" w:cs="Times New Roman"/>
+          <w:sz w:val="24"/>
         </w:rPr>
         <w:t xml:space="preserve">. Đúng: </w:t>
       </w:r>
@@ -15377,8 +15377,8 @@
       </m:oMath>
       <w:r>
         <w:rPr>
-          <w:rFonts w:ascii="Times New Roman" w:hAnsi="Times New Roman" w:eastAsia="Times New Roman"/>
-          <w:sz w:val="26"/>
+          <w:rFonts w:ascii="Times New Roman" w:hAnsi="Times New Roman" w:eastAsia="Times New Roman" w:cs="Times New Roman"/>
+          <w:sz w:val="24"/>
         </w:rPr>
         <w:t xml:space="preserve"> phút, 80 nhịp/phút. Dấu hiệu nhận ra: 25 nhịp/phút là vô lí với người bình thường (60–100 nhịp/phút).</w:t>
       </w:r>
@@ -15390,9 +15390,9 @@
       </w:pPr>
       <w:r>
         <w:rPr>
-          <w:rFonts w:ascii="Times New Roman" w:hAnsi="Times New Roman" w:eastAsia="Times New Roman"/>
+          <w:rFonts w:ascii="Times New Roman" w:hAnsi="Times New Roman" w:eastAsia="Times New Roman" w:cs="Times New Roman"/>
           <w:b/>
-          <w:sz w:val="26"/>
+          <w:sz w:val="24"/>
         </w:rPr>
         <w:t>Mẫu Nhật ký sử dụng AI (HĐ3, HĐ4)</w:t>
       </w:r>
@@ -15426,9 +15426,9 @@
             </w:pPr>
             <w:r>
               <w:rPr>
-                <w:rFonts w:ascii="Times New Roman" w:hAnsi="Times New Roman" w:eastAsia="Times New Roman"/>
+                <w:rFonts w:ascii="Times New Roman" w:hAnsi="Times New Roman" w:eastAsia="Times New Roman" w:cs="Times New Roman"/>
                 <w:b/>
-                <w:sz w:val="22"/>
+                <w:sz w:val="24"/>
               </w:rPr>
               <w:t>Lần</w:t>
             </w:r>
@@ -15447,9 +15447,9 @@
             </w:pPr>
             <w:r>
               <w:rPr>
-                <w:rFonts w:ascii="Times New Roman" w:hAnsi="Times New Roman" w:eastAsia="Times New Roman"/>
+                <w:rFonts w:ascii="Times New Roman" w:hAnsi="Times New Roman" w:eastAsia="Times New Roman" w:cs="Times New Roman"/>
                 <w:b/>
-                <w:sz w:val="22"/>
+                <w:sz w:val="24"/>
               </w:rPr>
               <w:t>Câu lệnh em/nhóm đã nhập</w:t>
             </w:r>
@@ -15468,9 +15468,9 @@
             </w:pPr>
             <w:r>
               <w:rPr>
-                <w:rFonts w:ascii="Times New Roman" w:hAnsi="Times New Roman" w:eastAsia="Times New Roman"/>
+                <w:rFonts w:ascii="Times New Roman" w:hAnsi="Times New Roman" w:eastAsia="Times New Roman" w:cs="Times New Roman"/>
                 <w:b/>
-                <w:sz w:val="22"/>
+                <w:sz w:val="24"/>
               </w:rPr>
               <w:t>AI trả lời (tóm tắt)</w:t>
             </w:r>
@@ -15489,9 +15489,9 @@
             </w:pPr>
             <w:r>
               <w:rPr>
-                <w:rFonts w:ascii="Times New Roman" w:hAnsi="Times New Roman" w:eastAsia="Times New Roman"/>
+                <w:rFonts w:ascii="Times New Roman" w:hAnsi="Times New Roman" w:eastAsia="Times New Roman" w:cs="Times New Roman"/>
                 <w:b/>
-                <w:sz w:val="22"/>
+                <w:sz w:val="24"/>
               </w:rPr>
               <w:t>Em/nhóm kiểm chứng thế nào? Đúng/sai?</w:t>
             </w:r>
@@ -15510,9 +15510,9 @@
             </w:pPr>
             <w:r>
               <w:rPr>
-                <w:rFonts w:ascii="Times New Roman" w:hAnsi="Times New Roman" w:eastAsia="Times New Roman"/>
+                <w:rFonts w:ascii="Times New Roman" w:hAnsi="Times New Roman" w:eastAsia="Times New Roman" w:cs="Times New Roman"/>
                 <w:b/>
-                <w:sz w:val="22"/>
+                <w:sz w:val="24"/>
               </w:rPr>
               <w:t>Em/nhóm đã dùng gợi ý vào đâu</w:t>
             </w:r>
@@ -15532,8 +15532,8 @@
             </w:pPr>
             <w:r>
               <w:rPr>
-                <w:rFonts w:ascii="Times New Roman" w:hAnsi="Times New Roman" w:eastAsia="Times New Roman"/>
-                <w:sz w:val="22"/>
+                <w:rFonts w:ascii="Times New Roman" w:hAnsi="Times New Roman" w:eastAsia="Times New Roman" w:cs="Times New Roman"/>
+                <w:sz w:val="24"/>
               </w:rPr>
               <w:t>1</w:t>
             </w:r>
@@ -15613,8 +15613,8 @@
             </w:pPr>
             <w:r>
               <w:rPr>
-                <w:rFonts w:ascii="Times New Roman" w:hAnsi="Times New Roman" w:eastAsia="Times New Roman"/>
-                <w:sz w:val="22"/>
+                <w:rFonts w:ascii="Times New Roman" w:hAnsi="Times New Roman" w:eastAsia="Times New Roman" w:cs="Times New Roman"/>
+                <w:sz w:val="24"/>
               </w:rPr>
               <w:t>2</w:t>
             </w:r>
@@ -15710,19 +15710,19 @@
     </w:pPr>
     <w:r>
       <w:rPr>
-        <w:rFonts w:ascii="Times New Roman" w:hAnsi="Times New Roman" w:eastAsia="Times New Roman"/>
+        <w:rFonts w:ascii="Times New Roman" w:hAnsi="Times New Roman" w:eastAsia="Times New Roman" w:cs="Times New Roman"/>
         <w:i/>
         <w:color w:val="1F4E79"/>
-        <w:sz w:val="22"/>
+        <w:sz w:val="24"/>
       </w:rPr>
       <w:t>GV: TTT</w:t>
     </w:r>
     <w:r>
       <w:rPr>
-        <w:rFonts w:ascii="Times New Roman" w:hAnsi="Times New Roman" w:eastAsia="Times New Roman"/>
+        <w:rFonts w:ascii="Times New Roman" w:hAnsi="Times New Roman" w:eastAsia="Times New Roman" w:cs="Times New Roman"/>
         <w:i/>
         <w:color w:val="1F4E79"/>
-        <w:sz w:val="22"/>
+        <w:sz w:val="24"/>
       </w:rPr>
       <w:tab/>
       <w:t xml:space="preserve">Trang </w:t>
@@ -15731,7 +15731,7 @@
       <w:r>
         <w:rPr>
           <w:i/>
-          <w:sz w:val="22"/>
+          <w:sz w:val="24"/>
         </w:rPr>
         <w:t>1</w:t>
       </w:r>
@@ -15764,20 +15764,20 @@
     </w:pPr>
     <w:r>
       <w:rPr>
-        <w:rFonts w:ascii="Times New Roman" w:hAnsi="Times New Roman" w:eastAsia="Times New Roman"/>
+        <w:rFonts w:ascii="Times New Roman" w:hAnsi="Times New Roman" w:eastAsia="Times New Roman" w:cs="Times New Roman"/>
         <w:b/>
         <w:i/>
         <w:color w:val="1F4E79"/>
-        <w:sz w:val="22"/>
+        <w:sz w:val="24"/>
       </w:rPr>
       <w:t>KHBD-TOÁN11</w:t>
     </w:r>
     <w:r>
       <w:rPr>
-        <w:rFonts w:ascii="Times New Roman" w:hAnsi="Times New Roman" w:eastAsia="Times New Roman"/>
+        <w:rFonts w:ascii="Times New Roman" w:hAnsi="Times New Roman" w:eastAsia="Times New Roman" w:cs="Times New Roman"/>
         <w:i/>
         <w:color w:val="1F4E79"/>
-        <w:sz w:val="22"/>
+        <w:sz w:val="24"/>
       </w:rPr>
       <w:tab/>
       <w:t>Năm học 2026-2027</w:t>
@@ -15884,7 +15884,7 @@
         <w:ind w:left="1440" w:hanging="360"/>
       </w:pPr>
       <w:rPr>
-        <w:rFonts w:ascii="Symbol" w:hAnsi="Symbol" w:hint="default"/>
+        <w:rFonts w:ascii="Times New Roman" w:hAnsi="Times New Roman" w:eastAsia="Times New Roman" w:cs="Times New Roman"/>
       </w:rPr>
     </w:lvl>
   </w:abstractNum>
@@ -15905,7 +15905,7 @@
         <w:ind w:left="1080" w:hanging="360"/>
       </w:pPr>
       <w:rPr>
-        <w:rFonts w:ascii="Symbol" w:hAnsi="Symbol" w:hint="default"/>
+        <w:rFonts w:ascii="Times New Roman" w:hAnsi="Times New Roman" w:eastAsia="Times New Roman" w:cs="Times New Roman"/>
       </w:rPr>
     </w:lvl>
   </w:abstractNum>
@@ -15926,7 +15926,7 @@
         <w:ind w:left="720" w:hanging="360"/>
       </w:pPr>
       <w:rPr>
-        <w:rFonts w:ascii="Symbol" w:hAnsi="Symbol" w:hint="default"/>
+        <w:rFonts w:ascii="Times New Roman" w:hAnsi="Times New Roman" w:eastAsia="Times New Roman" w:cs="Times New Roman"/>
       </w:rPr>
     </w:lvl>
   </w:abstractNum>
@@ -15965,7 +15965,7 @@
         <w:ind w:left="360" w:hanging="360"/>
       </w:pPr>
       <w:rPr>
-        <w:rFonts w:ascii="Symbol" w:hAnsi="Symbol" w:hint="default"/>
+        <w:rFonts w:ascii="Times New Roman" w:hAnsi="Times New Roman" w:eastAsia="Times New Roman" w:cs="Times New Roman"/>
       </w:rPr>
     </w:lvl>
   </w:abstractNum>
@@ -16004,10 +16004,10 @@
   <w:docDefaults>
     <w:rPrDefault>
       <w:rPr>
-        <w:rFonts w:asciiTheme="minorHAnsi" w:eastAsiaTheme="minorEastAsia" w:hAnsiTheme="minorHAnsi" w:cstheme="minorBidi"/>
-        <w:sz w:val="22"/>
-        <w:szCs w:val="22"/>
+        <w:rFonts w:ascii="Times New Roman" w:hAnsi="Times New Roman" w:eastAsia="Times New Roman" w:cs="Times New Roman"/>
         <w:lang w:val="en-US" w:eastAsia="en-US" w:bidi="ar-SA"/>
+        <w:sz w:val="24"/>
+        <w:szCs w:val="24"/>
       </w:rPr>
     </w:rPrDefault>
     <w:pPrDefault>
@@ -16160,8 +16160,8 @@
     <w:qFormat/>
     <w:rsid w:val="00FC693F"/>
     <w:rPr>
-      <w:rFonts w:ascii="Times New Roman" w:hAnsi="Times New Roman" w:eastAsia="Times New Roman"/>
-      <w:sz w:val="26"/>
+      <w:rFonts w:ascii="Times New Roman" w:hAnsi="Times New Roman" w:eastAsia="Times New Roman" w:cs="Times New Roman"/>
+      <w:sz w:val="24"/>
     </w:rPr>
   </w:style>
   <w:style w:type="paragraph" w:styleId="Header">
@@ -16215,12 +16215,12 @@
       <w:outlineLvl w:val="0"/>
     </w:pPr>
     <w:rPr>
-      <w:rFonts w:asciiTheme="majorHAnsi" w:eastAsiaTheme="majorEastAsia" w:hAnsiTheme="majorHAnsi" w:cstheme="majorBidi"/>
+      <w:rFonts w:ascii="Times New Roman" w:hAnsi="Times New Roman" w:eastAsia="Times New Roman" w:cs="Times New Roman"/>
       <w:b/>
       <w:bCs/>
       <w:color w:val="365F91" w:themeColor="accent1" w:themeShade="BF"/>
-      <w:sz w:val="28"/>
-      <w:szCs w:val="28"/>
+      <w:sz w:val="24"/>
+      <w:szCs w:val="24"/>
     </w:rPr>
   </w:style>
   <w:style w:type="paragraph" w:styleId="Heading2">
@@ -16239,12 +16239,12 @@
       <w:outlineLvl w:val="1"/>
     </w:pPr>
     <w:rPr>
-      <w:rFonts w:asciiTheme="majorHAnsi" w:eastAsiaTheme="majorEastAsia" w:hAnsiTheme="majorHAnsi" w:cstheme="majorBidi"/>
+      <w:rFonts w:ascii="Times New Roman" w:hAnsi="Times New Roman" w:eastAsia="Times New Roman" w:cs="Times New Roman"/>
       <w:b/>
       <w:bCs/>
       <w:color w:val="4F81BD" w:themeColor="accent1"/>
-      <w:sz w:val="26"/>
-      <w:szCs w:val="26"/>
+      <w:sz w:val="24"/>
+      <w:szCs w:val="24"/>
     </w:rPr>
   </w:style>
   <w:style w:type="paragraph" w:styleId="Heading3">
@@ -16263,7 +16263,7 @@
       <w:outlineLvl w:val="2"/>
     </w:pPr>
     <w:rPr>
-      <w:rFonts w:asciiTheme="majorHAnsi" w:eastAsiaTheme="majorEastAsia" w:hAnsiTheme="majorHAnsi" w:cstheme="majorBidi"/>
+      <w:rFonts w:ascii="Times New Roman" w:hAnsi="Times New Roman" w:eastAsia="Times New Roman" w:cs="Times New Roman"/>
       <w:b/>
       <w:bCs/>
       <w:color w:val="4F81BD" w:themeColor="accent1"/>
@@ -16286,7 +16286,7 @@
       <w:outlineLvl w:val="3"/>
     </w:pPr>
     <w:rPr>
-      <w:rFonts w:asciiTheme="majorHAnsi" w:eastAsiaTheme="majorEastAsia" w:hAnsiTheme="majorHAnsi" w:cstheme="majorBidi"/>
+      <w:rFonts w:ascii="Times New Roman" w:hAnsi="Times New Roman" w:eastAsia="Times New Roman" w:cs="Times New Roman"/>
       <w:b/>
       <w:bCs/>
       <w:i/>
@@ -16311,7 +16311,7 @@
       <w:outlineLvl w:val="4"/>
     </w:pPr>
     <w:rPr>
-      <w:rFonts w:asciiTheme="majorHAnsi" w:eastAsiaTheme="majorEastAsia" w:hAnsiTheme="majorHAnsi" w:cstheme="majorBidi"/>
+      <w:rFonts w:ascii="Times New Roman" w:hAnsi="Times New Roman" w:eastAsia="Times New Roman" w:cs="Times New Roman"/>
       <w:color w:val="243F60" w:themeColor="accent1" w:themeShade="7F"/>
     </w:rPr>
   </w:style>
@@ -16332,7 +16332,7 @@
       <w:outlineLvl w:val="5"/>
     </w:pPr>
     <w:rPr>
-      <w:rFonts w:asciiTheme="majorHAnsi" w:eastAsiaTheme="majorEastAsia" w:hAnsiTheme="majorHAnsi" w:cstheme="majorBidi"/>
+      <w:rFonts w:ascii="Times New Roman" w:hAnsi="Times New Roman" w:eastAsia="Times New Roman" w:cs="Times New Roman"/>
       <w:i/>
       <w:iCs/>
       <w:color w:val="243F60" w:themeColor="accent1" w:themeShade="7F"/>
@@ -16355,7 +16355,7 @@
       <w:outlineLvl w:val="6"/>
     </w:pPr>
     <w:rPr>
-      <w:rFonts w:asciiTheme="majorHAnsi" w:eastAsiaTheme="majorEastAsia" w:hAnsiTheme="majorHAnsi" w:cstheme="majorBidi"/>
+      <w:rFonts w:ascii="Times New Roman" w:hAnsi="Times New Roman" w:eastAsia="Times New Roman" w:cs="Times New Roman"/>
       <w:i/>
       <w:iCs/>
       <w:color w:val="404040" w:themeColor="text1" w:themeTint="BF"/>
@@ -16378,10 +16378,10 @@
       <w:outlineLvl w:val="7"/>
     </w:pPr>
     <w:rPr>
-      <w:rFonts w:asciiTheme="majorHAnsi" w:eastAsiaTheme="majorEastAsia" w:hAnsiTheme="majorHAnsi" w:cstheme="majorBidi"/>
+      <w:rFonts w:ascii="Times New Roman" w:hAnsi="Times New Roman" w:eastAsia="Times New Roman" w:cs="Times New Roman"/>
       <w:color w:val="4F81BD" w:themeColor="accent1"/>
-      <w:sz w:val="20"/>
-      <w:szCs w:val="20"/>
+      <w:sz w:val="24"/>
+      <w:szCs w:val="24"/>
     </w:rPr>
   </w:style>
   <w:style w:type="paragraph" w:styleId="Heading9">
@@ -16401,12 +16401,12 @@
       <w:outlineLvl w:val="8"/>
     </w:pPr>
     <w:rPr>
-      <w:rFonts w:asciiTheme="majorHAnsi" w:eastAsiaTheme="majorEastAsia" w:hAnsiTheme="majorHAnsi" w:cstheme="majorBidi"/>
+      <w:rFonts w:ascii="Times New Roman" w:hAnsi="Times New Roman" w:eastAsia="Times New Roman" w:cs="Times New Roman"/>
       <w:i/>
       <w:iCs/>
       <w:color w:val="404040" w:themeColor="text1" w:themeTint="BF"/>
-      <w:sz w:val="20"/>
-      <w:szCs w:val="20"/>
+      <w:sz w:val="24"/>
+      <w:szCs w:val="24"/>
     </w:rPr>
   </w:style>
   <w:style w:type="character" w:default="1" w:styleId="DefaultParagraphFont">
@@ -16452,12 +16452,12 @@
     <w:uiPriority w:val="9"/>
     <w:rsid w:val="00FC693F"/>
     <w:rPr>
-      <w:rFonts w:asciiTheme="majorHAnsi" w:eastAsiaTheme="majorEastAsia" w:hAnsiTheme="majorHAnsi" w:cstheme="majorBidi"/>
+      <w:rFonts w:ascii="Times New Roman" w:hAnsi="Times New Roman" w:eastAsia="Times New Roman" w:cs="Times New Roman"/>
       <w:b/>
       <w:bCs/>
       <w:color w:val="365F91" w:themeColor="accent1" w:themeShade="BF"/>
-      <w:sz w:val="28"/>
-      <w:szCs w:val="28"/>
+      <w:sz w:val="24"/>
+      <w:szCs w:val="24"/>
     </w:rPr>
   </w:style>
   <w:style w:type="character" w:customStyle="1" w:styleId="Heading2Char">
@@ -16467,12 +16467,12 @@
     <w:uiPriority w:val="9"/>
     <w:rsid w:val="00FC693F"/>
     <w:rPr>
-      <w:rFonts w:asciiTheme="majorHAnsi" w:eastAsiaTheme="majorEastAsia" w:hAnsiTheme="majorHAnsi" w:cstheme="majorBidi"/>
+      <w:rFonts w:ascii="Times New Roman" w:hAnsi="Times New Roman" w:eastAsia="Times New Roman" w:cs="Times New Roman"/>
       <w:b/>
       <w:bCs/>
       <w:color w:val="4F81BD" w:themeColor="accent1"/>
-      <w:sz w:val="26"/>
-      <w:szCs w:val="26"/>
+      <w:sz w:val="24"/>
+      <w:szCs w:val="24"/>
     </w:rPr>
   </w:style>
   <w:style w:type="character" w:customStyle="1" w:styleId="Heading3Char">
@@ -16482,7 +16482,7 @@
     <w:uiPriority w:val="9"/>
     <w:rsid w:val="00FC693F"/>
     <w:rPr>
-      <w:rFonts w:asciiTheme="majorHAnsi" w:eastAsiaTheme="majorEastAsia" w:hAnsiTheme="majorHAnsi" w:cstheme="majorBidi"/>
+      <w:rFonts w:ascii="Times New Roman" w:hAnsi="Times New Roman" w:eastAsia="Times New Roman" w:cs="Times New Roman"/>
       <w:b/>
       <w:bCs/>
       <w:color w:val="4F81BD" w:themeColor="accent1"/>
@@ -16504,12 +16504,12 @@
       <w:contextualSpacing/>
     </w:pPr>
     <w:rPr>
-      <w:rFonts w:asciiTheme="majorHAnsi" w:eastAsiaTheme="majorEastAsia" w:hAnsiTheme="majorHAnsi" w:cstheme="majorBidi"/>
+      <w:rFonts w:ascii="Times New Roman" w:hAnsi="Times New Roman" w:eastAsia="Times New Roman" w:cs="Times New Roman"/>
       <w:color w:val="17365D" w:themeColor="text2" w:themeShade="BF"/>
       <w:spacing w:val="5"/>
       <w:kern w:val="28"/>
-      <w:sz w:val="52"/>
-      <w:szCs w:val="52"/>
+      <w:sz w:val="24"/>
+      <w:szCs w:val="24"/>
     </w:rPr>
   </w:style>
   <w:style w:type="character" w:customStyle="1" w:styleId="TitleChar">
@@ -16519,12 +16519,12 @@
     <w:uiPriority w:val="10"/>
     <w:rsid w:val="00FC693F"/>
     <w:rPr>
-      <w:rFonts w:asciiTheme="majorHAnsi" w:eastAsiaTheme="majorEastAsia" w:hAnsiTheme="majorHAnsi" w:cstheme="majorBidi"/>
+      <w:rFonts w:ascii="Times New Roman" w:hAnsi="Times New Roman" w:eastAsia="Times New Roman" w:cs="Times New Roman"/>
       <w:color w:val="17365D" w:themeColor="text2" w:themeShade="BF"/>
       <w:spacing w:val="5"/>
       <w:kern w:val="28"/>
-      <w:sz w:val="52"/>
-      <w:szCs w:val="52"/>
+      <w:sz w:val="24"/>
+      <w:szCs w:val="24"/>
     </w:rPr>
   </w:style>
   <w:style w:type="paragraph" w:styleId="Subtitle">
@@ -16541,7 +16541,7 @@
       </w:numPr>
     </w:pPr>
     <w:rPr>
-      <w:rFonts w:asciiTheme="majorHAnsi" w:eastAsiaTheme="majorEastAsia" w:hAnsiTheme="majorHAnsi" w:cstheme="majorBidi"/>
+      <w:rFonts w:ascii="Times New Roman" w:hAnsi="Times New Roman" w:eastAsia="Times New Roman" w:cs="Times New Roman"/>
       <w:i/>
       <w:iCs/>
       <w:color w:val="4F81BD" w:themeColor="accent1"/>
@@ -16557,7 +16557,7 @@
     <w:uiPriority w:val="11"/>
     <w:rsid w:val="00FC693F"/>
     <w:rPr>
-      <w:rFonts w:asciiTheme="majorHAnsi" w:eastAsiaTheme="majorEastAsia" w:hAnsiTheme="majorHAnsi" w:cstheme="majorBidi"/>
+      <w:rFonts w:ascii="Times New Roman" w:hAnsi="Times New Roman" w:eastAsia="Times New Roman" w:cs="Times New Roman"/>
       <w:i/>
       <w:iCs/>
       <w:color w:val="4F81BD" w:themeColor="accent1"/>
@@ -16624,8 +16624,8 @@
       <w:spacing w:after="120"/>
     </w:pPr>
     <w:rPr>
-      <w:sz w:val="16"/>
-      <w:szCs w:val="16"/>
+      <w:sz w:val="24"/>
+      <w:szCs w:val="24"/>
     </w:rPr>
   </w:style>
   <w:style w:type="character" w:customStyle="1" w:styleId="BodyText3Char">
@@ -16635,8 +16635,8 @@
     <w:uiPriority w:val="99"/>
     <w:rsid w:val="00AA1D8D"/>
     <w:rPr>
-      <w:sz w:val="16"/>
-      <w:szCs w:val="16"/>
+      <w:sz w:val="24"/>
+      <w:szCs w:val="24"/>
     </w:rPr>
   </w:style>
   <w:style w:type="paragraph" w:styleId="List">
@@ -16804,9 +16804,9 @@
       </w:tabs>
     </w:pPr>
     <w:rPr>
-      <w:rFonts w:ascii="Courier" w:hAnsi="Courier"/>
-      <w:sz w:val="20"/>
-      <w:szCs w:val="20"/>
+      <w:rFonts w:ascii="Times New Roman" w:hAnsi="Times New Roman" w:eastAsia="Times New Roman" w:cs="Times New Roman"/>
+      <w:sz w:val="24"/>
+      <w:szCs w:val="24"/>
     </w:rPr>
   </w:style>
   <w:style w:type="character" w:customStyle="1" w:styleId="MacroTextChar">
@@ -16816,9 +16816,9 @@
     <w:uiPriority w:val="99"/>
     <w:rsid w:val="0029639D"/>
     <w:rPr>
-      <w:rFonts w:ascii="Courier" w:hAnsi="Courier"/>
-      <w:sz w:val="20"/>
-      <w:szCs w:val="20"/>
+      <w:rFonts w:ascii="Times New Roman" w:hAnsi="Times New Roman" w:eastAsia="Times New Roman" w:cs="Times New Roman"/>
+      <w:sz w:val="24"/>
+      <w:szCs w:val="24"/>
     </w:rPr>
   </w:style>
   <w:style w:type="paragraph" w:styleId="Quote">
@@ -16855,7 +16855,7 @@
     <w:semiHidden/>
     <w:rsid w:val="00FC693F"/>
     <w:rPr>
-      <w:rFonts w:asciiTheme="majorHAnsi" w:eastAsiaTheme="majorEastAsia" w:hAnsiTheme="majorHAnsi" w:cstheme="majorBidi"/>
+      <w:rFonts w:ascii="Times New Roman" w:hAnsi="Times New Roman" w:eastAsia="Times New Roman" w:cs="Times New Roman"/>
       <w:b/>
       <w:bCs/>
       <w:i/>
@@ -16871,7 +16871,7 @@
     <w:semiHidden/>
     <w:rsid w:val="00FC693F"/>
     <w:rPr>
-      <w:rFonts w:asciiTheme="majorHAnsi" w:eastAsiaTheme="majorEastAsia" w:hAnsiTheme="majorHAnsi" w:cstheme="majorBidi"/>
+      <w:rFonts w:ascii="Times New Roman" w:hAnsi="Times New Roman" w:eastAsia="Times New Roman" w:cs="Times New Roman"/>
       <w:color w:val="243F60" w:themeColor="accent1" w:themeShade="7F"/>
     </w:rPr>
   </w:style>
@@ -16883,7 +16883,7 @@
     <w:semiHidden/>
     <w:rsid w:val="00FC693F"/>
     <w:rPr>
-      <w:rFonts w:asciiTheme="majorHAnsi" w:eastAsiaTheme="majorEastAsia" w:hAnsiTheme="majorHAnsi" w:cstheme="majorBidi"/>
+      <w:rFonts w:ascii="Times New Roman" w:hAnsi="Times New Roman" w:eastAsia="Times New Roman" w:cs="Times New Roman"/>
       <w:i/>
       <w:iCs/>
       <w:color w:val="243F60" w:themeColor="accent1" w:themeShade="7F"/>
@@ -16897,7 +16897,7 @@
     <w:semiHidden/>
     <w:rsid w:val="00FC693F"/>
     <w:rPr>
-      <w:rFonts w:asciiTheme="majorHAnsi" w:eastAsiaTheme="majorEastAsia" w:hAnsiTheme="majorHAnsi" w:cstheme="majorBidi"/>
+      <w:rFonts w:ascii="Times New Roman" w:hAnsi="Times New Roman" w:eastAsia="Times New Roman" w:cs="Times New Roman"/>
       <w:i/>
       <w:iCs/>
       <w:color w:val="404040" w:themeColor="text1" w:themeTint="BF"/>
@@ -16911,10 +16911,10 @@
     <w:semiHidden/>
     <w:rsid w:val="00FC693F"/>
     <w:rPr>
-      <w:rFonts w:asciiTheme="majorHAnsi" w:eastAsiaTheme="majorEastAsia" w:hAnsiTheme="majorHAnsi" w:cstheme="majorBidi"/>
+      <w:rFonts w:ascii="Times New Roman" w:hAnsi="Times New Roman" w:eastAsia="Times New Roman" w:cs="Times New Roman"/>
       <w:color w:val="4F81BD" w:themeColor="accent1"/>
-      <w:sz w:val="20"/>
-      <w:szCs w:val="20"/>
+      <w:sz w:val="24"/>
+      <w:szCs w:val="24"/>
     </w:rPr>
   </w:style>
   <w:style w:type="character" w:customStyle="1" w:styleId="Heading9Char">
@@ -16925,12 +16925,12 @@
     <w:semiHidden/>
     <w:rsid w:val="00FC693F"/>
     <w:rPr>
-      <w:rFonts w:asciiTheme="majorHAnsi" w:eastAsiaTheme="majorEastAsia" w:hAnsiTheme="majorHAnsi" w:cstheme="majorBidi"/>
+      <w:rFonts w:ascii="Times New Roman" w:hAnsi="Times New Roman" w:eastAsia="Times New Roman" w:cs="Times New Roman"/>
       <w:i/>
       <w:iCs/>
       <w:color w:val="404040" w:themeColor="text1" w:themeTint="BF"/>
-      <w:sz w:val="20"/>
-      <w:szCs w:val="20"/>
+      <w:sz w:val="24"/>
+      <w:szCs w:val="24"/>
     </w:rPr>
   </w:style>
   <w:style w:type="paragraph" w:styleId="Caption">
@@ -16949,8 +16949,8 @@
       <w:b/>
       <w:bCs/>
       <w:color w:val="4F81BD" w:themeColor="accent1"/>
-      <w:sz w:val="18"/>
-      <w:szCs w:val="18"/>
+      <w:sz w:val="24"/>
+      <w:szCs w:val="24"/>
     </w:rPr>
   </w:style>
   <w:style w:type="character" w:styleId="Strong">
@@ -18514,7 +18514,7 @@
         <w:spacing w:before="0" w:after="0" w:line="240" w:lineRule="auto"/>
       </w:pPr>
       <w:rPr>
-        <w:rFonts w:asciiTheme="majorHAnsi" w:eastAsiaTheme="majorEastAsia" w:hAnsiTheme="majorHAnsi" w:cstheme="majorBidi"/>
+        <w:rFonts w:ascii="Times New Roman" w:hAnsi="Times New Roman" w:eastAsia="Times New Roman" w:cs="Times New Roman"/>
         <w:b/>
         <w:bCs/>
       </w:rPr>
@@ -18535,7 +18535,7 @@
         <w:spacing w:before="0" w:after="0" w:line="240" w:lineRule="auto"/>
       </w:pPr>
       <w:rPr>
-        <w:rFonts w:asciiTheme="majorHAnsi" w:eastAsiaTheme="majorEastAsia" w:hAnsiTheme="majorHAnsi" w:cstheme="majorBidi"/>
+        <w:rFonts w:ascii="Times New Roman" w:hAnsi="Times New Roman" w:eastAsia="Times New Roman" w:cs="Times New Roman"/>
         <w:b/>
         <w:bCs/>
       </w:rPr>
@@ -18553,14 +18553,14 @@
     </w:tblStylePr>
     <w:tblStylePr w:type="firstCol">
       <w:rPr>
-        <w:rFonts w:asciiTheme="majorHAnsi" w:eastAsiaTheme="majorEastAsia" w:hAnsiTheme="majorHAnsi" w:cstheme="majorBidi"/>
+        <w:rFonts w:ascii="Times New Roman" w:hAnsi="Times New Roman" w:eastAsia="Times New Roman" w:cs="Times New Roman"/>
         <w:b/>
         <w:bCs/>
       </w:rPr>
     </w:tblStylePr>
     <w:tblStylePr w:type="lastCol">
       <w:rPr>
-        <w:rFonts w:asciiTheme="majorHAnsi" w:eastAsiaTheme="majorEastAsia" w:hAnsiTheme="majorHAnsi" w:cstheme="majorBidi"/>
+        <w:rFonts w:ascii="Times New Roman" w:hAnsi="Times New Roman" w:eastAsia="Times New Roman" w:cs="Times New Roman"/>
         <w:b/>
         <w:bCs/>
       </w:rPr>
@@ -18644,7 +18644,7 @@
         <w:spacing w:before="0" w:after="0" w:line="240" w:lineRule="auto"/>
       </w:pPr>
       <w:rPr>
-        <w:rFonts w:asciiTheme="majorHAnsi" w:eastAsiaTheme="majorEastAsia" w:hAnsiTheme="majorHAnsi" w:cstheme="majorBidi"/>
+        <w:rFonts w:ascii="Times New Roman" w:hAnsi="Times New Roman" w:eastAsia="Times New Roman" w:cs="Times New Roman"/>
         <w:b/>
         <w:bCs/>
       </w:rPr>
@@ -18665,7 +18665,7 @@
         <w:spacing w:before="0" w:after="0" w:line="240" w:lineRule="auto"/>
       </w:pPr>
       <w:rPr>
-        <w:rFonts w:asciiTheme="majorHAnsi" w:eastAsiaTheme="majorEastAsia" w:hAnsiTheme="majorHAnsi" w:cstheme="majorBidi"/>
+        <w:rFonts w:ascii="Times New Roman" w:hAnsi="Times New Roman" w:eastAsia="Times New Roman" w:cs="Times New Roman"/>
         <w:b/>
         <w:bCs/>
       </w:rPr>
@@ -18683,14 +18683,14 @@
     </w:tblStylePr>
     <w:tblStylePr w:type="firstCol">
       <w:rPr>
-        <w:rFonts w:asciiTheme="majorHAnsi" w:eastAsiaTheme="majorEastAsia" w:hAnsiTheme="majorHAnsi" w:cstheme="majorBidi"/>
+        <w:rFonts w:ascii="Times New Roman" w:hAnsi="Times New Roman" w:eastAsia="Times New Roman" w:cs="Times New Roman"/>
         <w:b/>
         <w:bCs/>
       </w:rPr>
     </w:tblStylePr>
     <w:tblStylePr w:type="lastCol">
       <w:rPr>
-        <w:rFonts w:asciiTheme="majorHAnsi" w:eastAsiaTheme="majorEastAsia" w:hAnsiTheme="majorHAnsi" w:cstheme="majorBidi"/>
+        <w:rFonts w:ascii="Times New Roman" w:hAnsi="Times New Roman" w:eastAsia="Times New Roman" w:cs="Times New Roman"/>
         <w:b/>
         <w:bCs/>
       </w:rPr>
@@ -18774,7 +18774,7 @@
         <w:spacing w:before="0" w:after="0" w:line="240" w:lineRule="auto"/>
       </w:pPr>
       <w:rPr>
-        <w:rFonts w:asciiTheme="majorHAnsi" w:eastAsiaTheme="majorEastAsia" w:hAnsiTheme="majorHAnsi" w:cstheme="majorBidi"/>
+        <w:rFonts w:ascii="Times New Roman" w:hAnsi="Times New Roman" w:eastAsia="Times New Roman" w:cs="Times New Roman"/>
         <w:b/>
         <w:bCs/>
       </w:rPr>
@@ -18795,7 +18795,7 @@
         <w:spacing w:before="0" w:after="0" w:line="240" w:lineRule="auto"/>
       </w:pPr>
       <w:rPr>
-        <w:rFonts w:asciiTheme="majorHAnsi" w:eastAsiaTheme="majorEastAsia" w:hAnsiTheme="majorHAnsi" w:cstheme="majorBidi"/>
+        <w:rFonts w:ascii="Times New Roman" w:hAnsi="Times New Roman" w:eastAsia="Times New Roman" w:cs="Times New Roman"/>
         <w:b/>
         <w:bCs/>
       </w:rPr>
@@ -18813,14 +18813,14 @@
     </w:tblStylePr>
     <w:tblStylePr w:type="firstCol">
       <w:rPr>
-        <w:rFonts w:asciiTheme="majorHAnsi" w:eastAsiaTheme="majorEastAsia" w:hAnsiTheme="majorHAnsi" w:cstheme="majorBidi"/>
+        <w:rFonts w:ascii="Times New Roman" w:hAnsi="Times New Roman" w:eastAsia="Times New Roman" w:cs="Times New Roman"/>
         <w:b/>
         <w:bCs/>
       </w:rPr>
     </w:tblStylePr>
     <w:tblStylePr w:type="lastCol">
       <w:rPr>
-        <w:rFonts w:asciiTheme="majorHAnsi" w:eastAsiaTheme="majorEastAsia" w:hAnsiTheme="majorHAnsi" w:cstheme="majorBidi"/>
+        <w:rFonts w:ascii="Times New Roman" w:hAnsi="Times New Roman" w:eastAsia="Times New Roman" w:cs="Times New Roman"/>
         <w:b/>
         <w:bCs/>
       </w:rPr>
@@ -18904,7 +18904,7 @@
         <w:spacing w:before="0" w:after="0" w:line="240" w:lineRule="auto"/>
       </w:pPr>
       <w:rPr>
-        <w:rFonts w:asciiTheme="majorHAnsi" w:eastAsiaTheme="majorEastAsia" w:hAnsiTheme="majorHAnsi" w:cstheme="majorBidi"/>
+        <w:rFonts w:ascii="Times New Roman" w:hAnsi="Times New Roman" w:eastAsia="Times New Roman" w:cs="Times New Roman"/>
         <w:b/>
         <w:bCs/>
       </w:rPr>
@@ -18925,7 +18925,7 @@
         <w:spacing w:before="0" w:after="0" w:line="240" w:lineRule="auto"/>
       </w:pPr>
       <w:rPr>
-        <w:rFonts w:asciiTheme="majorHAnsi" w:eastAsiaTheme="majorEastAsia" w:hAnsiTheme="majorHAnsi" w:cstheme="majorBidi"/>
+        <w:rFonts w:ascii="Times New Roman" w:hAnsi="Times New Roman" w:eastAsia="Times New Roman" w:cs="Times New Roman"/>
         <w:b/>
         <w:bCs/>
       </w:rPr>
@@ -18943,14 +18943,14 @@
     </w:tblStylePr>
     <w:tblStylePr w:type="firstCol">
       <w:rPr>
-        <w:rFonts w:asciiTheme="majorHAnsi" w:eastAsiaTheme="majorEastAsia" w:hAnsiTheme="majorHAnsi" w:cstheme="majorBidi"/>
+        <w:rFonts w:ascii="Times New Roman" w:hAnsi="Times New Roman" w:eastAsia="Times New Roman" w:cs="Times New Roman"/>
         <w:b/>
         <w:bCs/>
       </w:rPr>
     </w:tblStylePr>
     <w:tblStylePr w:type="lastCol">
       <w:rPr>
-        <w:rFonts w:asciiTheme="majorHAnsi" w:eastAsiaTheme="majorEastAsia" w:hAnsiTheme="majorHAnsi" w:cstheme="majorBidi"/>
+        <w:rFonts w:ascii="Times New Roman" w:hAnsi="Times New Roman" w:eastAsia="Times New Roman" w:cs="Times New Roman"/>
         <w:b/>
         <w:bCs/>
       </w:rPr>
@@ -19034,7 +19034,7 @@
         <w:spacing w:before="0" w:after="0" w:line="240" w:lineRule="auto"/>
       </w:pPr>
       <w:rPr>
-        <w:rFonts w:asciiTheme="majorHAnsi" w:eastAsiaTheme="majorEastAsia" w:hAnsiTheme="majorHAnsi" w:cstheme="majorBidi"/>
+        <w:rFonts w:ascii="Times New Roman" w:hAnsi="Times New Roman" w:eastAsia="Times New Roman" w:cs="Times New Roman"/>
         <w:b/>
         <w:bCs/>
       </w:rPr>
@@ -19055,7 +19055,7 @@
         <w:spacing w:before="0" w:after="0" w:line="240" w:lineRule="auto"/>
       </w:pPr>
       <w:rPr>
-        <w:rFonts w:asciiTheme="majorHAnsi" w:eastAsiaTheme="majorEastAsia" w:hAnsiTheme="majorHAnsi" w:cstheme="majorBidi"/>
+        <w:rFonts w:ascii="Times New Roman" w:hAnsi="Times New Roman" w:eastAsia="Times New Roman" w:cs="Times New Roman"/>
         <w:b/>
         <w:bCs/>
       </w:rPr>
@@ -19073,14 +19073,14 @@
     </w:tblStylePr>
     <w:tblStylePr w:type="firstCol">
       <w:rPr>
-        <w:rFonts w:asciiTheme="majorHAnsi" w:eastAsiaTheme="majorEastAsia" w:hAnsiTheme="majorHAnsi" w:cstheme="majorBidi"/>
+        <w:rFonts w:ascii="Times New Roman" w:hAnsi="Times New Roman" w:eastAsia="Times New Roman" w:cs="Times New Roman"/>
         <w:b/>
         <w:bCs/>
       </w:rPr>
     </w:tblStylePr>
     <w:tblStylePr w:type="lastCol">
       <w:rPr>
-        <w:rFonts w:asciiTheme="majorHAnsi" w:eastAsiaTheme="majorEastAsia" w:hAnsiTheme="majorHAnsi" w:cstheme="majorBidi"/>
+        <w:rFonts w:ascii="Times New Roman" w:hAnsi="Times New Roman" w:eastAsia="Times New Roman" w:cs="Times New Roman"/>
         <w:b/>
         <w:bCs/>
       </w:rPr>
@@ -19164,7 +19164,7 @@
         <w:spacing w:before="0" w:after="0" w:line="240" w:lineRule="auto"/>
       </w:pPr>
       <w:rPr>
-        <w:rFonts w:asciiTheme="majorHAnsi" w:eastAsiaTheme="majorEastAsia" w:hAnsiTheme="majorHAnsi" w:cstheme="majorBidi"/>
+        <w:rFonts w:ascii="Times New Roman" w:hAnsi="Times New Roman" w:eastAsia="Times New Roman" w:cs="Times New Roman"/>
         <w:b/>
         <w:bCs/>
       </w:rPr>
@@ -19185,7 +19185,7 @@
         <w:spacing w:before="0" w:after="0" w:line="240" w:lineRule="auto"/>
       </w:pPr>
       <w:rPr>
-        <w:rFonts w:asciiTheme="majorHAnsi" w:eastAsiaTheme="majorEastAsia" w:hAnsiTheme="majorHAnsi" w:cstheme="majorBidi"/>
+        <w:rFonts w:ascii="Times New Roman" w:hAnsi="Times New Roman" w:eastAsia="Times New Roman" w:cs="Times New Roman"/>
         <w:b/>
         <w:bCs/>
       </w:rPr>
@@ -19203,14 +19203,14 @@
     </w:tblStylePr>
     <w:tblStylePr w:type="firstCol">
       <w:rPr>
-        <w:rFonts w:asciiTheme="majorHAnsi" w:eastAsiaTheme="majorEastAsia" w:hAnsiTheme="majorHAnsi" w:cstheme="majorBidi"/>
+        <w:rFonts w:ascii="Times New Roman" w:hAnsi="Times New Roman" w:eastAsia="Times New Roman" w:cs="Times New Roman"/>
         <w:b/>
         <w:bCs/>
       </w:rPr>
     </w:tblStylePr>
     <w:tblStylePr w:type="lastCol">
       <w:rPr>
-        <w:rFonts w:asciiTheme="majorHAnsi" w:eastAsiaTheme="majorEastAsia" w:hAnsiTheme="majorHAnsi" w:cstheme="majorBidi"/>
+        <w:rFonts w:ascii="Times New Roman" w:hAnsi="Times New Roman" w:eastAsia="Times New Roman" w:cs="Times New Roman"/>
         <w:b/>
         <w:bCs/>
       </w:rPr>
@@ -19294,7 +19294,7 @@
         <w:spacing w:before="0" w:after="0" w:line="240" w:lineRule="auto"/>
       </w:pPr>
       <w:rPr>
-        <w:rFonts w:asciiTheme="majorHAnsi" w:eastAsiaTheme="majorEastAsia" w:hAnsiTheme="majorHAnsi" w:cstheme="majorBidi"/>
+        <w:rFonts w:ascii="Times New Roman" w:hAnsi="Times New Roman" w:eastAsia="Times New Roman" w:cs="Times New Roman"/>
         <w:b/>
         <w:bCs/>
       </w:rPr>
@@ -19315,7 +19315,7 @@
         <w:spacing w:before="0" w:after="0" w:line="240" w:lineRule="auto"/>
       </w:pPr>
       <w:rPr>
-        <w:rFonts w:asciiTheme="majorHAnsi" w:eastAsiaTheme="majorEastAsia" w:hAnsiTheme="majorHAnsi" w:cstheme="majorBidi"/>
+        <w:rFonts w:ascii="Times New Roman" w:hAnsi="Times New Roman" w:eastAsia="Times New Roman" w:cs="Times New Roman"/>
         <w:b/>
         <w:bCs/>
       </w:rPr>
@@ -19333,14 +19333,14 @@
     </w:tblStylePr>
     <w:tblStylePr w:type="firstCol">
       <w:rPr>
-        <w:rFonts w:asciiTheme="majorHAnsi" w:eastAsiaTheme="majorEastAsia" w:hAnsiTheme="majorHAnsi" w:cstheme="majorBidi"/>
+        <w:rFonts w:ascii="Times New Roman" w:hAnsi="Times New Roman" w:eastAsia="Times New Roman" w:cs="Times New Roman"/>
         <w:b/>
         <w:bCs/>
       </w:rPr>
     </w:tblStylePr>
     <w:tblStylePr w:type="lastCol">
       <w:rPr>
-        <w:rFonts w:asciiTheme="majorHAnsi" w:eastAsiaTheme="majorEastAsia" w:hAnsiTheme="majorHAnsi" w:cstheme="majorBidi"/>
+        <w:rFonts w:ascii="Times New Roman" w:hAnsi="Times New Roman" w:eastAsia="Times New Roman" w:cs="Times New Roman"/>
         <w:b/>
         <w:bCs/>
       </w:rPr>
@@ -21205,7 +21205,7 @@
     </w:tblPr>
     <w:tblStylePr w:type="firstRow">
       <w:rPr>
-        <w:rFonts w:asciiTheme="majorHAnsi" w:eastAsiaTheme="majorEastAsia" w:hAnsiTheme="majorHAnsi" w:cstheme="majorBidi"/>
+        <w:rFonts w:ascii="Times New Roman" w:hAnsi="Times New Roman" w:eastAsia="Times New Roman" w:cs="Times New Roman"/>
       </w:rPr>
       <w:tblPr/>
       <w:tcPr>
@@ -21289,7 +21289,7 @@
     </w:tblPr>
     <w:tblStylePr w:type="firstRow">
       <w:rPr>
-        <w:rFonts w:asciiTheme="majorHAnsi" w:eastAsiaTheme="majorEastAsia" w:hAnsiTheme="majorHAnsi" w:cstheme="majorBidi"/>
+        <w:rFonts w:ascii="Times New Roman" w:hAnsi="Times New Roman" w:eastAsia="Times New Roman" w:cs="Times New Roman"/>
       </w:rPr>
       <w:tblPr/>
       <w:tcPr>
@@ -21373,7 +21373,7 @@
     </w:tblPr>
     <w:tblStylePr w:type="firstRow">
       <w:rPr>
-        <w:rFonts w:asciiTheme="majorHAnsi" w:eastAsiaTheme="majorEastAsia" w:hAnsiTheme="majorHAnsi" w:cstheme="majorBidi"/>
+        <w:rFonts w:ascii="Times New Roman" w:hAnsi="Times New Roman" w:eastAsia="Times New Roman" w:cs="Times New Roman"/>
       </w:rPr>
       <w:tblPr/>
       <w:tcPr>
@@ -21457,7 +21457,7 @@
     </w:tblPr>
     <w:tblStylePr w:type="firstRow">
       <w:rPr>
-        <w:rFonts w:asciiTheme="majorHAnsi" w:eastAsiaTheme="majorEastAsia" w:hAnsiTheme="majorHAnsi" w:cstheme="majorBidi"/>
+        <w:rFonts w:ascii="Times New Roman" w:hAnsi="Times New Roman" w:eastAsia="Times New Roman" w:cs="Times New Roman"/>
       </w:rPr>
       <w:tblPr/>
       <w:tcPr>
@@ -21541,7 +21541,7 @@
     </w:tblPr>
     <w:tblStylePr w:type="firstRow">
       <w:rPr>
-        <w:rFonts w:asciiTheme="majorHAnsi" w:eastAsiaTheme="majorEastAsia" w:hAnsiTheme="majorHAnsi" w:cstheme="majorBidi"/>
+        <w:rFonts w:ascii="Times New Roman" w:hAnsi="Times New Roman" w:eastAsia="Times New Roman" w:cs="Times New Roman"/>
       </w:rPr>
       <w:tblPr/>
       <w:tcPr>
@@ -21625,7 +21625,7 @@
     </w:tblPr>
     <w:tblStylePr w:type="firstRow">
       <w:rPr>
-        <w:rFonts w:asciiTheme="majorHAnsi" w:eastAsiaTheme="majorEastAsia" w:hAnsiTheme="majorHAnsi" w:cstheme="majorBidi"/>
+        <w:rFonts w:ascii="Times New Roman" w:hAnsi="Times New Roman" w:eastAsia="Times New Roman" w:cs="Times New Roman"/>
       </w:rPr>
       <w:tblPr/>
       <w:tcPr>
@@ -21709,7 +21709,7 @@
     </w:tblPr>
     <w:tblStylePr w:type="firstRow">
       <w:rPr>
-        <w:rFonts w:asciiTheme="majorHAnsi" w:eastAsiaTheme="majorEastAsia" w:hAnsiTheme="majorHAnsi" w:cstheme="majorBidi"/>
+        <w:rFonts w:ascii="Times New Roman" w:hAnsi="Times New Roman" w:eastAsia="Times New Roman" w:cs="Times New Roman"/>
       </w:rPr>
       <w:tblPr/>
       <w:tcPr>
@@ -21774,7 +21774,7 @@
       <w:spacing w:after="0" w:line="240" w:lineRule="auto"/>
     </w:pPr>
     <w:rPr>
-      <w:rFonts w:asciiTheme="majorHAnsi" w:eastAsiaTheme="majorEastAsia" w:hAnsiTheme="majorHAnsi" w:cstheme="majorBidi"/>
+      <w:rFonts w:ascii="Times New Roman" w:hAnsi="Times New Roman" w:eastAsia="Times New Roman" w:cs="Times New Roman"/>
       <w:color w:val="000000" w:themeColor="text1"/>
     </w:rPr>
     <w:tblPr>
@@ -21902,7 +21902,7 @@
       <w:spacing w:after="0" w:line="240" w:lineRule="auto"/>
     </w:pPr>
     <w:rPr>
-      <w:rFonts w:asciiTheme="majorHAnsi" w:eastAsiaTheme="majorEastAsia" w:hAnsiTheme="majorHAnsi" w:cstheme="majorBidi"/>
+      <w:rFonts w:ascii="Times New Roman" w:hAnsi="Times New Roman" w:eastAsia="Times New Roman" w:cs="Times New Roman"/>
       <w:color w:val="000000" w:themeColor="text1"/>
     </w:rPr>
     <w:tblPr>
@@ -22030,7 +22030,7 @@
       <w:spacing w:after="0" w:line="240" w:lineRule="auto"/>
     </w:pPr>
     <w:rPr>
-      <w:rFonts w:asciiTheme="majorHAnsi" w:eastAsiaTheme="majorEastAsia" w:hAnsiTheme="majorHAnsi" w:cstheme="majorBidi"/>
+      <w:rFonts w:ascii="Times New Roman" w:hAnsi="Times New Roman" w:eastAsia="Times New Roman" w:cs="Times New Roman"/>
       <w:color w:val="000000" w:themeColor="text1"/>
     </w:rPr>
     <w:tblPr>
@@ -22158,7 +22158,7 @@
       <w:spacing w:after="0" w:line="240" w:lineRule="auto"/>
     </w:pPr>
     <w:rPr>
-      <w:rFonts w:asciiTheme="majorHAnsi" w:eastAsiaTheme="majorEastAsia" w:hAnsiTheme="majorHAnsi" w:cstheme="majorBidi"/>
+      <w:rFonts w:ascii="Times New Roman" w:hAnsi="Times New Roman" w:eastAsia="Times New Roman" w:cs="Times New Roman"/>
       <w:color w:val="000000" w:themeColor="text1"/>
     </w:rPr>
     <w:tblPr>
@@ -22286,7 +22286,7 @@
       <w:spacing w:after="0" w:line="240" w:lineRule="auto"/>
     </w:pPr>
     <w:rPr>
-      <w:rFonts w:asciiTheme="majorHAnsi" w:eastAsiaTheme="majorEastAsia" w:hAnsiTheme="majorHAnsi" w:cstheme="majorBidi"/>
+      <w:rFonts w:ascii="Times New Roman" w:hAnsi="Times New Roman" w:eastAsia="Times New Roman" w:cs="Times New Roman"/>
       <w:color w:val="000000" w:themeColor="text1"/>
     </w:rPr>
     <w:tblPr>
@@ -22414,7 +22414,7 @@
       <w:spacing w:after="0" w:line="240" w:lineRule="auto"/>
     </w:pPr>
     <w:rPr>
-      <w:rFonts w:asciiTheme="majorHAnsi" w:eastAsiaTheme="majorEastAsia" w:hAnsiTheme="majorHAnsi" w:cstheme="majorBidi"/>
+      <w:rFonts w:ascii="Times New Roman" w:hAnsi="Times New Roman" w:eastAsia="Times New Roman" w:cs="Times New Roman"/>
       <w:color w:val="000000" w:themeColor="text1"/>
     </w:rPr>
     <w:tblPr>
@@ -22542,7 +22542,7 @@
       <w:spacing w:after="0" w:line="240" w:lineRule="auto"/>
     </w:pPr>
     <w:rPr>
-      <w:rFonts w:asciiTheme="majorHAnsi" w:eastAsiaTheme="majorEastAsia" w:hAnsiTheme="majorHAnsi" w:cstheme="majorBidi"/>
+      <w:rFonts w:ascii="Times New Roman" w:hAnsi="Times New Roman" w:eastAsia="Times New Roman" w:cs="Times New Roman"/>
       <w:color w:val="000000" w:themeColor="text1"/>
     </w:rPr>
     <w:tblPr>
@@ -23181,7 +23181,7 @@
       <w:spacing w:after="0" w:line="240" w:lineRule="auto"/>
     </w:pPr>
     <w:rPr>
-      <w:rFonts w:asciiTheme="majorHAnsi" w:eastAsiaTheme="majorEastAsia" w:hAnsiTheme="majorHAnsi" w:cstheme="majorBidi"/>
+      <w:rFonts w:ascii="Times New Roman" w:hAnsi="Times New Roman" w:eastAsia="Times New Roman" w:cs="Times New Roman"/>
       <w:color w:val="000000" w:themeColor="text1"/>
     </w:rPr>
     <w:tblPr>
@@ -23306,7 +23306,7 @@
       <w:spacing w:after="0" w:line="240" w:lineRule="auto"/>
     </w:pPr>
     <w:rPr>
-      <w:rFonts w:asciiTheme="majorHAnsi" w:eastAsiaTheme="majorEastAsia" w:hAnsiTheme="majorHAnsi" w:cstheme="majorBidi"/>
+      <w:rFonts w:ascii="Times New Roman" w:hAnsi="Times New Roman" w:eastAsia="Times New Roman" w:cs="Times New Roman"/>
       <w:color w:val="000000" w:themeColor="text1"/>
     </w:rPr>
     <w:tblPr>
@@ -23431,7 +23431,7 @@
       <w:spacing w:after="0" w:line="240" w:lineRule="auto"/>
     </w:pPr>
     <w:rPr>
-      <w:rFonts w:asciiTheme="majorHAnsi" w:eastAsiaTheme="majorEastAsia" w:hAnsiTheme="majorHAnsi" w:cstheme="majorBidi"/>
+      <w:rFonts w:ascii="Times New Roman" w:hAnsi="Times New Roman" w:eastAsia="Times New Roman" w:cs="Times New Roman"/>
       <w:color w:val="000000" w:themeColor="text1"/>
     </w:rPr>
     <w:tblPr>
@@ -23556,7 +23556,7 @@
       <w:spacing w:after="0" w:line="240" w:lineRule="auto"/>
     </w:pPr>
     <w:rPr>
-      <w:rFonts w:asciiTheme="majorHAnsi" w:eastAsiaTheme="majorEastAsia" w:hAnsiTheme="majorHAnsi" w:cstheme="majorBidi"/>
+      <w:rFonts w:ascii="Times New Roman" w:hAnsi="Times New Roman" w:eastAsia="Times New Roman" w:cs="Times New Roman"/>
       <w:color w:val="000000" w:themeColor="text1"/>
     </w:rPr>
     <w:tblPr>
@@ -23681,7 +23681,7 @@
       <w:spacing w:after="0" w:line="240" w:lineRule="auto"/>
     </w:pPr>
     <w:rPr>
-      <w:rFonts w:asciiTheme="majorHAnsi" w:eastAsiaTheme="majorEastAsia" w:hAnsiTheme="majorHAnsi" w:cstheme="majorBidi"/>
+      <w:rFonts w:ascii="Times New Roman" w:hAnsi="Times New Roman" w:eastAsia="Times New Roman" w:cs="Times New Roman"/>
       <w:color w:val="000000" w:themeColor="text1"/>
     </w:rPr>
     <w:tblPr>
@@ -23806,7 +23806,7 @@
       <w:spacing w:after="0" w:line="240" w:lineRule="auto"/>
     </w:pPr>
     <w:rPr>
-      <w:rFonts w:asciiTheme="majorHAnsi" w:eastAsiaTheme="majorEastAsia" w:hAnsiTheme="majorHAnsi" w:cstheme="majorBidi"/>
+      <w:rFonts w:ascii="Times New Roman" w:hAnsi="Times New Roman" w:eastAsia="Times New Roman" w:cs="Times New Roman"/>
       <w:color w:val="000000" w:themeColor="text1"/>
     </w:rPr>
     <w:tblPr>
@@ -23931,7 +23931,7 @@
       <w:spacing w:after="0" w:line="240" w:lineRule="auto"/>
     </w:pPr>
     <w:rPr>
-      <w:rFonts w:asciiTheme="majorHAnsi" w:eastAsiaTheme="majorEastAsia" w:hAnsiTheme="majorHAnsi" w:cstheme="majorBidi"/>
+      <w:rFonts w:ascii="Times New Roman" w:hAnsi="Times New Roman" w:eastAsia="Times New Roman" w:cs="Times New Roman"/>
       <w:color w:val="000000" w:themeColor="text1"/>
     </w:rPr>
     <w:tblPr>
